--- a/Interior_Panels/Interior_Panels.docx
+++ b/Interior_Panels/Interior_Panels.docx
@@ -1,140 +1,154 @@
 
 <file path=word/document.xml><?xml version="1.0" encoding="utf-8"?>
-<w:document xmlns:wpc="http://schemas.microsoft.com/office/word/2010/wordprocessingCanvas" xmlns:cx="http://schemas.microsoft.com/office/drawing/2014/chartex" xmlns:cx1="http://schemas.microsoft.com/office/drawing/2015/9/8/chartex" xmlns:cx2="http://schemas.microsoft.com/office/drawing/2015/10/21/chartex" xmlns:cx3="http://schemas.microsoft.com/office/drawing/2016/5/9/chartex" xmlns:cx4="http://schemas.microsoft.com/office/drawing/2016/5/10/chartex" xmlns:cx5="http://schemas.microsoft.com/office/drawing/2016/5/11/chartex" xmlns:cx6="http://schemas.microsoft.com/office/drawing/2016/5/12/chartex" xmlns:cx7="http://schemas.microsoft.com/office/drawing/2016/5/13/chartex" xmlns:cx8="http://schemas.microsoft.com/office/drawing/2016/5/14/chartex" xmlns:mc="http://schemas.openxmlformats.org/markup-compatibility/2006" xmlns:aink="http://schemas.microsoft.com/office/drawing/2016/ink" xmlns:am3d="http://schemas.microsoft.com/office/drawing/2017/model3d" xmlns:o="urn:schemas-microsoft-com:office:office" xmlns:oel="http://schemas.microsoft.com/office/2019/extlst" xmlns:r="http://schemas.openxmlformats.org/officeDocument/2006/relationships" xmlns:m="http://schemas.openxmlformats.org/officeDocument/2006/math" xmlns:v="urn:schemas-microsoft-com:vml" xmlns:wp14="http://schemas.microsoft.com/office/word/2010/wordprocessingDrawing" xmlns:wp="http://schemas.openxmlformats.org/drawingml/2006/wordprocessingDrawing" xmlns:w10="urn:schemas-microsoft-com:office:word" xmlns:w="http://schemas.openxmlformats.org/wordprocessingml/2006/main" xmlns:w14="http://schemas.microsoft.com/office/word/2010/wordml" xmlns:w15="http://schemas.microsoft.com/office/word/2012/wordml" xmlns:w16cex="http://schemas.microsoft.com/office/word/2018/wordml/cex" xmlns:w16cid="http://schemas.microsoft.com/office/word/2016/wordml/cid" xmlns:w16="http://schemas.microsoft.com/office/word/2018/wordml" xmlns:w16du="http://schemas.microsoft.com/office/word/2023/wordml/word16du" xmlns:w16sdtdh="http://schemas.microsoft.com/office/word/2020/wordml/sdtdatahash" xmlns:w16sdtfl="http://schemas.microsoft.com/office/word/2024/wordml/sdtformatlock" xmlns:w16se="http://schemas.microsoft.com/office/word/2015/wordml/symex" xmlns:wpg="http://schemas.microsoft.com/office/word/2010/wordprocessingGroup" xmlns:wpi="http://schemas.microsoft.com/office/word/2010/wordprocessingInk" xmlns:wne="http://schemas.microsoft.com/office/word/2006/wordml" xmlns:wps="http://schemas.microsoft.com/office/word/2010/wordprocessingShape" mc:Ignorable="w14 w15 w16se w16cid w16 w16cex w16sdtdh w16sdtfl w16du wp14">
+<w:document xmlns:w="http://schemas.openxmlformats.org/wordprocessingml/2006/main" xmlns:m="http://schemas.openxmlformats.org/officeDocument/2006/math" xmlns:r="http://schemas.openxmlformats.org/officeDocument/2006/relationships" xmlns:o="urn:schemas-microsoft-com:office:office" xmlns:v="urn:schemas-microsoft-com:vml" xmlns:w10="urn:schemas-microsoft-com:office:word" xmlns:a="http://schemas.openxmlformats.org/drawingml/2006/main" xmlns:pic="http://schemas.openxmlformats.org/drawingml/2006/picture" xmlns:wp="http://schemas.openxmlformats.org/drawingml/2006/wordprocessingDrawing">
   <w:body>
+    <w:bookmarkStart w:id="20" w:name="interior-panels"/>
     <w:p>
       <w:pPr>
         <w:pStyle w:val="Heading1"/>
       </w:pPr>
-      <w:bookmarkStart w:id="0" w:name="interior-panels"/>
-      <w:r>
-        <w:t>INTERIOR PANELS</w:t>
-      </w:r>
-    </w:p>
-    <w:p>
-      <w:r>
-        <w:t>Tools and supplies</w:t>
-      </w:r>
-    </w:p>
-    <w:p>
-      <w:pPr>
-        <w:numPr>
-          <w:ilvl w:val="0"/>
-          <w:numId w:val="3"/>
-        </w:numPr>
-      </w:pPr>
-      <w:r>
-        <w:t>2 3-step ladders</w:t>
-      </w:r>
-    </w:p>
-    <w:p>
-      <w:pPr>
-        <w:numPr>
-          <w:ilvl w:val="0"/>
-          <w:numId w:val="3"/>
-        </w:numPr>
-      </w:pPr>
-      <w:r>
-        <w:t>2 Screw guns, with T25 bit</w:t>
-      </w:r>
-    </w:p>
-    <w:p>
-      <w:pPr>
-        <w:numPr>
-          <w:ilvl w:val="0"/>
-          <w:numId w:val="3"/>
-        </w:numPr>
-      </w:pPr>
-      <w:r>
-        <w:t>Power drill, with countersink bit</w:t>
-      </w:r>
-    </w:p>
-    <w:p>
-      <w:pPr>
-        <w:numPr>
-          <w:ilvl w:val="0"/>
-          <w:numId w:val="3"/>
-        </w:numPr>
-      </w:pPr>
-      <w:r>
-        <w:t>Pry bar</w:t>
-      </w:r>
-    </w:p>
-    <w:p>
-      <w:pPr>
-        <w:numPr>
-          <w:ilvl w:val="0"/>
-          <w:numId w:val="3"/>
-        </w:numPr>
-      </w:pPr>
-      <w:r>
-        <w:t>Pencil (to mark on ceiling and wall panels)</w:t>
-      </w:r>
-    </w:p>
-    <w:p>
-      <w:pPr>
-        <w:numPr>
-          <w:ilvl w:val="0"/>
-          <w:numId w:val="3"/>
-        </w:numPr>
-      </w:pPr>
-      <w:r>
-        <w:t>Funky Boards #3 &amp; #4 (T-bars for ceiling panels)</w:t>
-      </w:r>
-    </w:p>
-    <w:p>
-      <w:pPr>
-        <w:numPr>
-          <w:ilvl w:val="0"/>
-          <w:numId w:val="3"/>
-        </w:numPr>
-      </w:pPr>
-      <w:r>
-        <w:t>Screw pattern boards (42” and 84”)</w:t>
-      </w:r>
-    </w:p>
-    <w:p>
-      <w:pPr>
-        <w:numPr>
-          <w:ilvl w:val="0"/>
-          <w:numId w:val="3"/>
-        </w:numPr>
-      </w:pPr>
-      <w:r>
-        <w:t>A/C cutout locator jig</w:t>
-      </w:r>
-    </w:p>
-    <w:p>
-      <w:pPr>
-        <w:numPr>
-          <w:ilvl w:val="0"/>
-          <w:numId w:val="3"/>
-        </w:numPr>
-      </w:pPr>
-      <w:r>
-        <w:t>Work light</w:t>
-      </w:r>
-    </w:p>
-    <w:p>
-      <w:pPr>
-        <w:numPr>
-          <w:ilvl w:val="0"/>
-          <w:numId w:val="3"/>
-        </w:numPr>
-      </w:pPr>
-      <w:r>
-        <w:t>3” #10 screws (brown)</w:t>
-      </w:r>
-    </w:p>
-    <w:p>
-      <w:pPr>
-        <w:numPr>
-          <w:ilvl w:val="0"/>
-          <w:numId w:val="3"/>
-        </w:numPr>
-      </w:pPr>
-      <w:r>
-        <w:t>2” #8 screws (yellow)</w:t>
+      <w:r>
+        <w:t xml:space="preserve">INTERIOR PANELS</w:t>
+      </w:r>
+    </w:p>
+    <w:p>
+      <w:pPr>
+        <w:pStyle w:val="FirstParagraph"/>
+      </w:pPr>
+      <w:r>
+        <w:t xml:space="preserve">Tools and supplies</w:t>
+      </w:r>
+    </w:p>
+    <w:p>
+      <w:pPr>
+        <w:pStyle w:val="Compact"/>
+        <w:numPr>
+          <w:ilvl w:val="0"/>
+          <w:numId w:val="1001"/>
+        </w:numPr>
+      </w:pPr>
+      <w:r>
+        <w:t xml:space="preserve">2 3-step ladders</w:t>
+      </w:r>
+    </w:p>
+    <w:p>
+      <w:pPr>
+        <w:pStyle w:val="Compact"/>
+        <w:numPr>
+          <w:ilvl w:val="0"/>
+          <w:numId w:val="1001"/>
+        </w:numPr>
+      </w:pPr>
+      <w:r>
+        <w:t xml:space="preserve">2 Screw guns, with T25 bit</w:t>
+      </w:r>
+    </w:p>
+    <w:p>
+      <w:pPr>
+        <w:pStyle w:val="Compact"/>
+        <w:numPr>
+          <w:ilvl w:val="0"/>
+          <w:numId w:val="1001"/>
+        </w:numPr>
+      </w:pPr>
+      <w:r>
+        <w:t xml:space="preserve">Power drill, with countersink bit</w:t>
+      </w:r>
+    </w:p>
+    <w:p>
+      <w:pPr>
+        <w:pStyle w:val="Compact"/>
+        <w:numPr>
+          <w:ilvl w:val="0"/>
+          <w:numId w:val="1001"/>
+        </w:numPr>
+      </w:pPr>
+      <w:r>
+        <w:t xml:space="preserve">Pry bar</w:t>
+      </w:r>
+    </w:p>
+    <w:p>
+      <w:pPr>
+        <w:pStyle w:val="Compact"/>
+        <w:numPr>
+          <w:ilvl w:val="0"/>
+          <w:numId w:val="1001"/>
+        </w:numPr>
+      </w:pPr>
+      <w:r>
+        <w:t xml:space="preserve">Pencil (to mark on ceiling and wall panels)</w:t>
+      </w:r>
+    </w:p>
+    <w:p>
+      <w:pPr>
+        <w:pStyle w:val="Compact"/>
+        <w:numPr>
+          <w:ilvl w:val="0"/>
+          <w:numId w:val="1001"/>
+        </w:numPr>
+      </w:pPr>
+      <w:r>
+        <w:t xml:space="preserve">Funky Boards #3 &amp; #4 (T-bars for ceiling panels)</w:t>
+      </w:r>
+    </w:p>
+    <w:p>
+      <w:pPr>
+        <w:pStyle w:val="Compact"/>
+        <w:numPr>
+          <w:ilvl w:val="0"/>
+          <w:numId w:val="1001"/>
+        </w:numPr>
+      </w:pPr>
+      <w:r>
+        <w:t xml:space="preserve">Screw pattern boards (42” and 84”)</w:t>
+      </w:r>
+    </w:p>
+    <w:p>
+      <w:pPr>
+        <w:pStyle w:val="Compact"/>
+        <w:numPr>
+          <w:ilvl w:val="0"/>
+          <w:numId w:val="1001"/>
+        </w:numPr>
+      </w:pPr>
+      <w:r>
+        <w:t xml:space="preserve">A/C cutout locator jig</w:t>
+      </w:r>
+    </w:p>
+    <w:p>
+      <w:pPr>
+        <w:pStyle w:val="Compact"/>
+        <w:numPr>
+          <w:ilvl w:val="0"/>
+          <w:numId w:val="1001"/>
+        </w:numPr>
+      </w:pPr>
+      <w:r>
+        <w:t xml:space="preserve">Work light</w:t>
+      </w:r>
+    </w:p>
+    <w:p>
+      <w:pPr>
+        <w:pStyle w:val="Compact"/>
+        <w:numPr>
+          <w:ilvl w:val="0"/>
+          <w:numId w:val="1001"/>
+        </w:numPr>
+      </w:pPr>
+      <w:r>
+        <w:t xml:space="preserve">3” #10 screws (brown)</w:t>
+      </w:r>
+    </w:p>
+    <w:p>
+      <w:pPr>
+        <w:pStyle w:val="Compact"/>
+        <w:numPr>
+          <w:ilvl w:val="0"/>
+          <w:numId w:val="1001"/>
+        </w:numPr>
+      </w:pPr>
+      <w:r>
+        <w:t xml:space="preserve">2” #8 screws (yellow)</w:t>
       </w:r>
     </w:p>
     <w:p>
@@ -142,204 +156,272 @@
         <w:br w:type="page"/>
       </w:r>
     </w:p>
+    <w:bookmarkEnd w:id="20"/>
+    <w:bookmarkStart w:id="45" w:name="interior-panels-1"/>
     <w:p>
       <w:pPr>
         <w:pStyle w:val="Heading1"/>
       </w:pPr>
-      <w:bookmarkStart w:id="1" w:name="interior-panels-1"/>
-      <w:bookmarkEnd w:id="0"/>
-      <w:r>
-        <w:lastRenderedPageBreak/>
-        <w:t>INTERIOR PANELS</w:t>
-      </w:r>
-    </w:p>
-    <w:p>
-      <w:r>
-        <w:t>Make sure all insulation is installed including small spaces next to the door.</w:t>
-      </w:r>
-    </w:p>
-    <w:p>
-      <w:r>
-        <w:t>Make sure that the reference line is marked on the 2</w:t>
+      <w:r>
+        <w:t xml:space="preserve">INTERIOR PANELS</w:t>
+      </w:r>
+    </w:p>
+    <w:p>
+      <w:pPr>
+        <w:pStyle w:val="FirstParagraph"/>
+      </w:pPr>
+      <w:r>
+        <w:t xml:space="preserve">Make sure all insulation is installed including small spaces next to the</w:t>
+      </w:r>
+      <w:r>
+        <w:t xml:space="preserve"> </w:t>
+      </w:r>
+      <w:r>
+        <w:t xml:space="preserve">door.</w:t>
+      </w:r>
+    </w:p>
+    <w:p>
+      <w:pPr>
+        <w:pStyle w:val="BodyText"/>
+      </w:pPr>
+      <w:r>
+        <w:t xml:space="preserve">Make sure that the reference line is marked on the 2</w:t>
       </w:r>
       <w:r>
         <w:rPr>
           <w:vertAlign w:val="superscript"/>
         </w:rPr>
-        <w:t>nd</w:t>
-      </w:r>
-      <w:r>
-        <w:t xml:space="preserve"> stud and 2</w:t>
+        <w:t xml:space="preserve">nd</w:t>
+      </w:r>
+      <w:r>
+        <w:t xml:space="preserve"> </w:t>
+      </w:r>
+      <w:r>
+        <w:t xml:space="preserve">stud and 2</w:t>
       </w:r>
       <w:r>
         <w:rPr>
           <w:vertAlign w:val="superscript"/>
         </w:rPr>
-        <w:t>nd</w:t>
-      </w:r>
-      <w:r>
-        <w:t xml:space="preserve"> rafter back from the door. If not, mark these with felt-tip pen, using angle-iron guide.</w:t>
-      </w:r>
-    </w:p>
-    <w:p>
-      <w:r>
-        <w:t>Get the panel cart with all of the cut and labeled interior panels</w:t>
-      </w:r>
-    </w:p>
+        <w:t xml:space="preserve">nd</w:t>
+      </w:r>
+      <w:r>
+        <w:t xml:space="preserve"> </w:t>
+      </w:r>
+      <w:r>
+        <w:t xml:space="preserve">rafter back from the door. If not, mark these with felt-tip pen, using</w:t>
+      </w:r>
+      <w:r>
+        <w:t xml:space="preserve"> </w:t>
+      </w:r>
+      <w:r>
+        <w:t xml:space="preserve">angle-iron guide.</w:t>
+      </w:r>
+    </w:p>
+    <w:p>
+      <w:pPr>
+        <w:pStyle w:val="BodyText"/>
+      </w:pPr>
+      <w:r>
+        <w:t xml:space="preserve">Get the panel cart with all of the cut and labeled interior panels</w:t>
+      </w:r>
+    </w:p>
+    <w:bookmarkStart w:id="26" w:name="ceiling"/>
     <w:p>
       <w:pPr>
         <w:pStyle w:val="Heading2"/>
       </w:pPr>
-      <w:bookmarkStart w:id="2" w:name="ceiling"/>
-      <w:r>
-        <w:t>CEILING</w:t>
-      </w:r>
-    </w:p>
-    <w:p>
-      <w:r>
-        <w:t>Panels R1 &amp; R2 (two each)</w:t>
-      </w:r>
-    </w:p>
-    <w:p>
-      <w:pPr>
-        <w:numPr>
-          <w:ilvl w:val="0"/>
-          <w:numId w:val="4"/>
-        </w:numPr>
-      </w:pPr>
-      <w:r>
-        <w:t xml:space="preserve">Step 1 - </w:t>
-      </w:r>
+      <w:r>
+        <w:t xml:space="preserve">CEILING</w:t>
+      </w:r>
+    </w:p>
+    <w:p>
+      <w:pPr>
+        <w:pStyle w:val="FirstParagraph"/>
+      </w:pPr>
       <w:r>
         <w:rPr>
           <w:b/>
           <w:bCs/>
         </w:rPr>
-        <w:t>Pre-drill</w:t>
-      </w:r>
-      <w:r>
-        <w:t xml:space="preserve"> (this is important)</w:t>
-      </w:r>
-      <w:r>
-        <w:br/>
-        <w:t>— drill ~1/2 to 3/4 inch from the edge</w:t>
-      </w:r>
-      <w:r>
-        <w:br/>
-        <w:t>— slant drill slightly to the outside edge</w:t>
-      </w:r>
-    </w:p>
-    <w:p>
-      <w:pPr>
-        <w:numPr>
-          <w:ilvl w:val="0"/>
-          <w:numId w:val="4"/>
-        </w:numPr>
-      </w:pPr>
-      <w:r>
-        <w:t xml:space="preserve">Step 2 - Pre-set </w:t>
+        <w:t xml:space="preserve">Use pencil only to mark on panels. Ink markers cannot be painted over very easily.</w:t>
+      </w:r>
+    </w:p>
+    <w:p>
+      <w:pPr>
+        <w:pStyle w:val="BodyText"/>
+      </w:pPr>
+      <w:r>
+        <w:t xml:space="preserve">Panels R1 &amp; R2 (two each)</w:t>
+      </w:r>
+    </w:p>
+    <w:p>
+      <w:pPr>
+        <w:numPr>
+          <w:ilvl w:val="0"/>
+          <w:numId w:val="1002"/>
+        </w:numPr>
+      </w:pPr>
+      <w:r>
+        <w:t xml:space="preserve">Step 1 -</w:t>
+      </w:r>
+      <w:r>
+        <w:t xml:space="preserve"> </w:t>
       </w:r>
       <w:r>
         <w:rPr>
           <w:b/>
           <w:bCs/>
         </w:rPr>
-        <w:t>LONG</w:t>
-      </w:r>
-      <w:r>
-        <w:t xml:space="preserve"> screws</w:t>
-      </w:r>
-    </w:p>
-    <w:p>
-      <w:pPr>
-        <w:numPr>
-          <w:ilvl w:val="0"/>
-          <w:numId w:val="4"/>
-        </w:numPr>
-      </w:pPr>
-      <w:r>
-        <w:t>Step 3 – Install panels (Requires extra people, ladders, screw guns, Funky Boards)</w:t>
-      </w:r>
-    </w:p>
-    <w:p>
-      <w:pPr>
-        <w:numPr>
-          <w:ilvl w:val="0"/>
-          <w:numId w:val="4"/>
-        </w:numPr>
-      </w:pPr>
-      <w:r>
-        <w:t>Install R1</w:t>
+        <w:t xml:space="preserve">Pre-drill</w:t>
+      </w:r>
+      <w:r>
+        <w:t xml:space="preserve"> </w:t>
+      </w:r>
+      <w:r>
+        <w:t xml:space="preserve">(this is important)</w:t>
       </w:r>
       <w:r>
         <w:br/>
-        <w:t>— at the back, factory edge on the interior stud line</w:t>
+      </w:r>
+      <w:r>
+        <w:t xml:space="preserve">— drill ~1/2 to 3/4 inch from the edge</w:t>
       </w:r>
       <w:r>
         <w:br/>
-        <w:t>— tight up against the vents; use crowbar</w:t>
-      </w:r>
-    </w:p>
-    <w:p>
-      <w:pPr>
-        <w:numPr>
-          <w:ilvl w:val="0"/>
-          <w:numId w:val="4"/>
-        </w:numPr>
-      </w:pPr>
-      <w:r>
-        <w:t>Install R2</w:t>
-      </w:r>
-      <w:r>
-        <w:br/>
-        <w:t>— factory edge at interior stud line up against R1</w:t>
-      </w:r>
-      <w:r>
-        <w:br/>
-        <w:t>— tight up against the vents; use crowbar</w:t>
-      </w:r>
-    </w:p>
-    <w:p>
-      <w:pPr>
-        <w:numPr>
-          <w:ilvl w:val="0"/>
-          <w:numId w:val="4"/>
-        </w:numPr>
-      </w:pPr>
-      <w:r>
-        <w:t>REPEAT on the other side</w:t>
-      </w:r>
-    </w:p>
-    <w:p>
-      <w:pPr>
-        <w:numPr>
-          <w:ilvl w:val="0"/>
-          <w:numId w:val="4"/>
-        </w:numPr>
-      </w:pPr>
-      <w:r>
-        <w:t>Step 4 – (</w:t>
+      </w:r>
+      <w:r>
+        <w:t xml:space="preserve">— slant drill slightly to the outside edge</w:t>
+      </w:r>
+    </w:p>
+    <w:p>
+      <w:pPr>
+        <w:numPr>
+          <w:ilvl w:val="0"/>
+          <w:numId w:val="1002"/>
+        </w:numPr>
+      </w:pPr>
+      <w:r>
+        <w:t xml:space="preserve">Step 2 - Pre-set</w:t>
+      </w:r>
+      <w:r>
+        <w:t xml:space="preserve"> </w:t>
       </w:r>
       <w:r>
         <w:rPr>
           <w:b/>
           <w:bCs/>
         </w:rPr>
-        <w:t>BEFORE WALL PANELS)</w:t>
-      </w:r>
-      <w:r>
-        <w:t xml:space="preserve"> Inner ceiling panel screws</w:t>
-      </w:r>
-    </w:p>
-    <w:p>
-      <w:pPr>
-        <w:numPr>
-          <w:ilvl w:val="0"/>
-          <w:numId w:val="4"/>
-        </w:numPr>
-      </w:pPr>
-      <w:r>
-        <w:t>Use Screw Pattern Board to mark WITH PENCIL (</w:t>
+        <w:t xml:space="preserve">LONG</w:t>
+      </w:r>
+      <w:r>
+        <w:t xml:space="preserve"> </w:t>
+      </w:r>
+      <w:r>
+        <w:t xml:space="preserve">screws</w:t>
+      </w:r>
+    </w:p>
+    <w:p>
+      <w:pPr>
+        <w:numPr>
+          <w:ilvl w:val="0"/>
+          <w:numId w:val="1002"/>
+        </w:numPr>
+      </w:pPr>
+      <w:r>
+        <w:t xml:space="preserve">Step 3 – Install panels (Requires extra people, ladders, screw guns, Funky Boards)</w:t>
+      </w:r>
+    </w:p>
+    <w:p>
+      <w:pPr>
+        <w:numPr>
+          <w:ilvl w:val="0"/>
+          <w:numId w:val="1002"/>
+        </w:numPr>
+      </w:pPr>
+      <w:r>
+        <w:t xml:space="preserve">Install R1</w:t>
+      </w:r>
+      <w:r>
+        <w:br/>
+      </w:r>
+      <w:r>
+        <w:t xml:space="preserve">— at the back, factory edge on the interior stud line</w:t>
+      </w:r>
+      <w:r>
+        <w:br/>
+      </w:r>
+      <w:r>
+        <w:t xml:space="preserve">— tight up against the vents; use crowbar</w:t>
+      </w:r>
+    </w:p>
+    <w:p>
+      <w:pPr>
+        <w:numPr>
+          <w:ilvl w:val="0"/>
+          <w:numId w:val="1002"/>
+        </w:numPr>
+      </w:pPr>
+      <w:r>
+        <w:t xml:space="preserve">Install R2</w:t>
+      </w:r>
+      <w:r>
+        <w:br/>
+      </w:r>
+      <w:r>
+        <w:t xml:space="preserve">— factory edge at interior stud line up against R1</w:t>
+      </w:r>
+      <w:r>
+        <w:br/>
+      </w:r>
+      <w:r>
+        <w:t xml:space="preserve">— tight up against the vents; use crowbar</w:t>
+      </w:r>
+    </w:p>
+    <w:p>
+      <w:pPr>
+        <w:numPr>
+          <w:ilvl w:val="0"/>
+          <w:numId w:val="1002"/>
+        </w:numPr>
+      </w:pPr>
+      <w:r>
+        <w:t xml:space="preserve">REPEAT on the other side</w:t>
+      </w:r>
+    </w:p>
+    <w:p>
+      <w:pPr>
+        <w:numPr>
+          <w:ilvl w:val="0"/>
+          <w:numId w:val="1002"/>
+        </w:numPr>
+      </w:pPr>
+      <w:r>
+        <w:t xml:space="preserve">Step 4 – (</w:t>
+      </w:r>
+      <w:r>
+        <w:rPr>
+          <w:b/>
+          <w:bCs/>
+        </w:rPr>
+        <w:t xml:space="preserve">BEFORE WALL PANELS)</w:t>
+      </w:r>
+      <w:r>
+        <w:t xml:space="preserve"> </w:t>
+      </w:r>
+      <w:r>
+        <w:t xml:space="preserve">Inner ceiling panel screws</w:t>
+      </w:r>
+    </w:p>
+    <w:p>
+      <w:pPr>
+        <w:numPr>
+          <w:ilvl w:val="0"/>
+          <w:numId w:val="1002"/>
+        </w:numPr>
+      </w:pPr>
+      <w:r>
+        <w:t xml:space="preserve">Use Screw Pattern Board to mark WITH PENCIL (</w:t>
       </w:r>
       <w:r>
         <w:rPr>
@@ -347,31 +429,40 @@
           <w:bCs/>
           <w:u w:val="single"/>
         </w:rPr>
-        <w:t>NOT</w:t>
-      </w:r>
-      <w:r>
-        <w:t xml:space="preserve"> marker) where the screws go. Align with visible rafter end at the top, and with marks on wall top plate.</w:t>
-      </w:r>
-    </w:p>
-    <w:p>
-      <w:pPr>
-        <w:numPr>
-          <w:ilvl w:val="0"/>
-          <w:numId w:val="4"/>
-        </w:numPr>
-      </w:pPr>
-      <w:r>
-        <w:t xml:space="preserve">Pre-drill and screw in </w:t>
+        <w:t xml:space="preserve">NOT</w:t>
+      </w:r>
+      <w:r>
+        <w:t xml:space="preserve"> </w:t>
+      </w:r>
+      <w:r>
+        <w:t xml:space="preserve">marker) where the screws go. Align with visible rafter end at the top, and with marks on wall top plate.</w:t>
+      </w:r>
+    </w:p>
+    <w:p>
+      <w:pPr>
+        <w:numPr>
+          <w:ilvl w:val="0"/>
+          <w:numId w:val="1002"/>
+        </w:numPr>
+      </w:pPr>
+      <w:r>
+        <w:t xml:space="preserve">Pre-drill and screw in</w:t>
+      </w:r>
+      <w:r>
+        <w:t xml:space="preserve"> </w:t>
       </w:r>
       <w:r>
         <w:rPr>
           <w:b/>
           <w:bCs/>
         </w:rPr>
-        <w:t>LONG</w:t>
-      </w:r>
-      <w:r>
-        <w:t xml:space="preserve"> screws</w:t>
+        <w:t xml:space="preserve">LONG</w:t>
+      </w:r>
+      <w:r>
+        <w:t xml:space="preserve"> </w:t>
+      </w:r>
+      <w:r>
+        <w:t xml:space="preserve">screws</w:t>
       </w:r>
     </w:p>
     <w:p>
@@ -381,45 +472,41 @@
     </w:p>
     <w:tbl>
       <w:tblPr>
-        <w:tblW w:w="5000" w:type="pct"/>
+        <w:tblStyle w:val="Table"/>
+        <w:tblW w:type="pct" w:w="5000"/>
         <w:tblLayout w:type="fixed"/>
-        <w:tblLook w:val="0000" w:firstRow="0" w:lastRow="0" w:firstColumn="0" w:lastColumn="0" w:noHBand="0" w:noVBand="0"/>
+        <w:tblLook w:firstRow="0" w:lastRow="0" w:firstColumn="0" w:lastColumn="0" w:noHBand="0" w:noVBand="0" w:val="0000"/>
       </w:tblPr>
       <w:tblGrid>
-        <w:gridCol w:w="9576"/>
+        <w:gridCol w:w="7920"/>
       </w:tblGrid>
       <w:tr>
         <w:tc>
-          <w:tcPr>
-            <w:tcW w:w="7920" w:type="dxa"/>
-          </w:tcPr>
+          <w:tcPr/>
+          <w:bookmarkStart w:id="25" w:name="fig-539a35d47e664c97a50115a146a7f1bd-1"/>
           <w:p>
             <w:pPr>
+              <w:pStyle w:val="Compact"/>
               <w:jc w:val="center"/>
             </w:pPr>
-            <w:bookmarkStart w:id="3" w:name="fig-539a35d47e664c97a50115a146a7f1bd-1"/>
+            <w:bookmarkStart w:id="24" w:name="fig-539a35d47e664c97a50115a146a7f1bd-1"/>
             <w:r>
-              <w:rPr>
-                <w:noProof/>
-              </w:rPr>
-              <w:lastRenderedPageBreak/>
               <w:drawing>
-                <wp:inline distT="0" distB="0" distL="0" distR="0" wp14:anchorId="2DAC41E7" wp14:editId="44690ADE">
+                <wp:inline>
                   <wp:extent cx="5943600" cy="8229600"/>
-                  <wp:effectExtent l="0" t="0" r="0" b="0"/>
-                  <wp:docPr id="22" name="Picture" descr=" "/>
-                  <wp:cNvGraphicFramePr/>
-                  <a:graphic xmlns:a="http://schemas.openxmlformats.org/drawingml/2006/main">
+                  <wp:effectExtent b="0" l="0" r="0" t="0"/>
+                  <wp:docPr descr=" " title="" id="22" name="Picture"/>
+                  <a:graphic>
                     <a:graphicData uri="http://schemas.openxmlformats.org/drawingml/2006/picture">
-                      <pic:pic xmlns:pic="http://schemas.openxmlformats.org/drawingml/2006/picture">
+                      <pic:pic>
                         <pic:nvPicPr>
-                          <pic:cNvPr id="23" name="Picture" descr="images/ceiling_panels.png"/>
+                          <pic:cNvPr descr="images/ceiling_panels.png" id="23" name="Picture"/>
                           <pic:cNvPicPr>
-                            <a:picLocks noChangeAspect="1" noChangeArrowheads="1"/>
+                            <a:picLocks noChangeArrowheads="1" noChangeAspect="1"/>
                           </pic:cNvPicPr>
                         </pic:nvPicPr>
                         <pic:blipFill>
-                          <a:blip r:embed="rId7"/>
+                          <a:blip r:embed="rId21"/>
                           <a:stretch>
                             <a:fillRect/>
                           </a:stretch>
@@ -445,152 +532,208 @@
                 </wp:inline>
               </w:drawing>
             </w:r>
+            <w:bookmarkEnd w:id="24"/>
           </w:p>
           <w:p>
             <w:pPr>
+              <w:jc w:val="center"/>
+            </w:pPr>
+            <w:pPr>
+              <w:jc w:val="start"/>
               <w:spacing w:before="200"/>
+              <w:pStyle w:val="ImageCaption"/>
             </w:pPr>
             <w:r>
-              <w:t> </w:t>
+              <w:t xml:space="preserve"> </w:t>
             </w:r>
           </w:p>
+          <w:bookmarkEnd w:id="25"/>
         </w:tc>
-        <w:bookmarkEnd w:id="3"/>
       </w:tr>
     </w:tbl>
+    <w:bookmarkEnd w:id="26"/>
+    <w:bookmarkStart w:id="32" w:name="side-wall"/>
     <w:p>
       <w:pPr>
         <w:pStyle w:val="Heading2"/>
       </w:pPr>
-      <w:bookmarkStart w:id="4" w:name="side-wall"/>
-      <w:bookmarkEnd w:id="2"/>
-      <w:r>
-        <w:lastRenderedPageBreak/>
-        <w:t>SIDE WALL</w:t>
-      </w:r>
-    </w:p>
-    <w:p>
-      <w:r>
-        <w:t>Panels A, B &amp; C</w:t>
-      </w:r>
-    </w:p>
-    <w:p>
-      <w:pPr>
-        <w:numPr>
-          <w:ilvl w:val="0"/>
-          <w:numId w:val="5"/>
-        </w:numPr>
-      </w:pPr>
-      <w:r>
-        <w:t xml:space="preserve">Step 1 - </w:t>
+      <w:r>
+        <w:t xml:space="preserve">SIDE WALL</w:t>
+      </w:r>
+    </w:p>
+    <w:p>
+      <w:pPr>
+        <w:pStyle w:val="FirstParagraph"/>
+      </w:pPr>
+      <w:r>
+        <w:t xml:space="preserve">Panels A, B &amp; C</w:t>
+      </w:r>
+    </w:p>
+    <w:p>
+      <w:pPr>
+        <w:numPr>
+          <w:ilvl w:val="0"/>
+          <w:numId w:val="1003"/>
+        </w:numPr>
+      </w:pPr>
+      <w:r>
+        <w:t xml:space="preserve">Step 1 -</w:t>
+      </w:r>
+      <w:r>
+        <w:t xml:space="preserve"> </w:t>
       </w:r>
       <w:r>
         <w:rPr>
           <w:b/>
           <w:bCs/>
         </w:rPr>
-        <w:t>Pre-drill</w:t>
-      </w:r>
-      <w:r>
-        <w:t xml:space="preserve"> (this is important)</w:t>
+        <w:t xml:space="preserve">Pre-drill</w:t>
+      </w:r>
+      <w:r>
+        <w:t xml:space="preserve"> </w:t>
+      </w:r>
+      <w:r>
+        <w:t xml:space="preserve">(this is important)</w:t>
       </w:r>
       <w:r>
         <w:br/>
-        <w:t>— drill ~1/2 to 3/4 inch from the edge</w:t>
+      </w:r>
+      <w:r>
+        <w:t xml:space="preserve">— drill ~1/2 to 3/4 inch from the edge</w:t>
       </w:r>
       <w:r>
         <w:br/>
-        <w:t>— slant drill slightly to the outside edge</w:t>
-      </w:r>
-    </w:p>
-    <w:p>
-      <w:pPr>
-        <w:numPr>
-          <w:ilvl w:val="0"/>
-          <w:numId w:val="5"/>
-        </w:numPr>
-      </w:pPr>
-      <w:r>
-        <w:t xml:space="preserve">Step 2 - Pre-set </w:t>
+      </w:r>
+      <w:r>
+        <w:t xml:space="preserve">— slant drill slightly to the outside edge</w:t>
+      </w:r>
+    </w:p>
+    <w:p>
+      <w:pPr>
+        <w:numPr>
+          <w:ilvl w:val="0"/>
+          <w:numId w:val="1003"/>
+        </w:numPr>
+      </w:pPr>
+      <w:r>
+        <w:t xml:space="preserve">Step 2 - Pre-set</w:t>
+      </w:r>
+      <w:r>
+        <w:t xml:space="preserve"> </w:t>
       </w:r>
       <w:r>
         <w:rPr>
           <w:b/>
           <w:bCs/>
         </w:rPr>
-        <w:t>SHORT</w:t>
-      </w:r>
-      <w:r>
-        <w:t xml:space="preserve"> screws</w:t>
-      </w:r>
-    </w:p>
-    <w:p>
-      <w:pPr>
-        <w:numPr>
-          <w:ilvl w:val="0"/>
-          <w:numId w:val="5"/>
-        </w:numPr>
-      </w:pPr>
-      <w:r>
-        <w:t>Step 3 - Install B panel first</w:t>
+        <w:t xml:space="preserve">SHORT</w:t>
+      </w:r>
+      <w:r>
+        <w:t xml:space="preserve"> </w:t>
+      </w:r>
+      <w:r>
+        <w:t xml:space="preserve">screws</w:t>
+      </w:r>
+    </w:p>
+    <w:p>
+      <w:pPr>
+        <w:numPr>
+          <w:ilvl w:val="0"/>
+          <w:numId w:val="1003"/>
+        </w:numPr>
+      </w:pPr>
+      <w:r>
+        <w:t xml:space="preserve">Step 3 - Install B panel first</w:t>
       </w:r>
       <w:r>
         <w:br/>
-        <w:t>— at the back of side wall, on the floor, with factory edge on the interior stud line</w:t>
+      </w:r>
+      <w:r>
+        <w:t xml:space="preserve">— at the back of side wall, on the floor, with factory edge on the interior stud line</w:t>
       </w:r>
       <w:r>
         <w:br/>
-        <w:t>— at each interior stud, pre-drill and install a short screw 3/4” below the panel edge, to identify the stud locations as well as to hold the panel flat against the framing.</w:t>
-      </w:r>
-    </w:p>
-    <w:p>
-      <w:pPr>
-        <w:numPr>
-          <w:ilvl w:val="0"/>
-          <w:numId w:val="5"/>
-        </w:numPr>
-      </w:pPr>
-      <w:r>
-        <w:t>Step 4 - Install A panel</w:t>
+      </w:r>
+      <w:r>
+        <w:t xml:space="preserve">— at each interior stud, pre-drill and install a short screw 3/4” below the panel edge, to identify the stud locations as well as to hold the panel flat against the framing.</w:t>
+      </w:r>
+    </w:p>
+    <w:p>
+      <w:pPr>
+        <w:numPr>
+          <w:ilvl w:val="0"/>
+          <w:numId w:val="1003"/>
+        </w:numPr>
+      </w:pPr>
+      <w:r>
+        <w:t xml:space="preserve">Step 4 - Install A panel</w:t>
       </w:r>
       <w:r>
         <w:br/>
-        <w:t>— at the back of side wall, on top of B, with factory edge at interior stud line</w:t>
+      </w:r>
+      <w:r>
+        <w:t xml:space="preserve">— at the back of side wall, on top of B, with factory edge at interior stud line</w:t>
       </w:r>
       <w:r>
         <w:br/>
-        <w:t>— make certain that the edges of A and B at the interior stud line are lined up exactly</w:t>
-      </w:r>
-    </w:p>
-    <w:p>
-      <w:pPr>
-        <w:numPr>
-          <w:ilvl w:val="0"/>
-          <w:numId w:val="5"/>
-        </w:numPr>
-      </w:pPr>
-      <w:r>
-        <w:t>Step 5 - Install C panel</w:t>
+      </w:r>
+      <w:r>
+        <w:t xml:space="preserve">— make certain that the edges of A and B at the interior stud line are lined up exactly</w:t>
+      </w:r>
+    </w:p>
+    <w:p>
+      <w:pPr>
+        <w:numPr>
+          <w:ilvl w:val="0"/>
+          <w:numId w:val="1003"/>
+        </w:numPr>
+      </w:pPr>
+      <w:r>
+        <w:t xml:space="preserve">Step 5 - Install C panel</w:t>
       </w:r>
       <w:r>
         <w:br/>
-        <w:t>— line up snug against A and B</w:t>
-      </w:r>
-    </w:p>
-    <w:p>
-      <w:r>
-        <w:t>REPEAT Steps 3, 4, and 5 on other side wall</w:t>
-      </w:r>
-    </w:p>
-    <w:p>
-      <w:pPr>
-        <w:numPr>
-          <w:ilvl w:val="0"/>
-          <w:numId w:val="6"/>
-        </w:numPr>
-      </w:pPr>
-      <w:r>
-        <w:t>Step 6 - Inner panel screws — Use Screw Pattern Board labeled “2 Down, 3 Up” to mark WITH PENCIL (</w:t>
+      </w:r>
+      <w:r>
+        <w:t xml:space="preserve">— line up snug against A and B</w:t>
+      </w:r>
+    </w:p>
+    <w:p>
+      <w:pPr>
+        <w:pStyle w:val="FirstParagraph"/>
+      </w:pPr>
+      <w:r>
+        <w:t xml:space="preserve">REPEAT Steps 3, 4, and 5 on other side wall</w:t>
+      </w:r>
+    </w:p>
+    <w:p>
+      <w:pPr>
+        <w:pStyle w:val="Compact"/>
+        <w:numPr>
+          <w:ilvl w:val="0"/>
+          <w:numId w:val="1004"/>
+        </w:numPr>
+      </w:pPr>
+      <w:r>
+        <w:t xml:space="preserve">Step 6 - Inner panel screws</w:t>
+      </w:r>
+      <w:r>
+        <w:t xml:space="preserve"> </w:t>
+      </w:r>
+      <w:r>
+        <w:t xml:space="preserve">— Use Screw Pattern Board labeled</w:t>
+      </w:r>
+      <w:r>
+        <w:t xml:space="preserve"> </w:t>
+      </w:r>
+      <w:r>
+        <w:t xml:space="preserve">“2 Down, 3 Up”</w:t>
+      </w:r>
+      <w:r>
+        <w:t xml:space="preserve"> </w:t>
+      </w:r>
+      <w:r>
+        <w:t xml:space="preserve">to mark WITH PENCIL (</w:t>
       </w:r>
       <w:r>
         <w:rPr>
@@ -598,24 +741,41 @@
           <w:bCs/>
           <w:u w:val="single"/>
         </w:rPr>
-        <w:t>NOT</w:t>
-      </w:r>
-      <w:r>
-        <w:t xml:space="preserve"> marker) where the screws go. For Panel B, use the installed screw and a mark on the floor, for a total of 4 screws per stud. For panel A, use mark on top plate and installed screw on panel B as a guide, for 5 screws total per stud. There is a separate long (84”) Screw Pattern Board for Panel C.</w:t>
+        <w:t xml:space="preserve">NOT</w:t>
+      </w:r>
+      <w:r>
+        <w:t xml:space="preserve"> </w:t>
+      </w:r>
+      <w:r>
+        <w:t xml:space="preserve">marker) where the screws go. For Panel B, use the installed screw and a mark on the floor, for a total of 4 screws per stud. For panel A, use mark on top plate and installed screw on panel B as a guide, for 5 screws total per stud. There is a separate long (84”) Screw Pattern Board for</w:t>
+      </w:r>
+      <w:r>
+        <w:t xml:space="preserve"> </w:t>
+      </w:r>
+      <w:r>
+        <w:t xml:space="preserve">Panel C.</w:t>
       </w:r>
       <w:r>
         <w:br/>
-        <w:t xml:space="preserve">— Pre-drill and screw in </w:t>
+      </w:r>
+      <w:r>
+        <w:t xml:space="preserve">— Pre-drill and screw in</w:t>
+      </w:r>
+      <w:r>
+        <w:t xml:space="preserve"> </w:t>
       </w:r>
       <w:r>
         <w:rPr>
           <w:b/>
           <w:bCs/>
         </w:rPr>
-        <w:t>SHORT</w:t>
-      </w:r>
-      <w:r>
-        <w:t xml:space="preserve"> screws</w:t>
+        <w:t xml:space="preserve">SHORT</w:t>
+      </w:r>
+      <w:r>
+        <w:t xml:space="preserve"> </w:t>
+      </w:r>
+      <w:r>
+        <w:t xml:space="preserve">screws</w:t>
       </w:r>
     </w:p>
     <w:p>
@@ -625,45 +785,41 @@
     </w:p>
     <w:tbl>
       <w:tblPr>
-        <w:tblW w:w="5000" w:type="pct"/>
+        <w:tblStyle w:val="Table"/>
+        <w:tblW w:type="pct" w:w="5000"/>
         <w:tblLayout w:type="fixed"/>
-        <w:tblLook w:val="0000" w:firstRow="0" w:lastRow="0" w:firstColumn="0" w:lastColumn="0" w:noHBand="0" w:noVBand="0"/>
+        <w:tblLook w:firstRow="0" w:lastRow="0" w:firstColumn="0" w:lastColumn="0" w:noHBand="0" w:noVBand="0" w:val="0000"/>
       </w:tblPr>
       <w:tblGrid>
-        <w:gridCol w:w="9576"/>
+        <w:gridCol w:w="7920"/>
       </w:tblGrid>
       <w:tr>
         <w:tc>
-          <w:tcPr>
-            <w:tcW w:w="7920" w:type="dxa"/>
-          </w:tcPr>
+          <w:tcPr/>
+          <w:bookmarkStart w:id="31" w:name="fig-539a35d47e664c97a50115a146a7f1bd-2"/>
           <w:p>
             <w:pPr>
+              <w:pStyle w:val="Compact"/>
               <w:jc w:val="center"/>
             </w:pPr>
-            <w:bookmarkStart w:id="5" w:name="fig-539a35d47e664c97a50115a146a7f1bd-2"/>
+            <w:bookmarkStart w:id="30" w:name="fig-539a35d47e664c97a50115a146a7f1bd-2"/>
             <w:r>
-              <w:rPr>
-                <w:noProof/>
-              </w:rPr>
-              <w:lastRenderedPageBreak/>
               <w:drawing>
-                <wp:inline distT="0" distB="0" distL="0" distR="0" wp14:anchorId="0CD2B939" wp14:editId="0B1879A1">
+                <wp:inline>
                   <wp:extent cx="5943600" cy="8229600"/>
-                  <wp:effectExtent l="0" t="0" r="0" b="0"/>
-                  <wp:docPr id="28" name="Picture" descr=" "/>
-                  <wp:cNvGraphicFramePr/>
-                  <a:graphic xmlns:a="http://schemas.openxmlformats.org/drawingml/2006/main">
+                  <wp:effectExtent b="0" l="0" r="0" t="0"/>
+                  <wp:docPr descr=" " title="" id="28" name="Picture"/>
+                  <a:graphic>
                     <a:graphicData uri="http://schemas.openxmlformats.org/drawingml/2006/picture">
-                      <pic:pic xmlns:pic="http://schemas.openxmlformats.org/drawingml/2006/picture">
+                      <pic:pic>
                         <pic:nvPicPr>
-                          <pic:cNvPr id="29" name="Picture" descr="images/wall_panels_01.png"/>
+                          <pic:cNvPr descr="images/wall_panels_01.png" id="29" name="Picture"/>
                           <pic:cNvPicPr>
-                            <a:picLocks noChangeAspect="1" noChangeArrowheads="1"/>
+                            <a:picLocks noChangeArrowheads="1" noChangeAspect="1"/>
                           </pic:cNvPicPr>
                         </pic:nvPicPr>
                         <pic:blipFill>
-                          <a:blip r:embed="rId8"/>
+                          <a:blip r:embed="rId27"/>
                           <a:stretch>
                             <a:fillRect/>
                           </a:stretch>
@@ -689,136 +845,187 @@
                 </wp:inline>
               </w:drawing>
             </w:r>
+            <w:bookmarkEnd w:id="30"/>
           </w:p>
           <w:p>
             <w:pPr>
+              <w:jc w:val="center"/>
+            </w:pPr>
+            <w:pPr>
+              <w:jc w:val="start"/>
               <w:spacing w:before="200"/>
+              <w:pStyle w:val="ImageCaption"/>
             </w:pPr>
             <w:r>
-              <w:t> </w:t>
+              <w:t xml:space="preserve"> </w:t>
             </w:r>
           </w:p>
+          <w:bookmarkEnd w:id="31"/>
         </w:tc>
-        <w:bookmarkEnd w:id="5"/>
       </w:tr>
     </w:tbl>
+    <w:bookmarkEnd w:id="32"/>
+    <w:bookmarkStart w:id="38" w:name="back-wall"/>
     <w:p>
       <w:pPr>
         <w:pStyle w:val="Heading2"/>
       </w:pPr>
-      <w:bookmarkStart w:id="6" w:name="back-wall"/>
-      <w:bookmarkEnd w:id="4"/>
-      <w:r>
-        <w:lastRenderedPageBreak/>
-        <w:t>BACK WALL</w:t>
-      </w:r>
-    </w:p>
-    <w:p>
-      <w:r>
-        <w:t>Panels G &amp; H</w:t>
-      </w:r>
-    </w:p>
-    <w:p>
-      <w:pPr>
-        <w:numPr>
-          <w:ilvl w:val="0"/>
-          <w:numId w:val="7"/>
-        </w:numPr>
-      </w:pPr>
-      <w:r>
-        <w:t xml:space="preserve">Step 1 - </w:t>
+      <w:r>
+        <w:t xml:space="preserve">BACK WALL</w:t>
+      </w:r>
+    </w:p>
+    <w:p>
+      <w:pPr>
+        <w:pStyle w:val="FirstParagraph"/>
+      </w:pPr>
+      <w:r>
+        <w:t xml:space="preserve">Panels G &amp; H</w:t>
+      </w:r>
+    </w:p>
+    <w:p>
+      <w:pPr>
+        <w:pStyle w:val="Compact"/>
+        <w:numPr>
+          <w:ilvl w:val="0"/>
+          <w:numId w:val="1005"/>
+        </w:numPr>
+      </w:pPr>
+      <w:r>
+        <w:t xml:space="preserve">Step 1 -</w:t>
+      </w:r>
+      <w:r>
+        <w:t xml:space="preserve"> </w:t>
       </w:r>
       <w:r>
         <w:rPr>
           <w:b/>
           <w:bCs/>
         </w:rPr>
-        <w:t>Pre-drill</w:t>
-      </w:r>
-      <w:r>
-        <w:t xml:space="preserve"> (this is important)</w:t>
+        <w:t xml:space="preserve">Pre-drill</w:t>
+      </w:r>
+      <w:r>
+        <w:t xml:space="preserve"> </w:t>
+      </w:r>
+      <w:r>
+        <w:t xml:space="preserve">(this is important)</w:t>
       </w:r>
       <w:r>
         <w:br/>
-        <w:t>— drill ~1/2 to 3/4 inch from the edge</w:t>
+      </w:r>
+      <w:r>
+        <w:t xml:space="preserve">— drill ~1/2 to 3/4 inch from the edge</w:t>
       </w:r>
       <w:r>
         <w:br/>
-        <w:t>— slant drill slightly to the outside edge</w:t>
-      </w:r>
-    </w:p>
-    <w:p>
-      <w:pPr>
-        <w:numPr>
-          <w:ilvl w:val="0"/>
-          <w:numId w:val="7"/>
-        </w:numPr>
-      </w:pPr>
-      <w:r>
-        <w:t xml:space="preserve">Step 2 - Pre-set </w:t>
+      </w:r>
+      <w:r>
+        <w:t xml:space="preserve">— slant drill slightly to the outside edge</w:t>
+      </w:r>
+    </w:p>
+    <w:p>
+      <w:pPr>
+        <w:pStyle w:val="Compact"/>
+        <w:numPr>
+          <w:ilvl w:val="0"/>
+          <w:numId w:val="1005"/>
+        </w:numPr>
+      </w:pPr>
+      <w:r>
+        <w:t xml:space="preserve">Step 2 - Pre-set</w:t>
+      </w:r>
+      <w:r>
+        <w:t xml:space="preserve"> </w:t>
       </w:r>
       <w:r>
         <w:rPr>
           <w:b/>
           <w:bCs/>
         </w:rPr>
-        <w:t>SHORT</w:t>
-      </w:r>
-      <w:r>
-        <w:t xml:space="preserve"> screws</w:t>
-      </w:r>
-    </w:p>
-    <w:p>
-      <w:pPr>
-        <w:numPr>
-          <w:ilvl w:val="0"/>
-          <w:numId w:val="7"/>
-        </w:numPr>
-      </w:pPr>
-      <w:r>
-        <w:t>Step 3 - Install H panel</w:t>
+        <w:t xml:space="preserve">SHORT</w:t>
+      </w:r>
+      <w:r>
+        <w:t xml:space="preserve"> </w:t>
+      </w:r>
+      <w:r>
+        <w:t xml:space="preserve">screws</w:t>
+      </w:r>
+    </w:p>
+    <w:p>
+      <w:pPr>
+        <w:pStyle w:val="Compact"/>
+        <w:numPr>
+          <w:ilvl w:val="0"/>
+          <w:numId w:val="1005"/>
+        </w:numPr>
+      </w:pPr>
+      <w:r>
+        <w:t xml:space="preserve">Step 3 - Install H panel</w:t>
       </w:r>
       <w:r>
         <w:br/>
-        <w:t>— on the back wall, resting on the floor</w:t>
+      </w:r>
+      <w:r>
+        <w:t xml:space="preserve">— on the back wall, resting on the floor</w:t>
       </w:r>
       <w:r>
         <w:br/>
-        <w:t>— at each interior stud, pre-drill and install a short screw 3/4 inch below the panel edge, to mark the stud locations.</w:t>
-      </w:r>
-    </w:p>
-    <w:p>
-      <w:pPr>
-        <w:numPr>
-          <w:ilvl w:val="0"/>
-          <w:numId w:val="7"/>
-        </w:numPr>
-      </w:pPr>
-      <w:r>
-        <w:t>Step 4 - Install G, making sure the back window is OPEN</w:t>
+      </w:r>
+      <w:r>
+        <w:t xml:space="preserve">— at each interior stud, pre-drill and install a short screw 3/4 inch below the panel edge, to mark the stud locations.</w:t>
+      </w:r>
+    </w:p>
+    <w:p>
+      <w:pPr>
+        <w:pStyle w:val="Compact"/>
+        <w:numPr>
+          <w:ilvl w:val="0"/>
+          <w:numId w:val="1005"/>
+        </w:numPr>
+      </w:pPr>
+      <w:r>
+        <w:t xml:space="preserve">Step 4 - Install G, making sure the back window is OPEN</w:t>
       </w:r>
       <w:r>
         <w:br/>
-        <w:t>— at the back wall on top of H</w:t>
+      </w:r>
+      <w:r>
+        <w:t xml:space="preserve">— at the back wall on top of H</w:t>
       </w:r>
       <w:r>
         <w:br/>
-        <w:t>— The window opening will be routed out later.</w:t>
-      </w:r>
-    </w:p>
-    <w:p>
-      <w:pPr>
-        <w:numPr>
-          <w:ilvl w:val="0"/>
-          <w:numId w:val="7"/>
-        </w:numPr>
-      </w:pPr>
-      <w:r>
-        <w:t>Step 5 - Inner panel screws</w:t>
+      </w:r>
+      <w:r>
+        <w:t xml:space="preserve">— The window opening will be routed out later.</w:t>
+      </w:r>
+    </w:p>
+    <w:p>
+      <w:pPr>
+        <w:pStyle w:val="Compact"/>
+        <w:numPr>
+          <w:ilvl w:val="0"/>
+          <w:numId w:val="1005"/>
+        </w:numPr>
+      </w:pPr>
+      <w:r>
+        <w:t xml:space="preserve">Step 5 - Inner panel screws</w:t>
       </w:r>
       <w:r>
         <w:br/>
-        <w:t>— Use Screw Pattern Board labeled “2 Down, 3 Up” to mark WITH PENCIL (</w:t>
+      </w:r>
+      <w:r>
+        <w:t xml:space="preserve">— Use Screw Pattern Board labeled</w:t>
+      </w:r>
+      <w:r>
+        <w:t xml:space="preserve"> </w:t>
+      </w:r>
+      <w:r>
+        <w:t xml:space="preserve">“2 Down, 3 Up”</w:t>
+      </w:r>
+      <w:r>
+        <w:t xml:space="preserve"> </w:t>
+      </w:r>
+      <w:r>
+        <w:t xml:space="preserve">to mark WITH PENCIL (</w:t>
       </w:r>
       <w:r>
         <w:rPr>
@@ -826,24 +1033,41 @@
           <w:bCs/>
           <w:u w:val="single"/>
         </w:rPr>
-        <w:t>NOT</w:t>
-      </w:r>
-      <w:r>
-        <w:t xml:space="preserve"> marker) where the screws go. For Panel H, use the installed screw and a mark on the floor for alignment, for a total of 4 screws per stud. For panel G, use mark on top plate and installed screw on panel H as a guide, for a total of 5 screws per stud. On either side of the eventual window cutout, mark for screws every 8” instead of using the Screw Pattern Board. This should come out to 7 screws on each side of the window framing on panel G.</w:t>
+        <w:t xml:space="preserve">NOT</w:t>
+      </w:r>
+      <w:r>
+        <w:t xml:space="preserve"> </w:t>
+      </w:r>
+      <w:r>
+        <w:t xml:space="preserve">marker) where the screws go. For Panel H, use the installed screw and a mark on the floor for alignment, for a total of 4 screws per stud. For panel G, use mark on top plate and installed screw on panel H as a guide, for a total of 5 screws per stud. On either side of the eventual window cutout, mark for screws every 8” instead of using the Screw Pattern Board. This should come</w:t>
+      </w:r>
+      <w:r>
+        <w:t xml:space="preserve"> </w:t>
+      </w:r>
+      <w:r>
+        <w:t xml:space="preserve">out to 7 screws on each side of the window framing on panel G.</w:t>
       </w:r>
       <w:r>
         <w:br/>
-        <w:t xml:space="preserve">— Pre-drill and screw in </w:t>
+      </w:r>
+      <w:r>
+        <w:t xml:space="preserve">— Pre-drill and screw in</w:t>
+      </w:r>
+      <w:r>
+        <w:t xml:space="preserve"> </w:t>
       </w:r>
       <w:r>
         <w:rPr>
           <w:b/>
           <w:bCs/>
         </w:rPr>
-        <w:t>SHORT</w:t>
-      </w:r>
-      <w:r>
-        <w:t xml:space="preserve"> screws</w:t>
+        <w:t xml:space="preserve">SHORT</w:t>
+      </w:r>
+      <w:r>
+        <w:t xml:space="preserve"> </w:t>
+      </w:r>
+      <w:r>
+        <w:t xml:space="preserve">screws</w:t>
       </w:r>
     </w:p>
     <w:p>
@@ -853,45 +1077,41 @@
     </w:p>
     <w:tbl>
       <w:tblPr>
-        <w:tblW w:w="5000" w:type="pct"/>
+        <w:tblStyle w:val="Table"/>
+        <w:tblW w:type="pct" w:w="5000"/>
         <w:tblLayout w:type="fixed"/>
-        <w:tblLook w:val="0000" w:firstRow="0" w:lastRow="0" w:firstColumn="0" w:lastColumn="0" w:noHBand="0" w:noVBand="0"/>
+        <w:tblLook w:firstRow="0" w:lastRow="0" w:firstColumn="0" w:lastColumn="0" w:noHBand="0" w:noVBand="0" w:val="0000"/>
       </w:tblPr>
       <w:tblGrid>
-        <w:gridCol w:w="9576"/>
+        <w:gridCol w:w="7920"/>
       </w:tblGrid>
       <w:tr>
         <w:tc>
-          <w:tcPr>
-            <w:tcW w:w="7920" w:type="dxa"/>
-          </w:tcPr>
+          <w:tcPr/>
+          <w:bookmarkStart w:id="37" w:name="fig-539a35d47e664c97a50115a146a7f1bd-3"/>
           <w:p>
             <w:pPr>
+              <w:pStyle w:val="Compact"/>
               <w:jc w:val="center"/>
             </w:pPr>
-            <w:bookmarkStart w:id="7" w:name="fig-539a35d47e664c97a50115a146a7f1bd-3"/>
+            <w:bookmarkStart w:id="36" w:name="fig-539a35d47e664c97a50115a146a7f1bd-3"/>
             <w:r>
-              <w:rPr>
-                <w:noProof/>
-              </w:rPr>
-              <w:lastRenderedPageBreak/>
               <w:drawing>
-                <wp:inline distT="0" distB="0" distL="0" distR="0" wp14:anchorId="44FED8A0" wp14:editId="7FC9425F">
+                <wp:inline>
                   <wp:extent cx="5943600" cy="8229600"/>
-                  <wp:effectExtent l="0" t="0" r="0" b="0"/>
-                  <wp:docPr id="34" name="Picture" descr=" "/>
-                  <wp:cNvGraphicFramePr/>
-                  <a:graphic xmlns:a="http://schemas.openxmlformats.org/drawingml/2006/main">
+                  <wp:effectExtent b="0" l="0" r="0" t="0"/>
+                  <wp:docPr descr=" " title="" id="34" name="Picture"/>
+                  <a:graphic>
                     <a:graphicData uri="http://schemas.openxmlformats.org/drawingml/2006/picture">
-                      <pic:pic xmlns:pic="http://schemas.openxmlformats.org/drawingml/2006/picture">
+                      <pic:pic>
                         <pic:nvPicPr>
-                          <pic:cNvPr id="35" name="Picture" descr="images/wall_panels_02.png"/>
+                          <pic:cNvPr descr="images/wall_panels_02.png" id="35" name="Picture"/>
                           <pic:cNvPicPr>
-                            <a:picLocks noChangeAspect="1" noChangeArrowheads="1"/>
+                            <a:picLocks noChangeArrowheads="1" noChangeAspect="1"/>
                           </pic:cNvPicPr>
                         </pic:nvPicPr>
                         <pic:blipFill>
-                          <a:blip r:embed="rId9"/>
+                          <a:blip r:embed="rId33"/>
                           <a:stretch>
                             <a:fillRect/>
                           </a:stretch>
@@ -917,132 +1137,176 @@
                 </wp:inline>
               </w:drawing>
             </w:r>
+            <w:bookmarkEnd w:id="36"/>
           </w:p>
           <w:p>
             <w:pPr>
+              <w:jc w:val="center"/>
+            </w:pPr>
+            <w:pPr>
+              <w:jc w:val="start"/>
               <w:spacing w:before="200"/>
+              <w:pStyle w:val="ImageCaption"/>
             </w:pPr>
             <w:r>
-              <w:t> </w:t>
+              <w:t xml:space="preserve"> </w:t>
             </w:r>
           </w:p>
+          <w:bookmarkEnd w:id="37"/>
         </w:tc>
-        <w:bookmarkEnd w:id="7"/>
       </w:tr>
     </w:tbl>
+    <w:bookmarkEnd w:id="38"/>
+    <w:bookmarkStart w:id="44" w:name="front-wall"/>
     <w:p>
       <w:pPr>
         <w:pStyle w:val="Heading2"/>
       </w:pPr>
-      <w:bookmarkStart w:id="8" w:name="front-wall"/>
-      <w:bookmarkEnd w:id="6"/>
-      <w:r>
-        <w:lastRenderedPageBreak/>
-        <w:t>FRONT WALL</w:t>
-      </w:r>
-    </w:p>
-    <w:p>
-      <w:r>
-        <w:t>Panels D &amp; E</w:t>
-      </w:r>
-    </w:p>
-    <w:p>
-      <w:pPr>
-        <w:numPr>
-          <w:ilvl w:val="0"/>
-          <w:numId w:val="8"/>
-        </w:numPr>
-      </w:pPr>
-      <w:r>
-        <w:t xml:space="preserve">Step 1 - </w:t>
+      <w:r>
+        <w:t xml:space="preserve">FRONT WALL</w:t>
+      </w:r>
+    </w:p>
+    <w:p>
+      <w:pPr>
+        <w:pStyle w:val="FirstParagraph"/>
+      </w:pPr>
+      <w:r>
+        <w:t xml:space="preserve">Panels D &amp; E</w:t>
+      </w:r>
+    </w:p>
+    <w:p>
+      <w:pPr>
+        <w:numPr>
+          <w:ilvl w:val="0"/>
+          <w:numId w:val="1006"/>
+        </w:numPr>
+      </w:pPr>
+      <w:r>
+        <w:t xml:space="preserve">Step 1 -</w:t>
+      </w:r>
+      <w:r>
+        <w:t xml:space="preserve"> </w:t>
       </w:r>
       <w:r>
         <w:rPr>
           <w:b/>
           <w:bCs/>
         </w:rPr>
-        <w:t>Pre-drill</w:t>
-      </w:r>
-      <w:r>
-        <w:t xml:space="preserve"> (this is important)</w:t>
+        <w:t xml:space="preserve">Pre-drill</w:t>
+      </w:r>
+      <w:r>
+        <w:t xml:space="preserve"> </w:t>
+      </w:r>
+      <w:r>
+        <w:t xml:space="preserve">(this is important)</w:t>
       </w:r>
       <w:r>
         <w:br/>
-        <w:t>— drill ~1/2 to 3/4 inch from the edge</w:t>
+      </w:r>
+      <w:r>
+        <w:t xml:space="preserve">— drill ~1/2 to 3/4 inch from the edge</w:t>
       </w:r>
       <w:r>
         <w:br/>
-        <w:t>— slant drill slightly to the outside edge on the sides that will form corners with the side walls. On Panel E, drill perpendicular to the panel on the door side.</w:t>
-      </w:r>
-    </w:p>
-    <w:p>
-      <w:pPr>
-        <w:numPr>
-          <w:ilvl w:val="0"/>
-          <w:numId w:val="8"/>
-        </w:numPr>
-      </w:pPr>
-      <w:r>
-        <w:t xml:space="preserve">Step 2 - Pre-set </w:t>
+      </w:r>
+      <w:r>
+        <w:t xml:space="preserve">— slant drill slightly to the outside edge on the sides that will form corners with the side walls. On Panel E, drill perpendicular to the panel on the door side.</w:t>
+      </w:r>
+    </w:p>
+    <w:p>
+      <w:pPr>
+        <w:numPr>
+          <w:ilvl w:val="0"/>
+          <w:numId w:val="1006"/>
+        </w:numPr>
+      </w:pPr>
+      <w:r>
+        <w:t xml:space="preserve">Step 2 - Pre-set</w:t>
+      </w:r>
+      <w:r>
+        <w:t xml:space="preserve"> </w:t>
       </w:r>
       <w:r>
         <w:rPr>
           <w:b/>
           <w:bCs/>
         </w:rPr>
-        <w:t>SHORT</w:t>
-      </w:r>
-      <w:r>
-        <w:t xml:space="preserve"> screws</w:t>
-      </w:r>
-    </w:p>
-    <w:p>
-      <w:pPr>
-        <w:numPr>
-          <w:ilvl w:val="0"/>
-          <w:numId w:val="8"/>
-        </w:numPr>
-      </w:pPr>
-      <w:r>
-        <w:t>Step 3 - Install E</w:t>
+        <w:t xml:space="preserve">SHORT</w:t>
+      </w:r>
+      <w:r>
+        <w:t xml:space="preserve"> </w:t>
+      </w:r>
+      <w:r>
+        <w:t xml:space="preserve">screws</w:t>
+      </w:r>
+    </w:p>
+    <w:p>
+      <w:pPr>
+        <w:numPr>
+          <w:ilvl w:val="0"/>
+          <w:numId w:val="1006"/>
+        </w:numPr>
+      </w:pPr>
+      <w:r>
+        <w:t xml:space="preserve">Step 3 - Install E</w:t>
       </w:r>
       <w:r>
         <w:br/>
-        <w:t>— on the front wall, resting on the floor. Line up the edge of the panel with the door frame</w:t>
+      </w:r>
+      <w:r>
+        <w:t xml:space="preserve">— on the front wall, resting on the floor. Line up the edge of the panel with the door frame</w:t>
       </w:r>
       <w:r>
         <w:br/>
-        <w:t>— at each interior stud, pre-drill and install a short screw 3/4 inch below the panel edge, to mark the stud locations and secure the panel to the framing.</w:t>
-      </w:r>
-    </w:p>
-    <w:p>
-      <w:pPr>
-        <w:numPr>
-          <w:ilvl w:val="0"/>
-          <w:numId w:val="8"/>
-        </w:numPr>
-      </w:pPr>
-      <w:r>
-        <w:t>Step 4 - Install D, making sure the front window is OPEN</w:t>
+      </w:r>
+      <w:r>
+        <w:t xml:space="preserve">— at each interior stud, pre-drill and install a short screw 3/4 inch below the panel edge, to mark the stud locations and secure the panel to the framing.</w:t>
+      </w:r>
+    </w:p>
+    <w:p>
+      <w:pPr>
+        <w:numPr>
+          <w:ilvl w:val="0"/>
+          <w:numId w:val="1006"/>
+        </w:numPr>
+      </w:pPr>
+      <w:r>
+        <w:t xml:space="preserve">Step 4 - Install D, making sure the front window is OPEN</w:t>
       </w:r>
       <w:r>
         <w:br/>
-        <w:t>— over the window and the top half of the doorway, on top of E</w:t>
-      </w:r>
-    </w:p>
-    <w:p>
-      <w:pPr>
-        <w:numPr>
-          <w:ilvl w:val="0"/>
-          <w:numId w:val="8"/>
-        </w:numPr>
-      </w:pPr>
-      <w:r>
-        <w:t>Step 5 - Inner stud screws</w:t>
+      </w:r>
+      <w:r>
+        <w:t xml:space="preserve">— over the window and the top half of the doorway, on top of E</w:t>
+      </w:r>
+    </w:p>
+    <w:p>
+      <w:pPr>
+        <w:numPr>
+          <w:ilvl w:val="0"/>
+          <w:numId w:val="1006"/>
+        </w:numPr>
+      </w:pPr>
+      <w:r>
+        <w:t xml:space="preserve">Step 5 - Inner stud screws</w:t>
       </w:r>
       <w:r>
         <w:br/>
-        <w:t>— Use Screw Pattern Board labeled “2 Down, 3 Up” to mark WITH PENCIL (</w:t>
+      </w:r>
+      <w:r>
+        <w:t xml:space="preserve">— Use Screw Pattern Board labeled</w:t>
+      </w:r>
+      <w:r>
+        <w:t xml:space="preserve"> </w:t>
+      </w:r>
+      <w:r>
+        <w:t xml:space="preserve">“2 Down, 3 Up”</w:t>
+      </w:r>
+      <w:r>
+        <w:t xml:space="preserve"> </w:t>
+      </w:r>
+      <w:r>
+        <w:t xml:space="preserve">to mark WITH PENCIL (</w:t>
       </w:r>
       <w:r>
         <w:rPr>
@@ -1050,54 +1314,87 @@
           <w:bCs/>
           <w:u w:val="single"/>
         </w:rPr>
-        <w:t>NOT</w:t>
-      </w:r>
-      <w:r>
-        <w:t xml:space="preserve"> marker) where the screws go. For Panel E, use the installed screw and a mark on the floor, for a total of 4 screws per stud. For panel D, use mark on top plate and installed screw on panel E as a guide, but mark screw positions every 8” on either side of the door frame, and either side of the window frame.</w:t>
+        <w:t xml:space="preserve">NOT</w:t>
+      </w:r>
+      <w:r>
+        <w:t xml:space="preserve"> </w:t>
+      </w:r>
+      <w:r>
+        <w:t xml:space="preserve">marker) where the screws go. For Panel E, use the installed screw and a mark on the floor, for a total of 4 screws per stud. For panel D, use mark on top plate and installed screw on panel E as a guide, but mark screw positions every 8” on either side of the door frame, and either side of the window frame.</w:t>
       </w:r>
       <w:r>
         <w:br/>
-        <w:t xml:space="preserve">— Pre-drill and screw in </w:t>
+      </w:r>
+      <w:r>
+        <w:t xml:space="preserve">— Pre-drill and screw in</w:t>
+      </w:r>
+      <w:r>
+        <w:t xml:space="preserve"> </w:t>
       </w:r>
       <w:r>
         <w:rPr>
           <w:b/>
           <w:bCs/>
         </w:rPr>
-        <w:t>SHORT</w:t>
-      </w:r>
-      <w:r>
-        <w:t xml:space="preserve"> screws</w:t>
-      </w:r>
-    </w:p>
-    <w:p>
-      <w:pPr>
-        <w:numPr>
-          <w:ilvl w:val="0"/>
-          <w:numId w:val="8"/>
-        </w:numPr>
-      </w:pPr>
-      <w:r>
-        <w:t>Step 6 - Rout out the door (first), the windows, and the A/C cutout</w:t>
+        <w:t xml:space="preserve">SHORT</w:t>
+      </w:r>
+      <w:r>
+        <w:t xml:space="preserve"> </w:t>
+      </w:r>
+      <w:r>
+        <w:t xml:space="preserve">screws</w:t>
+      </w:r>
+    </w:p>
+    <w:p>
+      <w:pPr>
+        <w:numPr>
+          <w:ilvl w:val="0"/>
+          <w:numId w:val="1006"/>
+        </w:numPr>
+      </w:pPr>
+      <w:r>
+        <w:t xml:space="preserve">Step 6 - Rout out the door (first), the windows, and the A/C cutout</w:t>
       </w:r>
       <w:r>
         <w:br/>
-        <w:t>— Using a spade bit, drill from outside through the paneling, near the bottom left corner of each window. (This is why it was important to have opened the windows.) Use the A/C cutout jig to locate the drill spot, and drill a starter hole after the back window is routed out.</w:t>
-      </w:r>
-    </w:p>
-    <w:p>
-      <w:pPr>
-        <w:numPr>
-          <w:ilvl w:val="0"/>
-          <w:numId w:val="8"/>
-        </w:numPr>
-      </w:pPr>
-      <w:r>
-        <w:t>Step 7 - Find and install a 4” piece of ½” plywood that goes at the bottom on the narrow side next to the door.</w:t>
+      </w:r>
+      <w:r>
+        <w:t xml:space="preserve">— Using a spade bit, drill from outside through the paneling, near the bottom left corner of each window. (This is why it was important to have opened the windows.) Use the A/C cutout jig to locate the drill spot, and drill a starter hole after the back window is routed out.</w:t>
+      </w:r>
+    </w:p>
+    <w:p>
+      <w:pPr>
+        <w:numPr>
+          <w:ilvl w:val="0"/>
+          <w:numId w:val="1006"/>
+        </w:numPr>
+      </w:pPr>
+      <w:r>
+        <w:t xml:space="preserve">Step 7 - Find and install a 4” piece of ½” plywood that goes at the bottom on the narrow side next to the door.</w:t>
       </w:r>
       <w:r>
         <w:br/>
-        <w:t>— This piece is 38¼ inches long and 4 inches wide, and can be found in a square barrel where the trim pieces are kept. — Pre-drill along the long edges about 8” apart. — Install, making sure that the edge next to the door opening aligns with the routed doorway above it.</w:t>
+      </w:r>
+      <w:r>
+        <w:t xml:space="preserve">— This piece is 38¼ inches long and 4 inches wide, and can be found in a square barrel where the</w:t>
+      </w:r>
+      <w:r>
+        <w:t xml:space="preserve"> </w:t>
+      </w:r>
+      <w:r>
+        <w:t xml:space="preserve">trim pieces are kept.</w:t>
+      </w:r>
+      <w:r>
+        <w:t xml:space="preserve"> </w:t>
+      </w:r>
+      <w:r>
+        <w:t xml:space="preserve">— Pre-drill along the long edges about 8” apart.</w:t>
+      </w:r>
+      <w:r>
+        <w:t xml:space="preserve"> </w:t>
+      </w:r>
+      <w:r>
+        <w:t xml:space="preserve">— Install, making sure that the edge next to the door opening aligns with the routed doorway above it.</w:t>
       </w:r>
     </w:p>
     <w:p>
@@ -1107,45 +1404,41 @@
     </w:p>
     <w:tbl>
       <w:tblPr>
-        <w:tblW w:w="5000" w:type="pct"/>
+        <w:tblStyle w:val="Table"/>
+        <w:tblW w:type="pct" w:w="5000"/>
         <w:tblLayout w:type="fixed"/>
-        <w:tblLook w:val="0000" w:firstRow="0" w:lastRow="0" w:firstColumn="0" w:lastColumn="0" w:noHBand="0" w:noVBand="0"/>
+        <w:tblLook w:firstRow="0" w:lastRow="0" w:firstColumn="0" w:lastColumn="0" w:noHBand="0" w:noVBand="0" w:val="0000"/>
       </w:tblPr>
       <w:tblGrid>
-        <w:gridCol w:w="9576"/>
+        <w:gridCol w:w="7920"/>
       </w:tblGrid>
       <w:tr>
         <w:tc>
-          <w:tcPr>
-            <w:tcW w:w="7920" w:type="dxa"/>
-          </w:tcPr>
+          <w:tcPr/>
+          <w:bookmarkStart w:id="43" w:name="fig-539a35d47e664c97a50115a146a7f1bd-4"/>
           <w:p>
             <w:pPr>
+              <w:pStyle w:val="Compact"/>
               <w:jc w:val="center"/>
             </w:pPr>
-            <w:bookmarkStart w:id="9" w:name="fig-539a35d47e664c97a50115a146a7f1bd-4"/>
+            <w:bookmarkStart w:id="42" w:name="fig-539a35d47e664c97a50115a146a7f1bd-4"/>
             <w:r>
-              <w:rPr>
-                <w:noProof/>
-              </w:rPr>
-              <w:lastRenderedPageBreak/>
               <w:drawing>
-                <wp:inline distT="0" distB="0" distL="0" distR="0" wp14:anchorId="670424F4" wp14:editId="250A9AF4">
+                <wp:inline>
                   <wp:extent cx="5943600" cy="8229600"/>
-                  <wp:effectExtent l="0" t="0" r="0" b="0"/>
-                  <wp:docPr id="40" name="Picture" descr=" "/>
-                  <wp:cNvGraphicFramePr/>
-                  <a:graphic xmlns:a="http://schemas.openxmlformats.org/drawingml/2006/main">
+                  <wp:effectExtent b="0" l="0" r="0" t="0"/>
+                  <wp:docPr descr=" " title="" id="40" name="Picture"/>
+                  <a:graphic>
                     <a:graphicData uri="http://schemas.openxmlformats.org/drawingml/2006/picture">
-                      <pic:pic xmlns:pic="http://schemas.openxmlformats.org/drawingml/2006/picture">
+                      <pic:pic>
                         <pic:nvPicPr>
-                          <pic:cNvPr id="41" name="Picture" descr="images/wall_panels_03.png"/>
+                          <pic:cNvPr descr="images/wall_panels_03.png" id="41" name="Picture"/>
                           <pic:cNvPicPr>
-                            <a:picLocks noChangeAspect="1" noChangeArrowheads="1"/>
+                            <a:picLocks noChangeArrowheads="1" noChangeAspect="1"/>
                           </pic:cNvPicPr>
                         </pic:nvPicPr>
                         <pic:blipFill>
-                          <a:blip r:embed="rId10"/>
+                          <a:blip r:embed="rId39"/>
                           <a:stretch>
                             <a:fillRect/>
                           </a:stretch>
@@ -1171,31 +1464,36 @@
                 </wp:inline>
               </w:drawing>
             </w:r>
+            <w:bookmarkEnd w:id="42"/>
           </w:p>
           <w:p>
             <w:pPr>
+              <w:jc w:val="center"/>
+            </w:pPr>
+            <w:pPr>
+              <w:jc w:val="start"/>
               <w:spacing w:before="200"/>
+              <w:pStyle w:val="ImageCaption"/>
             </w:pPr>
             <w:r>
-              <w:t> </w:t>
+              <w:t xml:space="preserve"> </w:t>
             </w:r>
           </w:p>
+          <w:bookmarkEnd w:id="43"/>
         </w:tc>
-        <w:bookmarkEnd w:id="9"/>
       </w:tr>
-      <w:bookmarkEnd w:id="1"/>
-      <w:bookmarkEnd w:id="8"/>
     </w:tbl>
-    <w:p/>
+    <w:bookmarkEnd w:id="44"/>
+    <w:bookmarkEnd w:id="45"/>
     <w:sectPr>
-      <w:headerReference w:type="even" r:id="rId11"/>
-      <w:headerReference w:type="default" r:id="rId12"/>
-      <w:footerReference w:type="even" r:id="rId13"/>
-      <w:footerReference w:type="default" r:id="rId14"/>
-      <w:headerReference w:type="first" r:id="rId15"/>
-      <w:footerReference w:type="first" r:id="rId16"/>
-      <w:pgSz w:w="12240" w:h="15840" w:code="1"/>
-      <w:pgMar w:top="1440" w:right="1440" w:bottom="1440" w:left="1440" w:header="708" w:footer="708" w:gutter="0"/>
+      <w:headerReference r:id="rId9" w:type="even"/>
+      <w:headerReference r:id="rId11" w:type="default"/>
+      <w:footerReference r:id="rId14" w:type="even"/>
+      <w:footerReference r:id="rId13" w:type="default"/>
+      <w:headerReference r:id="rId10" w:type="first"/>
+      <w:footerReference r:id="rId12" w:type="first"/>
+      <w:pgSz w:code="1" w:h="15840" w:w="12240"/>
+      <w:pgMar w:bottom="1440" w:footer="708" w:gutter="0" w:header="708" w:left="1440" w:right="1440" w:top="1440"/>
       <w:cols w:space="708"/>
       <w:docGrid w:linePitch="360"/>
     </w:sectPr>
@@ -1203,29 +1501,8 @@
 </w:document>
 </file>
 
-<file path=word/endnotes.xml><?xml version="1.0" encoding="utf-8"?>
-<w:endnotes xmlns:wpc="http://schemas.microsoft.com/office/word/2010/wordprocessingCanvas" xmlns:cx="http://schemas.microsoft.com/office/drawing/2014/chartex" xmlns:cx1="http://schemas.microsoft.com/office/drawing/2015/9/8/chartex" xmlns:cx2="http://schemas.microsoft.com/office/drawing/2015/10/21/chartex" xmlns:cx3="http://schemas.microsoft.com/office/drawing/2016/5/9/chartex" xmlns:cx4="http://schemas.microsoft.com/office/drawing/2016/5/10/chartex" xmlns:cx5="http://schemas.microsoft.com/office/drawing/2016/5/11/chartex" xmlns:cx6="http://schemas.microsoft.com/office/drawing/2016/5/12/chartex" xmlns:cx7="http://schemas.microsoft.com/office/drawing/2016/5/13/chartex" xmlns:cx8="http://schemas.microsoft.com/office/drawing/2016/5/14/chartex" xmlns:mc="http://schemas.openxmlformats.org/markup-compatibility/2006" xmlns:aink="http://schemas.microsoft.com/office/drawing/2016/ink" xmlns:am3d="http://schemas.microsoft.com/office/drawing/2017/model3d" xmlns:o="urn:schemas-microsoft-com:office:office" xmlns:oel="http://schemas.microsoft.com/office/2019/extlst" xmlns:r="http://schemas.openxmlformats.org/officeDocument/2006/relationships" xmlns:m="http://schemas.openxmlformats.org/officeDocument/2006/math" xmlns:v="urn:schemas-microsoft-com:vml" xmlns:wp14="http://schemas.microsoft.com/office/word/2010/wordprocessingDrawing" xmlns:wp="http://schemas.openxmlformats.org/drawingml/2006/wordprocessingDrawing" xmlns:w10="urn:schemas-microsoft-com:office:word" xmlns:w="http://schemas.openxmlformats.org/wordprocessingml/2006/main" xmlns:w14="http://schemas.microsoft.com/office/word/2010/wordml" xmlns:w15="http://schemas.microsoft.com/office/word/2012/wordml" xmlns:w16cex="http://schemas.microsoft.com/office/word/2018/wordml/cex" xmlns:w16cid="http://schemas.microsoft.com/office/word/2016/wordml/cid" xmlns:w16="http://schemas.microsoft.com/office/word/2018/wordml" xmlns:w16du="http://schemas.microsoft.com/office/word/2023/wordml/word16du" xmlns:w16sdtdh="http://schemas.microsoft.com/office/word/2020/wordml/sdtdatahash" xmlns:w16sdtfl="http://schemas.microsoft.com/office/word/2024/wordml/sdtformatlock" xmlns:w16se="http://schemas.microsoft.com/office/word/2015/wordml/symex" xmlns:wpg="http://schemas.microsoft.com/office/word/2010/wordprocessingGroup" xmlns:wpi="http://schemas.microsoft.com/office/word/2010/wordprocessingInk" xmlns:wne="http://schemas.microsoft.com/office/word/2006/wordml" xmlns:wps="http://schemas.microsoft.com/office/word/2010/wordprocessingShape" mc:Ignorable="w14 w15 w16se w16cid w16 w16cex w16sdtdh w16sdtfl w16du wp14">
-  <w:endnote w:type="separator" w:id="-1">
-    <w:p>
-      <w:pPr>
-        <w:spacing w:after="0" w:line="240" w:lineRule="auto"/>
-      </w:pPr>
-      <w:r>
-        <w:separator/>
-      </w:r>
-    </w:p>
-  </w:endnote>
-  <w:endnote w:type="continuationSeparator" w:id="0">
-    <w:p>
-      <w:pPr>
-        <w:spacing w:after="0" w:line="240" w:lineRule="auto"/>
-      </w:pPr>
-      <w:r>
-        <w:continuationSeparator/>
-      </w:r>
-    </w:p>
-  </w:endnote>
-</w:endnotes>
+<file path=word/comments.xml><?xml version="1.0" encoding="utf-8"?>
+<w:comments xmlns:w="http://schemas.openxmlformats.org/wordprocessingml/2006/main" xmlns:m="http://schemas.openxmlformats.org/officeDocument/2006/math" xmlns:r="http://schemas.openxmlformats.org/officeDocument/2006/relationships" xmlns:o="urn:schemas-microsoft-com:office:office" xmlns:v="urn:schemas-microsoft-com:vml" xmlns:w10="urn:schemas-microsoft-com:office:word" xmlns:a="http://schemas.openxmlformats.org/drawingml/2006/main" xmlns:pic="http://schemas.openxmlformats.org/drawingml/2006/picture" xmlns:wp="http://schemas.openxmlformats.org/drawingml/2006/wordprocessingDrawing"/>
 </file>
 
 <file path=word/footer1.xml><?xml version="1.0" encoding="utf-8"?>
@@ -1266,7 +1543,7 @@
       <w:rPr>
         <w:noProof/>
       </w:rPr>
-      <w:t>26 January 2025</w:t>
+      <w:t>25 January 2025</w:t>
     </w:r>
     <w:r>
       <w:fldChar w:fldCharType="end"/>
@@ -1310,24 +1587,18 @@
 </file>
 
 <file path=word/footnotes.xml><?xml version="1.0" encoding="utf-8"?>
-<w:footnotes xmlns:wpc="http://schemas.microsoft.com/office/word/2010/wordprocessingCanvas" xmlns:cx="http://schemas.microsoft.com/office/drawing/2014/chartex" xmlns:cx1="http://schemas.microsoft.com/office/drawing/2015/9/8/chartex" xmlns:cx2="http://schemas.microsoft.com/office/drawing/2015/10/21/chartex" xmlns:cx3="http://schemas.microsoft.com/office/drawing/2016/5/9/chartex" xmlns:cx4="http://schemas.microsoft.com/office/drawing/2016/5/10/chartex" xmlns:cx5="http://schemas.microsoft.com/office/drawing/2016/5/11/chartex" xmlns:cx6="http://schemas.microsoft.com/office/drawing/2016/5/12/chartex" xmlns:cx7="http://schemas.microsoft.com/office/drawing/2016/5/13/chartex" xmlns:cx8="http://schemas.microsoft.com/office/drawing/2016/5/14/chartex" xmlns:mc="http://schemas.openxmlformats.org/markup-compatibility/2006" xmlns:aink="http://schemas.microsoft.com/office/drawing/2016/ink" xmlns:am3d="http://schemas.microsoft.com/office/drawing/2017/model3d" xmlns:o="urn:schemas-microsoft-com:office:office" xmlns:oel="http://schemas.microsoft.com/office/2019/extlst" xmlns:r="http://schemas.openxmlformats.org/officeDocument/2006/relationships" xmlns:m="http://schemas.openxmlformats.org/officeDocument/2006/math" xmlns:v="urn:schemas-microsoft-com:vml" xmlns:wp14="http://schemas.microsoft.com/office/word/2010/wordprocessingDrawing" xmlns:wp="http://schemas.openxmlformats.org/drawingml/2006/wordprocessingDrawing" xmlns:w10="urn:schemas-microsoft-com:office:word" xmlns:w="http://schemas.openxmlformats.org/wordprocessingml/2006/main" xmlns:w14="http://schemas.microsoft.com/office/word/2010/wordml" xmlns:w15="http://schemas.microsoft.com/office/word/2012/wordml" xmlns:w16cex="http://schemas.microsoft.com/office/word/2018/wordml/cex" xmlns:w16cid="http://schemas.microsoft.com/office/word/2016/wordml/cid" xmlns:w16="http://schemas.microsoft.com/office/word/2018/wordml" xmlns:w16du="http://schemas.microsoft.com/office/word/2023/wordml/word16du" xmlns:w16sdtdh="http://schemas.microsoft.com/office/word/2020/wordml/sdtdatahash" xmlns:w16sdtfl="http://schemas.microsoft.com/office/word/2024/wordml/sdtformatlock" xmlns:w16se="http://schemas.microsoft.com/office/word/2015/wordml/symex" xmlns:wpg="http://schemas.microsoft.com/office/word/2010/wordprocessingGroup" xmlns:wpi="http://schemas.microsoft.com/office/word/2010/wordprocessingInk" xmlns:wne="http://schemas.microsoft.com/office/word/2006/wordml" xmlns:wps="http://schemas.microsoft.com/office/word/2010/wordprocessingShape" mc:Ignorable="w14 w15 w16se w16cid w16 w16cex w16sdtdh w16sdtfl w16du wp14">
+<w:footnotes xmlns:w="http://schemas.openxmlformats.org/wordprocessingml/2006/main" xmlns:m="http://schemas.openxmlformats.org/officeDocument/2006/math" xmlns:r="http://schemas.openxmlformats.org/officeDocument/2006/relationships" xmlns:o="urn:schemas-microsoft-com:office:office" xmlns:v="urn:schemas-microsoft-com:vml" xmlns:w10="urn:schemas-microsoft-com:office:word" xmlns:a="http://schemas.openxmlformats.org/drawingml/2006/main" xmlns:pic="http://schemas.openxmlformats.org/drawingml/2006/picture" xmlns:wp="http://schemas.openxmlformats.org/drawingml/2006/wordprocessingDrawing">
+  <w:footnote w:type="continuationSeparator" w:id="0">
+    <w:p>
+      <w:r>
+        <w:continuationSeparator/>
+      </w:r>
+    </w:p>
+  </w:footnote>
   <w:footnote w:type="separator" w:id="-1">
     <w:p>
-      <w:pPr>
-        <w:spacing w:after="0" w:line="240" w:lineRule="auto"/>
-      </w:pPr>
       <w:r>
         <w:separator/>
-      </w:r>
-    </w:p>
-  </w:footnote>
-  <w:footnote w:type="continuationSeparator" w:id="0">
-    <w:p>
-      <w:pPr>
-        <w:spacing w:after="0" w:line="240" w:lineRule="auto"/>
-      </w:pPr>
-      <w:r>
-        <w:continuationSeparator/>
       </w:r>
     </w:p>
   </w:footnote>
@@ -1365,189 +1636,8 @@
 </file>
 
 <file path=word/numbering.xml><?xml version="1.0" encoding="utf-8"?>
-<w:numbering xmlns:wpc="http://schemas.microsoft.com/office/word/2010/wordprocessingCanvas" xmlns:cx="http://schemas.microsoft.com/office/drawing/2014/chartex" xmlns:cx1="http://schemas.microsoft.com/office/drawing/2015/9/8/chartex" xmlns:cx2="http://schemas.microsoft.com/office/drawing/2015/10/21/chartex" xmlns:cx3="http://schemas.microsoft.com/office/drawing/2016/5/9/chartex" xmlns:cx4="http://schemas.microsoft.com/office/drawing/2016/5/10/chartex" xmlns:cx5="http://schemas.microsoft.com/office/drawing/2016/5/11/chartex" xmlns:cx6="http://schemas.microsoft.com/office/drawing/2016/5/12/chartex" xmlns:cx7="http://schemas.microsoft.com/office/drawing/2016/5/13/chartex" xmlns:cx8="http://schemas.microsoft.com/office/drawing/2016/5/14/chartex" xmlns:mc="http://schemas.openxmlformats.org/markup-compatibility/2006" xmlns:aink="http://schemas.microsoft.com/office/drawing/2016/ink" xmlns:am3d="http://schemas.microsoft.com/office/drawing/2017/model3d" xmlns:o="urn:schemas-microsoft-com:office:office" xmlns:oel="http://schemas.microsoft.com/office/2019/extlst" xmlns:r="http://schemas.openxmlformats.org/officeDocument/2006/relationships" xmlns:m="http://schemas.openxmlformats.org/officeDocument/2006/math" xmlns:v="urn:schemas-microsoft-com:vml" xmlns:wp14="http://schemas.microsoft.com/office/word/2010/wordprocessingDrawing" xmlns:wp="http://schemas.openxmlformats.org/drawingml/2006/wordprocessingDrawing" xmlns:w10="urn:schemas-microsoft-com:office:word" xmlns:w="http://schemas.openxmlformats.org/wordprocessingml/2006/main" xmlns:w14="http://schemas.microsoft.com/office/word/2010/wordml" xmlns:w15="http://schemas.microsoft.com/office/word/2012/wordml" xmlns:w16cex="http://schemas.microsoft.com/office/word/2018/wordml/cex" xmlns:w16cid="http://schemas.microsoft.com/office/word/2016/wordml/cid" xmlns:w16="http://schemas.microsoft.com/office/word/2018/wordml" xmlns:w16du="http://schemas.microsoft.com/office/word/2023/wordml/word16du" xmlns:w16sdtdh="http://schemas.microsoft.com/office/word/2020/wordml/sdtdatahash" xmlns:w16sdtfl="http://schemas.microsoft.com/office/word/2024/wordml/sdtformatlock" xmlns:w16se="http://schemas.microsoft.com/office/word/2015/wordml/symex" xmlns:wpg="http://schemas.microsoft.com/office/word/2010/wordprocessingGroup" xmlns:wpi="http://schemas.microsoft.com/office/word/2010/wordprocessingInk" xmlns:wne="http://schemas.microsoft.com/office/word/2006/wordml" xmlns:wps="http://schemas.microsoft.com/office/word/2010/wordprocessingShape" mc:Ignorable="w14 w15 w16se w16cid w16 w16cex w16sdtdh w16sdtfl w16du wp14">
-  <w:abstractNum w:abstractNumId="0" w15:restartNumberingAfterBreak="0">
-    <w:nsid w:val="0000A990"/>
-    <w:multiLevelType w:val="multilevel"/>
-    <w:tmpl w:val="FFF64B12"/>
-    <w:lvl w:ilvl="0">
-      <w:numFmt w:val="bullet"/>
-      <w:lvlText w:val=" "/>
-      <w:lvlJc w:val="left"/>
-      <w:pPr>
-        <w:ind w:left="720" w:hanging="360"/>
-      </w:pPr>
-    </w:lvl>
-    <w:lvl w:ilvl="1">
-      <w:numFmt w:val="bullet"/>
-      <w:lvlText w:val=" "/>
-      <w:lvlJc w:val="left"/>
-      <w:pPr>
-        <w:ind w:left="1440" w:hanging="360"/>
-      </w:pPr>
-    </w:lvl>
-    <w:lvl w:ilvl="2">
-      <w:numFmt w:val="bullet"/>
-      <w:lvlText w:val=" "/>
-      <w:lvlJc w:val="left"/>
-      <w:pPr>
-        <w:ind w:left="2160" w:hanging="360"/>
-      </w:pPr>
-    </w:lvl>
-    <w:lvl w:ilvl="3">
-      <w:numFmt w:val="bullet"/>
-      <w:lvlText w:val=" "/>
-      <w:lvlJc w:val="left"/>
-      <w:pPr>
-        <w:ind w:left="2880" w:hanging="360"/>
-      </w:pPr>
-    </w:lvl>
-    <w:lvl w:ilvl="4">
-      <w:numFmt w:val="bullet"/>
-      <w:lvlText w:val=" "/>
-      <w:lvlJc w:val="left"/>
-      <w:pPr>
-        <w:ind w:left="3600" w:hanging="360"/>
-      </w:pPr>
-    </w:lvl>
-    <w:lvl w:ilvl="5">
-      <w:numFmt w:val="bullet"/>
-      <w:lvlText w:val=" "/>
-      <w:lvlJc w:val="left"/>
-      <w:pPr>
-        <w:ind w:left="4320" w:hanging="360"/>
-      </w:pPr>
-    </w:lvl>
-    <w:lvl w:ilvl="6">
-      <w:numFmt w:val="bullet"/>
-      <w:lvlText w:val=" "/>
-      <w:lvlJc w:val="left"/>
-      <w:pPr>
-        <w:ind w:left="5040" w:hanging="360"/>
-      </w:pPr>
-    </w:lvl>
-    <w:lvl w:ilvl="7">
-      <w:numFmt w:val="bullet"/>
-      <w:lvlText w:val=" "/>
-      <w:lvlJc w:val="left"/>
-      <w:pPr>
-        <w:ind w:left="5760" w:hanging="360"/>
-      </w:pPr>
-    </w:lvl>
-    <w:lvl w:ilvl="8">
-      <w:numFmt w:val="bullet"/>
-      <w:lvlText w:val=" "/>
-      <w:lvlJc w:val="left"/>
-      <w:pPr>
-        <w:ind w:left="6480" w:hanging="360"/>
-      </w:pPr>
-    </w:lvl>
-  </w:abstractNum>
-  <w:abstractNum w:abstractNumId="1" w15:restartNumberingAfterBreak="0">
-    <w:nsid w:val="0000A991"/>
-    <w:multiLevelType w:val="multilevel"/>
-    <w:tmpl w:val="700CD818"/>
-    <w:lvl w:ilvl="0">
-      <w:numFmt w:val="bullet"/>
-      <w:lvlText w:val=""/>
-      <w:lvlJc w:val="left"/>
-      <w:pPr>
-        <w:ind w:left="720" w:hanging="360"/>
-      </w:pPr>
-      <w:rPr>
-        <w:rFonts w:ascii="Symbol" w:hAnsi="Symbol" w:cs="Symbol" w:hint="default"/>
-      </w:rPr>
-    </w:lvl>
-    <w:lvl w:ilvl="1">
-      <w:numFmt w:val="bullet"/>
-      <w:lvlText w:val="o"/>
-      <w:lvlJc w:val="left"/>
-      <w:pPr>
-        <w:ind w:left="1440" w:hanging="360"/>
-      </w:pPr>
-      <w:rPr>
-        <w:rFonts w:ascii="Courier New" w:hAnsi="Courier New" w:cs="Courier New" w:hint="default"/>
-      </w:rPr>
-    </w:lvl>
-    <w:lvl w:ilvl="2">
-      <w:numFmt w:val="bullet"/>
-      <w:lvlText w:val=""/>
-      <w:lvlJc w:val="left"/>
-      <w:pPr>
-        <w:ind w:left="2160" w:hanging="360"/>
-      </w:pPr>
-      <w:rPr>
-        <w:rFonts w:ascii="Wingdings" w:hAnsi="Wingdings" w:cs="Wingdings" w:hint="default"/>
-      </w:rPr>
-    </w:lvl>
-    <w:lvl w:ilvl="3">
-      <w:numFmt w:val="bullet"/>
-      <w:lvlText w:val=""/>
-      <w:lvlJc w:val="left"/>
-      <w:pPr>
-        <w:ind w:left="2880" w:hanging="360"/>
-      </w:pPr>
-      <w:rPr>
-        <w:rFonts w:ascii="Symbol" w:hAnsi="Symbol" w:cs="Symbol" w:hint="default"/>
-      </w:rPr>
-    </w:lvl>
-    <w:lvl w:ilvl="4">
-      <w:numFmt w:val="bullet"/>
-      <w:lvlText w:val="o"/>
-      <w:lvlJc w:val="left"/>
-      <w:pPr>
-        <w:ind w:left="3600" w:hanging="360"/>
-      </w:pPr>
-      <w:rPr>
-        <w:rFonts w:ascii="Courier New" w:hAnsi="Courier New" w:cs="Courier New" w:hint="default"/>
-      </w:rPr>
-    </w:lvl>
-    <w:lvl w:ilvl="5">
-      <w:numFmt w:val="bullet"/>
-      <w:lvlText w:val=""/>
-      <w:lvlJc w:val="left"/>
-      <w:pPr>
-        <w:ind w:left="4320" w:hanging="360"/>
-      </w:pPr>
-      <w:rPr>
-        <w:rFonts w:ascii="Wingdings" w:hAnsi="Wingdings" w:cs="Wingdings" w:hint="default"/>
-      </w:rPr>
-    </w:lvl>
-    <w:lvl w:ilvl="6">
-      <w:numFmt w:val="bullet"/>
-      <w:lvlText w:val=""/>
-      <w:lvlJc w:val="left"/>
-      <w:pPr>
-        <w:ind w:left="5040" w:hanging="360"/>
-      </w:pPr>
-      <w:rPr>
-        <w:rFonts w:ascii="Symbol" w:hAnsi="Symbol" w:cs="Symbol" w:hint="default"/>
-      </w:rPr>
-    </w:lvl>
-    <w:lvl w:ilvl="7">
-      <w:numFmt w:val="bullet"/>
-      <w:lvlText w:val="o"/>
-      <w:lvlJc w:val="left"/>
-      <w:pPr>
-        <w:ind w:left="5760" w:hanging="360"/>
-      </w:pPr>
-      <w:rPr>
-        <w:rFonts w:ascii="Courier New" w:hAnsi="Courier New" w:cs="Courier New" w:hint="default"/>
-      </w:rPr>
-    </w:lvl>
-    <w:lvl w:ilvl="8">
-      <w:numFmt w:val="bullet"/>
-      <w:lvlText w:val=""/>
-      <w:lvlJc w:val="left"/>
-      <w:pPr>
-        <w:ind w:left="6480" w:hanging="360"/>
-      </w:pPr>
-      <w:rPr>
-        <w:rFonts w:ascii="Wingdings" w:hAnsi="Wingdings" w:cs="Wingdings" w:hint="default"/>
-      </w:rPr>
-    </w:lvl>
-  </w:abstractNum>
-  <w:abstractNum w:abstractNumId="2" w15:restartNumberingAfterBreak="0">
+<w:numbering xmlns:aink="http://schemas.microsoft.com/office/drawing/2016/ink" xmlns:am3d="http://schemas.microsoft.com/office/drawing/2017/model3d" xmlns:cx="http://schemas.microsoft.com/office/drawing/2014/chartex" xmlns:cx1="http://schemas.microsoft.com/office/drawing/2015/9/8/chartex" xmlns:cx2="http://schemas.microsoft.com/office/drawing/2015/10/21/chartex" xmlns:cx3="http://schemas.microsoft.com/office/drawing/2016/5/9/chartex" xmlns:cx4="http://schemas.microsoft.com/office/drawing/2016/5/10/chartex" xmlns:cx5="http://schemas.microsoft.com/office/drawing/2016/5/11/chartex" xmlns:cx6="http://schemas.microsoft.com/office/drawing/2016/5/12/chartex" xmlns:cx7="http://schemas.microsoft.com/office/drawing/2016/5/13/chartex" xmlns:cx8="http://schemas.microsoft.com/office/drawing/2016/5/14/chartex" xmlns:m="http://schemas.openxmlformats.org/officeDocument/2006/math" xmlns:mc="http://schemas.openxmlformats.org/markup-compatibility/2006" xmlns:o="urn:schemas-microsoft-com:office:office" xmlns:oel="http://schemas.microsoft.com/office/2019/extlst" xmlns:r="http://schemas.openxmlformats.org/officeDocument/2006/relationships" xmlns:v="urn:schemas-microsoft-com:vml" xmlns:w="http://schemas.openxmlformats.org/wordprocessingml/2006/main" xmlns:w10="urn:schemas-microsoft-com:office:word" xmlns:w14="http://schemas.microsoft.com/office/word/2010/wordml" xmlns:w15="http://schemas.microsoft.com/office/word/2012/wordml" xmlns:w16="http://schemas.microsoft.com/office/word/2018/wordml" xmlns:w16cex="http://schemas.microsoft.com/office/word/2018/wordml/cex" xmlns:w16cid="http://schemas.microsoft.com/office/word/2016/wordml/cid" xmlns:w16du="http://schemas.microsoft.com/office/word/2023/wordml/word16du" xmlns:w16sdtdh="http://schemas.microsoft.com/office/word/2020/wordml/sdtdatahash" xmlns:w16sdtfl="http://schemas.microsoft.com/office/word/2024/wordml/sdtformatlock" xmlns:w16se="http://schemas.microsoft.com/office/word/2015/wordml/symex" xmlns:wne="http://schemas.microsoft.com/office/word/2006/wordml" xmlns:wp="http://schemas.openxmlformats.org/drawingml/2006/wordprocessingDrawing" xmlns:wp14="http://schemas.microsoft.com/office/word/2010/wordprocessingDrawing" xmlns:wpc="http://schemas.microsoft.com/office/word/2010/wordprocessingCanvas" xmlns:wpg="http://schemas.microsoft.com/office/word/2010/wordprocessingGroup" xmlns:wpi="http://schemas.microsoft.com/office/word/2010/wordprocessingInk" xmlns:wps="http://schemas.microsoft.com/office/word/2010/wordprocessingShape" mc:Ignorable="w14 w15 w16se w16cid w16 w16cex w16sdtdh w16sdtfl w16du wp14">
+  <w:abstractNum w15:restartNumberingAfterBreak="0" w:abstractNumId="0">
     <w:nsid w:val="5BCE4232"/>
     <w:multiLevelType w:val="hybridMultilevel"/>
     <w:tmpl w:val="622EFD06"/>
@@ -1557,7 +1647,7 @@
       <w:lvlText w:val=""/>
       <w:lvlJc w:val="left"/>
       <w:pPr>
-        <w:ind w:left="720" w:hanging="360"/>
+        <w:ind w:hanging="360" w:left="720"/>
       </w:pPr>
       <w:rPr>
         <w:rFonts w:ascii="Symbol" w:hAnsi="Symbol" w:hint="default"/>
@@ -1569,10 +1659,10 @@
       <w:lvlText w:val="o"/>
       <w:lvlJc w:val="left"/>
       <w:pPr>
-        <w:ind w:left="1440" w:hanging="360"/>
+        <w:ind w:hanging="360" w:left="1440"/>
       </w:pPr>
       <w:rPr>
-        <w:rFonts w:ascii="Courier New" w:hAnsi="Courier New" w:cs="Courier New" w:hint="default"/>
+        <w:rFonts w:ascii="Courier New" w:cs="Courier New" w:hAnsi="Courier New" w:hint="default"/>
       </w:rPr>
     </w:lvl>
     <w:lvl w:ilvl="2" w:tplc="0C090005">
@@ -1581,121 +1671,300 @@
       <w:lvlText w:val=""/>
       <w:lvlJc w:val="left"/>
       <w:pPr>
-        <w:ind w:left="2160" w:hanging="360"/>
+        <w:ind w:hanging="360" w:left="2160"/>
       </w:pPr>
       <w:rPr>
         <w:rFonts w:ascii="Wingdings" w:hAnsi="Wingdings" w:hint="default"/>
       </w:rPr>
     </w:lvl>
-    <w:lvl w:ilvl="3" w:tplc="0C090001" w:tentative="1">
+    <w:lvl w:ilvl="3" w:tentative="1" w:tplc="0C090001">
       <w:start w:val="1"/>
       <w:numFmt w:val="bullet"/>
       <w:lvlText w:val=""/>
       <w:lvlJc w:val="left"/>
       <w:pPr>
-        <w:ind w:left="2880" w:hanging="360"/>
+        <w:ind w:hanging="360" w:left="2880"/>
       </w:pPr>
       <w:rPr>
         <w:rFonts w:ascii="Symbol" w:hAnsi="Symbol" w:hint="default"/>
       </w:rPr>
     </w:lvl>
-    <w:lvl w:ilvl="4" w:tplc="0C090003" w:tentative="1">
+    <w:lvl w:ilvl="4" w:tentative="1" w:tplc="0C090003">
       <w:start w:val="1"/>
       <w:numFmt w:val="bullet"/>
       <w:lvlText w:val="o"/>
       <w:lvlJc w:val="left"/>
       <w:pPr>
-        <w:ind w:left="3600" w:hanging="360"/>
+        <w:ind w:hanging="360" w:left="3600"/>
       </w:pPr>
       <w:rPr>
-        <w:rFonts w:ascii="Courier New" w:hAnsi="Courier New" w:cs="Courier New" w:hint="default"/>
+        <w:rFonts w:ascii="Courier New" w:cs="Courier New" w:hAnsi="Courier New" w:hint="default"/>
       </w:rPr>
     </w:lvl>
-    <w:lvl w:ilvl="5" w:tplc="0C090005" w:tentative="1">
+    <w:lvl w:ilvl="5" w:tentative="1" w:tplc="0C090005">
       <w:start w:val="1"/>
       <w:numFmt w:val="bullet"/>
       <w:lvlText w:val=""/>
       <w:lvlJc w:val="left"/>
       <w:pPr>
-        <w:ind w:left="4320" w:hanging="360"/>
+        <w:ind w:hanging="360" w:left="4320"/>
       </w:pPr>
       <w:rPr>
         <w:rFonts w:ascii="Wingdings" w:hAnsi="Wingdings" w:hint="default"/>
       </w:rPr>
     </w:lvl>
-    <w:lvl w:ilvl="6" w:tplc="0C090001" w:tentative="1">
+    <w:lvl w:ilvl="6" w:tentative="1" w:tplc="0C090001">
       <w:start w:val="1"/>
       <w:numFmt w:val="bullet"/>
       <w:lvlText w:val=""/>
       <w:lvlJc w:val="left"/>
       <w:pPr>
-        <w:ind w:left="5040" w:hanging="360"/>
+        <w:ind w:hanging="360" w:left="5040"/>
       </w:pPr>
       <w:rPr>
         <w:rFonts w:ascii="Symbol" w:hAnsi="Symbol" w:hint="default"/>
       </w:rPr>
     </w:lvl>
-    <w:lvl w:ilvl="7" w:tplc="0C090003" w:tentative="1">
+    <w:lvl w:ilvl="7" w:tentative="1" w:tplc="0C090003">
       <w:start w:val="1"/>
       <w:numFmt w:val="bullet"/>
       <w:lvlText w:val="o"/>
       <w:lvlJc w:val="left"/>
       <w:pPr>
-        <w:ind w:left="5760" w:hanging="360"/>
+        <w:ind w:hanging="360" w:left="5760"/>
       </w:pPr>
       <w:rPr>
-        <w:rFonts w:ascii="Courier New" w:hAnsi="Courier New" w:cs="Courier New" w:hint="default"/>
+        <w:rFonts w:ascii="Courier New" w:cs="Courier New" w:hAnsi="Courier New" w:hint="default"/>
       </w:rPr>
     </w:lvl>
-    <w:lvl w:ilvl="8" w:tplc="0C090005" w:tentative="1">
+    <w:lvl w:ilvl="8" w:tentative="1" w:tplc="0C090005">
       <w:start w:val="1"/>
       <w:numFmt w:val="bullet"/>
       <w:lvlText w:val=""/>
       <w:lvlJc w:val="left"/>
       <w:pPr>
-        <w:ind w:left="6480" w:hanging="360"/>
+        <w:ind w:hanging="360" w:left="6480"/>
       </w:pPr>
       <w:rPr>
         <w:rFonts w:ascii="Wingdings" w:hAnsi="Wingdings" w:hint="default"/>
       </w:rPr>
     </w:lvl>
   </w:abstractNum>
-  <w:num w:numId="1" w16cid:durableId="1603538387">
-    <w:abstractNumId w:val="2"/>
-  </w:num>
-  <w:num w:numId="2" w16cid:durableId="1871261757">
+  <w:abstractNum w:abstractNumId="990">
+    <w:nsid w:val="0000A990"/>
+    <w:multiLevelType w:val="multilevel"/>
+    <w:lvl w:ilvl="0">
+      <w:numFmt w:val="bullet"/>
+      <w:lvlText w:val=" "/>
+      <w:lvlJc w:val="left"/>
+      <w:pPr>
+        <w:ind w:left="720" w:hanging="360"/>
+      </w:pPr>
+    </w:lvl>
+    <w:lvl w:ilvl="1">
+      <w:numFmt w:val="bullet"/>
+      <w:lvlText w:val=" "/>
+      <w:lvlJc w:val="left"/>
+      <w:pPr>
+        <w:ind w:left="1440" w:hanging="360"/>
+      </w:pPr>
+    </w:lvl>
+    <w:lvl w:ilvl="2">
+      <w:numFmt w:val="bullet"/>
+      <w:lvlText w:val=" "/>
+      <w:lvlJc w:val="left"/>
+      <w:pPr>
+        <w:ind w:left="2160" w:hanging="360"/>
+      </w:pPr>
+    </w:lvl>
+    <w:lvl w:ilvl="3">
+      <w:numFmt w:val="bullet"/>
+      <w:lvlText w:val=" "/>
+      <w:lvlJc w:val="left"/>
+      <w:pPr>
+        <w:ind w:left="2880" w:hanging="360"/>
+      </w:pPr>
+    </w:lvl>
+    <w:lvl w:ilvl="4">
+      <w:numFmt w:val="bullet"/>
+      <w:lvlText w:val=" "/>
+      <w:lvlJc w:val="left"/>
+      <w:pPr>
+        <w:ind w:left="3600" w:hanging="360"/>
+      </w:pPr>
+    </w:lvl>
+    <w:lvl w:ilvl="5">
+      <w:numFmt w:val="bullet"/>
+      <w:lvlText w:val=" "/>
+      <w:lvlJc w:val="left"/>
+      <w:pPr>
+        <w:ind w:left="4320" w:hanging="360"/>
+      </w:pPr>
+    </w:lvl>
+    <w:lvl w:ilvl="6">
+      <w:numFmt w:val="bullet"/>
+      <w:lvlText w:val=" "/>
+      <w:lvlJc w:val="left"/>
+      <w:pPr>
+        <w:ind w:left="5040" w:hanging="360"/>
+      </w:pPr>
+    </w:lvl>
+    <w:lvl w:ilvl="7">
+      <w:numFmt w:val="bullet"/>
+      <w:lvlText w:val=" "/>
+      <w:lvlJc w:val="left"/>
+      <w:pPr>
+        <w:ind w:left="5760" w:hanging="360"/>
+      </w:pPr>
+    </w:lvl>
+    <w:lvl w:ilvl="8">
+      <w:numFmt w:val="bullet"/>
+      <w:lvlText w:val=" "/>
+      <w:lvlJc w:val="left"/>
+      <w:pPr>
+        <w:ind w:left="6480" w:hanging="360"/>
+      </w:pPr>
+    </w:lvl>
+  </w:abstractNum>
+  <w:abstractNum w:abstractNumId="991">
+    <w:nsid w:val="0000A991"/>
+    <w:multiLevelType w:val="multilevel"/>
+    <w:lvl w:ilvl="0">
+      <w:numFmt w:val="bullet"/>
+      <w:lvlText w:val=""/>
+      <w:lvlJc w:val="left"/>
+      <w:pPr>
+        <w:ind w:left="720" w:hanging="360"/>
+      </w:pPr>
+      <w:rPr>
+        <w:rFonts w:ascii="Symbol" w:hAnsi="Symbol" w:cs="Symbol" w:hint="default"/>
+      </w:rPr>
+    </w:lvl>
+    <w:lvl w:ilvl="1">
+      <w:numFmt w:val="bullet"/>
+      <w:lvlText w:val="o"/>
+      <w:lvlJc w:val="left"/>
+      <w:pPr>
+        <w:ind w:left="1440" w:hanging="360"/>
+      </w:pPr>
+      <w:rPr>
+        <w:rFonts w:ascii="Courier New" w:hAnsi="Courier New" w:cs="Courier New" w:hint="default"/>
+      </w:rPr>
+    </w:lvl>
+    <w:lvl w:ilvl="2">
+      <w:numFmt w:val="bullet"/>
+      <w:lvlText w:val=""/>
+      <w:lvlJc w:val="left"/>
+      <w:pPr>
+        <w:ind w:left="2160" w:hanging="360"/>
+      </w:pPr>
+      <w:rPr>
+        <w:rFonts w:ascii="Wingdings" w:hAnsi="Wingdings" w:cs="Wingdings" w:hint="default"/>
+      </w:rPr>
+    </w:lvl>
+    <w:lvl w:ilvl="3">
+      <w:numFmt w:val="bullet"/>
+      <w:lvlText w:val=""/>
+      <w:lvlJc w:val="left"/>
+      <w:pPr>
+        <w:ind w:left="2880" w:hanging="360"/>
+      </w:pPr>
+      <w:rPr>
+        <w:rFonts w:ascii="Symbol" w:hAnsi="Symbol" w:cs="Symbol" w:hint="default"/>
+      </w:rPr>
+    </w:lvl>
+    <w:lvl w:ilvl="4">
+      <w:numFmt w:val="bullet"/>
+      <w:lvlText w:val="o"/>
+      <w:lvlJc w:val="left"/>
+      <w:pPr>
+        <w:ind w:left="3600" w:hanging="360"/>
+      </w:pPr>
+      <w:rPr>
+        <w:rFonts w:ascii="Courier New" w:hAnsi="Courier New" w:cs="Courier New" w:hint="default"/>
+      </w:rPr>
+    </w:lvl>
+    <w:lvl w:ilvl="5">
+      <w:numFmt w:val="bullet"/>
+      <w:lvlText w:val=""/>
+      <w:lvlJc w:val="left"/>
+      <w:pPr>
+        <w:ind w:left="4320" w:hanging="360"/>
+      </w:pPr>
+      <w:rPr>
+        <w:rFonts w:ascii="Wingdings" w:hAnsi="Wingdings" w:cs="Wingdings" w:hint="default"/>
+      </w:rPr>
+    </w:lvl>
+    <w:lvl w:ilvl="6">
+      <w:numFmt w:val="bullet"/>
+      <w:lvlText w:val=""/>
+      <w:lvlJc w:val="left"/>
+      <w:pPr>
+        <w:ind w:left="5040" w:hanging="360"/>
+      </w:pPr>
+      <w:rPr>
+        <w:rFonts w:ascii="Symbol" w:hAnsi="Symbol" w:cs="Symbol" w:hint="default"/>
+      </w:rPr>
+    </w:lvl>
+    <w:lvl w:ilvl="7">
+      <w:numFmt w:val="bullet"/>
+      <w:lvlText w:val="o"/>
+      <w:lvlJc w:val="left"/>
+      <w:pPr>
+        <w:ind w:left="5760" w:hanging="360"/>
+      </w:pPr>
+      <w:rPr>
+        <w:rFonts w:ascii="Courier New" w:hAnsi="Courier New" w:cs="Courier New" w:hint="default"/>
+      </w:rPr>
+    </w:lvl>
+    <w:lvl w:ilvl="8">
+      <w:numFmt w:val="bullet"/>
+      <w:lvlText w:val=""/>
+      <w:lvlJc w:val="left"/>
+      <w:pPr>
+        <w:ind w:left="6480" w:hanging="360"/>
+      </w:pPr>
+      <w:rPr>
+        <w:rFonts w:ascii="Wingdings" w:hAnsi="Wingdings" w:cs="Wingdings" w:hint="default"/>
+      </w:rPr>
+    </w:lvl>
+  </w:abstractNum>
+  <w:num w16cid:durableId="1603538387" w:numId="1">
     <w:abstractNumId w:val="0"/>
   </w:num>
-  <w:num w:numId="3" w16cid:durableId="818497498">
-    <w:abstractNumId w:val="1"/>
+  <w:num w:numId="1000">
+    <w:abstractNumId w:val="990"/>
   </w:num>
-  <w:num w:numId="4" w16cid:durableId="2024015270">
-    <w:abstractNumId w:val="1"/>
+  <w:num w:numId="1001">
+    <w:abstractNumId w:val="991"/>
   </w:num>
-  <w:num w:numId="5" w16cid:durableId="2007589094">
-    <w:abstractNumId w:val="1"/>
+  <w:num w:numId="1002">
+    <w:abstractNumId w:val="991"/>
   </w:num>
-  <w:num w:numId="6" w16cid:durableId="589705370">
-    <w:abstractNumId w:val="1"/>
+  <w:num w:numId="1003">
+    <w:abstractNumId w:val="991"/>
   </w:num>
-  <w:num w:numId="7" w16cid:durableId="1703360997">
-    <w:abstractNumId w:val="1"/>
+  <w:num w:numId="1004">
+    <w:abstractNumId w:val="991"/>
   </w:num>
-  <w:num w:numId="8" w16cid:durableId="1824276273">
-    <w:abstractNumId w:val="1"/>
+  <w:num w:numId="1005">
+    <w:abstractNumId w:val="991"/>
+  </w:num>
+  <w:num w:numId="1006">
+    <w:abstractNumId w:val="991"/>
   </w:num>
 </w:numbering>
 </file>
 
 <file path=word/styles.xml><?xml version="1.0" encoding="utf-8"?>
-<w:styles xmlns:mc="http://schemas.openxmlformats.org/markup-compatibility/2006" xmlns:r="http://schemas.openxmlformats.org/officeDocument/2006/relationships" xmlns:w="http://schemas.openxmlformats.org/wordprocessingml/2006/main" xmlns:w14="http://schemas.microsoft.com/office/word/2010/wordml" xmlns:w15="http://schemas.microsoft.com/office/word/2012/wordml" xmlns:w16cex="http://schemas.microsoft.com/office/word/2018/wordml/cex" xmlns:w16cid="http://schemas.microsoft.com/office/word/2016/wordml/cid" xmlns:w16="http://schemas.microsoft.com/office/word/2018/wordml" xmlns:w16du="http://schemas.microsoft.com/office/word/2023/wordml/word16du" xmlns:w16sdtdh="http://schemas.microsoft.com/office/word/2020/wordml/sdtdatahash" xmlns:w16sdtfl="http://schemas.microsoft.com/office/word/2024/wordml/sdtformatlock" xmlns:w16se="http://schemas.microsoft.com/office/word/2015/wordml/symex" mc:Ignorable="w14 w15 w16se w16cid w16 w16cex w16sdtdh w16sdtfl w16du">
+<w:styles xmlns:mc="http://schemas.openxmlformats.org/markup-compatibility/2006" xmlns:r="http://schemas.openxmlformats.org/officeDocument/2006/relationships" xmlns:w="http://schemas.openxmlformats.org/wordprocessingml/2006/main" xmlns:w14="http://schemas.microsoft.com/office/word/2010/wordml" xmlns:w15="http://schemas.microsoft.com/office/word/2012/wordml" xmlns:w16="http://schemas.microsoft.com/office/word/2018/wordml" xmlns:w16cex="http://schemas.microsoft.com/office/word/2018/wordml/cex" xmlns:w16cid="http://schemas.microsoft.com/office/word/2016/wordml/cid" xmlns:w16du="http://schemas.microsoft.com/office/word/2023/wordml/word16du" xmlns:w16sdtdh="http://schemas.microsoft.com/office/word/2020/wordml/sdtdatahash" xmlns:w16sdtfl="http://schemas.microsoft.com/office/word/2024/wordml/sdtformatlock" xmlns:w16se="http://schemas.microsoft.com/office/word/2015/wordml/symex" mc:Ignorable="w14 w15 w16se w16cid w16 w16cex w16sdtdh w16sdtfl w16du">
   <w:docDefaults>
     <w:rPrDefault>
       <w:rPr>
-        <w:rFonts w:asciiTheme="minorHAnsi" w:eastAsiaTheme="minorHAnsi" w:hAnsiTheme="minorHAnsi" w:cstheme="minorBidi"/>
+        <w:rFonts w:asciiTheme="minorHAnsi" w:cstheme="minorBidi" w:eastAsiaTheme="minorHAnsi" w:hAnsiTheme="minorHAnsi"/>
         <w:sz w:val="22"/>
         <w:szCs w:val="22"/>
-        <w:lang w:val="en-AU" w:eastAsia="en-US" w:bidi="ar-SA"/>
+        <w:lang w:bidi="ar-SA" w:eastAsia="en-US" w:val="en-AU"/>
       </w:rPr>
     </w:rPrDefault>
     <w:pPrDefault>
@@ -1704,17 +1973,17 @@
       </w:pPr>
     </w:pPrDefault>
   </w:docDefaults>
-  <w:latentStyles w:defLockedState="0" w:defUIPriority="99" w:defSemiHidden="0" w:defUnhideWhenUsed="0" w:defQFormat="0" w:count="376">
-    <w:lsdException w:name="Normal" w:uiPriority="0" w:qFormat="1"/>
-    <w:lsdException w:name="heading 1" w:uiPriority="9" w:qFormat="1"/>
-    <w:lsdException w:name="heading 2" w:semiHidden="1" w:uiPriority="9" w:unhideWhenUsed="1" w:qFormat="1"/>
-    <w:lsdException w:name="heading 3" w:semiHidden="1" w:uiPriority="9" w:unhideWhenUsed="1" w:qFormat="1"/>
-    <w:lsdException w:name="heading 4" w:semiHidden="1" w:uiPriority="9" w:unhideWhenUsed="1" w:qFormat="1"/>
-    <w:lsdException w:name="heading 5" w:semiHidden="1" w:uiPriority="9" w:unhideWhenUsed="1" w:qFormat="1"/>
-    <w:lsdException w:name="heading 6" w:semiHidden="1" w:uiPriority="9" w:unhideWhenUsed="1" w:qFormat="1"/>
-    <w:lsdException w:name="heading 7" w:semiHidden="1" w:uiPriority="9" w:unhideWhenUsed="1" w:qFormat="1"/>
-    <w:lsdException w:name="heading 8" w:semiHidden="1" w:uiPriority="9" w:unhideWhenUsed="1" w:qFormat="1"/>
-    <w:lsdException w:name="heading 9" w:semiHidden="1" w:uiPriority="9" w:unhideWhenUsed="1" w:qFormat="1"/>
+  <w:latentStyles w:count="376" w:defLockedState="0" w:defQFormat="0" w:defSemiHidden="0" w:defUIPriority="99" w:defUnhideWhenUsed="0">
+    <w:lsdException w:name="Normal" w:qFormat="1" w:uiPriority="0"/>
+    <w:lsdException w:name="heading 1" w:qFormat="1" w:uiPriority="9"/>
+    <w:lsdException w:name="heading 2" w:qFormat="1" w:semiHidden="1" w:uiPriority="9" w:unhideWhenUsed="1"/>
+    <w:lsdException w:name="heading 3" w:qFormat="1" w:semiHidden="1" w:uiPriority="9" w:unhideWhenUsed="1"/>
+    <w:lsdException w:name="heading 4" w:qFormat="1" w:semiHidden="1" w:uiPriority="9" w:unhideWhenUsed="1"/>
+    <w:lsdException w:name="heading 5" w:qFormat="1" w:semiHidden="1" w:uiPriority="9" w:unhideWhenUsed="1"/>
+    <w:lsdException w:name="heading 6" w:qFormat="1" w:semiHidden="1" w:uiPriority="9" w:unhideWhenUsed="1"/>
+    <w:lsdException w:name="heading 7" w:qFormat="1" w:semiHidden="1" w:uiPriority="9" w:unhideWhenUsed="1"/>
+    <w:lsdException w:name="heading 8" w:qFormat="1" w:semiHidden="1" w:uiPriority="9" w:unhideWhenUsed="1"/>
+    <w:lsdException w:name="heading 9" w:qFormat="1" w:semiHidden="1" w:uiPriority="9" w:unhideWhenUsed="1"/>
     <w:lsdException w:name="index 1" w:semiHidden="1" w:unhideWhenUsed="1"/>
     <w:lsdException w:name="index 2" w:semiHidden="1" w:unhideWhenUsed="1"/>
     <w:lsdException w:name="index 3" w:semiHidden="1" w:unhideWhenUsed="1"/>
@@ -1739,7 +2008,7 @@
     <w:lsdException w:name="header" w:semiHidden="1" w:unhideWhenUsed="1"/>
     <w:lsdException w:name="footer" w:semiHidden="1" w:unhideWhenUsed="1"/>
     <w:lsdException w:name="index heading" w:semiHidden="1" w:unhideWhenUsed="1"/>
-    <w:lsdException w:name="caption" w:semiHidden="1" w:uiPriority="35" w:unhideWhenUsed="1" w:qFormat="1"/>
+    <w:lsdException w:name="caption" w:qFormat="1" w:semiHidden="1" w:uiPriority="35" w:unhideWhenUsed="1"/>
     <w:lsdException w:name="table of figures" w:semiHidden="1" w:unhideWhenUsed="1"/>
     <w:lsdException w:name="envelope address" w:semiHidden="1" w:unhideWhenUsed="1"/>
     <w:lsdException w:name="envelope return" w:semiHidden="1" w:unhideWhenUsed="1"/>
@@ -1767,7 +2036,7 @@
     <w:lsdException w:name="List Number 3" w:semiHidden="1" w:unhideWhenUsed="1"/>
     <w:lsdException w:name="List Number 4" w:semiHidden="1" w:unhideWhenUsed="1"/>
     <w:lsdException w:name="List Number 5" w:semiHidden="1" w:unhideWhenUsed="1"/>
-    <w:lsdException w:name="Title" w:uiPriority="10" w:qFormat="1"/>
+    <w:lsdException w:name="Title" w:qFormat="1" w:uiPriority="10"/>
     <w:lsdException w:name="Closing" w:semiHidden="1" w:unhideWhenUsed="1"/>
     <w:lsdException w:name="Signature" w:semiHidden="1" w:unhideWhenUsed="1"/>
     <w:lsdException w:name="Default Paragraph Font" w:semiHidden="1" w:uiPriority="1" w:unhideWhenUsed="1"/>
@@ -1779,7 +2048,7 @@
     <w:lsdException w:name="List Continue 4" w:semiHidden="1" w:unhideWhenUsed="1"/>
     <w:lsdException w:name="List Continue 5" w:semiHidden="1" w:unhideWhenUsed="1"/>
     <w:lsdException w:name="Message Header" w:semiHidden="1" w:unhideWhenUsed="1"/>
-    <w:lsdException w:name="Subtitle" w:uiPriority="11" w:qFormat="1"/>
+    <w:lsdException w:name="Subtitle" w:qFormat="1" w:uiPriority="11"/>
     <w:lsdException w:name="Salutation" w:semiHidden="1" w:unhideWhenUsed="1"/>
     <w:lsdException w:name="Date" w:semiHidden="1" w:unhideWhenUsed="1"/>
     <w:lsdException w:name="Body Text First Indent" w:semiHidden="1" w:unhideWhenUsed="1"/>
@@ -1792,8 +2061,8 @@
     <w:lsdException w:name="Block Text" w:semiHidden="1" w:unhideWhenUsed="1"/>
     <w:lsdException w:name="Hyperlink" w:semiHidden="1" w:unhideWhenUsed="1"/>
     <w:lsdException w:name="FollowedHyperlink" w:semiHidden="1" w:unhideWhenUsed="1"/>
-    <w:lsdException w:name="Strong" w:uiPriority="22" w:qFormat="1"/>
-    <w:lsdException w:name="Emphasis" w:uiPriority="20" w:qFormat="1"/>
+    <w:lsdException w:name="Strong" w:qFormat="1" w:uiPriority="22"/>
+    <w:lsdException w:name="Emphasis" w:qFormat="1" w:uiPriority="20"/>
     <w:lsdException w:name="Document Map" w:semiHidden="1" w:unhideWhenUsed="1"/>
     <w:lsdException w:name="Plain Text" w:semiHidden="1" w:unhideWhenUsed="1"/>
     <w:lsdException w:name="E-mail Signature" w:semiHidden="1" w:unhideWhenUsed="1"/>
@@ -1862,7 +2131,7 @@
     <w:lsdException w:name="Table Grid" w:uiPriority="59"/>
     <w:lsdException w:name="Table Theme" w:semiHidden="1" w:unhideWhenUsed="1"/>
     <w:lsdException w:name="Placeholder Text" w:semiHidden="1"/>
-    <w:lsdException w:name="No Spacing" w:uiPriority="1" w:qFormat="1"/>
+    <w:lsdException w:name="No Spacing" w:qFormat="1" w:uiPriority="1"/>
     <w:lsdException w:name="Light Shading" w:uiPriority="60"/>
     <w:lsdException w:name="Light List" w:uiPriority="61"/>
     <w:lsdException w:name="Light Grid" w:uiPriority="62"/>
@@ -1884,9 +2153,9 @@
     <w:lsdException w:name="Medium Shading 2 Accent 1" w:uiPriority="64"/>
     <w:lsdException w:name="Medium List 1 Accent 1" w:uiPriority="65"/>
     <w:lsdException w:name="Revision" w:semiHidden="1"/>
-    <w:lsdException w:name="List Paragraph" w:uiPriority="34" w:qFormat="1"/>
-    <w:lsdException w:name="Quote" w:uiPriority="29" w:qFormat="1"/>
-    <w:lsdException w:name="Intense Quote" w:uiPriority="30" w:qFormat="1"/>
+    <w:lsdException w:name="List Paragraph" w:qFormat="1" w:uiPriority="34"/>
+    <w:lsdException w:name="Quote" w:qFormat="1" w:uiPriority="29"/>
+    <w:lsdException w:name="Intense Quote" w:qFormat="1" w:uiPriority="30"/>
     <w:lsdException w:name="Medium List 2 Accent 1" w:uiPriority="66"/>
     <w:lsdException w:name="Medium Grid 1 Accent 1" w:uiPriority="67"/>
     <w:lsdException w:name="Medium Grid 2 Accent 1" w:uiPriority="68"/>
@@ -1965,13 +2234,13 @@
     <w:lsdException w:name="Colorful Shading Accent 6" w:uiPriority="71"/>
     <w:lsdException w:name="Colorful List Accent 6" w:uiPriority="72"/>
     <w:lsdException w:name="Colorful Grid Accent 6" w:uiPriority="73"/>
-    <w:lsdException w:name="Subtle Emphasis" w:uiPriority="19" w:qFormat="1"/>
-    <w:lsdException w:name="Intense Emphasis" w:uiPriority="21" w:qFormat="1"/>
-    <w:lsdException w:name="Subtle Reference" w:uiPriority="31" w:qFormat="1"/>
-    <w:lsdException w:name="Intense Reference" w:uiPriority="32" w:qFormat="1"/>
-    <w:lsdException w:name="Book Title" w:uiPriority="33" w:qFormat="1"/>
+    <w:lsdException w:name="Subtle Emphasis" w:qFormat="1" w:uiPriority="19"/>
+    <w:lsdException w:name="Intense Emphasis" w:qFormat="1" w:uiPriority="21"/>
+    <w:lsdException w:name="Subtle Reference" w:qFormat="1" w:uiPriority="31"/>
+    <w:lsdException w:name="Intense Reference" w:qFormat="1" w:uiPriority="32"/>
+    <w:lsdException w:name="Book Title" w:qFormat="1" w:uiPriority="33"/>
     <w:lsdException w:name="Bibliography" w:semiHidden="1" w:uiPriority="37" w:unhideWhenUsed="1"/>
-    <w:lsdException w:name="TOC Heading" w:semiHidden="1" w:uiPriority="39" w:unhideWhenUsed="1" w:qFormat="1"/>
+    <w:lsdException w:name="TOC Heading" w:qFormat="1" w:semiHidden="1" w:uiPriority="39" w:unhideWhenUsed="1"/>
     <w:lsdException w:name="Plain Table 1" w:uiPriority="41"/>
     <w:lsdException w:name="Plain Table 2" w:uiPriority="42"/>
     <w:lsdException w:name="Plain Table 3" w:uiPriority="43"/>
@@ -2082,11 +2351,11 @@
     <w:lsdException w:name="Unresolved Mention" w:semiHidden="1" w:unhideWhenUsed="1"/>
     <w:lsdException w:name="Smart Link" w:semiHidden="1" w:unhideWhenUsed="1"/>
   </w:latentStyles>
-  <w:style w:type="paragraph" w:default="1" w:styleId="Normal">
+  <w:style w:default="1" w:styleId="Normal" w:type="paragraph">
     <w:name w:val="Normal"/>
     <w:qFormat/>
   </w:style>
-  <w:style w:type="paragraph" w:styleId="Heading1">
+  <w:style w:styleId="Heading1" w:type="paragraph">
     <w:name w:val="heading 1"/>
     <w:basedOn w:val="Normal"/>
     <w:next w:val="Normal"/>
@@ -2098,21 +2367,21 @@
       <w:keepNext/>
       <w:keepLines/>
       <w:pBdr>
-        <w:bottom w:val="single" w:sz="4" w:space="1" w:color="auto"/>
+        <w:bottom w:color="auto" w:space="1" w:sz="4" w:val="single"/>
       </w:pBdr>
-      <w:spacing w:before="240" w:after="240"/>
+      <w:spacing w:after="240" w:before="240"/>
       <w:outlineLvl w:val="0"/>
     </w:pPr>
     <w:rPr>
-      <w:rFonts w:eastAsiaTheme="majorEastAsia" w:cstheme="minorHAnsi"/>
+      <w:rFonts w:cstheme="minorHAnsi" w:eastAsiaTheme="majorEastAsia"/>
       <w:b/>
       <w:bCs/>
-      <w:color w:val="365F91" w:themeColor="accent1" w:themeShade="BF"/>
+      <w:color w:themeColor="accent1" w:themeShade="BF" w:val="365F91"/>
       <w:sz w:val="40"/>
       <w:szCs w:val="40"/>
     </w:rPr>
   </w:style>
-  <w:style w:type="paragraph" w:styleId="Heading2">
+  <w:style w:styleId="Heading2" w:type="paragraph">
     <w:name w:val="heading 2"/>
     <w:basedOn w:val="Normal"/>
     <w:next w:val="Normal"/>
@@ -2124,46 +2393,90 @@
     <w:pPr>
       <w:keepNext/>
       <w:keepLines/>
-      <w:spacing w:before="240" w:after="120"/>
+      <w:spacing w:after="120" w:before="240"/>
       <w:outlineLvl w:val="1"/>
     </w:pPr>
     <w:rPr>
-      <w:rFonts w:eastAsiaTheme="majorEastAsia" w:cstheme="minorHAnsi"/>
+      <w:rFonts w:cstheme="minorHAnsi" w:eastAsiaTheme="majorEastAsia"/>
       <w:b/>
       <w:bCs/>
-      <w:color w:val="4F81BD" w:themeColor="accent1"/>
+      <w:color w:themeColor="accent1" w:val="4F81BD"/>
       <w:sz w:val="36"/>
       <w:szCs w:val="36"/>
     </w:rPr>
   </w:style>
-  <w:style w:type="character" w:default="1" w:styleId="DefaultParagraphFont">
+  <w:style w:styleId="Heading3" w:type="paragraph">
+    <w:name w:val="heading 3"/>
+    <w:basedOn w:val="Normal"/>
+    <w:next w:val="Normal"/>
+    <w:link w:val="Heading3Char"/>
+    <w:uiPriority w:val="9"/>
+    <w:unhideWhenUsed/>
+    <w:qFormat/>
+    <w:rsid w:val="005B3D4E"/>
+    <w:pPr>
+      <w:keepNext/>
+      <w:keepLines/>
+      <w:spacing w:after="0" w:before="40"/>
+      <w:outlineLvl w:val="2"/>
+    </w:pPr>
+    <w:rPr>
+      <w:rFonts w:ascii="Arial" w:cstheme="majorBidi" w:eastAsiaTheme="majorEastAsia" w:hAnsi="Arial"/>
+      <w:color w:themeColor="accent1" w:themeShade="7F" w:val="243F60"/>
+      <w:sz w:val="32"/>
+      <w:szCs w:val="24"/>
+    </w:rPr>
+  </w:style>
+  <w:style w:styleId="Heading4" w:type="paragraph">
+    <w:name w:val="heading 4"/>
+    <w:basedOn w:val="Normal"/>
+    <w:next w:val="Normal"/>
+    <w:link w:val="Heading4Char"/>
+    <w:uiPriority w:val="9"/>
+    <w:unhideWhenUsed/>
+    <w:qFormat/>
+    <w:rsid w:val="005B3D4E"/>
+    <w:pPr>
+      <w:keepNext/>
+      <w:keepLines/>
+      <w:spacing w:after="0" w:before="40"/>
+      <w:outlineLvl w:val="3"/>
+    </w:pPr>
+    <w:rPr>
+      <w:rFonts w:asciiTheme="majorHAnsi" w:cstheme="majorBidi" w:eastAsiaTheme="majorEastAsia" w:hAnsiTheme="majorHAnsi"/>
+      <w:i/>
+      <w:iCs/>
+      <w:color w:themeColor="accent1" w:themeShade="BF" w:val="365F91"/>
+    </w:rPr>
+  </w:style>
+  <w:style w:default="1" w:styleId="DefaultParagraphFont" w:type="character">
     <w:name w:val="Default Paragraph Font"/>
     <w:uiPriority w:val="1"/>
     <w:semiHidden/>
     <w:unhideWhenUsed/>
   </w:style>
-  <w:style w:type="table" w:default="1" w:styleId="TableNormal">
+  <w:style w:default="1" w:styleId="TableNormal" w:type="table">
     <w:name w:val="Normal Table"/>
     <w:uiPriority w:val="99"/>
     <w:semiHidden/>
     <w:unhideWhenUsed/>
     <w:tblPr>
-      <w:tblInd w:w="0" w:type="dxa"/>
+      <w:tblInd w:type="dxa" w:w="0"/>
       <w:tblCellMar>
-        <w:top w:w="0" w:type="dxa"/>
-        <w:left w:w="108" w:type="dxa"/>
-        <w:bottom w:w="0" w:type="dxa"/>
-        <w:right w:w="108" w:type="dxa"/>
+        <w:top w:type="dxa" w:w="0"/>
+        <w:left w:type="dxa" w:w="108"/>
+        <w:bottom w:type="dxa" w:w="0"/>
+        <w:right w:type="dxa" w:w="108"/>
       </w:tblCellMar>
     </w:tblPr>
   </w:style>
-  <w:style w:type="numbering" w:default="1" w:styleId="NoList">
+  <w:style w:default="1" w:styleId="NoList" w:type="numbering">
     <w:name w:val="No List"/>
     <w:uiPriority w:val="99"/>
     <w:semiHidden/>
     <w:unhideWhenUsed/>
   </w:style>
-  <w:style w:type="paragraph" w:styleId="Header">
+  <w:style w:styleId="Header" w:type="paragraph">
     <w:name w:val="header"/>
     <w:basedOn w:val="Normal"/>
     <w:link w:val="HeaderChar"/>
@@ -2172,20 +2485,20 @@
     <w:rsid w:val="00E043FD"/>
     <w:pPr>
       <w:tabs>
-        <w:tab w:val="center" w:pos="4513"/>
-        <w:tab w:val="right" w:pos="9026"/>
+        <w:tab w:pos="4513" w:val="center"/>
+        <w:tab w:pos="9026" w:val="right"/>
       </w:tabs>
       <w:spacing w:after="0" w:line="240" w:lineRule="auto"/>
     </w:pPr>
   </w:style>
-  <w:style w:type="character" w:customStyle="1" w:styleId="HeaderChar">
+  <w:style w:customStyle="1" w:styleId="HeaderChar" w:type="character">
     <w:name w:val="Header Char"/>
     <w:basedOn w:val="DefaultParagraphFont"/>
     <w:link w:val="Header"/>
     <w:uiPriority w:val="99"/>
     <w:rsid w:val="00E043FD"/>
   </w:style>
-  <w:style w:type="paragraph" w:styleId="Footer">
+  <w:style w:styleId="Footer" w:type="paragraph">
     <w:name w:val="footer"/>
     <w:basedOn w:val="Normal"/>
     <w:link w:val="FooterChar"/>
@@ -2194,28 +2507,28 @@
     <w:rsid w:val="00E043FD"/>
     <w:pPr>
       <w:tabs>
-        <w:tab w:val="center" w:pos="4513"/>
-        <w:tab w:val="right" w:pos="9026"/>
+        <w:tab w:pos="4513" w:val="center"/>
+        <w:tab w:pos="9026" w:val="right"/>
       </w:tabs>
       <w:spacing w:after="0" w:line="240" w:lineRule="auto"/>
     </w:pPr>
   </w:style>
-  <w:style w:type="character" w:customStyle="1" w:styleId="FooterChar">
+  <w:style w:customStyle="1" w:styleId="FooterChar" w:type="character">
     <w:name w:val="Footer Char"/>
     <w:basedOn w:val="DefaultParagraphFont"/>
     <w:link w:val="Footer"/>
     <w:uiPriority w:val="99"/>
     <w:rsid w:val="00E043FD"/>
   </w:style>
-  <w:style w:type="paragraph" w:customStyle="1" w:styleId="3CBD5A742C28424DA5172AD252E32316">
+  <w:style w:customStyle="1" w:styleId="3CBD5A742C28424DA5172AD252E32316" w:type="paragraph">
     <w:name w:val="3CBD5A742C28424DA5172AD252E32316"/>
     <w:rsid w:val="00E043FD"/>
     <w:rPr>
       <w:rFonts w:eastAsiaTheme="minorEastAsia"/>
-      <w:lang w:val="en-US" w:eastAsia="ja-JP"/>
-    </w:rPr>
-  </w:style>
-  <w:style w:type="paragraph" w:styleId="BalloonText">
+      <w:lang w:eastAsia="ja-JP" w:val="en-US"/>
+    </w:rPr>
+  </w:style>
+  <w:style w:styleId="BalloonText" w:type="paragraph">
     <w:name w:val="Balloon Text"/>
     <w:basedOn w:val="Normal"/>
     <w:link w:val="BalloonTextChar"/>
@@ -2227,12 +2540,12 @@
       <w:spacing w:after="0" w:line="240" w:lineRule="auto"/>
     </w:pPr>
     <w:rPr>
-      <w:rFonts w:ascii="Tahoma" w:hAnsi="Tahoma" w:cs="Tahoma"/>
+      <w:rFonts w:ascii="Tahoma" w:cs="Tahoma" w:hAnsi="Tahoma"/>
       <w:sz w:val="16"/>
       <w:szCs w:val="16"/>
     </w:rPr>
   </w:style>
-  <w:style w:type="character" w:customStyle="1" w:styleId="BalloonTextChar">
+  <w:style w:customStyle="1" w:styleId="BalloonTextChar" w:type="character">
     <w:name w:val="Balloon Text Char"/>
     <w:basedOn w:val="DefaultParagraphFont"/>
     <w:link w:val="BalloonText"/>
@@ -2240,12 +2553,12 @@
     <w:semiHidden/>
     <w:rsid w:val="00E043FD"/>
     <w:rPr>
-      <w:rFonts w:ascii="Tahoma" w:hAnsi="Tahoma" w:cs="Tahoma"/>
+      <w:rFonts w:ascii="Tahoma" w:cs="Tahoma" w:hAnsi="Tahoma"/>
       <w:sz w:val="16"/>
       <w:szCs w:val="16"/>
     </w:rPr>
   </w:style>
-  <w:style w:type="paragraph" w:styleId="Title">
+  <w:style w:styleId="Title" w:type="paragraph">
     <w:name w:val="Title"/>
     <w:basedOn w:val="Normal"/>
     <w:next w:val="Normal"/>
@@ -2255,66 +2568,66 @@
     <w:rsid w:val="00461742"/>
     <w:pPr>
       <w:pBdr>
-        <w:bottom w:val="single" w:sz="8" w:space="4" w:color="4F81BD" w:themeColor="accent1"/>
+        <w:bottom w:color="4F81BD" w:space="4" w:sz="8" w:themeColor="accent1" w:val="single"/>
       </w:pBdr>
       <w:spacing w:after="300" w:line="240" w:lineRule="auto"/>
       <w:contextualSpacing/>
     </w:pPr>
     <w:rPr>
-      <w:rFonts w:asciiTheme="majorHAnsi" w:eastAsiaTheme="majorEastAsia" w:hAnsiTheme="majorHAnsi" w:cstheme="majorBidi"/>
-      <w:color w:val="17365D" w:themeColor="text2" w:themeShade="BF"/>
+      <w:rFonts w:asciiTheme="majorHAnsi" w:cstheme="majorBidi" w:eastAsiaTheme="majorEastAsia" w:hAnsiTheme="majorHAnsi"/>
+      <w:color w:themeColor="text2" w:themeShade="BF" w:val="17365D"/>
       <w:spacing w:val="5"/>
       <w:kern w:val="28"/>
       <w:sz w:val="52"/>
       <w:szCs w:val="52"/>
     </w:rPr>
   </w:style>
-  <w:style w:type="character" w:customStyle="1" w:styleId="TitleChar">
+  <w:style w:customStyle="1" w:styleId="TitleChar" w:type="character">
     <w:name w:val="Title Char"/>
     <w:basedOn w:val="DefaultParagraphFont"/>
     <w:link w:val="Title"/>
     <w:uiPriority w:val="10"/>
     <w:rsid w:val="00461742"/>
     <w:rPr>
-      <w:rFonts w:asciiTheme="majorHAnsi" w:eastAsiaTheme="majorEastAsia" w:hAnsiTheme="majorHAnsi" w:cstheme="majorBidi"/>
-      <w:color w:val="17365D" w:themeColor="text2" w:themeShade="BF"/>
+      <w:rFonts w:asciiTheme="majorHAnsi" w:cstheme="majorBidi" w:eastAsiaTheme="majorEastAsia" w:hAnsiTheme="majorHAnsi"/>
+      <w:color w:themeColor="text2" w:themeShade="BF" w:val="17365D"/>
       <w:spacing w:val="5"/>
       <w:kern w:val="28"/>
       <w:sz w:val="52"/>
       <w:szCs w:val="52"/>
     </w:rPr>
   </w:style>
-  <w:style w:type="character" w:customStyle="1" w:styleId="Heading1Char">
+  <w:style w:customStyle="1" w:styleId="Heading1Char" w:type="character">
     <w:name w:val="Heading 1 Char"/>
     <w:basedOn w:val="DefaultParagraphFont"/>
     <w:link w:val="Heading1"/>
     <w:uiPriority w:val="9"/>
     <w:rsid w:val="00AF6CC8"/>
     <w:rPr>
-      <w:rFonts w:eastAsiaTheme="majorEastAsia" w:cstheme="minorHAnsi"/>
+      <w:rFonts w:cstheme="minorHAnsi" w:eastAsiaTheme="majorEastAsia"/>
       <w:b/>
       <w:bCs/>
-      <w:color w:val="365F91" w:themeColor="accent1" w:themeShade="BF"/>
+      <w:color w:themeColor="accent1" w:themeShade="BF" w:val="365F91"/>
       <w:sz w:val="40"/>
       <w:szCs w:val="40"/>
     </w:rPr>
   </w:style>
-  <w:style w:type="character" w:customStyle="1" w:styleId="Heading2Char">
+  <w:style w:customStyle="1" w:styleId="Heading2Char" w:type="character">
     <w:name w:val="Heading 2 Char"/>
     <w:basedOn w:val="DefaultParagraphFont"/>
     <w:link w:val="Heading2"/>
     <w:uiPriority w:val="9"/>
     <w:rsid w:val="00F14C3E"/>
     <w:rPr>
-      <w:rFonts w:eastAsiaTheme="majorEastAsia" w:cstheme="minorHAnsi"/>
+      <w:rFonts w:cstheme="minorHAnsi" w:eastAsiaTheme="majorEastAsia"/>
       <w:b/>
       <w:bCs/>
-      <w:color w:val="4F81BD" w:themeColor="accent1"/>
+      <w:color w:themeColor="accent1" w:val="4F81BD"/>
       <w:sz w:val="36"/>
       <w:szCs w:val="36"/>
     </w:rPr>
   </w:style>
-  <w:style w:type="paragraph" w:styleId="ListParagraph">
+  <w:style w:styleId="ListParagraph" w:type="paragraph">
     <w:name w:val="List Paragraph"/>
     <w:basedOn w:val="Normal"/>
     <w:uiPriority w:val="34"/>
@@ -2325,234 +2638,292 @@
       <w:contextualSpacing/>
     </w:pPr>
   </w:style>
+  <w:style w:customStyle="1" w:styleId="Heading3Char" w:type="character">
+    <w:name w:val="Heading 3 Char"/>
+    <w:basedOn w:val="DefaultParagraphFont"/>
+    <w:link w:val="Heading3"/>
+    <w:uiPriority w:val="9"/>
+    <w:rsid w:val="005B3D4E"/>
+    <w:rPr>
+      <w:rFonts w:ascii="Arial" w:cstheme="majorBidi" w:eastAsiaTheme="majorEastAsia" w:hAnsi="Arial"/>
+      <w:color w:themeColor="accent1" w:themeShade="7F" w:val="243F60"/>
+      <w:sz w:val="32"/>
+      <w:szCs w:val="24"/>
+    </w:rPr>
+  </w:style>
+  <w:style w:customStyle="1" w:styleId="Heading4Char" w:type="character">
+    <w:name w:val="Heading 4 Char"/>
+    <w:basedOn w:val="DefaultParagraphFont"/>
+    <w:link w:val="Heading4"/>
+    <w:uiPriority w:val="9"/>
+    <w:rsid w:val="005B3D4E"/>
+    <w:rPr>
+      <w:rFonts w:asciiTheme="majorHAnsi" w:cstheme="majorBidi" w:eastAsiaTheme="majorEastAsia" w:hAnsiTheme="majorHAnsi"/>
+      <w:i/>
+      <w:iCs/>
+      <w:color w:themeColor="accent1" w:themeShade="BF" w:val="365F91"/>
+    </w:rPr>
+  </w:style>
   <w:style w:type="paragraph" w:customStyle="1" w:styleId="SourceCode">
     <w:name w:val="Source Code"/>
     <w:basedOn w:val="Normal"/>
+    <w:link w:val="VerbatimChar"/>
     <w:pPr>
-      <w:shd w:val="clear" w:color="auto" w:fill="F1F3F5"/>
-      <w:wordWrap w:val="0"/>
+      <w:wordWrap w:val="off"/>
+      <w:shd w:val="clear" w:fill="f1f3f5"/>
     </w:pPr>
   </w:style>
   <w:style w:type="character" w:customStyle="1" w:styleId="KeywordTok">
     <w:name w:val="KeywordTok"/>
+    <w:basedOn w:val="VerbatimChar"/>
     <w:rPr>
       <w:b/>
-      <w:color w:val="003B4F"/>
-      <w:shd w:val="clear" w:color="auto" w:fill="F1F3F5"/>
+      <w:color w:val="003b4f"/>
+      <w:shd w:val="clear" w:fill="f1f3f5"/>
     </w:rPr>
   </w:style>
   <w:style w:type="character" w:customStyle="1" w:styleId="DataTypeTok">
     <w:name w:val="DataTypeTok"/>
-    <w:rPr>
-      <w:color w:val="AD0000"/>
-      <w:shd w:val="clear" w:color="auto" w:fill="F1F3F5"/>
+    <w:basedOn w:val="VerbatimChar"/>
+    <w:rPr>
+      <w:color w:val="ad0000"/>
+      <w:shd w:val="clear" w:fill="f1f3f5"/>
     </w:rPr>
   </w:style>
   <w:style w:type="character" w:customStyle="1" w:styleId="DecValTok">
     <w:name w:val="DecValTok"/>
-    <w:rPr>
-      <w:color w:val="AD0000"/>
-      <w:shd w:val="clear" w:color="auto" w:fill="F1F3F5"/>
+    <w:basedOn w:val="VerbatimChar"/>
+    <w:rPr>
+      <w:color w:val="ad0000"/>
+      <w:shd w:val="clear" w:fill="f1f3f5"/>
     </w:rPr>
   </w:style>
   <w:style w:type="character" w:customStyle="1" w:styleId="BaseNTok">
     <w:name w:val="BaseNTok"/>
-    <w:rPr>
-      <w:color w:val="AD0000"/>
-      <w:shd w:val="clear" w:color="auto" w:fill="F1F3F5"/>
+    <w:basedOn w:val="VerbatimChar"/>
+    <w:rPr>
+      <w:color w:val="ad0000"/>
+      <w:shd w:val="clear" w:fill="f1f3f5"/>
     </w:rPr>
   </w:style>
   <w:style w:type="character" w:customStyle="1" w:styleId="FloatTok">
     <w:name w:val="FloatTok"/>
-    <w:rPr>
-      <w:color w:val="AD0000"/>
-      <w:shd w:val="clear" w:color="auto" w:fill="F1F3F5"/>
+    <w:basedOn w:val="VerbatimChar"/>
+    <w:rPr>
+      <w:color w:val="ad0000"/>
+      <w:shd w:val="clear" w:fill="f1f3f5"/>
     </w:rPr>
   </w:style>
   <w:style w:type="character" w:customStyle="1" w:styleId="ConstantTok">
     <w:name w:val="ConstantTok"/>
-    <w:rPr>
-      <w:color w:val="8F5902"/>
-      <w:shd w:val="clear" w:color="auto" w:fill="F1F3F5"/>
+    <w:basedOn w:val="VerbatimChar"/>
+    <w:rPr>
+      <w:color w:val="8f5902"/>
+      <w:shd w:val="clear" w:fill="f1f3f5"/>
     </w:rPr>
   </w:style>
   <w:style w:type="character" w:customStyle="1" w:styleId="CharTok">
     <w:name w:val="CharTok"/>
-    <w:rPr>
-      <w:color w:val="20794D"/>
-      <w:shd w:val="clear" w:color="auto" w:fill="F1F3F5"/>
+    <w:basedOn w:val="VerbatimChar"/>
+    <w:rPr>
+      <w:color w:val="20794d"/>
+      <w:shd w:val="clear" w:fill="f1f3f5"/>
     </w:rPr>
   </w:style>
   <w:style w:type="character" w:customStyle="1" w:styleId="SpecialCharTok">
     <w:name w:val="SpecialCharTok"/>
-    <w:rPr>
-      <w:color w:val="5E5E5E"/>
-      <w:shd w:val="clear" w:color="auto" w:fill="F1F3F5"/>
+    <w:basedOn w:val="VerbatimChar"/>
+    <w:rPr>
+      <w:color w:val="5e5e5e"/>
+      <w:shd w:val="clear" w:fill="f1f3f5"/>
     </w:rPr>
   </w:style>
   <w:style w:type="character" w:customStyle="1" w:styleId="StringTok">
     <w:name w:val="StringTok"/>
-    <w:rPr>
-      <w:color w:val="20794D"/>
-      <w:shd w:val="clear" w:color="auto" w:fill="F1F3F5"/>
+    <w:basedOn w:val="VerbatimChar"/>
+    <w:rPr>
+      <w:color w:val="20794d"/>
+      <w:shd w:val="clear" w:fill="f1f3f5"/>
     </w:rPr>
   </w:style>
   <w:style w:type="character" w:customStyle="1" w:styleId="VerbatimStringTok">
     <w:name w:val="VerbatimStringTok"/>
-    <w:rPr>
-      <w:color w:val="20794D"/>
-      <w:shd w:val="clear" w:color="auto" w:fill="F1F3F5"/>
+    <w:basedOn w:val="VerbatimChar"/>
+    <w:rPr>
+      <w:color w:val="20794d"/>
+      <w:shd w:val="clear" w:fill="f1f3f5"/>
     </w:rPr>
   </w:style>
   <w:style w:type="character" w:customStyle="1" w:styleId="SpecialStringTok">
     <w:name w:val="SpecialStringTok"/>
-    <w:rPr>
-      <w:color w:val="20794D"/>
-      <w:shd w:val="clear" w:color="auto" w:fill="F1F3F5"/>
+    <w:basedOn w:val="VerbatimChar"/>
+    <w:rPr>
+      <w:color w:val="20794d"/>
+      <w:shd w:val="clear" w:fill="f1f3f5"/>
     </w:rPr>
   </w:style>
   <w:style w:type="character" w:customStyle="1" w:styleId="ImportTok">
     <w:name w:val="ImportTok"/>
-    <w:rPr>
-      <w:color w:val="00769E"/>
-      <w:shd w:val="clear" w:color="auto" w:fill="F1F3F5"/>
+    <w:basedOn w:val="VerbatimChar"/>
+    <w:rPr>
+      <w:color w:val="00769e"/>
+      <w:shd w:val="clear" w:fill="f1f3f5"/>
     </w:rPr>
   </w:style>
   <w:style w:type="character" w:customStyle="1" w:styleId="CommentTok">
     <w:name w:val="CommentTok"/>
-    <w:rPr>
-      <w:color w:val="5E5E5E"/>
-      <w:shd w:val="clear" w:color="auto" w:fill="F1F3F5"/>
+    <w:basedOn w:val="VerbatimChar"/>
+    <w:rPr>
+      <w:color w:val="5e5e5e"/>
+      <w:shd w:val="clear" w:fill="f1f3f5"/>
     </w:rPr>
   </w:style>
   <w:style w:type="character" w:customStyle="1" w:styleId="DocumentationTok">
     <w:name w:val="DocumentationTok"/>
+    <w:basedOn w:val="VerbatimChar"/>
     <w:rPr>
       <w:i/>
-      <w:color w:val="5E5E5E"/>
-      <w:shd w:val="clear" w:color="auto" w:fill="F1F3F5"/>
+      <w:color w:val="5e5e5e"/>
+      <w:shd w:val="clear" w:fill="f1f3f5"/>
     </w:rPr>
   </w:style>
   <w:style w:type="character" w:customStyle="1" w:styleId="AnnotationTok">
     <w:name w:val="AnnotationTok"/>
-    <w:rPr>
-      <w:color w:val="5E5E5E"/>
-      <w:shd w:val="clear" w:color="auto" w:fill="F1F3F5"/>
+    <w:basedOn w:val="VerbatimChar"/>
+    <w:rPr>
+      <w:color w:val="5e5e5e"/>
+      <w:shd w:val="clear" w:fill="f1f3f5"/>
     </w:rPr>
   </w:style>
   <w:style w:type="character" w:customStyle="1" w:styleId="CommentVarTok">
     <w:name w:val="CommentVarTok"/>
+    <w:basedOn w:val="VerbatimChar"/>
     <w:rPr>
       <w:i/>
-      <w:color w:val="5E5E5E"/>
-      <w:shd w:val="clear" w:color="auto" w:fill="F1F3F5"/>
+      <w:color w:val="5e5e5e"/>
+      <w:shd w:val="clear" w:fill="f1f3f5"/>
     </w:rPr>
   </w:style>
   <w:style w:type="character" w:customStyle="1" w:styleId="OtherTok">
     <w:name w:val="OtherTok"/>
-    <w:rPr>
-      <w:color w:val="003B4F"/>
-      <w:shd w:val="clear" w:color="auto" w:fill="F1F3F5"/>
+    <w:basedOn w:val="VerbatimChar"/>
+    <w:rPr>
+      <w:color w:val="003b4f"/>
+      <w:shd w:val="clear" w:fill="f1f3f5"/>
     </w:rPr>
   </w:style>
   <w:style w:type="character" w:customStyle="1" w:styleId="FunctionTok">
     <w:name w:val="FunctionTok"/>
-    <w:rPr>
-      <w:color w:val="4758AB"/>
-      <w:shd w:val="clear" w:color="auto" w:fill="F1F3F5"/>
+    <w:basedOn w:val="VerbatimChar"/>
+    <w:rPr>
+      <w:color w:val="4758ab"/>
+      <w:shd w:val="clear" w:fill="f1f3f5"/>
     </w:rPr>
   </w:style>
   <w:style w:type="character" w:customStyle="1" w:styleId="VariableTok">
     <w:name w:val="VariableTok"/>
+    <w:basedOn w:val="VerbatimChar"/>
     <w:rPr>
       <w:color w:val="111111"/>
-      <w:shd w:val="clear" w:color="auto" w:fill="F1F3F5"/>
+      <w:shd w:val="clear" w:fill="f1f3f5"/>
     </w:rPr>
   </w:style>
   <w:style w:type="character" w:customStyle="1" w:styleId="ControlFlowTok">
     <w:name w:val="ControlFlowTok"/>
+    <w:basedOn w:val="VerbatimChar"/>
     <w:rPr>
       <w:b/>
-      <w:color w:val="003B4F"/>
-      <w:shd w:val="clear" w:color="auto" w:fill="F1F3F5"/>
+      <w:color w:val="003b4f"/>
+      <w:shd w:val="clear" w:fill="f1f3f5"/>
     </w:rPr>
   </w:style>
   <w:style w:type="character" w:customStyle="1" w:styleId="OperatorTok">
     <w:name w:val="OperatorTok"/>
-    <w:rPr>
-      <w:color w:val="5E5E5E"/>
-      <w:shd w:val="clear" w:color="auto" w:fill="F1F3F5"/>
+    <w:basedOn w:val="VerbatimChar"/>
+    <w:rPr>
+      <w:color w:val="5e5e5e"/>
+      <w:shd w:val="clear" w:fill="f1f3f5"/>
     </w:rPr>
   </w:style>
   <w:style w:type="character" w:customStyle="1" w:styleId="BuiltInTok">
     <w:name w:val="BuiltInTok"/>
-    <w:rPr>
-      <w:color w:val="003B4F"/>
-      <w:shd w:val="clear" w:color="auto" w:fill="F1F3F5"/>
+    <w:basedOn w:val="VerbatimChar"/>
+    <w:rPr>
+      <w:color w:val="003b4f"/>
+      <w:shd w:val="clear" w:fill="f1f3f5"/>
     </w:rPr>
   </w:style>
   <w:style w:type="character" w:customStyle="1" w:styleId="ExtensionTok">
     <w:name w:val="ExtensionTok"/>
-    <w:rPr>
-      <w:color w:val="003B4F"/>
-      <w:shd w:val="clear" w:color="auto" w:fill="F1F3F5"/>
+    <w:basedOn w:val="VerbatimChar"/>
+    <w:rPr>
+      <w:color w:val="003b4f"/>
+      <w:shd w:val="clear" w:fill="f1f3f5"/>
     </w:rPr>
   </w:style>
   <w:style w:type="character" w:customStyle="1" w:styleId="PreprocessorTok">
     <w:name w:val="PreprocessorTok"/>
-    <w:rPr>
-      <w:color w:val="AD0000"/>
-      <w:shd w:val="clear" w:color="auto" w:fill="F1F3F5"/>
+    <w:basedOn w:val="VerbatimChar"/>
+    <w:rPr>
+      <w:color w:val="ad0000"/>
+      <w:shd w:val="clear" w:fill="f1f3f5"/>
     </w:rPr>
   </w:style>
   <w:style w:type="character" w:customStyle="1" w:styleId="AttributeTok">
     <w:name w:val="AttributeTok"/>
+    <w:basedOn w:val="VerbatimChar"/>
     <w:rPr>
       <w:color w:val="657422"/>
-      <w:shd w:val="clear" w:color="auto" w:fill="F1F3F5"/>
+      <w:shd w:val="clear" w:fill="f1f3f5"/>
     </w:rPr>
   </w:style>
   <w:style w:type="character" w:customStyle="1" w:styleId="RegionMarkerTok">
     <w:name w:val="RegionMarkerTok"/>
-    <w:rPr>
-      <w:color w:val="003B4F"/>
-      <w:shd w:val="clear" w:color="auto" w:fill="F1F3F5"/>
+    <w:basedOn w:val="VerbatimChar"/>
+    <w:rPr>
+      <w:color w:val="003b4f"/>
+      <w:shd w:val="clear" w:fill="f1f3f5"/>
     </w:rPr>
   </w:style>
   <w:style w:type="character" w:customStyle="1" w:styleId="InformationTok">
     <w:name w:val="InformationTok"/>
-    <w:rPr>
-      <w:color w:val="5E5E5E"/>
-      <w:shd w:val="clear" w:color="auto" w:fill="F1F3F5"/>
+    <w:basedOn w:val="VerbatimChar"/>
+    <w:rPr>
+      <w:color w:val="5e5e5e"/>
+      <w:shd w:val="clear" w:fill="f1f3f5"/>
     </w:rPr>
   </w:style>
   <w:style w:type="character" w:customStyle="1" w:styleId="WarningTok">
     <w:name w:val="WarningTok"/>
+    <w:basedOn w:val="VerbatimChar"/>
     <w:rPr>
       <w:i/>
-      <w:color w:val="5E5E5E"/>
-      <w:shd w:val="clear" w:color="auto" w:fill="F1F3F5"/>
+      <w:color w:val="5e5e5e"/>
+      <w:shd w:val="clear" w:fill="f1f3f5"/>
     </w:rPr>
   </w:style>
   <w:style w:type="character" w:customStyle="1" w:styleId="AlertTok">
     <w:name w:val="AlertTok"/>
-    <w:rPr>
-      <w:color w:val="AD0000"/>
-      <w:shd w:val="clear" w:color="auto" w:fill="F1F3F5"/>
+    <w:basedOn w:val="VerbatimChar"/>
+    <w:rPr>
+      <w:color w:val="ad0000"/>
+      <w:shd w:val="clear" w:fill="f1f3f5"/>
     </w:rPr>
   </w:style>
   <w:style w:type="character" w:customStyle="1" w:styleId="ErrorTok">
     <w:name w:val="ErrorTok"/>
-    <w:rPr>
-      <w:color w:val="AD0000"/>
-      <w:shd w:val="clear" w:color="auto" w:fill="F1F3F5"/>
+    <w:basedOn w:val="VerbatimChar"/>
+    <w:rPr>
+      <w:color w:val="ad0000"/>
+      <w:shd w:val="clear" w:fill="f1f3f5"/>
     </w:rPr>
   </w:style>
   <w:style w:type="character" w:customStyle="1" w:styleId="NormalTok">
     <w:name w:val="NormalTok"/>
-    <w:rPr>
-      <w:color w:val="003B4F"/>
-      <w:shd w:val="clear" w:color="auto" w:fill="F1F3F5"/>
+    <w:basedOn w:val="VerbatimChar"/>
+    <w:rPr>
+      <w:color w:val="003b4f"/>
+      <w:shd w:val="clear" w:fill="f1f3f5"/>
     </w:rPr>
   </w:style>
 </w:styles>

--- a/Interior_Panels/Interior_Panels.docx
+++ b/Interior_Panels/Interior_Panels.docx
@@ -157,7 +157,7 @@
       </w:r>
     </w:p>
     <w:bookmarkEnd w:id="20"/>
-    <w:bookmarkStart w:id="45" w:name="interior-panels-1"/>
+    <w:bookmarkStart w:id="37" w:name="interior-panels-1"/>
     <w:p>
       <w:pPr>
         <w:pStyle w:val="Heading1"/>
@@ -226,13 +226,13 @@
         <w:t xml:space="preserve">Get the panel cart with all of the cut and labeled interior panels</w:t>
       </w:r>
     </w:p>
-    <w:bookmarkStart w:id="26" w:name="ceiling"/>
+    <w:bookmarkStart w:id="24" w:name="ceiling-panels-r1-r2-two-each"/>
     <w:p>
       <w:pPr>
         <w:pStyle w:val="Heading2"/>
       </w:pPr>
       <w:r>
-        <w:t xml:space="preserve">CEILING</w:t>
+        <w:t xml:space="preserve">CEILING Panels R1 &amp; R2 (two each)</w:t>
       </w:r>
     </w:p>
     <w:p>
@@ -249,14 +249,6 @@
     </w:p>
     <w:p>
       <w:pPr>
-        <w:pStyle w:val="BodyText"/>
-      </w:pPr>
-      <w:r>
-        <w:t xml:space="preserve">Panels R1 &amp; R2 (two each)</w:t>
-      </w:r>
-    </w:p>
-    <w:p>
-      <w:pPr>
         <w:numPr>
           <w:ilvl w:val="0"/>
           <w:numId w:val="1002"/>
@@ -285,13 +277,7 @@
         <w:br/>
       </w:r>
       <w:r>
-        <w:t xml:space="preserve">— drill ~1/2 to 3/4 inch from the edge</w:t>
-      </w:r>
-      <w:r>
-        <w:br/>
-      </w:r>
-      <w:r>
-        <w:t xml:space="preserve">— slant drill slightly to the outside edge</w:t>
+        <w:t xml:space="preserve">— drill ½” to ¾” from the edge, slant drill slightly to the outside edge</w:t>
       </w:r>
     </w:p>
     <w:p>
@@ -329,23 +315,18 @@
         </w:numPr>
       </w:pPr>
       <w:r>
-        <w:t xml:space="preserve">Step 3 – Install panels (Requires extra people, ladders, screw guns, Funky Boards)</w:t>
-      </w:r>
-    </w:p>
-    <w:p>
-      <w:pPr>
-        <w:numPr>
-          <w:ilvl w:val="0"/>
-          <w:numId w:val="1002"/>
-        </w:numPr>
-      </w:pPr>
-      <w:r>
-        <w:t xml:space="preserve">Install R1</w:t>
+        <w:t xml:space="preserve">Step 3 – Install panels (Requires extra people)</w:t>
       </w:r>
       <w:r>
         <w:br/>
       </w:r>
       <w:r>
+        <w:t xml:space="preserve">— Install R1</w:t>
+      </w:r>
+      <w:r>
+        <w:br/>
+      </w:r>
+      <w:r>
         <w:t xml:space="preserve">— at the back, factory edge on the interior stud line</w:t>
       </w:r>
       <w:r>
@@ -354,21 +335,16 @@
       <w:r>
         <w:t xml:space="preserve">— tight up against the vents; use crowbar</w:t>
       </w:r>
-    </w:p>
-    <w:p>
-      <w:pPr>
-        <w:numPr>
-          <w:ilvl w:val="0"/>
-          <w:numId w:val="1002"/>
-        </w:numPr>
-      </w:pPr>
-      <w:r>
-        <w:t xml:space="preserve">Install R2</w:t>
-      </w:r>
       <w:r>
         <w:br/>
       </w:r>
       <w:r>
+        <w:t xml:space="preserve">— Install R2</w:t>
+      </w:r>
+      <w:r>
+        <w:br/>
+      </w:r>
+      <w:r>
         <w:t xml:space="preserve">— factory edge at interior stud line up against R1</w:t>
       </w:r>
       <w:r>
@@ -377,16 +353,11 @@
       <w:r>
         <w:t xml:space="preserve">— tight up against the vents; use crowbar</w:t>
       </w:r>
-    </w:p>
-    <w:p>
-      <w:pPr>
-        <w:numPr>
-          <w:ilvl w:val="0"/>
-          <w:numId w:val="1002"/>
-        </w:numPr>
-      </w:pPr>
-      <w:r>
-        <w:t xml:space="preserve">REPEAT on the other side</w:t>
+      <w:r>
+        <w:br/>
+      </w:r>
+      <w:r>
+        <w:t xml:space="preserve">— REPEAT on the other side</w:t>
       </w:r>
     </w:p>
     <w:p>
@@ -466,107 +437,60 @@
       </w:r>
     </w:p>
     <w:p>
-      <w:r>
-        <w:br w:type="page"/>
-      </w:r>
-    </w:p>
-    <w:tbl>
-      <w:tblPr>
-        <w:tblStyle w:val="Table"/>
-        <w:tblW w:type="pct" w:w="5000"/>
-        <w:tblLayout w:type="fixed"/>
-        <w:tblLook w:firstRow="0" w:lastRow="0" w:firstColumn="0" w:lastColumn="0" w:noHBand="0" w:noVBand="0" w:val="0000"/>
-      </w:tblPr>
-      <w:tblGrid>
-        <w:gridCol w:w="7920"/>
-      </w:tblGrid>
-      <w:tr>
-        <w:tc>
-          <w:tcPr/>
-          <w:bookmarkStart w:id="25" w:name="fig-539a35d47e664c97a50115a146a7f1bd-1"/>
-          <w:p>
-            <w:pPr>
-              <w:pStyle w:val="Compact"/>
-              <w:jc w:val="center"/>
-            </w:pPr>
-            <w:bookmarkStart w:id="24" w:name="fig-539a35d47e664c97a50115a146a7f1bd-1"/>
-            <w:r>
-              <w:drawing>
-                <wp:inline>
-                  <wp:extent cx="5943600" cy="8229600"/>
-                  <wp:effectExtent b="0" l="0" r="0" t="0"/>
-                  <wp:docPr descr=" " title="" id="22" name="Picture"/>
-                  <a:graphic>
-                    <a:graphicData uri="http://schemas.openxmlformats.org/drawingml/2006/picture">
-                      <pic:pic>
-                        <pic:nvPicPr>
-                          <pic:cNvPr descr="images/ceiling_panels.png" id="23" name="Picture"/>
-                          <pic:cNvPicPr>
-                            <a:picLocks noChangeArrowheads="1" noChangeAspect="1"/>
-                          </pic:cNvPicPr>
-                        </pic:nvPicPr>
-                        <pic:blipFill>
-                          <a:blip r:embed="rId21"/>
-                          <a:stretch>
-                            <a:fillRect/>
-                          </a:stretch>
-                        </pic:blipFill>
-                        <pic:spPr bwMode="auto">
-                          <a:xfrm>
-                            <a:off x="0" y="0"/>
-                            <a:ext cx="5943600" cy="8229600"/>
-                          </a:xfrm>
-                          <a:prstGeom prst="rect">
-                            <a:avLst/>
-                          </a:prstGeom>
-                          <a:noFill/>
-                          <a:ln w="9525">
-                            <a:noFill/>
-                            <a:headEnd/>
-                            <a:tailEnd/>
-                          </a:ln>
-                        </pic:spPr>
-                      </pic:pic>
-                    </a:graphicData>
-                  </a:graphic>
-                </wp:inline>
-              </w:drawing>
-            </w:r>
-            <w:bookmarkEnd w:id="24"/>
-          </w:p>
-          <w:p>
-            <w:pPr>
-              <w:jc w:val="center"/>
-            </w:pPr>
-            <w:pPr>
-              <w:jc w:val="start"/>
-              <w:spacing w:before="200"/>
-              <w:pStyle w:val="ImageCaption"/>
-            </w:pPr>
-            <w:r>
-              <w:t xml:space="preserve"> </w:t>
-            </w:r>
-          </w:p>
-          <w:bookmarkEnd w:id="25"/>
-        </w:tc>
-      </w:tr>
-    </w:tbl>
-    <w:bookmarkEnd w:id="26"/>
-    <w:bookmarkStart w:id="32" w:name="side-wall"/>
+      <w:pPr>
+        <w:pStyle w:val="FirstParagraph"/>
+      </w:pPr>
+      <w:r>
+        <w:drawing>
+          <wp:inline>
+            <wp:extent cx="5943600" cy="8229600"/>
+            <wp:effectExtent b="0" l="0" r="0" t="0"/>
+            <wp:docPr descr="" title="" id="22" name="Picture"/>
+            <a:graphic>
+              <a:graphicData uri="http://schemas.openxmlformats.org/drawingml/2006/picture">
+                <pic:pic>
+                  <pic:nvPicPr>
+                    <pic:cNvPr descr="images/ceiling_panels.png" id="23" name="Picture"/>
+                    <pic:cNvPicPr>
+                      <a:picLocks noChangeArrowheads="1" noChangeAspect="1"/>
+                    </pic:cNvPicPr>
+                  </pic:nvPicPr>
+                  <pic:blipFill>
+                    <a:blip r:embed="rId21"/>
+                    <a:stretch>
+                      <a:fillRect/>
+                    </a:stretch>
+                  </pic:blipFill>
+                  <pic:spPr bwMode="auto">
+                    <a:xfrm>
+                      <a:off x="0" y="0"/>
+                      <a:ext cx="5943600" cy="8229600"/>
+                    </a:xfrm>
+                    <a:prstGeom prst="rect">
+                      <a:avLst/>
+                    </a:prstGeom>
+                    <a:noFill/>
+                    <a:ln w="9525">
+                      <a:noFill/>
+                      <a:headEnd/>
+                      <a:tailEnd/>
+                    </a:ln>
+                  </pic:spPr>
+                </pic:pic>
+              </a:graphicData>
+            </a:graphic>
+          </wp:inline>
+        </w:drawing>
+      </w:r>
+    </w:p>
+    <w:bookmarkEnd w:id="24"/>
+    <w:bookmarkStart w:id="28" w:name="side-wall-panels-a-b-c"/>
     <w:p>
       <w:pPr>
         <w:pStyle w:val="Heading2"/>
       </w:pPr>
       <w:r>
-        <w:t xml:space="preserve">SIDE WALL</w:t>
-      </w:r>
-    </w:p>
-    <w:p>
-      <w:pPr>
-        <w:pStyle w:val="FirstParagraph"/>
-      </w:pPr>
-      <w:r>
-        <w:t xml:space="preserve">Panels A, B &amp; C</w:t>
+        <w:t xml:space="preserve">SIDE WALL Panels A, B &amp; C</w:t>
       </w:r>
     </w:p>
     <w:p>
@@ -599,13 +523,7 @@
         <w:br/>
       </w:r>
       <w:r>
-        <w:t xml:space="preserve">— drill ~1/2 to 3/4 inch from the edge</w:t>
-      </w:r>
-      <w:r>
-        <w:br/>
-      </w:r>
-      <w:r>
-        <w:t xml:space="preserve">— slant drill slightly to the outside edge</w:t>
+        <w:t xml:space="preserve">— drill ½” to ¾” from the edge, slant drill slightly to the outside edge</w:t>
       </w:r>
     </w:p>
     <w:p>
@@ -783,103 +701,61 @@
         <w:br w:type="page"/>
       </w:r>
     </w:p>
-    <w:tbl>
-      <w:tblPr>
-        <w:tblStyle w:val="Table"/>
-        <w:tblW w:type="pct" w:w="5000"/>
-        <w:tblLayout w:type="fixed"/>
-        <w:tblLook w:firstRow="0" w:lastRow="0" w:firstColumn="0" w:lastColumn="0" w:noHBand="0" w:noVBand="0" w:val="0000"/>
-      </w:tblPr>
-      <w:tblGrid>
-        <w:gridCol w:w="7920"/>
-      </w:tblGrid>
-      <w:tr>
-        <w:tc>
-          <w:tcPr/>
-          <w:bookmarkStart w:id="31" w:name="fig-539a35d47e664c97a50115a146a7f1bd-2"/>
-          <w:p>
-            <w:pPr>
-              <w:pStyle w:val="Compact"/>
-              <w:jc w:val="center"/>
-            </w:pPr>
-            <w:bookmarkStart w:id="30" w:name="fig-539a35d47e664c97a50115a146a7f1bd-2"/>
-            <w:r>
-              <w:drawing>
-                <wp:inline>
-                  <wp:extent cx="5943600" cy="8229600"/>
-                  <wp:effectExtent b="0" l="0" r="0" t="0"/>
-                  <wp:docPr descr=" " title="" id="28" name="Picture"/>
-                  <a:graphic>
-                    <a:graphicData uri="http://schemas.openxmlformats.org/drawingml/2006/picture">
-                      <pic:pic>
-                        <pic:nvPicPr>
-                          <pic:cNvPr descr="images/wall_panels_01.png" id="29" name="Picture"/>
-                          <pic:cNvPicPr>
-                            <a:picLocks noChangeArrowheads="1" noChangeAspect="1"/>
-                          </pic:cNvPicPr>
-                        </pic:nvPicPr>
-                        <pic:blipFill>
-                          <a:blip r:embed="rId27"/>
-                          <a:stretch>
-                            <a:fillRect/>
-                          </a:stretch>
-                        </pic:blipFill>
-                        <pic:spPr bwMode="auto">
-                          <a:xfrm>
-                            <a:off x="0" y="0"/>
-                            <a:ext cx="5943600" cy="8229600"/>
-                          </a:xfrm>
-                          <a:prstGeom prst="rect">
-                            <a:avLst/>
-                          </a:prstGeom>
-                          <a:noFill/>
-                          <a:ln w="9525">
-                            <a:noFill/>
-                            <a:headEnd/>
-                            <a:tailEnd/>
-                          </a:ln>
-                        </pic:spPr>
-                      </pic:pic>
-                    </a:graphicData>
-                  </a:graphic>
-                </wp:inline>
-              </w:drawing>
-            </w:r>
-            <w:bookmarkEnd w:id="30"/>
-          </w:p>
-          <w:p>
-            <w:pPr>
-              <w:jc w:val="center"/>
-            </w:pPr>
-            <w:pPr>
-              <w:jc w:val="start"/>
-              <w:spacing w:before="200"/>
-              <w:pStyle w:val="ImageCaption"/>
-            </w:pPr>
-            <w:r>
-              <w:t xml:space="preserve"> </w:t>
-            </w:r>
-          </w:p>
-          <w:bookmarkEnd w:id="31"/>
-        </w:tc>
-      </w:tr>
-    </w:tbl>
-    <w:bookmarkEnd w:id="32"/>
-    <w:bookmarkStart w:id="38" w:name="back-wall"/>
+    <w:p>
+      <w:pPr>
+        <w:pStyle w:val="FirstParagraph"/>
+      </w:pPr>
+      <w:r>
+        <w:drawing>
+          <wp:inline>
+            <wp:extent cx="5943600" cy="8229600"/>
+            <wp:effectExtent b="0" l="0" r="0" t="0"/>
+            <wp:docPr descr="" title="" id="26" name="Picture"/>
+            <a:graphic>
+              <a:graphicData uri="http://schemas.openxmlformats.org/drawingml/2006/picture">
+                <pic:pic>
+                  <pic:nvPicPr>
+                    <pic:cNvPr descr="images/wall_panels_01.png" id="27" name="Picture"/>
+                    <pic:cNvPicPr>
+                      <a:picLocks noChangeArrowheads="1" noChangeAspect="1"/>
+                    </pic:cNvPicPr>
+                  </pic:nvPicPr>
+                  <pic:blipFill>
+                    <a:blip r:embed="rId25"/>
+                    <a:stretch>
+                      <a:fillRect/>
+                    </a:stretch>
+                  </pic:blipFill>
+                  <pic:spPr bwMode="auto">
+                    <a:xfrm>
+                      <a:off x="0" y="0"/>
+                      <a:ext cx="5943600" cy="8229600"/>
+                    </a:xfrm>
+                    <a:prstGeom prst="rect">
+                      <a:avLst/>
+                    </a:prstGeom>
+                    <a:noFill/>
+                    <a:ln w="9525">
+                      <a:noFill/>
+                      <a:headEnd/>
+                      <a:tailEnd/>
+                    </a:ln>
+                  </pic:spPr>
+                </pic:pic>
+              </a:graphicData>
+            </a:graphic>
+          </wp:inline>
+        </w:drawing>
+      </w:r>
+    </w:p>
+    <w:bookmarkEnd w:id="28"/>
+    <w:bookmarkStart w:id="32" w:name="back-wall-panels-g-h"/>
     <w:p>
       <w:pPr>
         <w:pStyle w:val="Heading2"/>
       </w:pPr>
       <w:r>
-        <w:t xml:space="preserve">BACK WALL</w:t>
-      </w:r>
-    </w:p>
-    <w:p>
-      <w:pPr>
-        <w:pStyle w:val="FirstParagraph"/>
-      </w:pPr>
-      <w:r>
-        <w:t xml:space="preserve">Panels G &amp; H</w:t>
+        <w:t xml:space="preserve">BACK WALL Panels G &amp; H</w:t>
       </w:r>
     </w:p>
     <w:p>
@@ -913,13 +789,7 @@
         <w:br/>
       </w:r>
       <w:r>
-        <w:t xml:space="preserve">— drill ~1/2 to 3/4 inch from the edge</w:t>
-      </w:r>
-      <w:r>
-        <w:br/>
-      </w:r>
-      <w:r>
-        <w:t xml:space="preserve">— slant drill slightly to the outside edge</w:t>
+        <w:t xml:space="preserve">— drill ½” to ¾” from the edge, slant drill slightly to the outside edge</w:t>
       </w:r>
     </w:p>
     <w:p>
@@ -1075,107 +945,66 @@
         <w:br w:type="page"/>
       </w:r>
     </w:p>
-    <w:tbl>
-      <w:tblPr>
-        <w:tblStyle w:val="Table"/>
-        <w:tblW w:type="pct" w:w="5000"/>
-        <w:tblLayout w:type="fixed"/>
-        <w:tblLook w:firstRow="0" w:lastRow="0" w:firstColumn="0" w:lastColumn="0" w:noHBand="0" w:noVBand="0" w:val="0000"/>
-      </w:tblPr>
-      <w:tblGrid>
-        <w:gridCol w:w="7920"/>
-      </w:tblGrid>
-      <w:tr>
-        <w:tc>
-          <w:tcPr/>
-          <w:bookmarkStart w:id="37" w:name="fig-539a35d47e664c97a50115a146a7f1bd-3"/>
-          <w:p>
-            <w:pPr>
-              <w:pStyle w:val="Compact"/>
-              <w:jc w:val="center"/>
-            </w:pPr>
-            <w:bookmarkStart w:id="36" w:name="fig-539a35d47e664c97a50115a146a7f1bd-3"/>
-            <w:r>
-              <w:drawing>
-                <wp:inline>
-                  <wp:extent cx="5943600" cy="8229600"/>
-                  <wp:effectExtent b="0" l="0" r="0" t="0"/>
-                  <wp:docPr descr=" " title="" id="34" name="Picture"/>
-                  <a:graphic>
-                    <a:graphicData uri="http://schemas.openxmlformats.org/drawingml/2006/picture">
-                      <pic:pic>
-                        <pic:nvPicPr>
-                          <pic:cNvPr descr="images/wall_panels_02.png" id="35" name="Picture"/>
-                          <pic:cNvPicPr>
-                            <a:picLocks noChangeArrowheads="1" noChangeAspect="1"/>
-                          </pic:cNvPicPr>
-                        </pic:nvPicPr>
-                        <pic:blipFill>
-                          <a:blip r:embed="rId33"/>
-                          <a:stretch>
-                            <a:fillRect/>
-                          </a:stretch>
-                        </pic:blipFill>
-                        <pic:spPr bwMode="auto">
-                          <a:xfrm>
-                            <a:off x="0" y="0"/>
-                            <a:ext cx="5943600" cy="8229600"/>
-                          </a:xfrm>
-                          <a:prstGeom prst="rect">
-                            <a:avLst/>
-                          </a:prstGeom>
-                          <a:noFill/>
-                          <a:ln w="9525">
-                            <a:noFill/>
-                            <a:headEnd/>
-                            <a:tailEnd/>
-                          </a:ln>
-                        </pic:spPr>
-                      </pic:pic>
-                    </a:graphicData>
-                  </a:graphic>
-                </wp:inline>
-              </w:drawing>
-            </w:r>
-            <w:bookmarkEnd w:id="36"/>
-          </w:p>
-          <w:p>
-            <w:pPr>
-              <w:jc w:val="center"/>
-            </w:pPr>
-            <w:pPr>
-              <w:jc w:val="start"/>
-              <w:spacing w:before="200"/>
-              <w:pStyle w:val="ImageCaption"/>
-            </w:pPr>
-            <w:r>
-              <w:t xml:space="preserve"> </w:t>
-            </w:r>
-          </w:p>
-          <w:bookmarkEnd w:id="37"/>
-        </w:tc>
-      </w:tr>
-    </w:tbl>
-    <w:bookmarkEnd w:id="38"/>
-    <w:bookmarkStart w:id="44" w:name="front-wall"/>
+    <w:p>
+      <w:pPr>
+        <w:pStyle w:val="FirstParagraph"/>
+      </w:pPr>
+      <w:r>
+        <w:drawing>
+          <wp:inline>
+            <wp:extent cx="5943600" cy="8229600"/>
+            <wp:effectExtent b="0" l="0" r="0" t="0"/>
+            <wp:docPr descr="" title="" id="30" name="Picture"/>
+            <a:graphic>
+              <a:graphicData uri="http://schemas.openxmlformats.org/drawingml/2006/picture">
+                <pic:pic>
+                  <pic:nvPicPr>
+                    <pic:cNvPr descr="images/wall_panels_02.png" id="31" name="Picture"/>
+                    <pic:cNvPicPr>
+                      <a:picLocks noChangeArrowheads="1" noChangeAspect="1"/>
+                    </pic:cNvPicPr>
+                  </pic:nvPicPr>
+                  <pic:blipFill>
+                    <a:blip r:embed="rId29"/>
+                    <a:stretch>
+                      <a:fillRect/>
+                    </a:stretch>
+                  </pic:blipFill>
+                  <pic:spPr bwMode="auto">
+                    <a:xfrm>
+                      <a:off x="0" y="0"/>
+                      <a:ext cx="5943600" cy="8229600"/>
+                    </a:xfrm>
+                    <a:prstGeom prst="rect">
+                      <a:avLst/>
+                    </a:prstGeom>
+                    <a:noFill/>
+                    <a:ln w="9525">
+                      <a:noFill/>
+                      <a:headEnd/>
+                      <a:tailEnd/>
+                    </a:ln>
+                  </pic:spPr>
+                </pic:pic>
+              </a:graphicData>
+            </a:graphic>
+          </wp:inline>
+        </w:drawing>
+      </w:r>
+    </w:p>
+    <w:bookmarkEnd w:id="32"/>
+    <w:bookmarkStart w:id="36" w:name="front-wall-panels-d-e"/>
     <w:p>
       <w:pPr>
         <w:pStyle w:val="Heading2"/>
       </w:pPr>
       <w:r>
-        <w:t xml:space="preserve">FRONT WALL</w:t>
-      </w:r>
-    </w:p>
-    <w:p>
-      <w:pPr>
-        <w:pStyle w:val="FirstParagraph"/>
-      </w:pPr>
-      <w:r>
-        <w:t xml:space="preserve">Panels D &amp; E</w:t>
-      </w:r>
-    </w:p>
-    <w:p>
-      <w:pPr>
+        <w:t xml:space="preserve">FRONT WALL Panels D &amp; E</w:t>
+      </w:r>
+    </w:p>
+    <w:p>
+      <w:pPr>
+        <w:pStyle w:val="Compact"/>
         <w:numPr>
           <w:ilvl w:val="0"/>
           <w:numId w:val="1006"/>
@@ -1204,24 +1033,13 @@
         <w:br/>
       </w:r>
       <w:r>
-        <w:t xml:space="preserve">— drill ~1/2 to 3/4 inch from the edge</w:t>
+        <w:t xml:space="preserve">— drill ½” to ¾” from the edge, slant drill slightly to the outside edge on the sides that will form corners with the side walls. On Panel E, drill perpendicular to the panel on the door side</w:t>
       </w:r>
       <w:r>
         <w:br/>
       </w:r>
       <w:r>
-        <w:t xml:space="preserve">— slant drill slightly to the outside edge on the sides that will form corners with the side walls. On Panel E, drill perpendicular to the panel on the door side.</w:t>
-      </w:r>
-    </w:p>
-    <w:p>
-      <w:pPr>
-        <w:numPr>
-          <w:ilvl w:val="0"/>
-          <w:numId w:val="1006"/>
-        </w:numPr>
-      </w:pPr>
-      <w:r>
-        <w:t xml:space="preserve">Step 2 - Pre-set</w:t>
+        <w:t xml:space="preserve">— Pre-set</w:t>
       </w:r>
       <w:r>
         <w:t xml:space="preserve"> </w:t>
@@ -1242,53 +1060,50 @@
     </w:p>
     <w:p>
       <w:pPr>
+        <w:pStyle w:val="Compact"/>
         <w:numPr>
           <w:ilvl w:val="0"/>
           <w:numId w:val="1006"/>
         </w:numPr>
       </w:pPr>
       <w:r>
-        <w:t xml:space="preserve">Step 3 - Install E</w:t>
+        <w:t xml:space="preserve">Step 2 - Install E on the front wall, resting on the floor. Line up the edge of the panel with the door frame</w:t>
       </w:r>
       <w:r>
         <w:br/>
       </w:r>
       <w:r>
-        <w:t xml:space="preserve">— on the front wall, resting on the floor. Line up the edge of the panel with the door frame</w:t>
+        <w:t xml:space="preserve">— at each interior stud, pre-drill and install a short screw ¾” below the panel edge, to mark the stud locations and secure the panel to the framing.</w:t>
+      </w:r>
+    </w:p>
+    <w:p>
+      <w:pPr>
+        <w:pStyle w:val="Compact"/>
+        <w:numPr>
+          <w:ilvl w:val="0"/>
+          <w:numId w:val="1006"/>
+        </w:numPr>
+      </w:pPr>
+      <w:r>
+        <w:t xml:space="preserve">Step 3 - Install D, making sure the front window is OPEN</w:t>
       </w:r>
       <w:r>
         <w:br/>
       </w:r>
       <w:r>
-        <w:t xml:space="preserve">— at each interior stud, pre-drill and install a short screw 3/4 inch below the panel edge, to mark the stud locations and secure the panel to the framing.</w:t>
-      </w:r>
-    </w:p>
-    <w:p>
-      <w:pPr>
+        <w:t xml:space="preserve">— over the window and the top half of the doorway, on top of E</w:t>
+      </w:r>
+    </w:p>
+    <w:p>
+      <w:pPr>
+        <w:pStyle w:val="Compact"/>
         <w:numPr>
           <w:ilvl w:val="0"/>
           <w:numId w:val="1006"/>
         </w:numPr>
       </w:pPr>
       <w:r>
-        <w:t xml:space="preserve">Step 4 - Install D, making sure the front window is OPEN</w:t>
-      </w:r>
-      <w:r>
-        <w:br/>
-      </w:r>
-      <w:r>
-        <w:t xml:space="preserve">— over the window and the top half of the doorway, on top of E</w:t>
-      </w:r>
-    </w:p>
-    <w:p>
-      <w:pPr>
-        <w:numPr>
-          <w:ilvl w:val="0"/>
-          <w:numId w:val="1006"/>
-        </w:numPr>
-      </w:pPr>
-      <w:r>
-        <w:t xml:space="preserve">Step 5 - Inner stud screws</w:t>
+        <w:t xml:space="preserve">Step 4 - Inner stud screws</w:t>
       </w:r>
       <w:r>
         <w:br/>
@@ -1347,144 +1162,95 @@
     </w:p>
     <w:p>
       <w:pPr>
+        <w:pStyle w:val="Compact"/>
         <w:numPr>
           <w:ilvl w:val="0"/>
           <w:numId w:val="1006"/>
         </w:numPr>
       </w:pPr>
       <w:r>
-        <w:t xml:space="preserve">Step 6 - Rout out the door (first), the windows, and the A/C cutout</w:t>
+        <w:t xml:space="preserve">Step 5 - Rout out the door (first), the windows, and the A/C cutout</w:t>
       </w:r>
       <w:r>
         <w:br/>
       </w:r>
       <w:r>
-        <w:t xml:space="preserve">— Using a spade bit, drill from outside through the paneling, near the bottom left corner of each window. (This is why it was important to have opened the windows.) Use the A/C cutout jig to locate the drill spot, and drill a starter hole after the back window is routed out.</w:t>
-      </w:r>
-    </w:p>
-    <w:p>
-      <w:pPr>
+        <w:t xml:space="preserve">— Using a spade bit, drill from outside through the paneling, near the bottom left corner of each window. After the back window is routed out, use the A/C cutout jig to locate the drill spot, and drill a starter hole.</w:t>
+      </w:r>
+    </w:p>
+    <w:p>
+      <w:pPr>
+        <w:pStyle w:val="Compact"/>
         <w:numPr>
           <w:ilvl w:val="0"/>
           <w:numId w:val="1006"/>
         </w:numPr>
       </w:pPr>
       <w:r>
-        <w:t xml:space="preserve">Step 7 - Find and install a 4” piece of ½” plywood that goes at the bottom on the narrow side next to the door.</w:t>
+        <w:t xml:space="preserve">Step 6 - Install a 4” x 38¼” piece of ½” plywood that goes at the bottom on the narrow side next to the door.</w:t>
       </w:r>
       <w:r>
         <w:br/>
       </w:r>
       <w:r>
-        <w:t xml:space="preserve">— This piece is 38¼ inches long and 4 inches wide, and can be found in a square barrel where the</w:t>
-      </w:r>
-      <w:r>
-        <w:t xml:space="preserve"> </w:t>
-      </w:r>
-      <w:r>
-        <w:t xml:space="preserve">trim pieces are kept.</w:t>
-      </w:r>
-      <w:r>
-        <w:t xml:space="preserve"> </w:t>
-      </w:r>
-      <w:r>
-        <w:t xml:space="preserve">— Pre-drill along the long edges about 8” apart.</w:t>
-      </w:r>
-      <w:r>
-        <w:t xml:space="preserve"> </w:t>
+        <w:t xml:space="preserve">— Pre-drill along both long edges about 8” apart</w:t>
+      </w:r>
+      <w:r>
+        <w:br/>
       </w:r>
       <w:r>
         <w:t xml:space="preserve">— Install, making sure that the edge next to the door opening aligns with the routed doorway above it.</w:t>
       </w:r>
     </w:p>
     <w:p>
-      <w:r>
-        <w:br w:type="page"/>
-      </w:r>
-    </w:p>
-    <w:tbl>
-      <w:tblPr>
-        <w:tblStyle w:val="Table"/>
-        <w:tblW w:type="pct" w:w="5000"/>
-        <w:tblLayout w:type="fixed"/>
-        <w:tblLook w:firstRow="0" w:lastRow="0" w:firstColumn="0" w:lastColumn="0" w:noHBand="0" w:noVBand="0" w:val="0000"/>
-      </w:tblPr>
-      <w:tblGrid>
-        <w:gridCol w:w="7920"/>
-      </w:tblGrid>
-      <w:tr>
-        <w:tc>
-          <w:tcPr/>
-          <w:bookmarkStart w:id="43" w:name="fig-539a35d47e664c97a50115a146a7f1bd-4"/>
-          <w:p>
-            <w:pPr>
-              <w:pStyle w:val="Compact"/>
-              <w:jc w:val="center"/>
-            </w:pPr>
-            <w:bookmarkStart w:id="42" w:name="fig-539a35d47e664c97a50115a146a7f1bd-4"/>
-            <w:r>
-              <w:drawing>
-                <wp:inline>
-                  <wp:extent cx="5943600" cy="8229600"/>
-                  <wp:effectExtent b="0" l="0" r="0" t="0"/>
-                  <wp:docPr descr=" " title="" id="40" name="Picture"/>
-                  <a:graphic>
-                    <a:graphicData uri="http://schemas.openxmlformats.org/drawingml/2006/picture">
-                      <pic:pic>
-                        <pic:nvPicPr>
-                          <pic:cNvPr descr="images/wall_panels_03.png" id="41" name="Picture"/>
-                          <pic:cNvPicPr>
-                            <a:picLocks noChangeArrowheads="1" noChangeAspect="1"/>
-                          </pic:cNvPicPr>
-                        </pic:nvPicPr>
-                        <pic:blipFill>
-                          <a:blip r:embed="rId39"/>
-                          <a:stretch>
-                            <a:fillRect/>
-                          </a:stretch>
-                        </pic:blipFill>
-                        <pic:spPr bwMode="auto">
-                          <a:xfrm>
-                            <a:off x="0" y="0"/>
-                            <a:ext cx="5943600" cy="8229600"/>
-                          </a:xfrm>
-                          <a:prstGeom prst="rect">
-                            <a:avLst/>
-                          </a:prstGeom>
-                          <a:noFill/>
-                          <a:ln w="9525">
-                            <a:noFill/>
-                            <a:headEnd/>
-                            <a:tailEnd/>
-                          </a:ln>
-                        </pic:spPr>
-                      </pic:pic>
-                    </a:graphicData>
-                  </a:graphic>
-                </wp:inline>
-              </w:drawing>
-            </w:r>
-            <w:bookmarkEnd w:id="42"/>
-          </w:p>
-          <w:p>
-            <w:pPr>
-              <w:jc w:val="center"/>
-            </w:pPr>
-            <w:pPr>
-              <w:jc w:val="start"/>
-              <w:spacing w:before="200"/>
-              <w:pStyle w:val="ImageCaption"/>
-            </w:pPr>
-            <w:r>
-              <w:t xml:space="preserve"> </w:t>
-            </w:r>
-          </w:p>
-          <w:bookmarkEnd w:id="43"/>
-        </w:tc>
-      </w:tr>
-    </w:tbl>
-    <w:bookmarkEnd w:id="44"/>
-    <w:bookmarkEnd w:id="45"/>
+      <w:pPr>
+        <w:pStyle w:val="FirstParagraph"/>
+      </w:pPr>
+      <w:r>
+        <w:drawing>
+          <wp:inline>
+            <wp:extent cx="5943600" cy="8229600"/>
+            <wp:effectExtent b="0" l="0" r="0" t="0"/>
+            <wp:docPr descr="" title="" id="34" name="Picture"/>
+            <a:graphic>
+              <a:graphicData uri="http://schemas.openxmlformats.org/drawingml/2006/picture">
+                <pic:pic>
+                  <pic:nvPicPr>
+                    <pic:cNvPr descr="images/wall_panels_03.png" id="35" name="Picture"/>
+                    <pic:cNvPicPr>
+                      <a:picLocks noChangeArrowheads="1" noChangeAspect="1"/>
+                    </pic:cNvPicPr>
+                  </pic:nvPicPr>
+                  <pic:blipFill>
+                    <a:blip r:embed="rId33"/>
+                    <a:stretch>
+                      <a:fillRect/>
+                    </a:stretch>
+                  </pic:blipFill>
+                  <pic:spPr bwMode="auto">
+                    <a:xfrm>
+                      <a:off x="0" y="0"/>
+                      <a:ext cx="5943600" cy="8229600"/>
+                    </a:xfrm>
+                    <a:prstGeom prst="rect">
+                      <a:avLst/>
+                    </a:prstGeom>
+                    <a:noFill/>
+                    <a:ln w="9525">
+                      <a:noFill/>
+                      <a:headEnd/>
+                      <a:tailEnd/>
+                    </a:ln>
+                  </pic:spPr>
+                </pic:pic>
+              </a:graphicData>
+            </a:graphic>
+          </wp:inline>
+        </w:drawing>
+      </w:r>
+    </w:p>
+    <w:bookmarkEnd w:id="36"/>
+    <w:bookmarkEnd w:id="37"/>
     <w:sectPr>
       <w:headerReference r:id="rId9" w:type="even"/>
       <w:headerReference r:id="rId11" w:type="default"/>
@@ -1523,52 +1289,88 @@
       <w:pBdr>
         <w:top w:val="single" w:sz="4" w:space="1" w:color="BFBFBF" w:themeColor="background1" w:themeShade="BF"/>
       </w:pBdr>
+      <w:rPr>
+        <w:sz w:val="22"/>
+      </w:rPr>
     </w:pPr>
     <w:r>
+      <w:rPr>
+        <w:sz w:val="22"/>
+      </w:rPr>
       <w:t>Sound Foundations NW</w:t>
     </w:r>
     <w:r>
+      <w:rPr>
+        <w:sz w:val="22"/>
+      </w:rPr>
       <w:ptab w:relativeTo="margin" w:alignment="center" w:leader="none"/>
     </w:r>
     <w:r>
+      <w:rPr>
+        <w:sz w:val="22"/>
+      </w:rPr>
       <w:fldChar w:fldCharType="begin"/>
     </w:r>
     <w:r>
+      <w:rPr>
+        <w:sz w:val="22"/>
+      </w:rPr>
       <w:instrText xml:space="preserve"> SAVEDATE  \@ "d MMMM yyyy"  \* MERGEFORMAT </w:instrText>
     </w:r>
     <w:r>
+      <w:rPr>
+        <w:sz w:val="22"/>
+      </w:rPr>
       <w:fldChar w:fldCharType="separate"/>
     </w:r>
     <w:r>
       <w:rPr>
         <w:noProof/>
-      </w:rPr>
-      <w:t>25 January 2025</w:t>
+        <w:sz w:val="22"/>
+      </w:rPr>
+      <w:t>30 January 2025</w:t>
     </w:r>
     <w:r>
+      <w:rPr>
+        <w:sz w:val="22"/>
+      </w:rPr>
       <w:fldChar w:fldCharType="end"/>
     </w:r>
     <w:r>
+      <w:rPr>
+        <w:sz w:val="22"/>
+      </w:rPr>
       <w:ptab w:relativeTo="margin" w:alignment="right" w:leader="none"/>
     </w:r>
     <w:r>
+      <w:rPr>
+        <w:sz w:val="22"/>
+      </w:rPr>
       <w:fldChar w:fldCharType="begin"/>
     </w:r>
     <w:r>
+      <w:rPr>
+        <w:sz w:val="22"/>
+      </w:rPr>
       <w:instrText xml:space="preserve"> PAGE   \* MERGEFORMAT </w:instrText>
     </w:r>
     <w:r>
+      <w:rPr>
+        <w:sz w:val="22"/>
+      </w:rPr>
       <w:fldChar w:fldCharType="separate"/>
     </w:r>
     <w:r>
       <w:rPr>
         <w:noProof/>
+        <w:sz w:val="22"/>
       </w:rPr>
       <w:t>1</w:t>
     </w:r>
     <w:r>
       <w:rPr>
         <w:noProof/>
+        <w:sz w:val="22"/>
       </w:rPr>
       <w:fldChar w:fldCharType="end"/>
     </w:r>
@@ -2354,6 +2156,10 @@
   <w:style w:default="1" w:styleId="Normal" w:type="paragraph">
     <w:name w:val="Normal"/>
     <w:qFormat/>
+    <w:rsid w:val="0033722B"/>
+    <w:rPr>
+      <w:sz w:val="28"/>
+    </w:rPr>
   </w:style>
   <w:style w:styleId="Heading1" w:type="paragraph">
     <w:name w:val="heading 1"/>
@@ -2662,6 +2468,18 @@
       <w:i/>
       <w:iCs/>
       <w:color w:themeColor="accent1" w:themeShade="BF" w:val="365F91"/>
+    </w:rPr>
+  </w:style>
+  <w:style w:styleId="NoSpacing" w:type="paragraph">
+    <w:name w:val="No Spacing"/>
+    <w:uiPriority w:val="1"/>
+    <w:qFormat/>
+    <w:rsid w:val="0033722B"/>
+    <w:pPr>
+      <w:spacing w:after="0" w:line="240" w:lineRule="auto"/>
+    </w:pPr>
+    <w:rPr>
+      <w:sz w:val="28"/>
     </w:rPr>
   </w:style>
   <w:style w:type="paragraph" w:customStyle="1" w:styleId="SourceCode">

--- a/Interior_Panels/Interior_Panels.docx
+++ b/Interior_Panels/Interior_Panels.docx
@@ -1203,6 +1203,11 @@
       </w:r>
     </w:p>
     <w:p>
+      <w:r>
+        <w:br w:type="page"/>
+      </w:r>
+    </w:p>
+    <w:p>
       <w:pPr>
         <w:pStyle w:val="FirstParagraph"/>
       </w:pPr>
@@ -1247,6 +1252,36 @@
             </a:graphic>
           </wp:inline>
         </w:drawing>
+      </w:r>
+    </w:p>
+    <w:p>
+      <w:pPr>
+        <w:pStyle w:val="Compact"/>
+        <w:numPr>
+          <w:ilvl w:val="0"/>
+          <w:numId w:val="1007"/>
+        </w:numPr>
+      </w:pPr>
+      <w:r>
+        <w:t xml:space="preserve">Step 7 - Find and install a 4” piece of ½” plywood that goes below the remaining edge of the D panel on the narrow side next to the doorway.</w:t>
+      </w:r>
+      <w:r>
+        <w:br/>
+      </w:r>
+      <w:r>
+        <w:t xml:space="preserve">— This piece is 38¼” long and 4” wide, and can be found in a square barrel where the trim pieces are kept.</w:t>
+      </w:r>
+      <w:r>
+        <w:br/>
+      </w:r>
+      <w:r>
+        <w:t xml:space="preserve">— Pre-drill along the long edges about 8” apart.</w:t>
+      </w:r>
+      <w:r>
+        <w:br/>
+      </w:r>
+      <w:r>
+        <w:t xml:space="preserve">— Install, making sure that the edge next to the doorway aligns with the routed doorway above it.</w:t>
       </w:r>
     </w:p>
     <w:bookmarkEnd w:id="36"/>
@@ -1753,6 +1788,9 @@
     <w:abstractNumId w:val="991"/>
   </w:num>
   <w:num w:numId="1006">
+    <w:abstractNumId w:val="991"/>
+  </w:num>
+  <w:num w:numId="1007">
     <w:abstractNumId w:val="991"/>
   </w:num>
 </w:numbering>

--- a/Interior_Panels/Interior_Panels.docx
+++ b/Interior_Panels/Interior_Panels.docx
@@ -1203,11 +1203,6 @@
       </w:r>
     </w:p>
     <w:p>
-      <w:r>
-        <w:br w:type="page"/>
-      </w:r>
-    </w:p>
-    <w:p>
       <w:pPr>
         <w:pStyle w:val="FirstParagraph"/>
       </w:pPr>
@@ -1287,16 +1282,11 @@
     <w:bookmarkEnd w:id="36"/>
     <w:bookmarkEnd w:id="37"/>
     <w:sectPr>
-      <w:headerReference r:id="rId9" w:type="even"/>
-      <w:headerReference r:id="rId11" w:type="default"/>
-      <w:footerReference r:id="rId14" w:type="even"/>
-      <w:footerReference r:id="rId13" w:type="default"/>
-      <w:headerReference r:id="rId10" w:type="first"/>
-      <w:footerReference r:id="rId12" w:type="first"/>
+      <w:footerReference r:id="rId9" w:type="default"/>
       <w:pgSz w:code="1" w:h="15840" w:w="12240"/>
       <w:pgMar w:bottom="1440" w:footer="708" w:gutter="0" w:header="708" w:left="1440" w:right="1440" w:top="1440"/>
       <w:cols w:space="708"/>
-      <w:docGrid w:linePitch="360"/>
+      <w:docGrid w:linePitch="381"/>
     </w:sectPr>
   </w:body>
 </w:document>
@@ -1307,118 +1297,65 @@
 </file>
 
 <file path=word/footer1.xml><?xml version="1.0" encoding="utf-8"?>
-<w:ftr xmlns:wpc="http://schemas.microsoft.com/office/word/2010/wordprocessingCanvas" xmlns:cx="http://schemas.microsoft.com/office/drawing/2014/chartex" xmlns:cx1="http://schemas.microsoft.com/office/drawing/2015/9/8/chartex" xmlns:cx2="http://schemas.microsoft.com/office/drawing/2015/10/21/chartex" xmlns:cx3="http://schemas.microsoft.com/office/drawing/2016/5/9/chartex" xmlns:cx4="http://schemas.microsoft.com/office/drawing/2016/5/10/chartex" xmlns:cx5="http://schemas.microsoft.com/office/drawing/2016/5/11/chartex" xmlns:cx6="http://schemas.microsoft.com/office/drawing/2016/5/12/chartex" xmlns:cx7="http://schemas.microsoft.com/office/drawing/2016/5/13/chartex" xmlns:cx8="http://schemas.microsoft.com/office/drawing/2016/5/14/chartex" xmlns:mc="http://schemas.openxmlformats.org/markup-compatibility/2006" xmlns:aink="http://schemas.microsoft.com/office/drawing/2016/ink" xmlns:am3d="http://schemas.microsoft.com/office/drawing/2017/model3d" xmlns:o="urn:schemas-microsoft-com:office:office" xmlns:oel="http://schemas.microsoft.com/office/2019/extlst" xmlns:r="http://schemas.openxmlformats.org/officeDocument/2006/relationships" xmlns:m="http://schemas.openxmlformats.org/officeDocument/2006/math" xmlns:v="urn:schemas-microsoft-com:vml" xmlns:wp14="http://schemas.microsoft.com/office/word/2010/wordprocessingDrawing" xmlns:wp="http://schemas.openxmlformats.org/drawingml/2006/wordprocessingDrawing" xmlns:w10="urn:schemas-microsoft-com:office:word" xmlns:w="http://schemas.openxmlformats.org/wordprocessingml/2006/main" xmlns:w14="http://schemas.microsoft.com/office/word/2010/wordml" xmlns:w15="http://schemas.microsoft.com/office/word/2012/wordml" xmlns:w16cex="http://schemas.microsoft.com/office/word/2018/wordml/cex" xmlns:w16cid="http://schemas.microsoft.com/office/word/2016/wordml/cid" xmlns:w16="http://schemas.microsoft.com/office/word/2018/wordml" xmlns:w16du="http://schemas.microsoft.com/office/word/2023/wordml/word16du" xmlns:w16sdtdh="http://schemas.microsoft.com/office/word/2020/wordml/sdtdatahash" xmlns:w16sdtfl="http://schemas.microsoft.com/office/word/2024/wordml/sdtformatlock" xmlns:w16se="http://schemas.microsoft.com/office/word/2015/wordml/symex" xmlns:wpg="http://schemas.microsoft.com/office/word/2010/wordprocessingGroup" xmlns:wpi="http://schemas.microsoft.com/office/word/2010/wordprocessingInk" xmlns:wne="http://schemas.microsoft.com/office/word/2006/wordml" xmlns:wps="http://schemas.microsoft.com/office/word/2010/wordprocessingShape" mc:Ignorable="w14 w15 w16se w16cid w16 w16cex w16sdtdh w16sdtfl w16du wp14">
-  <w:p>
-    <w:pPr>
-      <w:pStyle w:val="Footer"/>
-    </w:pPr>
-  </w:p>
-</w:ftr>
-</file>
-
-<file path=word/footer2.xml><?xml version="1.0" encoding="utf-8"?>
-<w:ftr xmlns:wpc="http://schemas.microsoft.com/office/word/2010/wordprocessingCanvas" xmlns:cx="http://schemas.microsoft.com/office/drawing/2014/chartex" xmlns:cx1="http://schemas.microsoft.com/office/drawing/2015/9/8/chartex" xmlns:cx2="http://schemas.microsoft.com/office/drawing/2015/10/21/chartex" xmlns:cx3="http://schemas.microsoft.com/office/drawing/2016/5/9/chartex" xmlns:cx4="http://schemas.microsoft.com/office/drawing/2016/5/10/chartex" xmlns:cx5="http://schemas.microsoft.com/office/drawing/2016/5/11/chartex" xmlns:cx6="http://schemas.microsoft.com/office/drawing/2016/5/12/chartex" xmlns:cx7="http://schemas.microsoft.com/office/drawing/2016/5/13/chartex" xmlns:cx8="http://schemas.microsoft.com/office/drawing/2016/5/14/chartex" xmlns:mc="http://schemas.openxmlformats.org/markup-compatibility/2006" xmlns:aink="http://schemas.microsoft.com/office/drawing/2016/ink" xmlns:am3d="http://schemas.microsoft.com/office/drawing/2017/model3d" xmlns:o="urn:schemas-microsoft-com:office:office" xmlns:oel="http://schemas.microsoft.com/office/2019/extlst" xmlns:r="http://schemas.openxmlformats.org/officeDocument/2006/relationships" xmlns:m="http://schemas.openxmlformats.org/officeDocument/2006/math" xmlns:v="urn:schemas-microsoft-com:vml" xmlns:wp14="http://schemas.microsoft.com/office/word/2010/wordprocessingDrawing" xmlns:wp="http://schemas.openxmlformats.org/drawingml/2006/wordprocessingDrawing" xmlns:w10="urn:schemas-microsoft-com:office:word" xmlns:w="http://schemas.openxmlformats.org/wordprocessingml/2006/main" xmlns:w14="http://schemas.microsoft.com/office/word/2010/wordml" xmlns:w15="http://schemas.microsoft.com/office/word/2012/wordml" xmlns:w16cex="http://schemas.microsoft.com/office/word/2018/wordml/cex" xmlns:w16cid="http://schemas.microsoft.com/office/word/2016/wordml/cid" xmlns:w16="http://schemas.microsoft.com/office/word/2018/wordml" xmlns:w16du="http://schemas.microsoft.com/office/word/2023/wordml/word16du" xmlns:w16sdtdh="http://schemas.microsoft.com/office/word/2020/wordml/sdtdatahash" xmlns:w16sdtfl="http://schemas.microsoft.com/office/word/2024/wordml/sdtformatlock" xmlns:w16se="http://schemas.microsoft.com/office/word/2015/wordml/symex" xmlns:wpg="http://schemas.microsoft.com/office/word/2010/wordprocessingGroup" xmlns:wpi="http://schemas.microsoft.com/office/word/2010/wordprocessingInk" xmlns:wne="http://schemas.microsoft.com/office/word/2006/wordml" xmlns:wps="http://schemas.microsoft.com/office/word/2010/wordprocessingShape" mc:Ignorable="w14 w15 w16se w16cid w16 w16cex w16sdtdh w16sdtfl w16du wp14">
+<w:ftr xmlns:wpc="http://schemas.microsoft.com/office/word/2010/wordprocessingCanvas" xmlns:mc="http://schemas.openxmlformats.org/markup-compatibility/2006" xmlns:o="urn:schemas-microsoft-com:office:office" xmlns:r="http://schemas.openxmlformats.org/officeDocument/2006/relationships" xmlns:m="http://schemas.openxmlformats.org/officeDocument/2006/math" xmlns:v="urn:schemas-microsoft-com:vml" xmlns:wp14="http://schemas.microsoft.com/office/word/2010/wordprocessingDrawing" xmlns:wp="http://schemas.openxmlformats.org/drawingml/2006/wordprocessingDrawing" xmlns:w10="urn:schemas-microsoft-com:office:word" xmlns:w="http://schemas.openxmlformats.org/wordprocessingml/2006/main" xmlns:w14="http://schemas.microsoft.com/office/word/2010/wordml" xmlns:wpg="http://schemas.microsoft.com/office/word/2010/wordprocessingGroup" xmlns:wpi="http://schemas.microsoft.com/office/word/2010/wordprocessingInk" xmlns:wne="http://schemas.microsoft.com/office/word/2006/wordml" xmlns:wps="http://schemas.microsoft.com/office/word/2010/wordprocessingShape" mc:Ignorable="w14 wp14">
   <w:p>
     <w:pPr>
       <w:pStyle w:val="Footer"/>
       <w:pBdr>
-        <w:top w:val="single" w:sz="4" w:space="1" w:color="BFBFBF" w:themeColor="background1" w:themeShade="BF"/>
+        <w:top w:val="single" w:sz="4" w:space="1" w:color="auto"/>
       </w:pBdr>
-      <w:rPr>
-        <w:sz w:val="22"/>
-      </w:rPr>
     </w:pPr>
     <w:r>
-      <w:rPr>
-        <w:sz w:val="22"/>
-      </w:rPr>
       <w:t>Sound Foundations NW</w:t>
     </w:r>
     <w:r>
-      <w:rPr>
-        <w:sz w:val="22"/>
-      </w:rPr>
       <w:ptab w:relativeTo="margin" w:alignment="center" w:leader="none"/>
     </w:r>
     <w:r>
-      <w:rPr>
-        <w:sz w:val="22"/>
-      </w:rPr>
+      <w:t xml:space="preserve"> </w:t>
+    </w:r>
+    <w:r>
       <w:fldChar w:fldCharType="begin"/>
     </w:r>
     <w:r>
-      <w:rPr>
-        <w:sz w:val="22"/>
-      </w:rPr>
       <w:instrText xml:space="preserve"> SAVEDATE  \@ "d MMMM yyyy"  \* MERGEFORMAT </w:instrText>
     </w:r>
     <w:r>
-      <w:rPr>
-        <w:sz w:val="22"/>
-      </w:rPr>
       <w:fldChar w:fldCharType="separate"/>
     </w:r>
     <w:r>
       <w:rPr>
         <w:noProof/>
-        <w:sz w:val="22"/>
       </w:rPr>
-      <w:t>30 January 2025</w:t>
+      <w:t>12 March 2025</w:t>
     </w:r>
     <w:r>
-      <w:rPr>
-        <w:sz w:val="22"/>
-      </w:rPr>
       <w:fldChar w:fldCharType="end"/>
     </w:r>
     <w:r>
-      <w:rPr>
-        <w:sz w:val="22"/>
-      </w:rPr>
+      <w:t xml:space="preserve"> </w:t>
+    </w:r>
+    <w:r>
       <w:ptab w:relativeTo="margin" w:alignment="right" w:leader="none"/>
     </w:r>
     <w:r>
-      <w:rPr>
-        <w:sz w:val="22"/>
-      </w:rPr>
       <w:fldChar w:fldCharType="begin"/>
     </w:r>
     <w:r>
-      <w:rPr>
-        <w:sz w:val="22"/>
-      </w:rPr>
       <w:instrText xml:space="preserve"> PAGE   \* MERGEFORMAT </w:instrText>
     </w:r>
     <w:r>
-      <w:rPr>
-        <w:sz w:val="22"/>
-      </w:rPr>
       <w:fldChar w:fldCharType="separate"/>
     </w:r>
     <w:r>
       <w:rPr>
         <w:noProof/>
-        <w:sz w:val="22"/>
       </w:rPr>
       <w:t>1</w:t>
     </w:r>
     <w:r>
-      <w:rPr>
-        <w:noProof/>
-        <w:sz w:val="22"/>
-      </w:rPr>
       <w:fldChar w:fldCharType="end"/>
     </w:r>
-  </w:p>
-</w:ftr>
-</file>
-
-<file path=word/footer3.xml><?xml version="1.0" encoding="utf-8"?>
-<w:ftr xmlns:wpc="http://schemas.microsoft.com/office/word/2010/wordprocessingCanvas" xmlns:cx="http://schemas.microsoft.com/office/drawing/2014/chartex" xmlns:cx1="http://schemas.microsoft.com/office/drawing/2015/9/8/chartex" xmlns:cx2="http://schemas.microsoft.com/office/drawing/2015/10/21/chartex" xmlns:cx3="http://schemas.microsoft.com/office/drawing/2016/5/9/chartex" xmlns:cx4="http://schemas.microsoft.com/office/drawing/2016/5/10/chartex" xmlns:cx5="http://schemas.microsoft.com/office/drawing/2016/5/11/chartex" xmlns:cx6="http://schemas.microsoft.com/office/drawing/2016/5/12/chartex" xmlns:cx7="http://schemas.microsoft.com/office/drawing/2016/5/13/chartex" xmlns:cx8="http://schemas.microsoft.com/office/drawing/2016/5/14/chartex" xmlns:mc="http://schemas.openxmlformats.org/markup-compatibility/2006" xmlns:aink="http://schemas.microsoft.com/office/drawing/2016/ink" xmlns:am3d="http://schemas.microsoft.com/office/drawing/2017/model3d" xmlns:o="urn:schemas-microsoft-com:office:office" xmlns:oel="http://schemas.microsoft.com/office/2019/extlst" xmlns:r="http://schemas.openxmlformats.org/officeDocument/2006/relationships" xmlns:m="http://schemas.openxmlformats.org/officeDocument/2006/math" xmlns:v="urn:schemas-microsoft-com:vml" xmlns:wp14="http://schemas.microsoft.com/office/word/2010/wordprocessingDrawing" xmlns:wp="http://schemas.openxmlformats.org/drawingml/2006/wordprocessingDrawing" xmlns:w10="urn:schemas-microsoft-com:office:word" xmlns:w="http://schemas.openxmlformats.org/wordprocessingml/2006/main" xmlns:w14="http://schemas.microsoft.com/office/word/2010/wordml" xmlns:w15="http://schemas.microsoft.com/office/word/2012/wordml" xmlns:w16cex="http://schemas.microsoft.com/office/word/2018/wordml/cex" xmlns:w16cid="http://schemas.microsoft.com/office/word/2016/wordml/cid" xmlns:w16="http://schemas.microsoft.com/office/word/2018/wordml" xmlns:w16du="http://schemas.microsoft.com/office/word/2023/wordml/word16du" xmlns:w16sdtdh="http://schemas.microsoft.com/office/word/2020/wordml/sdtdatahash" xmlns:w16sdtfl="http://schemas.microsoft.com/office/word/2024/wordml/sdtformatlock" xmlns:w16se="http://schemas.microsoft.com/office/word/2015/wordml/symex" xmlns:wpg="http://schemas.microsoft.com/office/word/2010/wordprocessingGroup" xmlns:wpi="http://schemas.microsoft.com/office/word/2010/wordprocessingInk" xmlns:wne="http://schemas.microsoft.com/office/word/2006/wordml" xmlns:wps="http://schemas.microsoft.com/office/word/2010/wordprocessingShape" mc:Ignorable="w14 w15 w16se w16cid w16 w16cex w16sdtdh w16sdtfl w16du wp14">
-  <w:p>
-    <w:pPr>
-      <w:pStyle w:val="Footer"/>
-    </w:pPr>
   </w:p>
 </w:ftr>
 </file>
@@ -1442,45 +1379,16 @@
 </w:footnotes>
 </file>
 
-<file path=word/header1.xml><?xml version="1.0" encoding="utf-8"?>
-<w:hdr xmlns:wpc="http://schemas.microsoft.com/office/word/2010/wordprocessingCanvas" xmlns:cx="http://schemas.microsoft.com/office/drawing/2014/chartex" xmlns:cx1="http://schemas.microsoft.com/office/drawing/2015/9/8/chartex" xmlns:cx2="http://schemas.microsoft.com/office/drawing/2015/10/21/chartex" xmlns:cx3="http://schemas.microsoft.com/office/drawing/2016/5/9/chartex" xmlns:cx4="http://schemas.microsoft.com/office/drawing/2016/5/10/chartex" xmlns:cx5="http://schemas.microsoft.com/office/drawing/2016/5/11/chartex" xmlns:cx6="http://schemas.microsoft.com/office/drawing/2016/5/12/chartex" xmlns:cx7="http://schemas.microsoft.com/office/drawing/2016/5/13/chartex" xmlns:cx8="http://schemas.microsoft.com/office/drawing/2016/5/14/chartex" xmlns:mc="http://schemas.openxmlformats.org/markup-compatibility/2006" xmlns:aink="http://schemas.microsoft.com/office/drawing/2016/ink" xmlns:am3d="http://schemas.microsoft.com/office/drawing/2017/model3d" xmlns:o="urn:schemas-microsoft-com:office:office" xmlns:oel="http://schemas.microsoft.com/office/2019/extlst" xmlns:r="http://schemas.openxmlformats.org/officeDocument/2006/relationships" xmlns:m="http://schemas.openxmlformats.org/officeDocument/2006/math" xmlns:v="urn:schemas-microsoft-com:vml" xmlns:wp14="http://schemas.microsoft.com/office/word/2010/wordprocessingDrawing" xmlns:wp="http://schemas.openxmlformats.org/drawingml/2006/wordprocessingDrawing" xmlns:w10="urn:schemas-microsoft-com:office:word" xmlns:w="http://schemas.openxmlformats.org/wordprocessingml/2006/main" xmlns:w14="http://schemas.microsoft.com/office/word/2010/wordml" xmlns:w15="http://schemas.microsoft.com/office/word/2012/wordml" xmlns:w16cex="http://schemas.microsoft.com/office/word/2018/wordml/cex" xmlns:w16cid="http://schemas.microsoft.com/office/word/2016/wordml/cid" xmlns:w16="http://schemas.microsoft.com/office/word/2018/wordml" xmlns:w16du="http://schemas.microsoft.com/office/word/2023/wordml/word16du" xmlns:w16sdtdh="http://schemas.microsoft.com/office/word/2020/wordml/sdtdatahash" xmlns:w16sdtfl="http://schemas.microsoft.com/office/word/2024/wordml/sdtformatlock" xmlns:w16se="http://schemas.microsoft.com/office/word/2015/wordml/symex" xmlns:wpg="http://schemas.microsoft.com/office/word/2010/wordprocessingGroup" xmlns:wpi="http://schemas.microsoft.com/office/word/2010/wordprocessingInk" xmlns:wne="http://schemas.microsoft.com/office/word/2006/wordml" xmlns:wps="http://schemas.microsoft.com/office/word/2010/wordprocessingShape" mc:Ignorable="w14 w15 w16se w16cid w16 w16cex w16sdtdh w16sdtfl w16du wp14">
-  <w:p>
-    <w:pPr>
-      <w:pStyle w:val="Header"/>
-    </w:pPr>
-  </w:p>
-</w:hdr>
-</file>
-
-<file path=word/header2.xml><?xml version="1.0" encoding="utf-8"?>
-<w:hdr xmlns:wpc="http://schemas.microsoft.com/office/word/2010/wordprocessingCanvas" xmlns:cx="http://schemas.microsoft.com/office/drawing/2014/chartex" xmlns:cx1="http://schemas.microsoft.com/office/drawing/2015/9/8/chartex" xmlns:cx2="http://schemas.microsoft.com/office/drawing/2015/10/21/chartex" xmlns:cx3="http://schemas.microsoft.com/office/drawing/2016/5/9/chartex" xmlns:cx4="http://schemas.microsoft.com/office/drawing/2016/5/10/chartex" xmlns:cx5="http://schemas.microsoft.com/office/drawing/2016/5/11/chartex" xmlns:cx6="http://schemas.microsoft.com/office/drawing/2016/5/12/chartex" xmlns:cx7="http://schemas.microsoft.com/office/drawing/2016/5/13/chartex" xmlns:cx8="http://schemas.microsoft.com/office/drawing/2016/5/14/chartex" xmlns:mc="http://schemas.openxmlformats.org/markup-compatibility/2006" xmlns:aink="http://schemas.microsoft.com/office/drawing/2016/ink" xmlns:am3d="http://schemas.microsoft.com/office/drawing/2017/model3d" xmlns:o="urn:schemas-microsoft-com:office:office" xmlns:oel="http://schemas.microsoft.com/office/2019/extlst" xmlns:r="http://schemas.openxmlformats.org/officeDocument/2006/relationships" xmlns:m="http://schemas.openxmlformats.org/officeDocument/2006/math" xmlns:v="urn:schemas-microsoft-com:vml" xmlns:wp14="http://schemas.microsoft.com/office/word/2010/wordprocessingDrawing" xmlns:wp="http://schemas.openxmlformats.org/drawingml/2006/wordprocessingDrawing" xmlns:w10="urn:schemas-microsoft-com:office:word" xmlns:w="http://schemas.openxmlformats.org/wordprocessingml/2006/main" xmlns:w14="http://schemas.microsoft.com/office/word/2010/wordml" xmlns:w15="http://schemas.microsoft.com/office/word/2012/wordml" xmlns:w16cex="http://schemas.microsoft.com/office/word/2018/wordml/cex" xmlns:w16cid="http://schemas.microsoft.com/office/word/2016/wordml/cid" xmlns:w16="http://schemas.microsoft.com/office/word/2018/wordml" xmlns:w16du="http://schemas.microsoft.com/office/word/2023/wordml/word16du" xmlns:w16sdtdh="http://schemas.microsoft.com/office/word/2020/wordml/sdtdatahash" xmlns:w16sdtfl="http://schemas.microsoft.com/office/word/2024/wordml/sdtformatlock" xmlns:w16se="http://schemas.microsoft.com/office/word/2015/wordml/symex" xmlns:wpg="http://schemas.microsoft.com/office/word/2010/wordprocessingGroup" xmlns:wpi="http://schemas.microsoft.com/office/word/2010/wordprocessingInk" xmlns:wne="http://schemas.microsoft.com/office/word/2006/wordml" xmlns:wps="http://schemas.microsoft.com/office/word/2010/wordprocessingShape" mc:Ignorable="w14 w15 w16se w16cid w16 w16cex w16sdtdh w16sdtfl w16du wp14">
-  <w:p>
-    <w:pPr>
-      <w:pStyle w:val="Header"/>
-    </w:pPr>
-  </w:p>
-</w:hdr>
-</file>
-
-<file path=word/header3.xml><?xml version="1.0" encoding="utf-8"?>
-<w:hdr xmlns:wpc="http://schemas.microsoft.com/office/word/2010/wordprocessingCanvas" xmlns:cx="http://schemas.microsoft.com/office/drawing/2014/chartex" xmlns:cx1="http://schemas.microsoft.com/office/drawing/2015/9/8/chartex" xmlns:cx2="http://schemas.microsoft.com/office/drawing/2015/10/21/chartex" xmlns:cx3="http://schemas.microsoft.com/office/drawing/2016/5/9/chartex" xmlns:cx4="http://schemas.microsoft.com/office/drawing/2016/5/10/chartex" xmlns:cx5="http://schemas.microsoft.com/office/drawing/2016/5/11/chartex" xmlns:cx6="http://schemas.microsoft.com/office/drawing/2016/5/12/chartex" xmlns:cx7="http://schemas.microsoft.com/office/drawing/2016/5/13/chartex" xmlns:cx8="http://schemas.microsoft.com/office/drawing/2016/5/14/chartex" xmlns:mc="http://schemas.openxmlformats.org/markup-compatibility/2006" xmlns:aink="http://schemas.microsoft.com/office/drawing/2016/ink" xmlns:am3d="http://schemas.microsoft.com/office/drawing/2017/model3d" xmlns:o="urn:schemas-microsoft-com:office:office" xmlns:oel="http://schemas.microsoft.com/office/2019/extlst" xmlns:r="http://schemas.openxmlformats.org/officeDocument/2006/relationships" xmlns:m="http://schemas.openxmlformats.org/officeDocument/2006/math" xmlns:v="urn:schemas-microsoft-com:vml" xmlns:wp14="http://schemas.microsoft.com/office/word/2010/wordprocessingDrawing" xmlns:wp="http://schemas.openxmlformats.org/drawingml/2006/wordprocessingDrawing" xmlns:w10="urn:schemas-microsoft-com:office:word" xmlns:w="http://schemas.openxmlformats.org/wordprocessingml/2006/main" xmlns:w14="http://schemas.microsoft.com/office/word/2010/wordml" xmlns:w15="http://schemas.microsoft.com/office/word/2012/wordml" xmlns:w16cex="http://schemas.microsoft.com/office/word/2018/wordml/cex" xmlns:w16cid="http://schemas.microsoft.com/office/word/2016/wordml/cid" xmlns:w16="http://schemas.microsoft.com/office/word/2018/wordml" xmlns:w16du="http://schemas.microsoft.com/office/word/2023/wordml/word16du" xmlns:w16sdtdh="http://schemas.microsoft.com/office/word/2020/wordml/sdtdatahash" xmlns:w16sdtfl="http://schemas.microsoft.com/office/word/2024/wordml/sdtformatlock" xmlns:w16se="http://schemas.microsoft.com/office/word/2015/wordml/symex" xmlns:wpg="http://schemas.microsoft.com/office/word/2010/wordprocessingGroup" xmlns:wpi="http://schemas.microsoft.com/office/word/2010/wordprocessingInk" xmlns:wne="http://schemas.microsoft.com/office/word/2006/wordml" xmlns:wps="http://schemas.microsoft.com/office/word/2010/wordprocessingShape" mc:Ignorable="w14 w15 w16se w16cid w16 w16cex w16sdtdh w16sdtfl w16du wp14">
-  <w:p>
-    <w:pPr>
-      <w:pStyle w:val="Header"/>
-    </w:pPr>
-  </w:p>
-</w:hdr>
-</file>
-
 <file path=word/numbering.xml><?xml version="1.0" encoding="utf-8"?>
-<w:numbering xmlns:aink="http://schemas.microsoft.com/office/drawing/2016/ink" xmlns:am3d="http://schemas.microsoft.com/office/drawing/2017/model3d" xmlns:cx="http://schemas.microsoft.com/office/drawing/2014/chartex" xmlns:cx1="http://schemas.microsoft.com/office/drawing/2015/9/8/chartex" xmlns:cx2="http://schemas.microsoft.com/office/drawing/2015/10/21/chartex" xmlns:cx3="http://schemas.microsoft.com/office/drawing/2016/5/9/chartex" xmlns:cx4="http://schemas.microsoft.com/office/drawing/2016/5/10/chartex" xmlns:cx5="http://schemas.microsoft.com/office/drawing/2016/5/11/chartex" xmlns:cx6="http://schemas.microsoft.com/office/drawing/2016/5/12/chartex" xmlns:cx7="http://schemas.microsoft.com/office/drawing/2016/5/13/chartex" xmlns:cx8="http://schemas.microsoft.com/office/drawing/2016/5/14/chartex" xmlns:m="http://schemas.openxmlformats.org/officeDocument/2006/math" xmlns:mc="http://schemas.openxmlformats.org/markup-compatibility/2006" xmlns:o="urn:schemas-microsoft-com:office:office" xmlns:oel="http://schemas.microsoft.com/office/2019/extlst" xmlns:r="http://schemas.openxmlformats.org/officeDocument/2006/relationships" xmlns:v="urn:schemas-microsoft-com:vml" xmlns:w="http://schemas.openxmlformats.org/wordprocessingml/2006/main" xmlns:w10="urn:schemas-microsoft-com:office:word" xmlns:w14="http://schemas.microsoft.com/office/word/2010/wordml" xmlns:w15="http://schemas.microsoft.com/office/word/2012/wordml" xmlns:w16="http://schemas.microsoft.com/office/word/2018/wordml" xmlns:w16cex="http://schemas.microsoft.com/office/word/2018/wordml/cex" xmlns:w16cid="http://schemas.microsoft.com/office/word/2016/wordml/cid" xmlns:w16du="http://schemas.microsoft.com/office/word/2023/wordml/word16du" xmlns:w16sdtdh="http://schemas.microsoft.com/office/word/2020/wordml/sdtdatahash" xmlns:w16sdtfl="http://schemas.microsoft.com/office/word/2024/wordml/sdtformatlock" xmlns:w16se="http://schemas.microsoft.com/office/word/2015/wordml/symex" xmlns:wne="http://schemas.microsoft.com/office/word/2006/wordml" xmlns:wp="http://schemas.openxmlformats.org/drawingml/2006/wordprocessingDrawing" xmlns:wp14="http://schemas.microsoft.com/office/word/2010/wordprocessingDrawing" xmlns:wpc="http://schemas.microsoft.com/office/word/2010/wordprocessingCanvas" xmlns:wpg="http://schemas.microsoft.com/office/word/2010/wordprocessingGroup" xmlns:wpi="http://schemas.microsoft.com/office/word/2010/wordprocessingInk" xmlns:wps="http://schemas.microsoft.com/office/word/2010/wordprocessingShape" mc:Ignorable="w14 w15 w16se w16cid w16 w16cex w16sdtdh w16sdtfl w16du wp14">
-  <w:abstractNum w15:restartNumberingAfterBreak="0" w:abstractNumId="0">
+<w:numbering xmlns:m="http://schemas.openxmlformats.org/officeDocument/2006/math" xmlns:mc="http://schemas.openxmlformats.org/markup-compatibility/2006" xmlns:o="urn:schemas-microsoft-com:office:office" xmlns:r="http://schemas.openxmlformats.org/officeDocument/2006/relationships" xmlns:v="urn:schemas-microsoft-com:vml" xmlns:w="http://schemas.openxmlformats.org/wordprocessingml/2006/main" xmlns:w10="urn:schemas-microsoft-com:office:word" xmlns:w14="http://schemas.microsoft.com/office/word/2010/wordml" xmlns:wne="http://schemas.microsoft.com/office/word/2006/wordml" xmlns:wp="http://schemas.openxmlformats.org/drawingml/2006/wordprocessingDrawing" xmlns:wp14="http://schemas.microsoft.com/office/word/2010/wordprocessingDrawing" xmlns:wpc="http://schemas.microsoft.com/office/word/2010/wordprocessingCanvas" xmlns:wpg="http://schemas.microsoft.com/office/word/2010/wordprocessingGroup" xmlns:wpi="http://schemas.microsoft.com/office/word/2010/wordprocessingInk" xmlns:wps="http://schemas.microsoft.com/office/word/2010/wordprocessingShape" mc:Ignorable="w14 wp14">
+  <w:abstractNum w:abstractNumId="0">
     <w:nsid w:val="5BCE4232"/>
     <w:multiLevelType w:val="hybridMultilevel"/>
-    <w:tmpl w:val="622EFD06"/>
-    <w:lvl w:ilvl="0" w:tplc="0C090001">
+    <w:tmpl w:val="C14AE192"/>
+    <w:lvl w:ilvl="0" w:tplc="4A0AC008">
       <w:start w:val="1"/>
       <w:numFmt w:val="bullet"/>
+      <w:pStyle w:val="ListParagraph"/>
       <w:lvlText w:val=""/>
       <w:lvlJc w:val="left"/>
       <w:pPr>
@@ -1766,7 +1674,7 @@
       </w:rPr>
     </w:lvl>
   </w:abstractNum>
-  <w:num w16cid:durableId="1603538387" w:numId="1">
+  <w:num w:numId="1">
     <w:abstractNumId w:val="0"/>
   </w:num>
   <w:num w:numId="1000">
@@ -1797,7 +1705,7 @@
 </file>
 
 <file path=word/styles.xml><?xml version="1.0" encoding="utf-8"?>
-<w:styles xmlns:mc="http://schemas.openxmlformats.org/markup-compatibility/2006" xmlns:r="http://schemas.openxmlformats.org/officeDocument/2006/relationships" xmlns:w="http://schemas.openxmlformats.org/wordprocessingml/2006/main" xmlns:w14="http://schemas.microsoft.com/office/word/2010/wordml" xmlns:w15="http://schemas.microsoft.com/office/word/2012/wordml" xmlns:w16="http://schemas.microsoft.com/office/word/2018/wordml" xmlns:w16cex="http://schemas.microsoft.com/office/word/2018/wordml/cex" xmlns:w16cid="http://schemas.microsoft.com/office/word/2016/wordml/cid" xmlns:w16du="http://schemas.microsoft.com/office/word/2023/wordml/word16du" xmlns:w16sdtdh="http://schemas.microsoft.com/office/word/2020/wordml/sdtdatahash" xmlns:w16sdtfl="http://schemas.microsoft.com/office/word/2024/wordml/sdtformatlock" xmlns:w16se="http://schemas.microsoft.com/office/word/2015/wordml/symex" mc:Ignorable="w14 w15 w16se w16cid w16 w16cex w16sdtdh w16sdtfl w16du">
+<w:styles xmlns:mc="http://schemas.openxmlformats.org/markup-compatibility/2006" xmlns:r="http://schemas.openxmlformats.org/officeDocument/2006/relationships" xmlns:w="http://schemas.openxmlformats.org/wordprocessingml/2006/main" xmlns:w14="http://schemas.microsoft.com/office/word/2010/wordml" mc:Ignorable="w14">
   <w:docDefaults>
     <w:rPrDefault>
       <w:rPr>
@@ -1813,388 +1721,149 @@
       </w:pPr>
     </w:pPrDefault>
   </w:docDefaults>
-  <w:latentStyles w:count="376" w:defLockedState="0" w:defQFormat="0" w:defSemiHidden="0" w:defUIPriority="99" w:defUnhideWhenUsed="0">
-    <w:lsdException w:name="Normal" w:qFormat="1" w:uiPriority="0"/>
-    <w:lsdException w:name="heading 1" w:qFormat="1" w:uiPriority="9"/>
-    <w:lsdException w:name="heading 2" w:qFormat="1" w:semiHidden="1" w:uiPriority="9" w:unhideWhenUsed="1"/>
-    <w:lsdException w:name="heading 3" w:qFormat="1" w:semiHidden="1" w:uiPriority="9" w:unhideWhenUsed="1"/>
-    <w:lsdException w:name="heading 4" w:qFormat="1" w:semiHidden="1" w:uiPriority="9" w:unhideWhenUsed="1"/>
-    <w:lsdException w:name="heading 5" w:qFormat="1" w:semiHidden="1" w:uiPriority="9" w:unhideWhenUsed="1"/>
-    <w:lsdException w:name="heading 6" w:qFormat="1" w:semiHidden="1" w:uiPriority="9" w:unhideWhenUsed="1"/>
-    <w:lsdException w:name="heading 7" w:qFormat="1" w:semiHidden="1" w:uiPriority="9" w:unhideWhenUsed="1"/>
-    <w:lsdException w:name="heading 8" w:qFormat="1" w:semiHidden="1" w:uiPriority="9" w:unhideWhenUsed="1"/>
-    <w:lsdException w:name="heading 9" w:qFormat="1" w:semiHidden="1" w:uiPriority="9" w:unhideWhenUsed="1"/>
-    <w:lsdException w:name="index 1" w:semiHidden="1" w:unhideWhenUsed="1"/>
-    <w:lsdException w:name="index 2" w:semiHidden="1" w:unhideWhenUsed="1"/>
-    <w:lsdException w:name="index 3" w:semiHidden="1" w:unhideWhenUsed="1"/>
-    <w:lsdException w:name="index 4" w:semiHidden="1" w:unhideWhenUsed="1"/>
-    <w:lsdException w:name="index 5" w:semiHidden="1" w:unhideWhenUsed="1"/>
-    <w:lsdException w:name="index 6" w:semiHidden="1" w:unhideWhenUsed="1"/>
-    <w:lsdException w:name="index 7" w:semiHidden="1" w:unhideWhenUsed="1"/>
-    <w:lsdException w:name="index 8" w:semiHidden="1" w:unhideWhenUsed="1"/>
-    <w:lsdException w:name="index 9" w:semiHidden="1" w:unhideWhenUsed="1"/>
-    <w:lsdException w:name="toc 1" w:semiHidden="1" w:uiPriority="39" w:unhideWhenUsed="1"/>
-    <w:lsdException w:name="toc 2" w:semiHidden="1" w:uiPriority="39" w:unhideWhenUsed="1"/>
-    <w:lsdException w:name="toc 3" w:semiHidden="1" w:uiPriority="39" w:unhideWhenUsed="1"/>
-    <w:lsdException w:name="toc 4" w:semiHidden="1" w:uiPriority="39" w:unhideWhenUsed="1"/>
-    <w:lsdException w:name="toc 5" w:semiHidden="1" w:uiPriority="39" w:unhideWhenUsed="1"/>
-    <w:lsdException w:name="toc 6" w:semiHidden="1" w:uiPriority="39" w:unhideWhenUsed="1"/>
-    <w:lsdException w:name="toc 7" w:semiHidden="1" w:uiPriority="39" w:unhideWhenUsed="1"/>
-    <w:lsdException w:name="toc 8" w:semiHidden="1" w:uiPriority="39" w:unhideWhenUsed="1"/>
-    <w:lsdException w:name="toc 9" w:semiHidden="1" w:uiPriority="39" w:unhideWhenUsed="1"/>
-    <w:lsdException w:name="Normal Indent" w:semiHidden="1" w:unhideWhenUsed="1"/>
-    <w:lsdException w:name="footnote text" w:semiHidden="1" w:unhideWhenUsed="1"/>
-    <w:lsdException w:name="annotation text" w:semiHidden="1" w:unhideWhenUsed="1"/>
-    <w:lsdException w:name="header" w:semiHidden="1" w:unhideWhenUsed="1"/>
-    <w:lsdException w:name="footer" w:semiHidden="1" w:unhideWhenUsed="1"/>
-    <w:lsdException w:name="index heading" w:semiHidden="1" w:unhideWhenUsed="1"/>
-    <w:lsdException w:name="caption" w:qFormat="1" w:semiHidden="1" w:uiPriority="35" w:unhideWhenUsed="1"/>
-    <w:lsdException w:name="table of figures" w:semiHidden="1" w:unhideWhenUsed="1"/>
-    <w:lsdException w:name="envelope address" w:semiHidden="1" w:unhideWhenUsed="1"/>
-    <w:lsdException w:name="envelope return" w:semiHidden="1" w:unhideWhenUsed="1"/>
-    <w:lsdException w:name="footnote reference" w:semiHidden="1" w:unhideWhenUsed="1"/>
-    <w:lsdException w:name="annotation reference" w:semiHidden="1" w:unhideWhenUsed="1"/>
-    <w:lsdException w:name="line number" w:semiHidden="1" w:unhideWhenUsed="1"/>
-    <w:lsdException w:name="page number" w:semiHidden="1" w:unhideWhenUsed="1"/>
-    <w:lsdException w:name="endnote reference" w:semiHidden="1" w:unhideWhenUsed="1"/>
-    <w:lsdException w:name="endnote text" w:semiHidden="1" w:unhideWhenUsed="1"/>
-    <w:lsdException w:name="table of authorities" w:semiHidden="1" w:unhideWhenUsed="1"/>
-    <w:lsdException w:name="macro" w:semiHidden="1" w:unhideWhenUsed="1"/>
-    <w:lsdException w:name="toa heading" w:semiHidden="1" w:unhideWhenUsed="1"/>
-    <w:lsdException w:name="List" w:semiHidden="1" w:unhideWhenUsed="1"/>
-    <w:lsdException w:name="List Bullet" w:semiHidden="1" w:unhideWhenUsed="1"/>
-    <w:lsdException w:name="List Number" w:semiHidden="1" w:unhideWhenUsed="1"/>
-    <w:lsdException w:name="List 2" w:semiHidden="1" w:unhideWhenUsed="1"/>
-    <w:lsdException w:name="List 3" w:semiHidden="1" w:unhideWhenUsed="1"/>
-    <w:lsdException w:name="List 4" w:semiHidden="1" w:unhideWhenUsed="1"/>
-    <w:lsdException w:name="List 5" w:semiHidden="1" w:unhideWhenUsed="1"/>
-    <w:lsdException w:name="List Bullet 2" w:semiHidden="1" w:unhideWhenUsed="1"/>
-    <w:lsdException w:name="List Bullet 3" w:semiHidden="1" w:unhideWhenUsed="1"/>
-    <w:lsdException w:name="List Bullet 4" w:semiHidden="1" w:unhideWhenUsed="1"/>
-    <w:lsdException w:name="List Bullet 5" w:semiHidden="1" w:unhideWhenUsed="1"/>
-    <w:lsdException w:name="List Number 2" w:semiHidden="1" w:unhideWhenUsed="1"/>
-    <w:lsdException w:name="List Number 3" w:semiHidden="1" w:unhideWhenUsed="1"/>
-    <w:lsdException w:name="List Number 4" w:semiHidden="1" w:unhideWhenUsed="1"/>
-    <w:lsdException w:name="List Number 5" w:semiHidden="1" w:unhideWhenUsed="1"/>
-    <w:lsdException w:name="Title" w:qFormat="1" w:uiPriority="10"/>
-    <w:lsdException w:name="Closing" w:semiHidden="1" w:unhideWhenUsed="1"/>
-    <w:lsdException w:name="Signature" w:semiHidden="1" w:unhideWhenUsed="1"/>
-    <w:lsdException w:name="Default Paragraph Font" w:semiHidden="1" w:uiPriority="1" w:unhideWhenUsed="1"/>
-    <w:lsdException w:name="Body Text" w:semiHidden="1" w:unhideWhenUsed="1"/>
-    <w:lsdException w:name="Body Text Indent" w:semiHidden="1" w:unhideWhenUsed="1"/>
-    <w:lsdException w:name="List Continue" w:semiHidden="1" w:unhideWhenUsed="1"/>
-    <w:lsdException w:name="List Continue 2" w:semiHidden="1" w:unhideWhenUsed="1"/>
-    <w:lsdException w:name="List Continue 3" w:semiHidden="1" w:unhideWhenUsed="1"/>
-    <w:lsdException w:name="List Continue 4" w:semiHidden="1" w:unhideWhenUsed="1"/>
-    <w:lsdException w:name="List Continue 5" w:semiHidden="1" w:unhideWhenUsed="1"/>
-    <w:lsdException w:name="Message Header" w:semiHidden="1" w:unhideWhenUsed="1"/>
-    <w:lsdException w:name="Subtitle" w:qFormat="1" w:uiPriority="11"/>
-    <w:lsdException w:name="Salutation" w:semiHidden="1" w:unhideWhenUsed="1"/>
-    <w:lsdException w:name="Date" w:semiHidden="1" w:unhideWhenUsed="1"/>
-    <w:lsdException w:name="Body Text First Indent" w:semiHidden="1" w:unhideWhenUsed="1"/>
-    <w:lsdException w:name="Body Text First Indent 2" w:semiHidden="1" w:unhideWhenUsed="1"/>
-    <w:lsdException w:name="Note Heading" w:semiHidden="1" w:unhideWhenUsed="1"/>
-    <w:lsdException w:name="Body Text 2" w:semiHidden="1" w:unhideWhenUsed="1"/>
-    <w:lsdException w:name="Body Text 3" w:semiHidden="1" w:unhideWhenUsed="1"/>
-    <w:lsdException w:name="Body Text Indent 2" w:semiHidden="1" w:unhideWhenUsed="1"/>
-    <w:lsdException w:name="Body Text Indent 3" w:semiHidden="1" w:unhideWhenUsed="1"/>
-    <w:lsdException w:name="Block Text" w:semiHidden="1" w:unhideWhenUsed="1"/>
-    <w:lsdException w:name="Hyperlink" w:semiHidden="1" w:unhideWhenUsed="1"/>
-    <w:lsdException w:name="FollowedHyperlink" w:semiHidden="1" w:unhideWhenUsed="1"/>
-    <w:lsdException w:name="Strong" w:qFormat="1" w:uiPriority="22"/>
-    <w:lsdException w:name="Emphasis" w:qFormat="1" w:uiPriority="20"/>
-    <w:lsdException w:name="Document Map" w:semiHidden="1" w:unhideWhenUsed="1"/>
-    <w:lsdException w:name="Plain Text" w:semiHidden="1" w:unhideWhenUsed="1"/>
-    <w:lsdException w:name="E-mail Signature" w:semiHidden="1" w:unhideWhenUsed="1"/>
-    <w:lsdException w:name="HTML Top of Form" w:semiHidden="1" w:unhideWhenUsed="1"/>
-    <w:lsdException w:name="HTML Bottom of Form" w:semiHidden="1" w:unhideWhenUsed="1"/>
-    <w:lsdException w:name="Normal (Web)" w:semiHidden="1" w:unhideWhenUsed="1"/>
-    <w:lsdException w:name="HTML Acronym" w:semiHidden="1" w:unhideWhenUsed="1"/>
-    <w:lsdException w:name="HTML Address" w:semiHidden="1" w:unhideWhenUsed="1"/>
-    <w:lsdException w:name="HTML Cite" w:semiHidden="1" w:unhideWhenUsed="1"/>
-    <w:lsdException w:name="HTML Code" w:semiHidden="1" w:unhideWhenUsed="1"/>
-    <w:lsdException w:name="HTML Definition" w:semiHidden="1" w:unhideWhenUsed="1"/>
-    <w:lsdException w:name="HTML Keyboard" w:semiHidden="1" w:unhideWhenUsed="1"/>
-    <w:lsdException w:name="HTML Preformatted" w:semiHidden="1" w:unhideWhenUsed="1"/>
-    <w:lsdException w:name="HTML Sample" w:semiHidden="1" w:unhideWhenUsed="1"/>
-    <w:lsdException w:name="HTML Typewriter" w:semiHidden="1" w:unhideWhenUsed="1"/>
-    <w:lsdException w:name="HTML Variable" w:semiHidden="1" w:unhideWhenUsed="1"/>
-    <w:lsdException w:name="Normal Table" w:semiHidden="1" w:unhideWhenUsed="1"/>
-    <w:lsdException w:name="annotation subject" w:semiHidden="1" w:unhideWhenUsed="1"/>
-    <w:lsdException w:name="No List" w:semiHidden="1" w:unhideWhenUsed="1"/>
-    <w:lsdException w:name="Outline List 1" w:semiHidden="1" w:unhideWhenUsed="1"/>
-    <w:lsdException w:name="Outline List 2" w:semiHidden="1" w:unhideWhenUsed="1"/>
-    <w:lsdException w:name="Outline List 3" w:semiHidden="1" w:unhideWhenUsed="1"/>
-    <w:lsdException w:name="Table Simple 1" w:semiHidden="1" w:unhideWhenUsed="1"/>
-    <w:lsdException w:name="Table Simple 2" w:semiHidden="1" w:unhideWhenUsed="1"/>
-    <w:lsdException w:name="Table Simple 3" w:semiHidden="1" w:unhideWhenUsed="1"/>
-    <w:lsdException w:name="Table Classic 1" w:semiHidden="1" w:unhideWhenUsed="1"/>
-    <w:lsdException w:name="Table Classic 2" w:semiHidden="1" w:unhideWhenUsed="1"/>
-    <w:lsdException w:name="Table Classic 3" w:semiHidden="1" w:unhideWhenUsed="1"/>
-    <w:lsdException w:name="Table Classic 4" w:semiHidden="1" w:unhideWhenUsed="1"/>
-    <w:lsdException w:name="Table Colorful 1" w:semiHidden="1" w:unhideWhenUsed="1"/>
-    <w:lsdException w:name="Table Colorful 2" w:semiHidden="1" w:unhideWhenUsed="1"/>
-    <w:lsdException w:name="Table Colorful 3" w:semiHidden="1" w:unhideWhenUsed="1"/>
-    <w:lsdException w:name="Table Columns 1" w:semiHidden="1" w:unhideWhenUsed="1"/>
-    <w:lsdException w:name="Table Columns 2" w:semiHidden="1" w:unhideWhenUsed="1"/>
-    <w:lsdException w:name="Table Columns 3" w:semiHidden="1" w:unhideWhenUsed="1"/>
-    <w:lsdException w:name="Table Columns 4" w:semiHidden="1" w:unhideWhenUsed="1"/>
-    <w:lsdException w:name="Table Columns 5" w:semiHidden="1" w:unhideWhenUsed="1"/>
-    <w:lsdException w:name="Table Grid 1" w:semiHidden="1" w:unhideWhenUsed="1"/>
-    <w:lsdException w:name="Table Grid 2" w:semiHidden="1" w:unhideWhenUsed="1"/>
-    <w:lsdException w:name="Table Grid 3" w:semiHidden="1" w:unhideWhenUsed="1"/>
-    <w:lsdException w:name="Table Grid 4" w:semiHidden="1" w:unhideWhenUsed="1"/>
-    <w:lsdException w:name="Table Grid 5" w:semiHidden="1" w:unhideWhenUsed="1"/>
-    <w:lsdException w:name="Table Grid 6" w:semiHidden="1" w:unhideWhenUsed="1"/>
-    <w:lsdException w:name="Table Grid 7" w:semiHidden="1" w:unhideWhenUsed="1"/>
-    <w:lsdException w:name="Table Grid 8" w:semiHidden="1" w:unhideWhenUsed="1"/>
-    <w:lsdException w:name="Table List 1" w:semiHidden="1" w:unhideWhenUsed="1"/>
-    <w:lsdException w:name="Table List 2" w:semiHidden="1" w:unhideWhenUsed="1"/>
-    <w:lsdException w:name="Table List 3" w:semiHidden="1" w:unhideWhenUsed="1"/>
-    <w:lsdException w:name="Table List 4" w:semiHidden="1" w:unhideWhenUsed="1"/>
-    <w:lsdException w:name="Table List 5" w:semiHidden="1" w:unhideWhenUsed="1"/>
-    <w:lsdException w:name="Table List 6" w:semiHidden="1" w:unhideWhenUsed="1"/>
-    <w:lsdException w:name="Table List 7" w:semiHidden="1" w:unhideWhenUsed="1"/>
-    <w:lsdException w:name="Table List 8" w:semiHidden="1" w:unhideWhenUsed="1"/>
-    <w:lsdException w:name="Table 3D effects 1" w:semiHidden="1" w:unhideWhenUsed="1"/>
-    <w:lsdException w:name="Table 3D effects 2" w:semiHidden="1" w:unhideWhenUsed="1"/>
-    <w:lsdException w:name="Table 3D effects 3" w:semiHidden="1" w:unhideWhenUsed="1"/>
-    <w:lsdException w:name="Table Contemporary" w:semiHidden="1" w:unhideWhenUsed="1"/>
-    <w:lsdException w:name="Table Elegant" w:semiHidden="1" w:unhideWhenUsed="1"/>
-    <w:lsdException w:name="Table Professional" w:semiHidden="1" w:unhideWhenUsed="1"/>
-    <w:lsdException w:name="Table Subtle 1" w:semiHidden="1" w:unhideWhenUsed="1"/>
-    <w:lsdException w:name="Table Subtle 2" w:semiHidden="1" w:unhideWhenUsed="1"/>
-    <w:lsdException w:name="Table Web 1" w:semiHidden="1" w:unhideWhenUsed="1"/>
-    <w:lsdException w:name="Table Web 2" w:semiHidden="1" w:unhideWhenUsed="1"/>
-    <w:lsdException w:name="Table Web 3" w:semiHidden="1" w:unhideWhenUsed="1"/>
-    <w:lsdException w:name="Balloon Text" w:semiHidden="1" w:unhideWhenUsed="1"/>
-    <w:lsdException w:name="Table Grid" w:uiPriority="59"/>
-    <w:lsdException w:name="Table Theme" w:semiHidden="1" w:unhideWhenUsed="1"/>
-    <w:lsdException w:name="Placeholder Text" w:semiHidden="1"/>
-    <w:lsdException w:name="No Spacing" w:qFormat="1" w:uiPriority="1"/>
-    <w:lsdException w:name="Light Shading" w:uiPriority="60"/>
-    <w:lsdException w:name="Light List" w:uiPriority="61"/>
-    <w:lsdException w:name="Light Grid" w:uiPriority="62"/>
-    <w:lsdException w:name="Medium Shading 1" w:uiPriority="63"/>
-    <w:lsdException w:name="Medium Shading 2" w:uiPriority="64"/>
-    <w:lsdException w:name="Medium List 1" w:uiPriority="65"/>
-    <w:lsdException w:name="Medium List 2" w:uiPriority="66"/>
-    <w:lsdException w:name="Medium Grid 1" w:uiPriority="67"/>
-    <w:lsdException w:name="Medium Grid 2" w:uiPriority="68"/>
-    <w:lsdException w:name="Medium Grid 3" w:uiPriority="69"/>
-    <w:lsdException w:name="Dark List" w:uiPriority="70"/>
-    <w:lsdException w:name="Colorful Shading" w:uiPriority="71"/>
-    <w:lsdException w:name="Colorful List" w:uiPriority="72"/>
-    <w:lsdException w:name="Colorful Grid" w:uiPriority="73"/>
-    <w:lsdException w:name="Light Shading Accent 1" w:uiPriority="60"/>
-    <w:lsdException w:name="Light List Accent 1" w:uiPriority="61"/>
-    <w:lsdException w:name="Light Grid Accent 1" w:uiPriority="62"/>
-    <w:lsdException w:name="Medium Shading 1 Accent 1" w:uiPriority="63"/>
-    <w:lsdException w:name="Medium Shading 2 Accent 1" w:uiPriority="64"/>
-    <w:lsdException w:name="Medium List 1 Accent 1" w:uiPriority="65"/>
-    <w:lsdException w:name="Revision" w:semiHidden="1"/>
-    <w:lsdException w:name="List Paragraph" w:qFormat="1" w:uiPriority="34"/>
-    <w:lsdException w:name="Quote" w:qFormat="1" w:uiPriority="29"/>
-    <w:lsdException w:name="Intense Quote" w:qFormat="1" w:uiPriority="30"/>
-    <w:lsdException w:name="Medium List 2 Accent 1" w:uiPriority="66"/>
-    <w:lsdException w:name="Medium Grid 1 Accent 1" w:uiPriority="67"/>
-    <w:lsdException w:name="Medium Grid 2 Accent 1" w:uiPriority="68"/>
-    <w:lsdException w:name="Medium Grid 3 Accent 1" w:uiPriority="69"/>
-    <w:lsdException w:name="Dark List Accent 1" w:uiPriority="70"/>
-    <w:lsdException w:name="Colorful Shading Accent 1" w:uiPriority="71"/>
-    <w:lsdException w:name="Colorful List Accent 1" w:uiPriority="72"/>
-    <w:lsdException w:name="Colorful Grid Accent 1" w:uiPriority="73"/>
-    <w:lsdException w:name="Light Shading Accent 2" w:uiPriority="60"/>
-    <w:lsdException w:name="Light List Accent 2" w:uiPriority="61"/>
-    <w:lsdException w:name="Light Grid Accent 2" w:uiPriority="62"/>
-    <w:lsdException w:name="Medium Shading 1 Accent 2" w:uiPriority="63"/>
-    <w:lsdException w:name="Medium Shading 2 Accent 2" w:uiPriority="64"/>
-    <w:lsdException w:name="Medium List 1 Accent 2" w:uiPriority="65"/>
-    <w:lsdException w:name="Medium List 2 Accent 2" w:uiPriority="66"/>
-    <w:lsdException w:name="Medium Grid 1 Accent 2" w:uiPriority="67"/>
-    <w:lsdException w:name="Medium Grid 2 Accent 2" w:uiPriority="68"/>
-    <w:lsdException w:name="Medium Grid 3 Accent 2" w:uiPriority="69"/>
-    <w:lsdException w:name="Dark List Accent 2" w:uiPriority="70"/>
-    <w:lsdException w:name="Colorful Shading Accent 2" w:uiPriority="71"/>
-    <w:lsdException w:name="Colorful List Accent 2" w:uiPriority="72"/>
-    <w:lsdException w:name="Colorful Grid Accent 2" w:uiPriority="73"/>
-    <w:lsdException w:name="Light Shading Accent 3" w:uiPriority="60"/>
-    <w:lsdException w:name="Light List Accent 3" w:uiPriority="61"/>
-    <w:lsdException w:name="Light Grid Accent 3" w:uiPriority="62"/>
-    <w:lsdException w:name="Medium Shading 1 Accent 3" w:uiPriority="63"/>
-    <w:lsdException w:name="Medium Shading 2 Accent 3" w:uiPriority="64"/>
-    <w:lsdException w:name="Medium List 1 Accent 3" w:uiPriority="65"/>
-    <w:lsdException w:name="Medium List 2 Accent 3" w:uiPriority="66"/>
-    <w:lsdException w:name="Medium Grid 1 Accent 3" w:uiPriority="67"/>
-    <w:lsdException w:name="Medium Grid 2 Accent 3" w:uiPriority="68"/>
-    <w:lsdException w:name="Medium Grid 3 Accent 3" w:uiPriority="69"/>
-    <w:lsdException w:name="Dark List Accent 3" w:uiPriority="70"/>
-    <w:lsdException w:name="Colorful Shading Accent 3" w:uiPriority="71"/>
-    <w:lsdException w:name="Colorful List Accent 3" w:uiPriority="72"/>
-    <w:lsdException w:name="Colorful Grid Accent 3" w:uiPriority="73"/>
-    <w:lsdException w:name="Light Shading Accent 4" w:uiPriority="60"/>
-    <w:lsdException w:name="Light List Accent 4" w:uiPriority="61"/>
-    <w:lsdException w:name="Light Grid Accent 4" w:uiPriority="62"/>
-    <w:lsdException w:name="Medium Shading 1 Accent 4" w:uiPriority="63"/>
-    <w:lsdException w:name="Medium Shading 2 Accent 4" w:uiPriority="64"/>
-    <w:lsdException w:name="Medium List 1 Accent 4" w:uiPriority="65"/>
-    <w:lsdException w:name="Medium List 2 Accent 4" w:uiPriority="66"/>
-    <w:lsdException w:name="Medium Grid 1 Accent 4" w:uiPriority="67"/>
-    <w:lsdException w:name="Medium Grid 2 Accent 4" w:uiPriority="68"/>
-    <w:lsdException w:name="Medium Grid 3 Accent 4" w:uiPriority="69"/>
-    <w:lsdException w:name="Dark List Accent 4" w:uiPriority="70"/>
-    <w:lsdException w:name="Colorful Shading Accent 4" w:uiPriority="71"/>
-    <w:lsdException w:name="Colorful List Accent 4" w:uiPriority="72"/>
-    <w:lsdException w:name="Colorful Grid Accent 4" w:uiPriority="73"/>
-    <w:lsdException w:name="Light Shading Accent 5" w:uiPriority="60"/>
-    <w:lsdException w:name="Light List Accent 5" w:uiPriority="61"/>
-    <w:lsdException w:name="Light Grid Accent 5" w:uiPriority="62"/>
-    <w:lsdException w:name="Medium Shading 1 Accent 5" w:uiPriority="63"/>
-    <w:lsdException w:name="Medium Shading 2 Accent 5" w:uiPriority="64"/>
-    <w:lsdException w:name="Medium List 1 Accent 5" w:uiPriority="65"/>
-    <w:lsdException w:name="Medium List 2 Accent 5" w:uiPriority="66"/>
-    <w:lsdException w:name="Medium Grid 1 Accent 5" w:uiPriority="67"/>
-    <w:lsdException w:name="Medium Grid 2 Accent 5" w:uiPriority="68"/>
-    <w:lsdException w:name="Medium Grid 3 Accent 5" w:uiPriority="69"/>
-    <w:lsdException w:name="Dark List Accent 5" w:uiPriority="70"/>
-    <w:lsdException w:name="Colorful Shading Accent 5" w:uiPriority="71"/>
-    <w:lsdException w:name="Colorful List Accent 5" w:uiPriority="72"/>
-    <w:lsdException w:name="Colorful Grid Accent 5" w:uiPriority="73"/>
-    <w:lsdException w:name="Light Shading Accent 6" w:uiPriority="60"/>
-    <w:lsdException w:name="Light List Accent 6" w:uiPriority="61"/>
-    <w:lsdException w:name="Light Grid Accent 6" w:uiPriority="62"/>
-    <w:lsdException w:name="Medium Shading 1 Accent 6" w:uiPriority="63"/>
-    <w:lsdException w:name="Medium Shading 2 Accent 6" w:uiPriority="64"/>
-    <w:lsdException w:name="Medium List 1 Accent 6" w:uiPriority="65"/>
-    <w:lsdException w:name="Medium List 2 Accent 6" w:uiPriority="66"/>
-    <w:lsdException w:name="Medium Grid 1 Accent 6" w:uiPriority="67"/>
-    <w:lsdException w:name="Medium Grid 2 Accent 6" w:uiPriority="68"/>
-    <w:lsdException w:name="Medium Grid 3 Accent 6" w:uiPriority="69"/>
-    <w:lsdException w:name="Dark List Accent 6" w:uiPriority="70"/>
-    <w:lsdException w:name="Colorful Shading Accent 6" w:uiPriority="71"/>
-    <w:lsdException w:name="Colorful List Accent 6" w:uiPriority="72"/>
-    <w:lsdException w:name="Colorful Grid Accent 6" w:uiPriority="73"/>
-    <w:lsdException w:name="Subtle Emphasis" w:qFormat="1" w:uiPriority="19"/>
-    <w:lsdException w:name="Intense Emphasis" w:qFormat="1" w:uiPriority="21"/>
-    <w:lsdException w:name="Subtle Reference" w:qFormat="1" w:uiPriority="31"/>
-    <w:lsdException w:name="Intense Reference" w:qFormat="1" w:uiPriority="32"/>
-    <w:lsdException w:name="Book Title" w:qFormat="1" w:uiPriority="33"/>
-    <w:lsdException w:name="Bibliography" w:semiHidden="1" w:uiPriority="37" w:unhideWhenUsed="1"/>
-    <w:lsdException w:name="TOC Heading" w:qFormat="1" w:semiHidden="1" w:uiPriority="39" w:unhideWhenUsed="1"/>
-    <w:lsdException w:name="Plain Table 1" w:uiPriority="41"/>
-    <w:lsdException w:name="Plain Table 2" w:uiPriority="42"/>
-    <w:lsdException w:name="Plain Table 3" w:uiPriority="43"/>
-    <w:lsdException w:name="Plain Table 4" w:uiPriority="44"/>
-    <w:lsdException w:name="Plain Table 5" w:uiPriority="45"/>
-    <w:lsdException w:name="Grid Table Light" w:uiPriority="40"/>
-    <w:lsdException w:name="Grid Table 1 Light" w:uiPriority="46"/>
-    <w:lsdException w:name="Grid Table 2" w:uiPriority="47"/>
-    <w:lsdException w:name="Grid Table 3" w:uiPriority="48"/>
-    <w:lsdException w:name="Grid Table 4" w:uiPriority="49"/>
-    <w:lsdException w:name="Grid Table 5 Dark" w:uiPriority="50"/>
-    <w:lsdException w:name="Grid Table 6 Colorful" w:uiPriority="51"/>
-    <w:lsdException w:name="Grid Table 7 Colorful" w:uiPriority="52"/>
-    <w:lsdException w:name="Grid Table 1 Light Accent 1" w:uiPriority="46"/>
-    <w:lsdException w:name="Grid Table 2 Accent 1" w:uiPriority="47"/>
-    <w:lsdException w:name="Grid Table 3 Accent 1" w:uiPriority="48"/>
-    <w:lsdException w:name="Grid Table 4 Accent 1" w:uiPriority="49"/>
-    <w:lsdException w:name="Grid Table 5 Dark Accent 1" w:uiPriority="50"/>
-    <w:lsdException w:name="Grid Table 6 Colorful Accent 1" w:uiPriority="51"/>
-    <w:lsdException w:name="Grid Table 7 Colorful Accent 1" w:uiPriority="52"/>
-    <w:lsdException w:name="Grid Table 1 Light Accent 2" w:uiPriority="46"/>
-    <w:lsdException w:name="Grid Table 2 Accent 2" w:uiPriority="47"/>
-    <w:lsdException w:name="Grid Table 3 Accent 2" w:uiPriority="48"/>
-    <w:lsdException w:name="Grid Table 4 Accent 2" w:uiPriority="49"/>
-    <w:lsdException w:name="Grid Table 5 Dark Accent 2" w:uiPriority="50"/>
-    <w:lsdException w:name="Grid Table 6 Colorful Accent 2" w:uiPriority="51"/>
-    <w:lsdException w:name="Grid Table 7 Colorful Accent 2" w:uiPriority="52"/>
-    <w:lsdException w:name="Grid Table 1 Light Accent 3" w:uiPriority="46"/>
-    <w:lsdException w:name="Grid Table 2 Accent 3" w:uiPriority="47"/>
-    <w:lsdException w:name="Grid Table 3 Accent 3" w:uiPriority="48"/>
-    <w:lsdException w:name="Grid Table 4 Accent 3" w:uiPriority="49"/>
-    <w:lsdException w:name="Grid Table 5 Dark Accent 3" w:uiPriority="50"/>
-    <w:lsdException w:name="Grid Table 6 Colorful Accent 3" w:uiPriority="51"/>
-    <w:lsdException w:name="Grid Table 7 Colorful Accent 3" w:uiPriority="52"/>
-    <w:lsdException w:name="Grid Table 1 Light Accent 4" w:uiPriority="46"/>
-    <w:lsdException w:name="Grid Table 2 Accent 4" w:uiPriority="47"/>
-    <w:lsdException w:name="Grid Table 3 Accent 4" w:uiPriority="48"/>
-    <w:lsdException w:name="Grid Table 4 Accent 4" w:uiPriority="49"/>
-    <w:lsdException w:name="Grid Table 5 Dark Accent 4" w:uiPriority="50"/>
-    <w:lsdException w:name="Grid Table 6 Colorful Accent 4" w:uiPriority="51"/>
-    <w:lsdException w:name="Grid Table 7 Colorful Accent 4" w:uiPriority="52"/>
-    <w:lsdException w:name="Grid Table 1 Light Accent 5" w:uiPriority="46"/>
-    <w:lsdException w:name="Grid Table 2 Accent 5" w:uiPriority="47"/>
-    <w:lsdException w:name="Grid Table 3 Accent 5" w:uiPriority="48"/>
-    <w:lsdException w:name="Grid Table 4 Accent 5" w:uiPriority="49"/>
-    <w:lsdException w:name="Grid Table 5 Dark Accent 5" w:uiPriority="50"/>
-    <w:lsdException w:name="Grid Table 6 Colorful Accent 5" w:uiPriority="51"/>
-    <w:lsdException w:name="Grid Table 7 Colorful Accent 5" w:uiPriority="52"/>
-    <w:lsdException w:name="Grid Table 1 Light Accent 6" w:uiPriority="46"/>
-    <w:lsdException w:name="Grid Table 2 Accent 6" w:uiPriority="47"/>
-    <w:lsdException w:name="Grid Table 3 Accent 6" w:uiPriority="48"/>
-    <w:lsdException w:name="Grid Table 4 Accent 6" w:uiPriority="49"/>
-    <w:lsdException w:name="Grid Table 5 Dark Accent 6" w:uiPriority="50"/>
-    <w:lsdException w:name="Grid Table 6 Colorful Accent 6" w:uiPriority="51"/>
-    <w:lsdException w:name="Grid Table 7 Colorful Accent 6" w:uiPriority="52"/>
-    <w:lsdException w:name="List Table 1 Light" w:uiPriority="46"/>
-    <w:lsdException w:name="List Table 2" w:uiPriority="47"/>
-    <w:lsdException w:name="List Table 3" w:uiPriority="48"/>
-    <w:lsdException w:name="List Table 4" w:uiPriority="49"/>
-    <w:lsdException w:name="List Table 5 Dark" w:uiPriority="50"/>
-    <w:lsdException w:name="List Table 6 Colorful" w:uiPriority="51"/>
-    <w:lsdException w:name="List Table 7 Colorful" w:uiPriority="52"/>
-    <w:lsdException w:name="List Table 1 Light Accent 1" w:uiPriority="46"/>
-    <w:lsdException w:name="List Table 2 Accent 1" w:uiPriority="47"/>
-    <w:lsdException w:name="List Table 3 Accent 1" w:uiPriority="48"/>
-    <w:lsdException w:name="List Table 4 Accent 1" w:uiPriority="49"/>
-    <w:lsdException w:name="List Table 5 Dark Accent 1" w:uiPriority="50"/>
-    <w:lsdException w:name="List Table 6 Colorful Accent 1" w:uiPriority="51"/>
-    <w:lsdException w:name="List Table 7 Colorful Accent 1" w:uiPriority="52"/>
-    <w:lsdException w:name="List Table 1 Light Accent 2" w:uiPriority="46"/>
-    <w:lsdException w:name="List Table 2 Accent 2" w:uiPriority="47"/>
-    <w:lsdException w:name="List Table 3 Accent 2" w:uiPriority="48"/>
-    <w:lsdException w:name="List Table 4 Accent 2" w:uiPriority="49"/>
-    <w:lsdException w:name="List Table 5 Dark Accent 2" w:uiPriority="50"/>
-    <w:lsdException w:name="List Table 6 Colorful Accent 2" w:uiPriority="51"/>
-    <w:lsdException w:name="List Table 7 Colorful Accent 2" w:uiPriority="52"/>
-    <w:lsdException w:name="List Table 1 Light Accent 3" w:uiPriority="46"/>
-    <w:lsdException w:name="List Table 2 Accent 3" w:uiPriority="47"/>
-    <w:lsdException w:name="List Table 3 Accent 3" w:uiPriority="48"/>
-    <w:lsdException w:name="List Table 4 Accent 3" w:uiPriority="49"/>
-    <w:lsdException w:name="List Table 5 Dark Accent 3" w:uiPriority="50"/>
-    <w:lsdException w:name="List Table 6 Colorful Accent 3" w:uiPriority="51"/>
-    <w:lsdException w:name="List Table 7 Colorful Accent 3" w:uiPriority="52"/>
-    <w:lsdException w:name="List Table 1 Light Accent 4" w:uiPriority="46"/>
-    <w:lsdException w:name="List Table 2 Accent 4" w:uiPriority="47"/>
-    <w:lsdException w:name="List Table 3 Accent 4" w:uiPriority="48"/>
-    <w:lsdException w:name="List Table 4 Accent 4" w:uiPriority="49"/>
-    <w:lsdException w:name="List Table 5 Dark Accent 4" w:uiPriority="50"/>
-    <w:lsdException w:name="List Table 6 Colorful Accent 4" w:uiPriority="51"/>
-    <w:lsdException w:name="List Table 7 Colorful Accent 4" w:uiPriority="52"/>
-    <w:lsdException w:name="List Table 1 Light Accent 5" w:uiPriority="46"/>
-    <w:lsdException w:name="List Table 2 Accent 5" w:uiPriority="47"/>
-    <w:lsdException w:name="List Table 3 Accent 5" w:uiPriority="48"/>
-    <w:lsdException w:name="List Table 4 Accent 5" w:uiPriority="49"/>
-    <w:lsdException w:name="List Table 5 Dark Accent 5" w:uiPriority="50"/>
-    <w:lsdException w:name="List Table 6 Colorful Accent 5" w:uiPriority="51"/>
-    <w:lsdException w:name="List Table 7 Colorful Accent 5" w:uiPriority="52"/>
-    <w:lsdException w:name="List Table 1 Light Accent 6" w:uiPriority="46"/>
-    <w:lsdException w:name="List Table 2 Accent 6" w:uiPriority="47"/>
-    <w:lsdException w:name="List Table 3 Accent 6" w:uiPriority="48"/>
-    <w:lsdException w:name="List Table 4 Accent 6" w:uiPriority="49"/>
-    <w:lsdException w:name="List Table 5 Dark Accent 6" w:uiPriority="50"/>
-    <w:lsdException w:name="List Table 6 Colorful Accent 6" w:uiPriority="51"/>
-    <w:lsdException w:name="List Table 7 Colorful Accent 6" w:uiPriority="52"/>
-    <w:lsdException w:name="Mention" w:semiHidden="1" w:unhideWhenUsed="1"/>
-    <w:lsdException w:name="Smart Hyperlink" w:semiHidden="1" w:unhideWhenUsed="1"/>
-    <w:lsdException w:name="Hashtag" w:semiHidden="1" w:unhideWhenUsed="1"/>
-    <w:lsdException w:name="Unresolved Mention" w:semiHidden="1" w:unhideWhenUsed="1"/>
-    <w:lsdException w:name="Smart Link" w:semiHidden="1" w:unhideWhenUsed="1"/>
+  <w:latentStyles w:count="267" w:defLockedState="0" w:defQFormat="0" w:defSemiHidden="1" w:defUIPriority="99" w:defUnhideWhenUsed="1">
+    <w:lsdException w:name="Normal" w:qFormat="1" w:semiHidden="0" w:uiPriority="0" w:unhideWhenUsed="0"/>
+    <w:lsdException w:name="heading 1" w:qFormat="1" w:semiHidden="0" w:uiPriority="9" w:unhideWhenUsed="0"/>
+    <w:lsdException w:name="heading 2" w:qFormat="1" w:uiPriority="9"/>
+    <w:lsdException w:name="heading 3" w:qFormat="1" w:uiPriority="9"/>
+    <w:lsdException w:name="heading 4" w:qFormat="1" w:uiPriority="9"/>
+    <w:lsdException w:name="heading 5" w:qFormat="1" w:uiPriority="9"/>
+    <w:lsdException w:name="heading 6" w:qFormat="1" w:uiPriority="9"/>
+    <w:lsdException w:name="heading 7" w:qFormat="1" w:uiPriority="9"/>
+    <w:lsdException w:name="heading 8" w:qFormat="1" w:uiPriority="9"/>
+    <w:lsdException w:name="heading 9" w:qFormat="1" w:uiPriority="9"/>
+    <w:lsdException w:name="toc 1" w:uiPriority="39"/>
+    <w:lsdException w:name="toc 2" w:uiPriority="39"/>
+    <w:lsdException w:name="toc 3" w:uiPriority="39"/>
+    <w:lsdException w:name="toc 4" w:uiPriority="39"/>
+    <w:lsdException w:name="toc 5" w:uiPriority="39"/>
+    <w:lsdException w:name="toc 6" w:uiPriority="39"/>
+    <w:lsdException w:name="toc 7" w:uiPriority="39"/>
+    <w:lsdException w:name="toc 8" w:uiPriority="39"/>
+    <w:lsdException w:name="toc 9" w:uiPriority="39"/>
+    <w:lsdException w:name="caption" w:qFormat="1" w:uiPriority="35"/>
+    <w:lsdException w:name="Title" w:qFormat="1" w:semiHidden="0" w:uiPriority="10" w:unhideWhenUsed="0"/>
+    <w:lsdException w:name="Default Paragraph Font" w:uiPriority="1"/>
+    <w:lsdException w:name="Subtitle" w:qFormat="1" w:semiHidden="0" w:uiPriority="11" w:unhideWhenUsed="0"/>
+    <w:lsdException w:name="Strong" w:qFormat="1" w:semiHidden="0" w:uiPriority="22" w:unhideWhenUsed="0"/>
+    <w:lsdException w:name="Emphasis" w:qFormat="1" w:semiHidden="0" w:uiPriority="20" w:unhideWhenUsed="0"/>
+    <w:lsdException w:name="Table Grid" w:semiHidden="0" w:uiPriority="59" w:unhideWhenUsed="0"/>
+    <w:lsdException w:name="Placeholder Text" w:unhideWhenUsed="0"/>
+    <w:lsdException w:name="No Spacing" w:qFormat="1" w:semiHidden="0" w:uiPriority="1" w:unhideWhenUsed="0"/>
+    <w:lsdException w:name="Light Shading" w:semiHidden="0" w:uiPriority="60" w:unhideWhenUsed="0"/>
+    <w:lsdException w:name="Light List" w:semiHidden="0" w:uiPriority="61" w:unhideWhenUsed="0"/>
+    <w:lsdException w:name="Light Grid" w:semiHidden="0" w:uiPriority="62" w:unhideWhenUsed="0"/>
+    <w:lsdException w:name="Medium Shading 1" w:semiHidden="0" w:uiPriority="63" w:unhideWhenUsed="0"/>
+    <w:lsdException w:name="Medium Shading 2" w:semiHidden="0" w:uiPriority="64" w:unhideWhenUsed="0"/>
+    <w:lsdException w:name="Medium List 1" w:semiHidden="0" w:uiPriority="65" w:unhideWhenUsed="0"/>
+    <w:lsdException w:name="Medium List 2" w:semiHidden="0" w:uiPriority="66" w:unhideWhenUsed="0"/>
+    <w:lsdException w:name="Medium Grid 1" w:semiHidden="0" w:uiPriority="67" w:unhideWhenUsed="0"/>
+    <w:lsdException w:name="Medium Grid 2" w:semiHidden="0" w:uiPriority="68" w:unhideWhenUsed="0"/>
+    <w:lsdException w:name="Medium Grid 3" w:semiHidden="0" w:uiPriority="69" w:unhideWhenUsed="0"/>
+    <w:lsdException w:name="Dark List" w:semiHidden="0" w:uiPriority="70" w:unhideWhenUsed="0"/>
+    <w:lsdException w:name="Colorful Shading" w:semiHidden="0" w:uiPriority="71" w:unhideWhenUsed="0"/>
+    <w:lsdException w:name="Colorful List" w:semiHidden="0" w:uiPriority="72" w:unhideWhenUsed="0"/>
+    <w:lsdException w:name="Colorful Grid" w:semiHidden="0" w:uiPriority="73" w:unhideWhenUsed="0"/>
+    <w:lsdException w:name="Light Shading Accent 1" w:semiHidden="0" w:uiPriority="60" w:unhideWhenUsed="0"/>
+    <w:lsdException w:name="Light List Accent 1" w:semiHidden="0" w:uiPriority="61" w:unhideWhenUsed="0"/>
+    <w:lsdException w:name="Light Grid Accent 1" w:semiHidden="0" w:uiPriority="62" w:unhideWhenUsed="0"/>
+    <w:lsdException w:name="Medium Shading 1 Accent 1" w:semiHidden="0" w:uiPriority="63" w:unhideWhenUsed="0"/>
+    <w:lsdException w:name="Medium Shading 2 Accent 1" w:semiHidden="0" w:uiPriority="64" w:unhideWhenUsed="0"/>
+    <w:lsdException w:name="Medium List 1 Accent 1" w:semiHidden="0" w:uiPriority="65" w:unhideWhenUsed="0"/>
+    <w:lsdException w:name="Revision" w:unhideWhenUsed="0"/>
+    <w:lsdException w:name="List Paragraph" w:qFormat="1" w:semiHidden="0" w:uiPriority="34" w:unhideWhenUsed="0"/>
+    <w:lsdException w:name="Quote" w:qFormat="1" w:semiHidden="0" w:uiPriority="29" w:unhideWhenUsed="0"/>
+    <w:lsdException w:name="Intense Quote" w:qFormat="1" w:semiHidden="0" w:uiPriority="30" w:unhideWhenUsed="0"/>
+    <w:lsdException w:name="Medium List 2 Accent 1" w:semiHidden="0" w:uiPriority="66" w:unhideWhenUsed="0"/>
+    <w:lsdException w:name="Medium Grid 1 Accent 1" w:semiHidden="0" w:uiPriority="67" w:unhideWhenUsed="0"/>
+    <w:lsdException w:name="Medium Grid 2 Accent 1" w:semiHidden="0" w:uiPriority="68" w:unhideWhenUsed="0"/>
+    <w:lsdException w:name="Medium Grid 3 Accent 1" w:semiHidden="0" w:uiPriority="69" w:unhideWhenUsed="0"/>
+    <w:lsdException w:name="Dark List Accent 1" w:semiHidden="0" w:uiPriority="70" w:unhideWhenUsed="0"/>
+    <w:lsdException w:name="Colorful Shading Accent 1" w:semiHidden="0" w:uiPriority="71" w:unhideWhenUsed="0"/>
+    <w:lsdException w:name="Colorful List Accent 1" w:semiHidden="0" w:uiPriority="72" w:unhideWhenUsed="0"/>
+    <w:lsdException w:name="Colorful Grid Accent 1" w:semiHidden="0" w:uiPriority="73" w:unhideWhenUsed="0"/>
+    <w:lsdException w:name="Light Shading Accent 2" w:semiHidden="0" w:uiPriority="60" w:unhideWhenUsed="0"/>
+    <w:lsdException w:name="Light List Accent 2" w:semiHidden="0" w:uiPriority="61" w:unhideWhenUsed="0"/>
+    <w:lsdException w:name="Light Grid Accent 2" w:semiHidden="0" w:uiPriority="62" w:unhideWhenUsed="0"/>
+    <w:lsdException w:name="Medium Shading 1 Accent 2" w:semiHidden="0" w:uiPriority="63" w:unhideWhenUsed="0"/>
+    <w:lsdException w:name="Medium Shading 2 Accent 2" w:semiHidden="0" w:uiPriority="64" w:unhideWhenUsed="0"/>
+    <w:lsdException w:name="Medium List 1 Accent 2" w:semiHidden="0" w:uiPriority="65" w:unhideWhenUsed="0"/>
+    <w:lsdException w:name="Medium List 2 Accent 2" w:semiHidden="0" w:uiPriority="66" w:unhideWhenUsed="0"/>
+    <w:lsdException w:name="Medium Grid 1 Accent 2" w:semiHidden="0" w:uiPriority="67" w:unhideWhenUsed="0"/>
+    <w:lsdException w:name="Medium Grid 2 Accent 2" w:semiHidden="0" w:uiPriority="68" w:unhideWhenUsed="0"/>
+    <w:lsdException w:name="Medium Grid 3 Accent 2" w:semiHidden="0" w:uiPriority="69" w:unhideWhenUsed="0"/>
+    <w:lsdException w:name="Dark List Accent 2" w:semiHidden="0" w:uiPriority="70" w:unhideWhenUsed="0"/>
+    <w:lsdException w:name="Colorful Shading Accent 2" w:semiHidden="0" w:uiPriority="71" w:unhideWhenUsed="0"/>
+    <w:lsdException w:name="Colorful List Accent 2" w:semiHidden="0" w:uiPriority="72" w:unhideWhenUsed="0"/>
+    <w:lsdException w:name="Colorful Grid Accent 2" w:semiHidden="0" w:uiPriority="73" w:unhideWhenUsed="0"/>
+    <w:lsdException w:name="Light Shading Accent 3" w:semiHidden="0" w:uiPriority="60" w:unhideWhenUsed="0"/>
+    <w:lsdException w:name="Light List Accent 3" w:semiHidden="0" w:uiPriority="61" w:unhideWhenUsed="0"/>
+    <w:lsdException w:name="Light Grid Accent 3" w:semiHidden="0" w:uiPriority="62" w:unhideWhenUsed="0"/>
+    <w:lsdException w:name="Medium Shading 1 Accent 3" w:semiHidden="0" w:uiPriority="63" w:unhideWhenUsed="0"/>
+    <w:lsdException w:name="Medium Shading 2 Accent 3" w:semiHidden="0" w:uiPriority="64" w:unhideWhenUsed="0"/>
+    <w:lsdException w:name="Medium List 1 Accent 3" w:semiHidden="0" w:uiPriority="65" w:unhideWhenUsed="0"/>
+    <w:lsdException w:name="Medium List 2 Accent 3" w:semiHidden="0" w:uiPriority="66" w:unhideWhenUsed="0"/>
+    <w:lsdException w:name="Medium Grid 1 Accent 3" w:semiHidden="0" w:uiPriority="67" w:unhideWhenUsed="0"/>
+    <w:lsdException w:name="Medium Grid 2 Accent 3" w:semiHidden="0" w:uiPriority="68" w:unhideWhenUsed="0"/>
+    <w:lsdException w:name="Medium Grid 3 Accent 3" w:semiHidden="0" w:uiPriority="69" w:unhideWhenUsed="0"/>
+    <w:lsdException w:name="Dark List Accent 3" w:semiHidden="0" w:uiPriority="70" w:unhideWhenUsed="0"/>
+    <w:lsdException w:name="Colorful Shading Accent 3" w:semiHidden="0" w:uiPriority="71" w:unhideWhenUsed="0"/>
+    <w:lsdException w:name="Colorful List Accent 3" w:semiHidden="0" w:uiPriority="72" w:unhideWhenUsed="0"/>
+    <w:lsdException w:name="Colorful Grid Accent 3" w:semiHidden="0" w:uiPriority="73" w:unhideWhenUsed="0"/>
+    <w:lsdException w:name="Light Shading Accent 4" w:semiHidden="0" w:uiPriority="60" w:unhideWhenUsed="0"/>
+    <w:lsdException w:name="Light List Accent 4" w:semiHidden="0" w:uiPriority="61" w:unhideWhenUsed="0"/>
+    <w:lsdException w:name="Light Grid Accent 4" w:semiHidden="0" w:uiPriority="62" w:unhideWhenUsed="0"/>
+    <w:lsdException w:name="Medium Shading 1 Accent 4" w:semiHidden="0" w:uiPriority="63" w:unhideWhenUsed="0"/>
+    <w:lsdException w:name="Medium Shading 2 Accent 4" w:semiHidden="0" w:uiPriority="64" w:unhideWhenUsed="0"/>
+    <w:lsdException w:name="Medium List 1 Accent 4" w:semiHidden="0" w:uiPriority="65" w:unhideWhenUsed="0"/>
+    <w:lsdException w:name="Medium List 2 Accent 4" w:semiHidden="0" w:uiPriority="66" w:unhideWhenUsed="0"/>
+    <w:lsdException w:name="Medium Grid 1 Accent 4" w:semiHidden="0" w:uiPriority="67" w:unhideWhenUsed="0"/>
+    <w:lsdException w:name="Medium Grid 2 Accent 4" w:semiHidden="0" w:uiPriority="68" w:unhideWhenUsed="0"/>
+    <w:lsdException w:name="Medium Grid 3 Accent 4" w:semiHidden="0" w:uiPriority="69" w:unhideWhenUsed="0"/>
+    <w:lsdException w:name="Dark List Accent 4" w:semiHidden="0" w:uiPriority="70" w:unhideWhenUsed="0"/>
+    <w:lsdException w:name="Colorful Shading Accent 4" w:semiHidden="0" w:uiPriority="71" w:unhideWhenUsed="0"/>
+    <w:lsdException w:name="Colorful List Accent 4" w:semiHidden="0" w:uiPriority="72" w:unhideWhenUsed="0"/>
+    <w:lsdException w:name="Colorful Grid Accent 4" w:semiHidden="0" w:uiPriority="73" w:unhideWhenUsed="0"/>
+    <w:lsdException w:name="Light Shading Accent 5" w:semiHidden="0" w:uiPriority="60" w:unhideWhenUsed="0"/>
+    <w:lsdException w:name="Light List Accent 5" w:semiHidden="0" w:uiPriority="61" w:unhideWhenUsed="0"/>
+    <w:lsdException w:name="Light Grid Accent 5" w:semiHidden="0" w:uiPriority="62" w:unhideWhenUsed="0"/>
+    <w:lsdException w:name="Medium Shading 1 Accent 5" w:semiHidden="0" w:uiPriority="63" w:unhideWhenUsed="0"/>
+    <w:lsdException w:name="Medium Shading 2 Accent 5" w:semiHidden="0" w:uiPriority="64" w:unhideWhenUsed="0"/>
+    <w:lsdException w:name="Medium List 1 Accent 5" w:semiHidden="0" w:uiPriority="65" w:unhideWhenUsed="0"/>
+    <w:lsdException w:name="Medium List 2 Accent 5" w:semiHidden="0" w:uiPriority="66" w:unhideWhenUsed="0"/>
+    <w:lsdException w:name="Medium Grid 1 Accent 5" w:semiHidden="0" w:uiPriority="67" w:unhideWhenUsed="0"/>
+    <w:lsdException w:name="Medium Grid 2 Accent 5" w:semiHidden="0" w:uiPriority="68" w:unhideWhenUsed="0"/>
+    <w:lsdException w:name="Medium Grid 3 Accent 5" w:semiHidden="0" w:uiPriority="69" w:unhideWhenUsed="0"/>
+    <w:lsdException w:name="Dark List Accent 5" w:semiHidden="0" w:uiPriority="70" w:unhideWhenUsed="0"/>
+    <w:lsdException w:name="Colorful Shading Accent 5" w:semiHidden="0" w:uiPriority="71" w:unhideWhenUsed="0"/>
+    <w:lsdException w:name="Colorful List Accent 5" w:semiHidden="0" w:uiPriority="72" w:unhideWhenUsed="0"/>
+    <w:lsdException w:name="Colorful Grid Accent 5" w:semiHidden="0" w:uiPriority="73" w:unhideWhenUsed="0"/>
+    <w:lsdException w:name="Light Shading Accent 6" w:semiHidden="0" w:uiPriority="60" w:unhideWhenUsed="0"/>
+    <w:lsdException w:name="Light List Accent 6" w:semiHidden="0" w:uiPriority="61" w:unhideWhenUsed="0"/>
+    <w:lsdException w:name="Light Grid Accent 6" w:semiHidden="0" w:uiPriority="62" w:unhideWhenUsed="0"/>
+    <w:lsdException w:name="Medium Shading 1 Accent 6" w:semiHidden="0" w:uiPriority="63" w:unhideWhenUsed="0"/>
+    <w:lsdException w:name="Medium Shading 2 Accent 6" w:semiHidden="0" w:uiPriority="64" w:unhideWhenUsed="0"/>
+    <w:lsdException w:name="Medium List 1 Accent 6" w:semiHidden="0" w:uiPriority="65" w:unhideWhenUsed="0"/>
+    <w:lsdException w:name="Medium List 2 Accent 6" w:semiHidden="0" w:uiPriority="66" w:unhideWhenUsed="0"/>
+    <w:lsdException w:name="Medium Grid 1 Accent 6" w:semiHidden="0" w:uiPriority="67" w:unhideWhenUsed="0"/>
+    <w:lsdException w:name="Medium Grid 2 Accent 6" w:semiHidden="0" w:uiPriority="68" w:unhideWhenUsed="0"/>
+    <w:lsdException w:name="Medium Grid 3 Accent 6" w:semiHidden="0" w:uiPriority="69" w:unhideWhenUsed="0"/>
+    <w:lsdException w:name="Dark List Accent 6" w:semiHidden="0" w:uiPriority="70" w:unhideWhenUsed="0"/>
+    <w:lsdException w:name="Colorful Shading Accent 6" w:semiHidden="0" w:uiPriority="71" w:unhideWhenUsed="0"/>
+    <w:lsdException w:name="Colorful List Accent 6" w:semiHidden="0" w:uiPriority="72" w:unhideWhenUsed="0"/>
+    <w:lsdException w:name="Colorful Grid Accent 6" w:semiHidden="0" w:uiPriority="73" w:unhideWhenUsed="0"/>
+    <w:lsdException w:name="Subtle Emphasis" w:qFormat="1" w:semiHidden="0" w:uiPriority="19" w:unhideWhenUsed="0"/>
+    <w:lsdException w:name="Intense Emphasis" w:qFormat="1" w:semiHidden="0" w:uiPriority="21" w:unhideWhenUsed="0"/>
+    <w:lsdException w:name="Subtle Reference" w:qFormat="1" w:semiHidden="0" w:uiPriority="31" w:unhideWhenUsed="0"/>
+    <w:lsdException w:name="Intense Reference" w:qFormat="1" w:semiHidden="0" w:uiPriority="32" w:unhideWhenUsed="0"/>
+    <w:lsdException w:name="Book Title" w:qFormat="1" w:semiHidden="0" w:uiPriority="33" w:unhideWhenUsed="0"/>
+    <w:lsdException w:name="Bibliography" w:uiPriority="37"/>
+    <w:lsdException w:name="TOC Heading" w:qFormat="1" w:uiPriority="39"/>
   </w:latentStyles>
   <w:style w:default="1" w:styleId="Normal" w:type="paragraph">
     <w:name w:val="Normal"/>
     <w:qFormat/>
-    <w:rsid w:val="0033722B"/>
+    <w:rsid w:val="00682500"/>
     <w:rPr>
       <w:sz w:val="28"/>
     </w:rPr>
@@ -2233,7 +1902,7 @@
     <w:uiPriority w:val="9"/>
     <w:unhideWhenUsed/>
     <w:qFormat/>
-    <w:rsid w:val="00F14C3E"/>
+    <w:rsid w:val="00B467BA"/>
     <w:pPr>
       <w:keepNext/>
       <w:keepLines/>
@@ -2257,11 +1926,11 @@
     <w:uiPriority w:val="9"/>
     <w:unhideWhenUsed/>
     <w:qFormat/>
-    <w:rsid w:val="005B3D4E"/>
+    <w:rsid w:val="001716AF"/>
     <w:pPr>
       <w:keepNext/>
       <w:keepLines/>
-      <w:spacing w:after="0" w:before="40"/>
+      <w:spacing w:after="0" w:before="120"/>
       <w:outlineLvl w:val="2"/>
     </w:pPr>
     <w:rPr>
@@ -2279,18 +1948,17 @@
     <w:uiPriority w:val="9"/>
     <w:unhideWhenUsed/>
     <w:qFormat/>
-    <w:rsid w:val="005B3D4E"/>
+    <w:rsid w:val="001716AF"/>
     <w:pPr>
       <w:keepNext/>
       <w:keepLines/>
-      <w:spacing w:after="0" w:before="40"/>
+      <w:spacing w:after="0"/>
       <w:outlineLvl w:val="3"/>
     </w:pPr>
     <w:rPr>
-      <w:rFonts w:asciiTheme="majorHAnsi" w:cstheme="majorBidi" w:eastAsiaTheme="majorEastAsia" w:hAnsiTheme="majorHAnsi"/>
-      <w:i/>
+      <w:rFonts w:ascii="Arial" w:cs="Arial" w:eastAsiaTheme="majorEastAsia" w:hAnsi="Arial"/>
+      <w:bCs/>
       <w:iCs/>
-      <w:color w:themeColor="accent1" w:themeShade="BF" w:val="365F91"/>
     </w:rPr>
   </w:style>
   <w:style w:default="1" w:styleId="DefaultParagraphFont" w:type="character">
@@ -2326,7 +1994,7 @@
     <w:link w:val="HeaderChar"/>
     <w:uiPriority w:val="99"/>
     <w:unhideWhenUsed/>
-    <w:rsid w:val="00E043FD"/>
+    <w:rsid w:val="00037B15"/>
     <w:pPr>
       <w:tabs>
         <w:tab w:pos="4513" w:val="center"/>
@@ -2341,6 +2009,9 @@
     <w:link w:val="Header"/>
     <w:uiPriority w:val="99"/>
     <w:rsid w:val="00E043FD"/>
+    <w:rPr>
+      <w:sz w:val="28"/>
+    </w:rPr>
   </w:style>
   <w:style w:styleId="Footer" w:type="paragraph">
     <w:name w:val="footer"/>
@@ -2348,7 +2019,7 @@
     <w:link w:val="FooterChar"/>
     <w:uiPriority w:val="99"/>
     <w:unhideWhenUsed/>
-    <w:rsid w:val="00E043FD"/>
+    <w:rsid w:val="00037B15"/>
     <w:pPr>
       <w:tabs>
         <w:tab w:pos="4513" w:val="center"/>
@@ -2363,6 +2034,9 @@
     <w:link w:val="Footer"/>
     <w:uiPriority w:val="99"/>
     <w:rsid w:val="00E043FD"/>
+    <w:rPr>
+      <w:sz w:val="28"/>
+    </w:rPr>
   </w:style>
   <w:style w:customStyle="1" w:styleId="3CBD5A742C28424DA5172AD252E32316" w:type="paragraph">
     <w:name w:val="3CBD5A742C28424DA5172AD252E32316"/>
@@ -2461,7 +2135,7 @@
     <w:basedOn w:val="DefaultParagraphFont"/>
     <w:link w:val="Heading2"/>
     <w:uiPriority w:val="9"/>
-    <w:rsid w:val="00F14C3E"/>
+    <w:rsid w:val="00B467BA"/>
     <w:rPr>
       <w:rFonts w:cstheme="minorHAnsi" w:eastAsiaTheme="majorEastAsia"/>
       <w:b/>
@@ -2474,11 +2148,15 @@
   <w:style w:styleId="ListParagraph" w:type="paragraph">
     <w:name w:val="List Paragraph"/>
     <w:basedOn w:val="Normal"/>
+    <w:link w:val="ListParagraphChar"/>
     <w:uiPriority w:val="34"/>
     <w:qFormat/>
-    <w:rsid w:val="0085261D"/>
+    <w:rsid w:val="002E72C0"/>
     <w:pPr>
-      <w:ind w:left="720"/>
+      <w:numPr>
+        <w:numId w:val="1"/>
+      </w:numPr>
+      <w:spacing w:after="120"/>
       <w:contextualSpacing/>
     </w:pPr>
   </w:style>
@@ -2487,7 +2165,7 @@
     <w:basedOn w:val="DefaultParagraphFont"/>
     <w:link w:val="Heading3"/>
     <w:uiPriority w:val="9"/>
-    <w:rsid w:val="005B3D4E"/>
+    <w:rsid w:val="001716AF"/>
     <w:rPr>
       <w:rFonts w:ascii="Arial" w:cstheme="majorBidi" w:eastAsiaTheme="majorEastAsia" w:hAnsi="Arial"/>
       <w:color w:themeColor="accent1" w:themeShade="7F" w:val="243F60"/>
@@ -2500,22 +2178,61 @@
     <w:basedOn w:val="DefaultParagraphFont"/>
     <w:link w:val="Heading4"/>
     <w:uiPriority w:val="9"/>
-    <w:rsid w:val="005B3D4E"/>
-    <w:rPr>
-      <w:rFonts w:asciiTheme="majorHAnsi" w:cstheme="majorBidi" w:eastAsiaTheme="majorEastAsia" w:hAnsiTheme="majorHAnsi"/>
-      <w:i/>
+    <w:rsid w:val="001716AF"/>
+    <w:rPr>
+      <w:rFonts w:ascii="Arial" w:cs="Arial" w:eastAsiaTheme="majorEastAsia" w:hAnsi="Arial"/>
+      <w:bCs/>
       <w:iCs/>
-      <w:color w:themeColor="accent1" w:themeShade="BF" w:val="365F91"/>
+      <w:sz w:val="28"/>
     </w:rPr>
   </w:style>
   <w:style w:styleId="NoSpacing" w:type="paragraph">
     <w:name w:val="No Spacing"/>
     <w:uiPriority w:val="1"/>
     <w:qFormat/>
-    <w:rsid w:val="0033722B"/>
+    <w:rsid w:val="00037B15"/>
     <w:pPr>
       <w:spacing w:after="0" w:line="240" w:lineRule="auto"/>
     </w:pPr>
+    <w:rPr>
+      <w:sz w:val="28"/>
+    </w:rPr>
+  </w:style>
+  <w:style w:styleId="Revision" w:type="paragraph">
+    <w:name w:val="Revision"/>
+    <w:hidden/>
+    <w:uiPriority w:val="99"/>
+    <w:semiHidden/>
+    <w:rsid w:val="00037B15"/>
+    <w:pPr>
+      <w:spacing w:after="0" w:line="240" w:lineRule="auto"/>
+    </w:pPr>
+  </w:style>
+  <w:style w:customStyle="1" w:styleId="Bulleted" w:type="paragraph">
+    <w:name w:val="Bulleted"/>
+    <w:basedOn w:val="ListParagraph"/>
+    <w:link w:val="BulletedChar"/>
+    <w:qFormat/>
+    <w:rsid w:val="006E24A1"/>
+    <w:pPr>
+      <w:spacing w:after="0"/>
+    </w:pPr>
+  </w:style>
+  <w:style w:customStyle="1" w:styleId="ListParagraphChar" w:type="character">
+    <w:name w:val="List Paragraph Char"/>
+    <w:basedOn w:val="DefaultParagraphFont"/>
+    <w:link w:val="ListParagraph"/>
+    <w:uiPriority w:val="34"/>
+    <w:rsid w:val="006E24A1"/>
+    <w:rPr>
+      <w:sz w:val="28"/>
+    </w:rPr>
+  </w:style>
+  <w:style w:customStyle="1" w:styleId="BulletedChar" w:type="character">
+    <w:name w:val="Bulleted Char"/>
+    <w:basedOn w:val="ListParagraphChar"/>
+    <w:link w:val="Bulleted"/>
+    <w:rsid w:val="006E24A1"/>
     <w:rPr>
       <w:sz w:val="28"/>
     </w:rPr>

--- a/Interior_Panels/Interior_Panels.docx
+++ b/Interior_Panels/Interior_Panels.docx
@@ -2,7 +2,7 @@
 <file path=word/document.xml><?xml version="1.0" encoding="utf-8"?>
 <w:document xmlns:w="http://schemas.openxmlformats.org/wordprocessingml/2006/main" xmlns:m="http://schemas.openxmlformats.org/officeDocument/2006/math" xmlns:r="http://schemas.openxmlformats.org/officeDocument/2006/relationships" xmlns:o="urn:schemas-microsoft-com:office:office" xmlns:v="urn:schemas-microsoft-com:vml" xmlns:w10="urn:schemas-microsoft-com:office:word" xmlns:a="http://schemas.openxmlformats.org/drawingml/2006/main" xmlns:pic="http://schemas.openxmlformats.org/drawingml/2006/picture" xmlns:wp="http://schemas.openxmlformats.org/drawingml/2006/wordprocessingDrawing">
   <w:body>
-    <w:bookmarkStart w:id="20" w:name="interior-panels"/>
+    <w:bookmarkStart w:id="37" w:name="interior-panels"/>
     <w:p>
       <w:pPr>
         <w:pStyle w:val="Heading1"/>
@@ -152,37 +152,62 @@
       </w:r>
     </w:p>
     <w:p>
+      <w:pPr>
+        <w:pStyle w:val="Compact"/>
+        <w:numPr>
+          <w:ilvl w:val="0"/>
+          <w:numId w:val="1001"/>
+        </w:numPr>
+      </w:pPr>
+      <w:r>
+        <w:t xml:space="preserve">Panel cart with all of the cut and labeled interior panels</w:t>
+      </w:r>
+    </w:p>
+    <w:p>
       <w:r>
         <w:br w:type="page"/>
       </w:r>
     </w:p>
-    <w:bookmarkEnd w:id="20"/>
-    <w:bookmarkStart w:id="37" w:name="interior-panels-1"/>
-    <w:p>
-      <w:pPr>
-        <w:pStyle w:val="Heading1"/>
-      </w:pPr>
-      <w:r>
-        <w:t xml:space="preserve">INTERIOR PANELS</w:t>
-      </w:r>
-    </w:p>
-    <w:p>
-      <w:pPr>
-        <w:pStyle w:val="FirstParagraph"/>
-      </w:pPr>
-      <w:r>
-        <w:t xml:space="preserve">Make sure all insulation is installed including small spaces next to the</w:t>
-      </w:r>
-      <w:r>
-        <w:t xml:space="preserve"> </w:t>
-      </w:r>
-      <w:r>
-        <w:t xml:space="preserve">door.</w:t>
-      </w:r>
-    </w:p>
-    <w:p>
-      <w:pPr>
-        <w:pStyle w:val="BodyText"/>
+    <w:bookmarkStart w:id="20" w:name="pre-install-quality-checks"/>
+    <w:p>
+      <w:pPr>
+        <w:pStyle w:val="Heading2"/>
+      </w:pPr>
+      <w:r>
+        <w:t xml:space="preserve">Pre-Install Quality Checks</w:t>
+      </w:r>
+    </w:p>
+    <w:p>
+      <w:pPr>
+        <w:pStyle w:val="Compact"/>
+        <w:numPr>
+          <w:ilvl w:val="0"/>
+          <w:numId w:val="1002"/>
+        </w:numPr>
+      </w:pPr>
+      <w:r>
+        <w:t xml:space="preserve">Walk around the outside of the home and check if any screw ends are visible through the bird-blocks. If any are found, remove and re-install correctly.</w:t>
+      </w:r>
+    </w:p>
+    <w:p>
+      <w:pPr>
+        <w:pStyle w:val="Compact"/>
+        <w:numPr>
+          <w:ilvl w:val="0"/>
+          <w:numId w:val="1002"/>
+        </w:numPr>
+      </w:pPr>
+      <w:r>
+        <w:t xml:space="preserve">Make sure all insulation is installed including small spaces next to the door.</w:t>
+      </w:r>
+    </w:p>
+    <w:p>
+      <w:pPr>
+        <w:pStyle w:val="Compact"/>
+        <w:numPr>
+          <w:ilvl w:val="0"/>
+          <w:numId w:val="1002"/>
+        </w:numPr>
       </w:pPr>
       <w:r>
         <w:t xml:space="preserve">Make sure that the reference line is marked on the 2</w:t>
@@ -218,14 +243,7 @@
         <w:t xml:space="preserve">angle-iron guide.</w:t>
       </w:r>
     </w:p>
-    <w:p>
-      <w:pPr>
-        <w:pStyle w:val="BodyText"/>
-      </w:pPr>
-      <w:r>
-        <w:t xml:space="preserve">Get the panel cart with all of the cut and labeled interior panels</w:t>
-      </w:r>
-    </w:p>
+    <w:bookmarkEnd w:id="20"/>
     <w:bookmarkStart w:id="24" w:name="ceiling-panels-r1-r2-two-each"/>
     <w:p>
       <w:pPr>
@@ -251,7 +269,7 @@
       <w:pPr>
         <w:numPr>
           <w:ilvl w:val="0"/>
-          <w:numId w:val="1002"/>
+          <w:numId w:val="1003"/>
         </w:numPr>
       </w:pPr>
       <w:r>
@@ -284,7 +302,7 @@
       <w:pPr>
         <w:numPr>
           <w:ilvl w:val="0"/>
-          <w:numId w:val="1002"/>
+          <w:numId w:val="1003"/>
         </w:numPr>
       </w:pPr>
       <w:r>
@@ -311,7 +329,7 @@
       <w:pPr>
         <w:numPr>
           <w:ilvl w:val="0"/>
-          <w:numId w:val="1002"/>
+          <w:numId w:val="1003"/>
         </w:numPr>
       </w:pPr>
       <w:r>
@@ -321,7 +339,7 @@
         <w:br/>
       </w:r>
       <w:r>
-        <w:t xml:space="preserve">— Install R1</w:t>
+        <w:t xml:space="preserve">— Install R1s</w:t>
       </w:r>
       <w:r>
         <w:br/>
@@ -339,7 +357,7 @@
         <w:br/>
       </w:r>
       <w:r>
-        <w:t xml:space="preserve">— Install R2</w:t>
+        <w:t xml:space="preserve">— Install R2s</w:t>
       </w:r>
       <w:r>
         <w:br/>
@@ -356,15 +374,12 @@
       <w:r>
         <w:br/>
       </w:r>
-      <w:r>
-        <w:t xml:space="preserve">— REPEAT on the other side</w:t>
-      </w:r>
-    </w:p>
-    <w:p>
-      <w:pPr>
-        <w:numPr>
-          <w:ilvl w:val="0"/>
-          <w:numId w:val="1002"/>
+    </w:p>
+    <w:p>
+      <w:pPr>
+        <w:numPr>
+          <w:ilvl w:val="0"/>
+          <w:numId w:val="1003"/>
         </w:numPr>
       </w:pPr>
       <w:r>
@@ -383,16 +398,11 @@
       <w:r>
         <w:t xml:space="preserve">Inner ceiling panel screws</w:t>
       </w:r>
-    </w:p>
-    <w:p>
-      <w:pPr>
-        <w:numPr>
-          <w:ilvl w:val="0"/>
-          <w:numId w:val="1002"/>
-        </w:numPr>
-      </w:pPr>
-      <w:r>
-        <w:t xml:space="preserve">Use Screw Pattern Board to mark WITH PENCIL (</w:t>
+      <w:r>
+        <w:br/>
+      </w:r>
+      <w:r>
+        <w:t xml:space="preserve">— Use Screw Pattern Board to mark WITH PENCIL (</w:t>
       </w:r>
       <w:r>
         <w:rPr>
@@ -408,16 +418,11 @@
       <w:r>
         <w:t xml:space="preserve">marker) where the screws go. Align with visible rafter end at the top, and with marks on wall top plate.</w:t>
       </w:r>
-    </w:p>
-    <w:p>
-      <w:pPr>
-        <w:numPr>
-          <w:ilvl w:val="0"/>
-          <w:numId w:val="1002"/>
-        </w:numPr>
-      </w:pPr>
-      <w:r>
-        <w:t xml:space="preserve">Pre-drill and screw in</w:t>
+      <w:r>
+        <w:br/>
+      </w:r>
+      <w:r>
+        <w:t xml:space="preserve">— Pre-drill and screw in</w:t>
       </w:r>
       <w:r>
         <w:t xml:space="preserve"> </w:t>
@@ -497,7 +502,7 @@
       <w:pPr>
         <w:numPr>
           <w:ilvl w:val="0"/>
-          <w:numId w:val="1003"/>
+          <w:numId w:val="1004"/>
         </w:numPr>
       </w:pPr>
       <w:r>
@@ -530,7 +535,7 @@
       <w:pPr>
         <w:numPr>
           <w:ilvl w:val="0"/>
-          <w:numId w:val="1003"/>
+          <w:numId w:val="1004"/>
         </w:numPr>
       </w:pPr>
       <w:r>
@@ -557,7 +562,7 @@
       <w:pPr>
         <w:numPr>
           <w:ilvl w:val="0"/>
-          <w:numId w:val="1003"/>
+          <w:numId w:val="1004"/>
         </w:numPr>
       </w:pPr>
       <w:r>
@@ -580,7 +585,7 @@
       <w:pPr>
         <w:numPr>
           <w:ilvl w:val="0"/>
-          <w:numId w:val="1003"/>
+          <w:numId w:val="1004"/>
         </w:numPr>
       </w:pPr>
       <w:r>
@@ -603,7 +608,7 @@
       <w:pPr>
         <w:numPr>
           <w:ilvl w:val="0"/>
-          <w:numId w:val="1003"/>
+          <w:numId w:val="1004"/>
         </w:numPr>
       </w:pPr>
       <w:r>
@@ -629,7 +634,7 @@
         <w:pStyle w:val="Compact"/>
         <w:numPr>
           <w:ilvl w:val="0"/>
-          <w:numId w:val="1004"/>
+          <w:numId w:val="1005"/>
         </w:numPr>
       </w:pPr>
       <w:r>
@@ -763,7 +768,7 @@
         <w:pStyle w:val="Compact"/>
         <w:numPr>
           <w:ilvl w:val="0"/>
-          <w:numId w:val="1005"/>
+          <w:numId w:val="1006"/>
         </w:numPr>
       </w:pPr>
       <w:r>
@@ -797,7 +802,7 @@
         <w:pStyle w:val="Compact"/>
         <w:numPr>
           <w:ilvl w:val="0"/>
-          <w:numId w:val="1005"/>
+          <w:numId w:val="1006"/>
         </w:numPr>
       </w:pPr>
       <w:r>
@@ -825,7 +830,7 @@
         <w:pStyle w:val="Compact"/>
         <w:numPr>
           <w:ilvl w:val="0"/>
-          <w:numId w:val="1005"/>
+          <w:numId w:val="1006"/>
         </w:numPr>
       </w:pPr>
       <w:r>
@@ -849,7 +854,7 @@
         <w:pStyle w:val="Compact"/>
         <w:numPr>
           <w:ilvl w:val="0"/>
-          <w:numId w:val="1005"/>
+          <w:numId w:val="1006"/>
         </w:numPr>
       </w:pPr>
       <w:r>
@@ -873,7 +878,7 @@
         <w:pStyle w:val="Compact"/>
         <w:numPr>
           <w:ilvl w:val="0"/>
-          <w:numId w:val="1005"/>
+          <w:numId w:val="1006"/>
         </w:numPr>
       </w:pPr>
       <w:r>
@@ -1007,7 +1012,7 @@
         <w:pStyle w:val="Compact"/>
         <w:numPr>
           <w:ilvl w:val="0"/>
-          <w:numId w:val="1006"/>
+          <w:numId w:val="1007"/>
         </w:numPr>
       </w:pPr>
       <w:r>
@@ -1063,7 +1068,7 @@
         <w:pStyle w:val="Compact"/>
         <w:numPr>
           <w:ilvl w:val="0"/>
-          <w:numId w:val="1006"/>
+          <w:numId w:val="1007"/>
         </w:numPr>
       </w:pPr>
       <w:r>
@@ -1081,7 +1086,7 @@
         <w:pStyle w:val="Compact"/>
         <w:numPr>
           <w:ilvl w:val="0"/>
-          <w:numId w:val="1006"/>
+          <w:numId w:val="1007"/>
         </w:numPr>
       </w:pPr>
       <w:r>
@@ -1099,7 +1104,7 @@
         <w:pStyle w:val="Compact"/>
         <w:numPr>
           <w:ilvl w:val="0"/>
-          <w:numId w:val="1006"/>
+          <w:numId w:val="1007"/>
         </w:numPr>
       </w:pPr>
       <w:r>
@@ -1165,7 +1170,7 @@
         <w:pStyle w:val="Compact"/>
         <w:numPr>
           <w:ilvl w:val="0"/>
-          <w:numId w:val="1006"/>
+          <w:numId w:val="1007"/>
         </w:numPr>
       </w:pPr>
       <w:r>
@@ -1183,7 +1188,7 @@
         <w:pStyle w:val="Compact"/>
         <w:numPr>
           <w:ilvl w:val="0"/>
-          <w:numId w:val="1006"/>
+          <w:numId w:val="1007"/>
         </w:numPr>
       </w:pPr>
       <w:r>
@@ -1254,7 +1259,7 @@
         <w:pStyle w:val="Compact"/>
         <w:numPr>
           <w:ilvl w:val="0"/>
-          <w:numId w:val="1007"/>
+          <w:numId w:val="1008"/>
         </w:numPr>
       </w:pPr>
       <w:r>
@@ -1282,7 +1287,12 @@
     <w:bookmarkEnd w:id="36"/>
     <w:bookmarkEnd w:id="37"/>
     <w:sectPr>
-      <w:footerReference r:id="rId9" w:type="default"/>
+      <w:headerReference r:id="rId9" w:type="even"/>
+      <w:headerReference r:id="rId11" w:type="default"/>
+      <w:footerReference r:id="rId14" w:type="even"/>
+      <w:footerReference r:id="rId13" w:type="default"/>
+      <w:headerReference r:id="rId10" w:type="first"/>
+      <w:footerReference r:id="rId12" w:type="first"/>
       <w:pgSz w:code="1" w:h="15840" w:w="12240"/>
       <w:pgMar w:bottom="1440" w:footer="708" w:gutter="0" w:header="708" w:left="1440" w:right="1440" w:top="1440"/>
       <w:cols w:space="708"/>
@@ -1297,65 +1307,129 @@
 </file>
 
 <file path=word/footer1.xml><?xml version="1.0" encoding="utf-8"?>
-<w:ftr xmlns:wpc="http://schemas.microsoft.com/office/word/2010/wordprocessingCanvas" xmlns:mc="http://schemas.openxmlformats.org/markup-compatibility/2006" xmlns:o="urn:schemas-microsoft-com:office:office" xmlns:r="http://schemas.openxmlformats.org/officeDocument/2006/relationships" xmlns:m="http://schemas.openxmlformats.org/officeDocument/2006/math" xmlns:v="urn:schemas-microsoft-com:vml" xmlns:wp14="http://schemas.microsoft.com/office/word/2010/wordprocessingDrawing" xmlns:wp="http://schemas.openxmlformats.org/drawingml/2006/wordprocessingDrawing" xmlns:w10="urn:schemas-microsoft-com:office:word" xmlns:w="http://schemas.openxmlformats.org/wordprocessingml/2006/main" xmlns:w14="http://schemas.microsoft.com/office/word/2010/wordml" xmlns:wpg="http://schemas.microsoft.com/office/word/2010/wordprocessingGroup" xmlns:wpi="http://schemas.microsoft.com/office/word/2010/wordprocessingInk" xmlns:wne="http://schemas.microsoft.com/office/word/2006/wordml" xmlns:wps="http://schemas.microsoft.com/office/word/2010/wordprocessingShape" mc:Ignorable="w14 wp14">
+<w:ftr xmlns:wpc="http://schemas.microsoft.com/office/word/2010/wordprocessingCanvas" xmlns:cx="http://schemas.microsoft.com/office/drawing/2014/chartex" xmlns:cx1="http://schemas.microsoft.com/office/drawing/2015/9/8/chartex" xmlns:cx2="http://schemas.microsoft.com/office/drawing/2015/10/21/chartex" xmlns:cx3="http://schemas.microsoft.com/office/drawing/2016/5/9/chartex" xmlns:cx4="http://schemas.microsoft.com/office/drawing/2016/5/10/chartex" xmlns:cx5="http://schemas.microsoft.com/office/drawing/2016/5/11/chartex" xmlns:cx6="http://schemas.microsoft.com/office/drawing/2016/5/12/chartex" xmlns:cx7="http://schemas.microsoft.com/office/drawing/2016/5/13/chartex" xmlns:cx8="http://schemas.microsoft.com/office/drawing/2016/5/14/chartex" xmlns:mc="http://schemas.openxmlformats.org/markup-compatibility/2006" xmlns:aink="http://schemas.microsoft.com/office/drawing/2016/ink" xmlns:am3d="http://schemas.microsoft.com/office/drawing/2017/model3d" xmlns:o="urn:schemas-microsoft-com:office:office" xmlns:oel="http://schemas.microsoft.com/office/2019/extlst" xmlns:r="http://schemas.openxmlformats.org/officeDocument/2006/relationships" xmlns:m="http://schemas.openxmlformats.org/officeDocument/2006/math" xmlns:v="urn:schemas-microsoft-com:vml" xmlns:wp14="http://schemas.microsoft.com/office/word/2010/wordprocessingDrawing" xmlns:wp="http://schemas.openxmlformats.org/drawingml/2006/wordprocessingDrawing" xmlns:w10="urn:schemas-microsoft-com:office:word" xmlns:w="http://schemas.openxmlformats.org/wordprocessingml/2006/main" xmlns:w14="http://schemas.microsoft.com/office/word/2010/wordml" xmlns:w15="http://schemas.microsoft.com/office/word/2012/wordml" xmlns:w16cex="http://schemas.microsoft.com/office/word/2018/wordml/cex" xmlns:w16cid="http://schemas.microsoft.com/office/word/2016/wordml/cid" xmlns:w16="http://schemas.microsoft.com/office/word/2018/wordml" xmlns:w16du="http://schemas.microsoft.com/office/word/2023/wordml/word16du" xmlns:w16sdtdh="http://schemas.microsoft.com/office/word/2020/wordml/sdtdatahash" xmlns:w16sdtfl="http://schemas.microsoft.com/office/word/2024/wordml/sdtformatlock" xmlns:w16se="http://schemas.microsoft.com/office/word/2015/wordml/symex" xmlns:wpg="http://schemas.microsoft.com/office/word/2010/wordprocessingGroup" xmlns:wpi="http://schemas.microsoft.com/office/word/2010/wordprocessingInk" xmlns:wne="http://schemas.microsoft.com/office/word/2006/wordml" xmlns:wps="http://schemas.microsoft.com/office/word/2010/wordprocessingShape" mc:Ignorable="w14 w15 w16se w16cid w16 w16cex w16sdtdh w16sdtfl w16du wp14">
+  <w:p>
+    <w:pPr>
+      <w:pStyle w:val="Footer"/>
+    </w:pPr>
+  </w:p>
+</w:ftr>
+</file>
+
+<file path=word/footer2.xml><?xml version="1.0" encoding="utf-8"?>
+<w:ftr xmlns:wpc="http://schemas.microsoft.com/office/word/2010/wordprocessingCanvas" xmlns:cx="http://schemas.microsoft.com/office/drawing/2014/chartex" xmlns:cx1="http://schemas.microsoft.com/office/drawing/2015/9/8/chartex" xmlns:cx2="http://schemas.microsoft.com/office/drawing/2015/10/21/chartex" xmlns:cx3="http://schemas.microsoft.com/office/drawing/2016/5/9/chartex" xmlns:cx4="http://schemas.microsoft.com/office/drawing/2016/5/10/chartex" xmlns:cx5="http://schemas.microsoft.com/office/drawing/2016/5/11/chartex" xmlns:cx6="http://schemas.microsoft.com/office/drawing/2016/5/12/chartex" xmlns:cx7="http://schemas.microsoft.com/office/drawing/2016/5/13/chartex" xmlns:cx8="http://schemas.microsoft.com/office/drawing/2016/5/14/chartex" xmlns:mc="http://schemas.openxmlformats.org/markup-compatibility/2006" xmlns:aink="http://schemas.microsoft.com/office/drawing/2016/ink" xmlns:am3d="http://schemas.microsoft.com/office/drawing/2017/model3d" xmlns:o="urn:schemas-microsoft-com:office:office" xmlns:oel="http://schemas.microsoft.com/office/2019/extlst" xmlns:r="http://schemas.openxmlformats.org/officeDocument/2006/relationships" xmlns:m="http://schemas.openxmlformats.org/officeDocument/2006/math" xmlns:v="urn:schemas-microsoft-com:vml" xmlns:wp14="http://schemas.microsoft.com/office/word/2010/wordprocessingDrawing" xmlns:wp="http://schemas.openxmlformats.org/drawingml/2006/wordprocessingDrawing" xmlns:w10="urn:schemas-microsoft-com:office:word" xmlns:w="http://schemas.openxmlformats.org/wordprocessingml/2006/main" xmlns:w14="http://schemas.microsoft.com/office/word/2010/wordml" xmlns:w15="http://schemas.microsoft.com/office/word/2012/wordml" xmlns:w16cex="http://schemas.microsoft.com/office/word/2018/wordml/cex" xmlns:w16cid="http://schemas.microsoft.com/office/word/2016/wordml/cid" xmlns:w16="http://schemas.microsoft.com/office/word/2018/wordml" xmlns:w16du="http://schemas.microsoft.com/office/word/2023/wordml/word16du" xmlns:w16sdtdh="http://schemas.microsoft.com/office/word/2020/wordml/sdtdatahash" xmlns:w16sdtfl="http://schemas.microsoft.com/office/word/2024/wordml/sdtformatlock" xmlns:w16se="http://schemas.microsoft.com/office/word/2015/wordml/symex" xmlns:wpg="http://schemas.microsoft.com/office/word/2010/wordprocessingGroup" xmlns:wpi="http://schemas.microsoft.com/office/word/2010/wordprocessingInk" xmlns:wne="http://schemas.microsoft.com/office/word/2006/wordml" xmlns:wps="http://schemas.microsoft.com/office/word/2010/wordprocessingShape" mc:Ignorable="w14 w15 w16se w16cid w16 w16cex w16sdtdh w16sdtfl w16du wp14">
   <w:p>
     <w:pPr>
       <w:pStyle w:val="Footer"/>
       <w:pBdr>
         <w:top w:val="single" w:sz="4" w:space="1" w:color="auto"/>
       </w:pBdr>
+      <w:rPr>
+        <w:sz w:val="22"/>
+      </w:rPr>
     </w:pPr>
     <w:r>
+      <w:rPr>
+        <w:sz w:val="22"/>
+      </w:rPr>
       <w:t>Sound Foundations NW</w:t>
     </w:r>
     <w:r>
+      <w:rPr>
+        <w:sz w:val="22"/>
+      </w:rPr>
       <w:ptab w:relativeTo="margin" w:alignment="center" w:leader="none"/>
     </w:r>
     <w:r>
+      <w:rPr>
+        <w:sz w:val="22"/>
+      </w:rPr>
       <w:t xml:space="preserve"> </w:t>
     </w:r>
     <w:r>
+      <w:rPr>
+        <w:sz w:val="22"/>
+      </w:rPr>
       <w:fldChar w:fldCharType="begin"/>
     </w:r>
     <w:r>
+      <w:rPr>
+        <w:sz w:val="22"/>
+      </w:rPr>
       <w:instrText xml:space="preserve"> SAVEDATE  \@ "d MMMM yyyy"  \* MERGEFORMAT </w:instrText>
     </w:r>
     <w:r>
+      <w:rPr>
+        <w:sz w:val="22"/>
+      </w:rPr>
       <w:fldChar w:fldCharType="separate"/>
     </w:r>
     <w:r>
       <w:rPr>
         <w:noProof/>
+        <w:sz w:val="22"/>
       </w:rPr>
       <w:t>12 March 2025</w:t>
     </w:r>
     <w:r>
+      <w:rPr>
+        <w:sz w:val="22"/>
+      </w:rPr>
       <w:fldChar w:fldCharType="end"/>
     </w:r>
     <w:r>
+      <w:rPr>
+        <w:sz w:val="22"/>
+      </w:rPr>
       <w:t xml:space="preserve"> </w:t>
     </w:r>
     <w:r>
+      <w:rPr>
+        <w:sz w:val="22"/>
+      </w:rPr>
       <w:ptab w:relativeTo="margin" w:alignment="right" w:leader="none"/>
     </w:r>
     <w:r>
+      <w:rPr>
+        <w:sz w:val="22"/>
+      </w:rPr>
       <w:fldChar w:fldCharType="begin"/>
     </w:r>
     <w:r>
+      <w:rPr>
+        <w:sz w:val="22"/>
+      </w:rPr>
       <w:instrText xml:space="preserve"> PAGE   \* MERGEFORMAT </w:instrText>
     </w:r>
     <w:r>
+      <w:rPr>
+        <w:sz w:val="22"/>
+      </w:rPr>
       <w:fldChar w:fldCharType="separate"/>
     </w:r>
     <w:r>
       <w:rPr>
         <w:noProof/>
+        <w:sz w:val="22"/>
       </w:rPr>
       <w:t>1</w:t>
     </w:r>
     <w:r>
+      <w:rPr>
+        <w:sz w:val="22"/>
+      </w:rPr>
       <w:fldChar w:fldCharType="end"/>
     </w:r>
+  </w:p>
+</w:ftr>
+</file>
+
+<file path=word/footer3.xml><?xml version="1.0" encoding="utf-8"?>
+<w:ftr xmlns:wpc="http://schemas.microsoft.com/office/word/2010/wordprocessingCanvas" xmlns:cx="http://schemas.microsoft.com/office/drawing/2014/chartex" xmlns:cx1="http://schemas.microsoft.com/office/drawing/2015/9/8/chartex" xmlns:cx2="http://schemas.microsoft.com/office/drawing/2015/10/21/chartex" xmlns:cx3="http://schemas.microsoft.com/office/drawing/2016/5/9/chartex" xmlns:cx4="http://schemas.microsoft.com/office/drawing/2016/5/10/chartex" xmlns:cx5="http://schemas.microsoft.com/office/drawing/2016/5/11/chartex" xmlns:cx6="http://schemas.microsoft.com/office/drawing/2016/5/12/chartex" xmlns:cx7="http://schemas.microsoft.com/office/drawing/2016/5/13/chartex" xmlns:cx8="http://schemas.microsoft.com/office/drawing/2016/5/14/chartex" xmlns:mc="http://schemas.openxmlformats.org/markup-compatibility/2006" xmlns:aink="http://schemas.microsoft.com/office/drawing/2016/ink" xmlns:am3d="http://schemas.microsoft.com/office/drawing/2017/model3d" xmlns:o="urn:schemas-microsoft-com:office:office" xmlns:oel="http://schemas.microsoft.com/office/2019/extlst" xmlns:r="http://schemas.openxmlformats.org/officeDocument/2006/relationships" xmlns:m="http://schemas.openxmlformats.org/officeDocument/2006/math" xmlns:v="urn:schemas-microsoft-com:vml" xmlns:wp14="http://schemas.microsoft.com/office/word/2010/wordprocessingDrawing" xmlns:wp="http://schemas.openxmlformats.org/drawingml/2006/wordprocessingDrawing" xmlns:w10="urn:schemas-microsoft-com:office:word" xmlns:w="http://schemas.openxmlformats.org/wordprocessingml/2006/main" xmlns:w14="http://schemas.microsoft.com/office/word/2010/wordml" xmlns:w15="http://schemas.microsoft.com/office/word/2012/wordml" xmlns:w16cex="http://schemas.microsoft.com/office/word/2018/wordml/cex" xmlns:w16cid="http://schemas.microsoft.com/office/word/2016/wordml/cid" xmlns:w16="http://schemas.microsoft.com/office/word/2018/wordml" xmlns:w16du="http://schemas.microsoft.com/office/word/2023/wordml/word16du" xmlns:w16sdtdh="http://schemas.microsoft.com/office/word/2020/wordml/sdtdatahash" xmlns:w16sdtfl="http://schemas.microsoft.com/office/word/2024/wordml/sdtformatlock" xmlns:w16se="http://schemas.microsoft.com/office/word/2015/wordml/symex" xmlns:wpg="http://schemas.microsoft.com/office/word/2010/wordprocessingGroup" xmlns:wpi="http://schemas.microsoft.com/office/word/2010/wordprocessingInk" xmlns:wne="http://schemas.microsoft.com/office/word/2006/wordml" xmlns:wps="http://schemas.microsoft.com/office/word/2010/wordprocessingShape" mc:Ignorable="w14 w15 w16se w16cid w16 w16cex w16sdtdh w16sdtfl w16du wp14">
+  <w:p>
+    <w:pPr>
+      <w:pStyle w:val="Footer"/>
+    </w:pPr>
   </w:p>
 </w:ftr>
 </file>
@@ -1379,9 +1453,39 @@
 </w:footnotes>
 </file>
 
+<file path=word/header1.xml><?xml version="1.0" encoding="utf-8"?>
+<w:hdr xmlns:wpc="http://schemas.microsoft.com/office/word/2010/wordprocessingCanvas" xmlns:cx="http://schemas.microsoft.com/office/drawing/2014/chartex" xmlns:cx1="http://schemas.microsoft.com/office/drawing/2015/9/8/chartex" xmlns:cx2="http://schemas.microsoft.com/office/drawing/2015/10/21/chartex" xmlns:cx3="http://schemas.microsoft.com/office/drawing/2016/5/9/chartex" xmlns:cx4="http://schemas.microsoft.com/office/drawing/2016/5/10/chartex" xmlns:cx5="http://schemas.microsoft.com/office/drawing/2016/5/11/chartex" xmlns:cx6="http://schemas.microsoft.com/office/drawing/2016/5/12/chartex" xmlns:cx7="http://schemas.microsoft.com/office/drawing/2016/5/13/chartex" xmlns:cx8="http://schemas.microsoft.com/office/drawing/2016/5/14/chartex" xmlns:mc="http://schemas.openxmlformats.org/markup-compatibility/2006" xmlns:aink="http://schemas.microsoft.com/office/drawing/2016/ink" xmlns:am3d="http://schemas.microsoft.com/office/drawing/2017/model3d" xmlns:o="urn:schemas-microsoft-com:office:office" xmlns:oel="http://schemas.microsoft.com/office/2019/extlst" xmlns:r="http://schemas.openxmlformats.org/officeDocument/2006/relationships" xmlns:m="http://schemas.openxmlformats.org/officeDocument/2006/math" xmlns:v="urn:schemas-microsoft-com:vml" xmlns:wp14="http://schemas.microsoft.com/office/word/2010/wordprocessingDrawing" xmlns:wp="http://schemas.openxmlformats.org/drawingml/2006/wordprocessingDrawing" xmlns:w10="urn:schemas-microsoft-com:office:word" xmlns:w="http://schemas.openxmlformats.org/wordprocessingml/2006/main" xmlns:w14="http://schemas.microsoft.com/office/word/2010/wordml" xmlns:w15="http://schemas.microsoft.com/office/word/2012/wordml" xmlns:w16cex="http://schemas.microsoft.com/office/word/2018/wordml/cex" xmlns:w16cid="http://schemas.microsoft.com/office/word/2016/wordml/cid" xmlns:w16="http://schemas.microsoft.com/office/word/2018/wordml" xmlns:w16du="http://schemas.microsoft.com/office/word/2023/wordml/word16du" xmlns:w16sdtdh="http://schemas.microsoft.com/office/word/2020/wordml/sdtdatahash" xmlns:w16sdtfl="http://schemas.microsoft.com/office/word/2024/wordml/sdtformatlock" xmlns:w16se="http://schemas.microsoft.com/office/word/2015/wordml/symex" xmlns:wpg="http://schemas.microsoft.com/office/word/2010/wordprocessingGroup" xmlns:wpi="http://schemas.microsoft.com/office/word/2010/wordprocessingInk" xmlns:wne="http://schemas.microsoft.com/office/word/2006/wordml" xmlns:wps="http://schemas.microsoft.com/office/word/2010/wordprocessingShape" mc:Ignorable="w14 w15 w16se w16cid w16 w16cex w16sdtdh w16sdtfl w16du wp14">
+  <w:p>
+    <w:pPr>
+      <w:pStyle w:val="Header"/>
+    </w:pPr>
+  </w:p>
+</w:hdr>
+</file>
+
+<file path=word/header2.xml><?xml version="1.0" encoding="utf-8"?>
+<w:hdr xmlns:wpc="http://schemas.microsoft.com/office/word/2010/wordprocessingCanvas" xmlns:cx="http://schemas.microsoft.com/office/drawing/2014/chartex" xmlns:cx1="http://schemas.microsoft.com/office/drawing/2015/9/8/chartex" xmlns:cx2="http://schemas.microsoft.com/office/drawing/2015/10/21/chartex" xmlns:cx3="http://schemas.microsoft.com/office/drawing/2016/5/9/chartex" xmlns:cx4="http://schemas.microsoft.com/office/drawing/2016/5/10/chartex" xmlns:cx5="http://schemas.microsoft.com/office/drawing/2016/5/11/chartex" xmlns:cx6="http://schemas.microsoft.com/office/drawing/2016/5/12/chartex" xmlns:cx7="http://schemas.microsoft.com/office/drawing/2016/5/13/chartex" xmlns:cx8="http://schemas.microsoft.com/office/drawing/2016/5/14/chartex" xmlns:mc="http://schemas.openxmlformats.org/markup-compatibility/2006" xmlns:aink="http://schemas.microsoft.com/office/drawing/2016/ink" xmlns:am3d="http://schemas.microsoft.com/office/drawing/2017/model3d" xmlns:o="urn:schemas-microsoft-com:office:office" xmlns:oel="http://schemas.microsoft.com/office/2019/extlst" xmlns:r="http://schemas.openxmlformats.org/officeDocument/2006/relationships" xmlns:m="http://schemas.openxmlformats.org/officeDocument/2006/math" xmlns:v="urn:schemas-microsoft-com:vml" xmlns:wp14="http://schemas.microsoft.com/office/word/2010/wordprocessingDrawing" xmlns:wp="http://schemas.openxmlformats.org/drawingml/2006/wordprocessingDrawing" xmlns:w10="urn:schemas-microsoft-com:office:word" xmlns:w="http://schemas.openxmlformats.org/wordprocessingml/2006/main" xmlns:w14="http://schemas.microsoft.com/office/word/2010/wordml" xmlns:w15="http://schemas.microsoft.com/office/word/2012/wordml" xmlns:w16cex="http://schemas.microsoft.com/office/word/2018/wordml/cex" xmlns:w16cid="http://schemas.microsoft.com/office/word/2016/wordml/cid" xmlns:w16="http://schemas.microsoft.com/office/word/2018/wordml" xmlns:w16du="http://schemas.microsoft.com/office/word/2023/wordml/word16du" xmlns:w16sdtdh="http://schemas.microsoft.com/office/word/2020/wordml/sdtdatahash" xmlns:w16sdtfl="http://schemas.microsoft.com/office/word/2024/wordml/sdtformatlock" xmlns:w16se="http://schemas.microsoft.com/office/word/2015/wordml/symex" xmlns:wpg="http://schemas.microsoft.com/office/word/2010/wordprocessingGroup" xmlns:wpi="http://schemas.microsoft.com/office/word/2010/wordprocessingInk" xmlns:wne="http://schemas.microsoft.com/office/word/2006/wordml" xmlns:wps="http://schemas.microsoft.com/office/word/2010/wordprocessingShape" mc:Ignorable="w14 w15 w16se w16cid w16 w16cex w16sdtdh w16sdtfl w16du wp14">
+  <w:p>
+    <w:pPr>
+      <w:pStyle w:val="Header"/>
+    </w:pPr>
+  </w:p>
+</w:hdr>
+</file>
+
+<file path=word/header3.xml><?xml version="1.0" encoding="utf-8"?>
+<w:hdr xmlns:wpc="http://schemas.microsoft.com/office/word/2010/wordprocessingCanvas" xmlns:cx="http://schemas.microsoft.com/office/drawing/2014/chartex" xmlns:cx1="http://schemas.microsoft.com/office/drawing/2015/9/8/chartex" xmlns:cx2="http://schemas.microsoft.com/office/drawing/2015/10/21/chartex" xmlns:cx3="http://schemas.microsoft.com/office/drawing/2016/5/9/chartex" xmlns:cx4="http://schemas.microsoft.com/office/drawing/2016/5/10/chartex" xmlns:cx5="http://schemas.microsoft.com/office/drawing/2016/5/11/chartex" xmlns:cx6="http://schemas.microsoft.com/office/drawing/2016/5/12/chartex" xmlns:cx7="http://schemas.microsoft.com/office/drawing/2016/5/13/chartex" xmlns:cx8="http://schemas.microsoft.com/office/drawing/2016/5/14/chartex" xmlns:mc="http://schemas.openxmlformats.org/markup-compatibility/2006" xmlns:aink="http://schemas.microsoft.com/office/drawing/2016/ink" xmlns:am3d="http://schemas.microsoft.com/office/drawing/2017/model3d" xmlns:o="urn:schemas-microsoft-com:office:office" xmlns:oel="http://schemas.microsoft.com/office/2019/extlst" xmlns:r="http://schemas.openxmlformats.org/officeDocument/2006/relationships" xmlns:m="http://schemas.openxmlformats.org/officeDocument/2006/math" xmlns:v="urn:schemas-microsoft-com:vml" xmlns:wp14="http://schemas.microsoft.com/office/word/2010/wordprocessingDrawing" xmlns:wp="http://schemas.openxmlformats.org/drawingml/2006/wordprocessingDrawing" xmlns:w10="urn:schemas-microsoft-com:office:word" xmlns:w="http://schemas.openxmlformats.org/wordprocessingml/2006/main" xmlns:w14="http://schemas.microsoft.com/office/word/2010/wordml" xmlns:w15="http://schemas.microsoft.com/office/word/2012/wordml" xmlns:w16cex="http://schemas.microsoft.com/office/word/2018/wordml/cex" xmlns:w16cid="http://schemas.microsoft.com/office/word/2016/wordml/cid" xmlns:w16="http://schemas.microsoft.com/office/word/2018/wordml" xmlns:w16du="http://schemas.microsoft.com/office/word/2023/wordml/word16du" xmlns:w16sdtdh="http://schemas.microsoft.com/office/word/2020/wordml/sdtdatahash" xmlns:w16sdtfl="http://schemas.microsoft.com/office/word/2024/wordml/sdtformatlock" xmlns:w16se="http://schemas.microsoft.com/office/word/2015/wordml/symex" xmlns:wpg="http://schemas.microsoft.com/office/word/2010/wordprocessingGroup" xmlns:wpi="http://schemas.microsoft.com/office/word/2010/wordprocessingInk" xmlns:wne="http://schemas.microsoft.com/office/word/2006/wordml" xmlns:wps="http://schemas.microsoft.com/office/word/2010/wordprocessingShape" mc:Ignorable="w14 w15 w16se w16cid w16 w16cex w16sdtdh w16sdtfl w16du wp14">
+  <w:p>
+    <w:pPr>
+      <w:pStyle w:val="Header"/>
+    </w:pPr>
+  </w:p>
+</w:hdr>
+</file>
+
 <file path=word/numbering.xml><?xml version="1.0" encoding="utf-8"?>
-<w:numbering xmlns:m="http://schemas.openxmlformats.org/officeDocument/2006/math" xmlns:mc="http://schemas.openxmlformats.org/markup-compatibility/2006" xmlns:o="urn:schemas-microsoft-com:office:office" xmlns:r="http://schemas.openxmlformats.org/officeDocument/2006/relationships" xmlns:v="urn:schemas-microsoft-com:vml" xmlns:w="http://schemas.openxmlformats.org/wordprocessingml/2006/main" xmlns:w10="urn:schemas-microsoft-com:office:word" xmlns:w14="http://schemas.microsoft.com/office/word/2010/wordml" xmlns:wne="http://schemas.microsoft.com/office/word/2006/wordml" xmlns:wp="http://schemas.openxmlformats.org/drawingml/2006/wordprocessingDrawing" xmlns:wp14="http://schemas.microsoft.com/office/word/2010/wordprocessingDrawing" xmlns:wpc="http://schemas.microsoft.com/office/word/2010/wordprocessingCanvas" xmlns:wpg="http://schemas.microsoft.com/office/word/2010/wordprocessingGroup" xmlns:wpi="http://schemas.microsoft.com/office/word/2010/wordprocessingInk" xmlns:wps="http://schemas.microsoft.com/office/word/2010/wordprocessingShape" mc:Ignorable="w14 wp14">
-  <w:abstractNum w:abstractNumId="0">
+<w:numbering xmlns:aink="http://schemas.microsoft.com/office/drawing/2016/ink" xmlns:am3d="http://schemas.microsoft.com/office/drawing/2017/model3d" xmlns:cx="http://schemas.microsoft.com/office/drawing/2014/chartex" xmlns:cx1="http://schemas.microsoft.com/office/drawing/2015/9/8/chartex" xmlns:cx2="http://schemas.microsoft.com/office/drawing/2015/10/21/chartex" xmlns:cx3="http://schemas.microsoft.com/office/drawing/2016/5/9/chartex" xmlns:cx4="http://schemas.microsoft.com/office/drawing/2016/5/10/chartex" xmlns:cx5="http://schemas.microsoft.com/office/drawing/2016/5/11/chartex" xmlns:cx6="http://schemas.microsoft.com/office/drawing/2016/5/12/chartex" xmlns:cx7="http://schemas.microsoft.com/office/drawing/2016/5/13/chartex" xmlns:cx8="http://schemas.microsoft.com/office/drawing/2016/5/14/chartex" xmlns:m="http://schemas.openxmlformats.org/officeDocument/2006/math" xmlns:mc="http://schemas.openxmlformats.org/markup-compatibility/2006" xmlns:o="urn:schemas-microsoft-com:office:office" xmlns:oel="http://schemas.microsoft.com/office/2019/extlst" xmlns:r="http://schemas.openxmlformats.org/officeDocument/2006/relationships" xmlns:v="urn:schemas-microsoft-com:vml" xmlns:w="http://schemas.openxmlformats.org/wordprocessingml/2006/main" xmlns:w10="urn:schemas-microsoft-com:office:word" xmlns:w14="http://schemas.microsoft.com/office/word/2010/wordml" xmlns:w15="http://schemas.microsoft.com/office/word/2012/wordml" xmlns:w16="http://schemas.microsoft.com/office/word/2018/wordml" xmlns:w16cex="http://schemas.microsoft.com/office/word/2018/wordml/cex" xmlns:w16cid="http://schemas.microsoft.com/office/word/2016/wordml/cid" xmlns:w16du="http://schemas.microsoft.com/office/word/2023/wordml/word16du" xmlns:w16sdtdh="http://schemas.microsoft.com/office/word/2020/wordml/sdtdatahash" xmlns:w16sdtfl="http://schemas.microsoft.com/office/word/2024/wordml/sdtformatlock" xmlns:w16se="http://schemas.microsoft.com/office/word/2015/wordml/symex" xmlns:wne="http://schemas.microsoft.com/office/word/2006/wordml" xmlns:wp="http://schemas.openxmlformats.org/drawingml/2006/wordprocessingDrawing" xmlns:wp14="http://schemas.microsoft.com/office/word/2010/wordprocessingDrawing" xmlns:wpc="http://schemas.microsoft.com/office/word/2010/wordprocessingCanvas" xmlns:wpg="http://schemas.microsoft.com/office/word/2010/wordprocessingGroup" xmlns:wpi="http://schemas.microsoft.com/office/word/2010/wordprocessingInk" xmlns:wps="http://schemas.microsoft.com/office/word/2010/wordprocessingShape" mc:Ignorable="w14 w15 w16se w16cid w16 w16cex w16sdtdh w16sdtfl w16du wp14">
+  <w:abstractNum w15:restartNumberingAfterBreak="0" w:abstractNumId="0">
     <w:nsid w:val="5BCE4232"/>
     <w:multiLevelType w:val="hybridMultilevel"/>
     <w:tmpl w:val="C14AE192"/>
@@ -1674,7 +1778,7 @@
       </w:rPr>
     </w:lvl>
   </w:abstractNum>
-  <w:num w:numId="1">
+  <w:num w16cid:durableId="101804748" w:numId="1">
     <w:abstractNumId w:val="0"/>
   </w:num>
   <w:num w:numId="1000">
@@ -1701,11 +1805,14 @@
   <w:num w:numId="1007">
     <w:abstractNumId w:val="991"/>
   </w:num>
+  <w:num w:numId="1008">
+    <w:abstractNumId w:val="991"/>
+  </w:num>
 </w:numbering>
 </file>
 
 <file path=word/styles.xml><?xml version="1.0" encoding="utf-8"?>
-<w:styles xmlns:mc="http://schemas.openxmlformats.org/markup-compatibility/2006" xmlns:r="http://schemas.openxmlformats.org/officeDocument/2006/relationships" xmlns:w="http://schemas.openxmlformats.org/wordprocessingml/2006/main" xmlns:w14="http://schemas.microsoft.com/office/word/2010/wordml" mc:Ignorable="w14">
+<w:styles xmlns:mc="http://schemas.openxmlformats.org/markup-compatibility/2006" xmlns:r="http://schemas.openxmlformats.org/officeDocument/2006/relationships" xmlns:w="http://schemas.openxmlformats.org/wordprocessingml/2006/main" xmlns:w14="http://schemas.microsoft.com/office/word/2010/wordml" xmlns:w15="http://schemas.microsoft.com/office/word/2012/wordml" xmlns:w16="http://schemas.microsoft.com/office/word/2018/wordml" xmlns:w16cex="http://schemas.microsoft.com/office/word/2018/wordml/cex" xmlns:w16cid="http://schemas.microsoft.com/office/word/2016/wordml/cid" xmlns:w16du="http://schemas.microsoft.com/office/word/2023/wordml/word16du" xmlns:w16sdtdh="http://schemas.microsoft.com/office/word/2020/wordml/sdtdatahash" xmlns:w16sdtfl="http://schemas.microsoft.com/office/word/2024/wordml/sdtformatlock" xmlns:w16se="http://schemas.microsoft.com/office/word/2015/wordml/symex" mc:Ignorable="w14 w15 w16se w16cid w16 w16cex w16sdtdh w16sdtfl w16du">
   <w:docDefaults>
     <w:rPrDefault>
       <w:rPr>
@@ -1721,144 +1828,383 @@
       </w:pPr>
     </w:pPrDefault>
   </w:docDefaults>
-  <w:latentStyles w:count="267" w:defLockedState="0" w:defQFormat="0" w:defSemiHidden="1" w:defUIPriority="99" w:defUnhideWhenUsed="1">
-    <w:lsdException w:name="Normal" w:qFormat="1" w:semiHidden="0" w:uiPriority="0" w:unhideWhenUsed="0"/>
-    <w:lsdException w:name="heading 1" w:qFormat="1" w:semiHidden="0" w:uiPriority="9" w:unhideWhenUsed="0"/>
-    <w:lsdException w:name="heading 2" w:qFormat="1" w:uiPriority="9"/>
-    <w:lsdException w:name="heading 3" w:qFormat="1" w:uiPriority="9"/>
-    <w:lsdException w:name="heading 4" w:qFormat="1" w:uiPriority="9"/>
-    <w:lsdException w:name="heading 5" w:qFormat="1" w:uiPriority="9"/>
-    <w:lsdException w:name="heading 6" w:qFormat="1" w:uiPriority="9"/>
-    <w:lsdException w:name="heading 7" w:qFormat="1" w:uiPriority="9"/>
-    <w:lsdException w:name="heading 8" w:qFormat="1" w:uiPriority="9"/>
-    <w:lsdException w:name="heading 9" w:qFormat="1" w:uiPriority="9"/>
-    <w:lsdException w:name="toc 1" w:uiPriority="39"/>
-    <w:lsdException w:name="toc 2" w:uiPriority="39"/>
-    <w:lsdException w:name="toc 3" w:uiPriority="39"/>
-    <w:lsdException w:name="toc 4" w:uiPriority="39"/>
-    <w:lsdException w:name="toc 5" w:uiPriority="39"/>
-    <w:lsdException w:name="toc 6" w:uiPriority="39"/>
-    <w:lsdException w:name="toc 7" w:uiPriority="39"/>
-    <w:lsdException w:name="toc 8" w:uiPriority="39"/>
-    <w:lsdException w:name="toc 9" w:uiPriority="39"/>
-    <w:lsdException w:name="caption" w:qFormat="1" w:uiPriority="35"/>
-    <w:lsdException w:name="Title" w:qFormat="1" w:semiHidden="0" w:uiPriority="10" w:unhideWhenUsed="0"/>
-    <w:lsdException w:name="Default Paragraph Font" w:uiPriority="1"/>
-    <w:lsdException w:name="Subtitle" w:qFormat="1" w:semiHidden="0" w:uiPriority="11" w:unhideWhenUsed="0"/>
-    <w:lsdException w:name="Strong" w:qFormat="1" w:semiHidden="0" w:uiPriority="22" w:unhideWhenUsed="0"/>
-    <w:lsdException w:name="Emphasis" w:qFormat="1" w:semiHidden="0" w:uiPriority="20" w:unhideWhenUsed="0"/>
-    <w:lsdException w:name="Table Grid" w:semiHidden="0" w:uiPriority="59" w:unhideWhenUsed="0"/>
-    <w:lsdException w:name="Placeholder Text" w:unhideWhenUsed="0"/>
-    <w:lsdException w:name="No Spacing" w:qFormat="1" w:semiHidden="0" w:uiPriority="1" w:unhideWhenUsed="0"/>
-    <w:lsdException w:name="Light Shading" w:semiHidden="0" w:uiPriority="60" w:unhideWhenUsed="0"/>
-    <w:lsdException w:name="Light List" w:semiHidden="0" w:uiPriority="61" w:unhideWhenUsed="0"/>
-    <w:lsdException w:name="Light Grid" w:semiHidden="0" w:uiPriority="62" w:unhideWhenUsed="0"/>
-    <w:lsdException w:name="Medium Shading 1" w:semiHidden="0" w:uiPriority="63" w:unhideWhenUsed="0"/>
-    <w:lsdException w:name="Medium Shading 2" w:semiHidden="0" w:uiPriority="64" w:unhideWhenUsed="0"/>
-    <w:lsdException w:name="Medium List 1" w:semiHidden="0" w:uiPriority="65" w:unhideWhenUsed="0"/>
-    <w:lsdException w:name="Medium List 2" w:semiHidden="0" w:uiPriority="66" w:unhideWhenUsed="0"/>
-    <w:lsdException w:name="Medium Grid 1" w:semiHidden="0" w:uiPriority="67" w:unhideWhenUsed="0"/>
-    <w:lsdException w:name="Medium Grid 2" w:semiHidden="0" w:uiPriority="68" w:unhideWhenUsed="0"/>
-    <w:lsdException w:name="Medium Grid 3" w:semiHidden="0" w:uiPriority="69" w:unhideWhenUsed="0"/>
-    <w:lsdException w:name="Dark List" w:semiHidden="0" w:uiPriority="70" w:unhideWhenUsed="0"/>
-    <w:lsdException w:name="Colorful Shading" w:semiHidden="0" w:uiPriority="71" w:unhideWhenUsed="0"/>
-    <w:lsdException w:name="Colorful List" w:semiHidden="0" w:uiPriority="72" w:unhideWhenUsed="0"/>
-    <w:lsdException w:name="Colorful Grid" w:semiHidden="0" w:uiPriority="73" w:unhideWhenUsed="0"/>
-    <w:lsdException w:name="Light Shading Accent 1" w:semiHidden="0" w:uiPriority="60" w:unhideWhenUsed="0"/>
-    <w:lsdException w:name="Light List Accent 1" w:semiHidden="0" w:uiPriority="61" w:unhideWhenUsed="0"/>
-    <w:lsdException w:name="Light Grid Accent 1" w:semiHidden="0" w:uiPriority="62" w:unhideWhenUsed="0"/>
-    <w:lsdException w:name="Medium Shading 1 Accent 1" w:semiHidden="0" w:uiPriority="63" w:unhideWhenUsed="0"/>
-    <w:lsdException w:name="Medium Shading 2 Accent 1" w:semiHidden="0" w:uiPriority="64" w:unhideWhenUsed="0"/>
-    <w:lsdException w:name="Medium List 1 Accent 1" w:semiHidden="0" w:uiPriority="65" w:unhideWhenUsed="0"/>
-    <w:lsdException w:name="Revision" w:unhideWhenUsed="0"/>
-    <w:lsdException w:name="List Paragraph" w:qFormat="1" w:semiHidden="0" w:uiPriority="34" w:unhideWhenUsed="0"/>
-    <w:lsdException w:name="Quote" w:qFormat="1" w:semiHidden="0" w:uiPriority="29" w:unhideWhenUsed="0"/>
-    <w:lsdException w:name="Intense Quote" w:qFormat="1" w:semiHidden="0" w:uiPriority="30" w:unhideWhenUsed="0"/>
-    <w:lsdException w:name="Medium List 2 Accent 1" w:semiHidden="0" w:uiPriority="66" w:unhideWhenUsed="0"/>
-    <w:lsdException w:name="Medium Grid 1 Accent 1" w:semiHidden="0" w:uiPriority="67" w:unhideWhenUsed="0"/>
-    <w:lsdException w:name="Medium Grid 2 Accent 1" w:semiHidden="0" w:uiPriority="68" w:unhideWhenUsed="0"/>
-    <w:lsdException w:name="Medium Grid 3 Accent 1" w:semiHidden="0" w:uiPriority="69" w:unhideWhenUsed="0"/>
-    <w:lsdException w:name="Dark List Accent 1" w:semiHidden="0" w:uiPriority="70" w:unhideWhenUsed="0"/>
-    <w:lsdException w:name="Colorful Shading Accent 1" w:semiHidden="0" w:uiPriority="71" w:unhideWhenUsed="0"/>
-    <w:lsdException w:name="Colorful List Accent 1" w:semiHidden="0" w:uiPriority="72" w:unhideWhenUsed="0"/>
-    <w:lsdException w:name="Colorful Grid Accent 1" w:semiHidden="0" w:uiPriority="73" w:unhideWhenUsed="0"/>
-    <w:lsdException w:name="Light Shading Accent 2" w:semiHidden="0" w:uiPriority="60" w:unhideWhenUsed="0"/>
-    <w:lsdException w:name="Light List Accent 2" w:semiHidden="0" w:uiPriority="61" w:unhideWhenUsed="0"/>
-    <w:lsdException w:name="Light Grid Accent 2" w:semiHidden="0" w:uiPriority="62" w:unhideWhenUsed="0"/>
-    <w:lsdException w:name="Medium Shading 1 Accent 2" w:semiHidden="0" w:uiPriority="63" w:unhideWhenUsed="0"/>
-    <w:lsdException w:name="Medium Shading 2 Accent 2" w:semiHidden="0" w:uiPriority="64" w:unhideWhenUsed="0"/>
-    <w:lsdException w:name="Medium List 1 Accent 2" w:semiHidden="0" w:uiPriority="65" w:unhideWhenUsed="0"/>
-    <w:lsdException w:name="Medium List 2 Accent 2" w:semiHidden="0" w:uiPriority="66" w:unhideWhenUsed="0"/>
-    <w:lsdException w:name="Medium Grid 1 Accent 2" w:semiHidden="0" w:uiPriority="67" w:unhideWhenUsed="0"/>
-    <w:lsdException w:name="Medium Grid 2 Accent 2" w:semiHidden="0" w:uiPriority="68" w:unhideWhenUsed="0"/>
-    <w:lsdException w:name="Medium Grid 3 Accent 2" w:semiHidden="0" w:uiPriority="69" w:unhideWhenUsed="0"/>
-    <w:lsdException w:name="Dark List Accent 2" w:semiHidden="0" w:uiPriority="70" w:unhideWhenUsed="0"/>
-    <w:lsdException w:name="Colorful Shading Accent 2" w:semiHidden="0" w:uiPriority="71" w:unhideWhenUsed="0"/>
-    <w:lsdException w:name="Colorful List Accent 2" w:semiHidden="0" w:uiPriority="72" w:unhideWhenUsed="0"/>
-    <w:lsdException w:name="Colorful Grid Accent 2" w:semiHidden="0" w:uiPriority="73" w:unhideWhenUsed="0"/>
-    <w:lsdException w:name="Light Shading Accent 3" w:semiHidden="0" w:uiPriority="60" w:unhideWhenUsed="0"/>
-    <w:lsdException w:name="Light List Accent 3" w:semiHidden="0" w:uiPriority="61" w:unhideWhenUsed="0"/>
-    <w:lsdException w:name="Light Grid Accent 3" w:semiHidden="0" w:uiPriority="62" w:unhideWhenUsed="0"/>
-    <w:lsdException w:name="Medium Shading 1 Accent 3" w:semiHidden="0" w:uiPriority="63" w:unhideWhenUsed="0"/>
-    <w:lsdException w:name="Medium Shading 2 Accent 3" w:semiHidden="0" w:uiPriority="64" w:unhideWhenUsed="0"/>
-    <w:lsdException w:name="Medium List 1 Accent 3" w:semiHidden="0" w:uiPriority="65" w:unhideWhenUsed="0"/>
-    <w:lsdException w:name="Medium List 2 Accent 3" w:semiHidden="0" w:uiPriority="66" w:unhideWhenUsed="0"/>
-    <w:lsdException w:name="Medium Grid 1 Accent 3" w:semiHidden="0" w:uiPriority="67" w:unhideWhenUsed="0"/>
-    <w:lsdException w:name="Medium Grid 2 Accent 3" w:semiHidden="0" w:uiPriority="68" w:unhideWhenUsed="0"/>
-    <w:lsdException w:name="Medium Grid 3 Accent 3" w:semiHidden="0" w:uiPriority="69" w:unhideWhenUsed="0"/>
-    <w:lsdException w:name="Dark List Accent 3" w:semiHidden="0" w:uiPriority="70" w:unhideWhenUsed="0"/>
-    <w:lsdException w:name="Colorful Shading Accent 3" w:semiHidden="0" w:uiPriority="71" w:unhideWhenUsed="0"/>
-    <w:lsdException w:name="Colorful List Accent 3" w:semiHidden="0" w:uiPriority="72" w:unhideWhenUsed="0"/>
-    <w:lsdException w:name="Colorful Grid Accent 3" w:semiHidden="0" w:uiPriority="73" w:unhideWhenUsed="0"/>
-    <w:lsdException w:name="Light Shading Accent 4" w:semiHidden="0" w:uiPriority="60" w:unhideWhenUsed="0"/>
-    <w:lsdException w:name="Light List Accent 4" w:semiHidden="0" w:uiPriority="61" w:unhideWhenUsed="0"/>
-    <w:lsdException w:name="Light Grid Accent 4" w:semiHidden="0" w:uiPriority="62" w:unhideWhenUsed="0"/>
-    <w:lsdException w:name="Medium Shading 1 Accent 4" w:semiHidden="0" w:uiPriority="63" w:unhideWhenUsed="0"/>
-    <w:lsdException w:name="Medium Shading 2 Accent 4" w:semiHidden="0" w:uiPriority="64" w:unhideWhenUsed="0"/>
-    <w:lsdException w:name="Medium List 1 Accent 4" w:semiHidden="0" w:uiPriority="65" w:unhideWhenUsed="0"/>
-    <w:lsdException w:name="Medium List 2 Accent 4" w:semiHidden="0" w:uiPriority="66" w:unhideWhenUsed="0"/>
-    <w:lsdException w:name="Medium Grid 1 Accent 4" w:semiHidden="0" w:uiPriority="67" w:unhideWhenUsed="0"/>
-    <w:lsdException w:name="Medium Grid 2 Accent 4" w:semiHidden="0" w:uiPriority="68" w:unhideWhenUsed="0"/>
-    <w:lsdException w:name="Medium Grid 3 Accent 4" w:semiHidden="0" w:uiPriority="69" w:unhideWhenUsed="0"/>
-    <w:lsdException w:name="Dark List Accent 4" w:semiHidden="0" w:uiPriority="70" w:unhideWhenUsed="0"/>
-    <w:lsdException w:name="Colorful Shading Accent 4" w:semiHidden="0" w:uiPriority="71" w:unhideWhenUsed="0"/>
-    <w:lsdException w:name="Colorful List Accent 4" w:semiHidden="0" w:uiPriority="72" w:unhideWhenUsed="0"/>
-    <w:lsdException w:name="Colorful Grid Accent 4" w:semiHidden="0" w:uiPriority="73" w:unhideWhenUsed="0"/>
-    <w:lsdException w:name="Light Shading Accent 5" w:semiHidden="0" w:uiPriority="60" w:unhideWhenUsed="0"/>
-    <w:lsdException w:name="Light List Accent 5" w:semiHidden="0" w:uiPriority="61" w:unhideWhenUsed="0"/>
-    <w:lsdException w:name="Light Grid Accent 5" w:semiHidden="0" w:uiPriority="62" w:unhideWhenUsed="0"/>
-    <w:lsdException w:name="Medium Shading 1 Accent 5" w:semiHidden="0" w:uiPriority="63" w:unhideWhenUsed="0"/>
-    <w:lsdException w:name="Medium Shading 2 Accent 5" w:semiHidden="0" w:uiPriority="64" w:unhideWhenUsed="0"/>
-    <w:lsdException w:name="Medium List 1 Accent 5" w:semiHidden="0" w:uiPriority="65" w:unhideWhenUsed="0"/>
-    <w:lsdException w:name="Medium List 2 Accent 5" w:semiHidden="0" w:uiPriority="66" w:unhideWhenUsed="0"/>
-    <w:lsdException w:name="Medium Grid 1 Accent 5" w:semiHidden="0" w:uiPriority="67" w:unhideWhenUsed="0"/>
-    <w:lsdException w:name="Medium Grid 2 Accent 5" w:semiHidden="0" w:uiPriority="68" w:unhideWhenUsed="0"/>
-    <w:lsdException w:name="Medium Grid 3 Accent 5" w:semiHidden="0" w:uiPriority="69" w:unhideWhenUsed="0"/>
-    <w:lsdException w:name="Dark List Accent 5" w:semiHidden="0" w:uiPriority="70" w:unhideWhenUsed="0"/>
-    <w:lsdException w:name="Colorful Shading Accent 5" w:semiHidden="0" w:uiPriority="71" w:unhideWhenUsed="0"/>
-    <w:lsdException w:name="Colorful List Accent 5" w:semiHidden="0" w:uiPriority="72" w:unhideWhenUsed="0"/>
-    <w:lsdException w:name="Colorful Grid Accent 5" w:semiHidden="0" w:uiPriority="73" w:unhideWhenUsed="0"/>
-    <w:lsdException w:name="Light Shading Accent 6" w:semiHidden="0" w:uiPriority="60" w:unhideWhenUsed="0"/>
-    <w:lsdException w:name="Light List Accent 6" w:semiHidden="0" w:uiPriority="61" w:unhideWhenUsed="0"/>
-    <w:lsdException w:name="Light Grid Accent 6" w:semiHidden="0" w:uiPriority="62" w:unhideWhenUsed="0"/>
-    <w:lsdException w:name="Medium Shading 1 Accent 6" w:semiHidden="0" w:uiPriority="63" w:unhideWhenUsed="0"/>
-    <w:lsdException w:name="Medium Shading 2 Accent 6" w:semiHidden="0" w:uiPriority="64" w:unhideWhenUsed="0"/>
-    <w:lsdException w:name="Medium List 1 Accent 6" w:semiHidden="0" w:uiPriority="65" w:unhideWhenUsed="0"/>
-    <w:lsdException w:name="Medium List 2 Accent 6" w:semiHidden="0" w:uiPriority="66" w:unhideWhenUsed="0"/>
-    <w:lsdException w:name="Medium Grid 1 Accent 6" w:semiHidden="0" w:uiPriority="67" w:unhideWhenUsed="0"/>
-    <w:lsdException w:name="Medium Grid 2 Accent 6" w:semiHidden="0" w:uiPriority="68" w:unhideWhenUsed="0"/>
-    <w:lsdException w:name="Medium Grid 3 Accent 6" w:semiHidden="0" w:uiPriority="69" w:unhideWhenUsed="0"/>
-    <w:lsdException w:name="Dark List Accent 6" w:semiHidden="0" w:uiPriority="70" w:unhideWhenUsed="0"/>
-    <w:lsdException w:name="Colorful Shading Accent 6" w:semiHidden="0" w:uiPriority="71" w:unhideWhenUsed="0"/>
-    <w:lsdException w:name="Colorful List Accent 6" w:semiHidden="0" w:uiPriority="72" w:unhideWhenUsed="0"/>
-    <w:lsdException w:name="Colorful Grid Accent 6" w:semiHidden="0" w:uiPriority="73" w:unhideWhenUsed="0"/>
-    <w:lsdException w:name="Subtle Emphasis" w:qFormat="1" w:semiHidden="0" w:uiPriority="19" w:unhideWhenUsed="0"/>
-    <w:lsdException w:name="Intense Emphasis" w:qFormat="1" w:semiHidden="0" w:uiPriority="21" w:unhideWhenUsed="0"/>
-    <w:lsdException w:name="Subtle Reference" w:qFormat="1" w:semiHidden="0" w:uiPriority="31" w:unhideWhenUsed="0"/>
-    <w:lsdException w:name="Intense Reference" w:qFormat="1" w:semiHidden="0" w:uiPriority="32" w:unhideWhenUsed="0"/>
-    <w:lsdException w:name="Book Title" w:qFormat="1" w:semiHidden="0" w:uiPriority="33" w:unhideWhenUsed="0"/>
-    <w:lsdException w:name="Bibliography" w:uiPriority="37"/>
-    <w:lsdException w:name="TOC Heading" w:qFormat="1" w:uiPriority="39"/>
+  <w:latentStyles w:count="376" w:defLockedState="0" w:defQFormat="0" w:defSemiHidden="0" w:defUIPriority="99" w:defUnhideWhenUsed="0">
+    <w:lsdException w:name="Normal" w:qFormat="1" w:uiPriority="0"/>
+    <w:lsdException w:name="heading 1" w:qFormat="1" w:uiPriority="9"/>
+    <w:lsdException w:name="heading 2" w:qFormat="1" w:semiHidden="1" w:uiPriority="9" w:unhideWhenUsed="1"/>
+    <w:lsdException w:name="heading 3" w:qFormat="1" w:semiHidden="1" w:uiPriority="9" w:unhideWhenUsed="1"/>
+    <w:lsdException w:name="heading 4" w:qFormat="1" w:semiHidden="1" w:uiPriority="9" w:unhideWhenUsed="1"/>
+    <w:lsdException w:name="heading 5" w:qFormat="1" w:semiHidden="1" w:uiPriority="9" w:unhideWhenUsed="1"/>
+    <w:lsdException w:name="heading 6" w:qFormat="1" w:semiHidden="1" w:uiPriority="9" w:unhideWhenUsed="1"/>
+    <w:lsdException w:name="heading 7" w:qFormat="1" w:semiHidden="1" w:uiPriority="9" w:unhideWhenUsed="1"/>
+    <w:lsdException w:name="heading 8" w:qFormat="1" w:semiHidden="1" w:uiPriority="9" w:unhideWhenUsed="1"/>
+    <w:lsdException w:name="heading 9" w:qFormat="1" w:semiHidden="1" w:uiPriority="9" w:unhideWhenUsed="1"/>
+    <w:lsdException w:name="index 1" w:semiHidden="1" w:unhideWhenUsed="1"/>
+    <w:lsdException w:name="index 2" w:semiHidden="1" w:unhideWhenUsed="1"/>
+    <w:lsdException w:name="index 3" w:semiHidden="1" w:unhideWhenUsed="1"/>
+    <w:lsdException w:name="index 4" w:semiHidden="1" w:unhideWhenUsed="1"/>
+    <w:lsdException w:name="index 5" w:semiHidden="1" w:unhideWhenUsed="1"/>
+    <w:lsdException w:name="index 6" w:semiHidden="1" w:unhideWhenUsed="1"/>
+    <w:lsdException w:name="index 7" w:semiHidden="1" w:unhideWhenUsed="1"/>
+    <w:lsdException w:name="index 8" w:semiHidden="1" w:unhideWhenUsed="1"/>
+    <w:lsdException w:name="index 9" w:semiHidden="1" w:unhideWhenUsed="1"/>
+    <w:lsdException w:name="toc 1" w:semiHidden="1" w:uiPriority="39" w:unhideWhenUsed="1"/>
+    <w:lsdException w:name="toc 2" w:semiHidden="1" w:uiPriority="39" w:unhideWhenUsed="1"/>
+    <w:lsdException w:name="toc 3" w:semiHidden="1" w:uiPriority="39" w:unhideWhenUsed="1"/>
+    <w:lsdException w:name="toc 4" w:semiHidden="1" w:uiPriority="39" w:unhideWhenUsed="1"/>
+    <w:lsdException w:name="toc 5" w:semiHidden="1" w:uiPriority="39" w:unhideWhenUsed="1"/>
+    <w:lsdException w:name="toc 6" w:semiHidden="1" w:uiPriority="39" w:unhideWhenUsed="1"/>
+    <w:lsdException w:name="toc 7" w:semiHidden="1" w:uiPriority="39" w:unhideWhenUsed="1"/>
+    <w:lsdException w:name="toc 8" w:semiHidden="1" w:uiPriority="39" w:unhideWhenUsed="1"/>
+    <w:lsdException w:name="toc 9" w:semiHidden="1" w:uiPriority="39" w:unhideWhenUsed="1"/>
+    <w:lsdException w:name="Normal Indent" w:semiHidden="1" w:unhideWhenUsed="1"/>
+    <w:lsdException w:name="footnote text" w:semiHidden="1" w:unhideWhenUsed="1"/>
+    <w:lsdException w:name="annotation text" w:semiHidden="1" w:unhideWhenUsed="1"/>
+    <w:lsdException w:name="header" w:semiHidden="1" w:unhideWhenUsed="1"/>
+    <w:lsdException w:name="footer" w:semiHidden="1" w:unhideWhenUsed="1"/>
+    <w:lsdException w:name="index heading" w:semiHidden="1" w:unhideWhenUsed="1"/>
+    <w:lsdException w:name="caption" w:qFormat="1" w:semiHidden="1" w:uiPriority="35" w:unhideWhenUsed="1"/>
+    <w:lsdException w:name="table of figures" w:semiHidden="1" w:unhideWhenUsed="1"/>
+    <w:lsdException w:name="envelope address" w:semiHidden="1" w:unhideWhenUsed="1"/>
+    <w:lsdException w:name="envelope return" w:semiHidden="1" w:unhideWhenUsed="1"/>
+    <w:lsdException w:name="footnote reference" w:semiHidden="1" w:unhideWhenUsed="1"/>
+    <w:lsdException w:name="annotation reference" w:semiHidden="1" w:unhideWhenUsed="1"/>
+    <w:lsdException w:name="line number" w:semiHidden="1" w:unhideWhenUsed="1"/>
+    <w:lsdException w:name="page number" w:semiHidden="1" w:unhideWhenUsed="1"/>
+    <w:lsdException w:name="endnote reference" w:semiHidden="1" w:unhideWhenUsed="1"/>
+    <w:lsdException w:name="endnote text" w:semiHidden="1" w:unhideWhenUsed="1"/>
+    <w:lsdException w:name="table of authorities" w:semiHidden="1" w:unhideWhenUsed="1"/>
+    <w:lsdException w:name="macro" w:semiHidden="1" w:unhideWhenUsed="1"/>
+    <w:lsdException w:name="toa heading" w:semiHidden="1" w:unhideWhenUsed="1"/>
+    <w:lsdException w:name="List" w:semiHidden="1" w:unhideWhenUsed="1"/>
+    <w:lsdException w:name="List Bullet" w:semiHidden="1" w:unhideWhenUsed="1"/>
+    <w:lsdException w:name="List Number" w:semiHidden="1" w:unhideWhenUsed="1"/>
+    <w:lsdException w:name="List 2" w:semiHidden="1" w:unhideWhenUsed="1"/>
+    <w:lsdException w:name="List 3" w:semiHidden="1" w:unhideWhenUsed="1"/>
+    <w:lsdException w:name="List 4" w:semiHidden="1" w:unhideWhenUsed="1"/>
+    <w:lsdException w:name="List 5" w:semiHidden="1" w:unhideWhenUsed="1"/>
+    <w:lsdException w:name="List Bullet 2" w:semiHidden="1" w:unhideWhenUsed="1"/>
+    <w:lsdException w:name="List Bullet 3" w:semiHidden="1" w:unhideWhenUsed="1"/>
+    <w:lsdException w:name="List Bullet 4" w:semiHidden="1" w:unhideWhenUsed="1"/>
+    <w:lsdException w:name="List Bullet 5" w:semiHidden="1" w:unhideWhenUsed="1"/>
+    <w:lsdException w:name="List Number 2" w:semiHidden="1" w:unhideWhenUsed="1"/>
+    <w:lsdException w:name="List Number 3" w:semiHidden="1" w:unhideWhenUsed="1"/>
+    <w:lsdException w:name="List Number 4" w:semiHidden="1" w:unhideWhenUsed="1"/>
+    <w:lsdException w:name="List Number 5" w:semiHidden="1" w:unhideWhenUsed="1"/>
+    <w:lsdException w:name="Title" w:qFormat="1" w:uiPriority="10"/>
+    <w:lsdException w:name="Closing" w:semiHidden="1" w:unhideWhenUsed="1"/>
+    <w:lsdException w:name="Signature" w:semiHidden="1" w:unhideWhenUsed="1"/>
+    <w:lsdException w:name="Default Paragraph Font" w:semiHidden="1" w:uiPriority="1" w:unhideWhenUsed="1"/>
+    <w:lsdException w:name="Body Text" w:semiHidden="1" w:unhideWhenUsed="1"/>
+    <w:lsdException w:name="Body Text Indent" w:semiHidden="1" w:unhideWhenUsed="1"/>
+    <w:lsdException w:name="List Continue" w:semiHidden="1" w:unhideWhenUsed="1"/>
+    <w:lsdException w:name="List Continue 2" w:semiHidden="1" w:unhideWhenUsed="1"/>
+    <w:lsdException w:name="List Continue 3" w:semiHidden="1" w:unhideWhenUsed="1"/>
+    <w:lsdException w:name="List Continue 4" w:semiHidden="1" w:unhideWhenUsed="1"/>
+    <w:lsdException w:name="List Continue 5" w:semiHidden="1" w:unhideWhenUsed="1"/>
+    <w:lsdException w:name="Message Header" w:semiHidden="1" w:unhideWhenUsed="1"/>
+    <w:lsdException w:name="Subtitle" w:qFormat="1" w:uiPriority="11"/>
+    <w:lsdException w:name="Salutation" w:semiHidden="1" w:unhideWhenUsed="1"/>
+    <w:lsdException w:name="Date" w:semiHidden="1" w:unhideWhenUsed="1"/>
+    <w:lsdException w:name="Body Text First Indent" w:semiHidden="1" w:unhideWhenUsed="1"/>
+    <w:lsdException w:name="Body Text First Indent 2" w:semiHidden="1" w:unhideWhenUsed="1"/>
+    <w:lsdException w:name="Note Heading" w:semiHidden="1" w:unhideWhenUsed="1"/>
+    <w:lsdException w:name="Body Text 2" w:semiHidden="1" w:unhideWhenUsed="1"/>
+    <w:lsdException w:name="Body Text 3" w:semiHidden="1" w:unhideWhenUsed="1"/>
+    <w:lsdException w:name="Body Text Indent 2" w:semiHidden="1" w:unhideWhenUsed="1"/>
+    <w:lsdException w:name="Body Text Indent 3" w:semiHidden="1" w:unhideWhenUsed="1"/>
+    <w:lsdException w:name="Block Text" w:semiHidden="1" w:unhideWhenUsed="1"/>
+    <w:lsdException w:name="Hyperlink" w:semiHidden="1" w:unhideWhenUsed="1"/>
+    <w:lsdException w:name="FollowedHyperlink" w:semiHidden="1" w:unhideWhenUsed="1"/>
+    <w:lsdException w:name="Strong" w:qFormat="1" w:uiPriority="22"/>
+    <w:lsdException w:name="Emphasis" w:qFormat="1" w:uiPriority="20"/>
+    <w:lsdException w:name="Document Map" w:semiHidden="1" w:unhideWhenUsed="1"/>
+    <w:lsdException w:name="Plain Text" w:semiHidden="1" w:unhideWhenUsed="1"/>
+    <w:lsdException w:name="E-mail Signature" w:semiHidden="1" w:unhideWhenUsed="1"/>
+    <w:lsdException w:name="HTML Top of Form" w:semiHidden="1" w:unhideWhenUsed="1"/>
+    <w:lsdException w:name="HTML Bottom of Form" w:semiHidden="1" w:unhideWhenUsed="1"/>
+    <w:lsdException w:name="Normal (Web)" w:semiHidden="1" w:unhideWhenUsed="1"/>
+    <w:lsdException w:name="HTML Acronym" w:semiHidden="1" w:unhideWhenUsed="1"/>
+    <w:lsdException w:name="HTML Address" w:semiHidden="1" w:unhideWhenUsed="1"/>
+    <w:lsdException w:name="HTML Cite" w:semiHidden="1" w:unhideWhenUsed="1"/>
+    <w:lsdException w:name="HTML Code" w:semiHidden="1" w:unhideWhenUsed="1"/>
+    <w:lsdException w:name="HTML Definition" w:semiHidden="1" w:unhideWhenUsed="1"/>
+    <w:lsdException w:name="HTML Keyboard" w:semiHidden="1" w:unhideWhenUsed="1"/>
+    <w:lsdException w:name="HTML Preformatted" w:semiHidden="1" w:unhideWhenUsed="1"/>
+    <w:lsdException w:name="HTML Sample" w:semiHidden="1" w:unhideWhenUsed="1"/>
+    <w:lsdException w:name="HTML Typewriter" w:semiHidden="1" w:unhideWhenUsed="1"/>
+    <w:lsdException w:name="HTML Variable" w:semiHidden="1" w:unhideWhenUsed="1"/>
+    <w:lsdException w:name="Normal Table" w:semiHidden="1" w:unhideWhenUsed="1"/>
+    <w:lsdException w:name="annotation subject" w:semiHidden="1" w:unhideWhenUsed="1"/>
+    <w:lsdException w:name="No List" w:semiHidden="1" w:unhideWhenUsed="1"/>
+    <w:lsdException w:name="Outline List 1" w:semiHidden="1" w:unhideWhenUsed="1"/>
+    <w:lsdException w:name="Outline List 2" w:semiHidden="1" w:unhideWhenUsed="1"/>
+    <w:lsdException w:name="Outline List 3" w:semiHidden="1" w:unhideWhenUsed="1"/>
+    <w:lsdException w:name="Table Simple 1" w:semiHidden="1" w:unhideWhenUsed="1"/>
+    <w:lsdException w:name="Table Simple 2" w:semiHidden="1" w:unhideWhenUsed="1"/>
+    <w:lsdException w:name="Table Simple 3" w:semiHidden="1" w:unhideWhenUsed="1"/>
+    <w:lsdException w:name="Table Classic 1" w:semiHidden="1" w:unhideWhenUsed="1"/>
+    <w:lsdException w:name="Table Classic 2" w:semiHidden="1" w:unhideWhenUsed="1"/>
+    <w:lsdException w:name="Table Classic 3" w:semiHidden="1" w:unhideWhenUsed="1"/>
+    <w:lsdException w:name="Table Classic 4" w:semiHidden="1" w:unhideWhenUsed="1"/>
+    <w:lsdException w:name="Table Colorful 1" w:semiHidden="1" w:unhideWhenUsed="1"/>
+    <w:lsdException w:name="Table Colorful 2" w:semiHidden="1" w:unhideWhenUsed="1"/>
+    <w:lsdException w:name="Table Colorful 3" w:semiHidden="1" w:unhideWhenUsed="1"/>
+    <w:lsdException w:name="Table Columns 1" w:semiHidden="1" w:unhideWhenUsed="1"/>
+    <w:lsdException w:name="Table Columns 2" w:semiHidden="1" w:unhideWhenUsed="1"/>
+    <w:lsdException w:name="Table Columns 3" w:semiHidden="1" w:unhideWhenUsed="1"/>
+    <w:lsdException w:name="Table Columns 4" w:semiHidden="1" w:unhideWhenUsed="1"/>
+    <w:lsdException w:name="Table Columns 5" w:semiHidden="1" w:unhideWhenUsed="1"/>
+    <w:lsdException w:name="Table Grid 1" w:semiHidden="1" w:unhideWhenUsed="1"/>
+    <w:lsdException w:name="Table Grid 2" w:semiHidden="1" w:unhideWhenUsed="1"/>
+    <w:lsdException w:name="Table Grid 3" w:semiHidden="1" w:unhideWhenUsed="1"/>
+    <w:lsdException w:name="Table Grid 4" w:semiHidden="1" w:unhideWhenUsed="1"/>
+    <w:lsdException w:name="Table Grid 5" w:semiHidden="1" w:unhideWhenUsed="1"/>
+    <w:lsdException w:name="Table Grid 6" w:semiHidden="1" w:unhideWhenUsed="1"/>
+    <w:lsdException w:name="Table Grid 7" w:semiHidden="1" w:unhideWhenUsed="1"/>
+    <w:lsdException w:name="Table Grid 8" w:semiHidden="1" w:unhideWhenUsed="1"/>
+    <w:lsdException w:name="Table List 1" w:semiHidden="1" w:unhideWhenUsed="1"/>
+    <w:lsdException w:name="Table List 2" w:semiHidden="1" w:unhideWhenUsed="1"/>
+    <w:lsdException w:name="Table List 3" w:semiHidden="1" w:unhideWhenUsed="1"/>
+    <w:lsdException w:name="Table List 4" w:semiHidden="1" w:unhideWhenUsed="1"/>
+    <w:lsdException w:name="Table List 5" w:semiHidden="1" w:unhideWhenUsed="1"/>
+    <w:lsdException w:name="Table List 6" w:semiHidden="1" w:unhideWhenUsed="1"/>
+    <w:lsdException w:name="Table List 7" w:semiHidden="1" w:unhideWhenUsed="1"/>
+    <w:lsdException w:name="Table List 8" w:semiHidden="1" w:unhideWhenUsed="1"/>
+    <w:lsdException w:name="Table 3D effects 1" w:semiHidden="1" w:unhideWhenUsed="1"/>
+    <w:lsdException w:name="Table 3D effects 2" w:semiHidden="1" w:unhideWhenUsed="1"/>
+    <w:lsdException w:name="Table 3D effects 3" w:semiHidden="1" w:unhideWhenUsed="1"/>
+    <w:lsdException w:name="Table Contemporary" w:semiHidden="1" w:unhideWhenUsed="1"/>
+    <w:lsdException w:name="Table Elegant" w:semiHidden="1" w:unhideWhenUsed="1"/>
+    <w:lsdException w:name="Table Professional" w:semiHidden="1" w:unhideWhenUsed="1"/>
+    <w:lsdException w:name="Table Subtle 1" w:semiHidden="1" w:unhideWhenUsed="1"/>
+    <w:lsdException w:name="Table Subtle 2" w:semiHidden="1" w:unhideWhenUsed="1"/>
+    <w:lsdException w:name="Table Web 1" w:semiHidden="1" w:unhideWhenUsed="1"/>
+    <w:lsdException w:name="Table Web 2" w:semiHidden="1" w:unhideWhenUsed="1"/>
+    <w:lsdException w:name="Table Web 3" w:semiHidden="1" w:unhideWhenUsed="1"/>
+    <w:lsdException w:name="Balloon Text" w:semiHidden="1" w:unhideWhenUsed="1"/>
+    <w:lsdException w:name="Table Grid" w:uiPriority="59"/>
+    <w:lsdException w:name="Table Theme" w:semiHidden="1" w:unhideWhenUsed="1"/>
+    <w:lsdException w:name="Placeholder Text" w:semiHidden="1"/>
+    <w:lsdException w:name="No Spacing" w:qFormat="1" w:uiPriority="1"/>
+    <w:lsdException w:name="Light Shading" w:uiPriority="60"/>
+    <w:lsdException w:name="Light List" w:uiPriority="61"/>
+    <w:lsdException w:name="Light Grid" w:uiPriority="62"/>
+    <w:lsdException w:name="Medium Shading 1" w:uiPriority="63"/>
+    <w:lsdException w:name="Medium Shading 2" w:uiPriority="64"/>
+    <w:lsdException w:name="Medium List 1" w:uiPriority="65"/>
+    <w:lsdException w:name="Medium List 2" w:uiPriority="66"/>
+    <w:lsdException w:name="Medium Grid 1" w:uiPriority="67"/>
+    <w:lsdException w:name="Medium Grid 2" w:uiPriority="68"/>
+    <w:lsdException w:name="Medium Grid 3" w:uiPriority="69"/>
+    <w:lsdException w:name="Dark List" w:uiPriority="70"/>
+    <w:lsdException w:name="Colorful Shading" w:uiPriority="71"/>
+    <w:lsdException w:name="Colorful List" w:uiPriority="72"/>
+    <w:lsdException w:name="Colorful Grid" w:uiPriority="73"/>
+    <w:lsdException w:name="Light Shading Accent 1" w:uiPriority="60"/>
+    <w:lsdException w:name="Light List Accent 1" w:uiPriority="61"/>
+    <w:lsdException w:name="Light Grid Accent 1" w:uiPriority="62"/>
+    <w:lsdException w:name="Medium Shading 1 Accent 1" w:uiPriority="63"/>
+    <w:lsdException w:name="Medium Shading 2 Accent 1" w:uiPriority="64"/>
+    <w:lsdException w:name="Medium List 1 Accent 1" w:uiPriority="65"/>
+    <w:lsdException w:name="Revision" w:semiHidden="1"/>
+    <w:lsdException w:name="List Paragraph" w:qFormat="1" w:uiPriority="34"/>
+    <w:lsdException w:name="Quote" w:qFormat="1" w:uiPriority="29"/>
+    <w:lsdException w:name="Intense Quote" w:qFormat="1" w:uiPriority="30"/>
+    <w:lsdException w:name="Medium List 2 Accent 1" w:uiPriority="66"/>
+    <w:lsdException w:name="Medium Grid 1 Accent 1" w:uiPriority="67"/>
+    <w:lsdException w:name="Medium Grid 2 Accent 1" w:uiPriority="68"/>
+    <w:lsdException w:name="Medium Grid 3 Accent 1" w:uiPriority="69"/>
+    <w:lsdException w:name="Dark List Accent 1" w:uiPriority="70"/>
+    <w:lsdException w:name="Colorful Shading Accent 1" w:uiPriority="71"/>
+    <w:lsdException w:name="Colorful List Accent 1" w:uiPriority="72"/>
+    <w:lsdException w:name="Colorful Grid Accent 1" w:uiPriority="73"/>
+    <w:lsdException w:name="Light Shading Accent 2" w:uiPriority="60"/>
+    <w:lsdException w:name="Light List Accent 2" w:uiPriority="61"/>
+    <w:lsdException w:name="Light Grid Accent 2" w:uiPriority="62"/>
+    <w:lsdException w:name="Medium Shading 1 Accent 2" w:uiPriority="63"/>
+    <w:lsdException w:name="Medium Shading 2 Accent 2" w:uiPriority="64"/>
+    <w:lsdException w:name="Medium List 1 Accent 2" w:uiPriority="65"/>
+    <w:lsdException w:name="Medium List 2 Accent 2" w:uiPriority="66"/>
+    <w:lsdException w:name="Medium Grid 1 Accent 2" w:uiPriority="67"/>
+    <w:lsdException w:name="Medium Grid 2 Accent 2" w:uiPriority="68"/>
+    <w:lsdException w:name="Medium Grid 3 Accent 2" w:uiPriority="69"/>
+    <w:lsdException w:name="Dark List Accent 2" w:uiPriority="70"/>
+    <w:lsdException w:name="Colorful Shading Accent 2" w:uiPriority="71"/>
+    <w:lsdException w:name="Colorful List Accent 2" w:uiPriority="72"/>
+    <w:lsdException w:name="Colorful Grid Accent 2" w:uiPriority="73"/>
+    <w:lsdException w:name="Light Shading Accent 3" w:uiPriority="60"/>
+    <w:lsdException w:name="Light List Accent 3" w:uiPriority="61"/>
+    <w:lsdException w:name="Light Grid Accent 3" w:uiPriority="62"/>
+    <w:lsdException w:name="Medium Shading 1 Accent 3" w:uiPriority="63"/>
+    <w:lsdException w:name="Medium Shading 2 Accent 3" w:uiPriority="64"/>
+    <w:lsdException w:name="Medium List 1 Accent 3" w:uiPriority="65"/>
+    <w:lsdException w:name="Medium List 2 Accent 3" w:uiPriority="66"/>
+    <w:lsdException w:name="Medium Grid 1 Accent 3" w:uiPriority="67"/>
+    <w:lsdException w:name="Medium Grid 2 Accent 3" w:uiPriority="68"/>
+    <w:lsdException w:name="Medium Grid 3 Accent 3" w:uiPriority="69"/>
+    <w:lsdException w:name="Dark List Accent 3" w:uiPriority="70"/>
+    <w:lsdException w:name="Colorful Shading Accent 3" w:uiPriority="71"/>
+    <w:lsdException w:name="Colorful List Accent 3" w:uiPriority="72"/>
+    <w:lsdException w:name="Colorful Grid Accent 3" w:uiPriority="73"/>
+    <w:lsdException w:name="Light Shading Accent 4" w:uiPriority="60"/>
+    <w:lsdException w:name="Light List Accent 4" w:uiPriority="61"/>
+    <w:lsdException w:name="Light Grid Accent 4" w:uiPriority="62"/>
+    <w:lsdException w:name="Medium Shading 1 Accent 4" w:uiPriority="63"/>
+    <w:lsdException w:name="Medium Shading 2 Accent 4" w:uiPriority="64"/>
+    <w:lsdException w:name="Medium List 1 Accent 4" w:uiPriority="65"/>
+    <w:lsdException w:name="Medium List 2 Accent 4" w:uiPriority="66"/>
+    <w:lsdException w:name="Medium Grid 1 Accent 4" w:uiPriority="67"/>
+    <w:lsdException w:name="Medium Grid 2 Accent 4" w:uiPriority="68"/>
+    <w:lsdException w:name="Medium Grid 3 Accent 4" w:uiPriority="69"/>
+    <w:lsdException w:name="Dark List Accent 4" w:uiPriority="70"/>
+    <w:lsdException w:name="Colorful Shading Accent 4" w:uiPriority="71"/>
+    <w:lsdException w:name="Colorful List Accent 4" w:uiPriority="72"/>
+    <w:lsdException w:name="Colorful Grid Accent 4" w:uiPriority="73"/>
+    <w:lsdException w:name="Light Shading Accent 5" w:uiPriority="60"/>
+    <w:lsdException w:name="Light List Accent 5" w:uiPriority="61"/>
+    <w:lsdException w:name="Light Grid Accent 5" w:uiPriority="62"/>
+    <w:lsdException w:name="Medium Shading 1 Accent 5" w:uiPriority="63"/>
+    <w:lsdException w:name="Medium Shading 2 Accent 5" w:uiPriority="64"/>
+    <w:lsdException w:name="Medium List 1 Accent 5" w:uiPriority="65"/>
+    <w:lsdException w:name="Medium List 2 Accent 5" w:uiPriority="66"/>
+    <w:lsdException w:name="Medium Grid 1 Accent 5" w:uiPriority="67"/>
+    <w:lsdException w:name="Medium Grid 2 Accent 5" w:uiPriority="68"/>
+    <w:lsdException w:name="Medium Grid 3 Accent 5" w:uiPriority="69"/>
+    <w:lsdException w:name="Dark List Accent 5" w:uiPriority="70"/>
+    <w:lsdException w:name="Colorful Shading Accent 5" w:uiPriority="71"/>
+    <w:lsdException w:name="Colorful List Accent 5" w:uiPriority="72"/>
+    <w:lsdException w:name="Colorful Grid Accent 5" w:uiPriority="73"/>
+    <w:lsdException w:name="Light Shading Accent 6" w:uiPriority="60"/>
+    <w:lsdException w:name="Light List Accent 6" w:uiPriority="61"/>
+    <w:lsdException w:name="Light Grid Accent 6" w:uiPriority="62"/>
+    <w:lsdException w:name="Medium Shading 1 Accent 6" w:uiPriority="63"/>
+    <w:lsdException w:name="Medium Shading 2 Accent 6" w:uiPriority="64"/>
+    <w:lsdException w:name="Medium List 1 Accent 6" w:uiPriority="65"/>
+    <w:lsdException w:name="Medium List 2 Accent 6" w:uiPriority="66"/>
+    <w:lsdException w:name="Medium Grid 1 Accent 6" w:uiPriority="67"/>
+    <w:lsdException w:name="Medium Grid 2 Accent 6" w:uiPriority="68"/>
+    <w:lsdException w:name="Medium Grid 3 Accent 6" w:uiPriority="69"/>
+    <w:lsdException w:name="Dark List Accent 6" w:uiPriority="70"/>
+    <w:lsdException w:name="Colorful Shading Accent 6" w:uiPriority="71"/>
+    <w:lsdException w:name="Colorful List Accent 6" w:uiPriority="72"/>
+    <w:lsdException w:name="Colorful Grid Accent 6" w:uiPriority="73"/>
+    <w:lsdException w:name="Subtle Emphasis" w:qFormat="1" w:uiPriority="19"/>
+    <w:lsdException w:name="Intense Emphasis" w:qFormat="1" w:uiPriority="21"/>
+    <w:lsdException w:name="Subtle Reference" w:qFormat="1" w:uiPriority="31"/>
+    <w:lsdException w:name="Intense Reference" w:qFormat="1" w:uiPriority="32"/>
+    <w:lsdException w:name="Book Title" w:qFormat="1" w:uiPriority="33"/>
+    <w:lsdException w:name="Bibliography" w:semiHidden="1" w:uiPriority="37" w:unhideWhenUsed="1"/>
+    <w:lsdException w:name="TOC Heading" w:qFormat="1" w:semiHidden="1" w:uiPriority="39" w:unhideWhenUsed="1"/>
+    <w:lsdException w:name="Plain Table 1" w:uiPriority="41"/>
+    <w:lsdException w:name="Plain Table 2" w:uiPriority="42"/>
+    <w:lsdException w:name="Plain Table 3" w:uiPriority="43"/>
+    <w:lsdException w:name="Plain Table 4" w:uiPriority="44"/>
+    <w:lsdException w:name="Plain Table 5" w:uiPriority="45"/>
+    <w:lsdException w:name="Grid Table Light" w:uiPriority="40"/>
+    <w:lsdException w:name="Grid Table 1 Light" w:uiPriority="46"/>
+    <w:lsdException w:name="Grid Table 2" w:uiPriority="47"/>
+    <w:lsdException w:name="Grid Table 3" w:uiPriority="48"/>
+    <w:lsdException w:name="Grid Table 4" w:uiPriority="49"/>
+    <w:lsdException w:name="Grid Table 5 Dark" w:uiPriority="50"/>
+    <w:lsdException w:name="Grid Table 6 Colorful" w:uiPriority="51"/>
+    <w:lsdException w:name="Grid Table 7 Colorful" w:uiPriority="52"/>
+    <w:lsdException w:name="Grid Table 1 Light Accent 1" w:uiPriority="46"/>
+    <w:lsdException w:name="Grid Table 2 Accent 1" w:uiPriority="47"/>
+    <w:lsdException w:name="Grid Table 3 Accent 1" w:uiPriority="48"/>
+    <w:lsdException w:name="Grid Table 4 Accent 1" w:uiPriority="49"/>
+    <w:lsdException w:name="Grid Table 5 Dark Accent 1" w:uiPriority="50"/>
+    <w:lsdException w:name="Grid Table 6 Colorful Accent 1" w:uiPriority="51"/>
+    <w:lsdException w:name="Grid Table 7 Colorful Accent 1" w:uiPriority="52"/>
+    <w:lsdException w:name="Grid Table 1 Light Accent 2" w:uiPriority="46"/>
+    <w:lsdException w:name="Grid Table 2 Accent 2" w:uiPriority="47"/>
+    <w:lsdException w:name="Grid Table 3 Accent 2" w:uiPriority="48"/>
+    <w:lsdException w:name="Grid Table 4 Accent 2" w:uiPriority="49"/>
+    <w:lsdException w:name="Grid Table 5 Dark Accent 2" w:uiPriority="50"/>
+    <w:lsdException w:name="Grid Table 6 Colorful Accent 2" w:uiPriority="51"/>
+    <w:lsdException w:name="Grid Table 7 Colorful Accent 2" w:uiPriority="52"/>
+    <w:lsdException w:name="Grid Table 1 Light Accent 3" w:uiPriority="46"/>
+    <w:lsdException w:name="Grid Table 2 Accent 3" w:uiPriority="47"/>
+    <w:lsdException w:name="Grid Table 3 Accent 3" w:uiPriority="48"/>
+    <w:lsdException w:name="Grid Table 4 Accent 3" w:uiPriority="49"/>
+    <w:lsdException w:name="Grid Table 5 Dark Accent 3" w:uiPriority="50"/>
+    <w:lsdException w:name="Grid Table 6 Colorful Accent 3" w:uiPriority="51"/>
+    <w:lsdException w:name="Grid Table 7 Colorful Accent 3" w:uiPriority="52"/>
+    <w:lsdException w:name="Grid Table 1 Light Accent 4" w:uiPriority="46"/>
+    <w:lsdException w:name="Grid Table 2 Accent 4" w:uiPriority="47"/>
+    <w:lsdException w:name="Grid Table 3 Accent 4" w:uiPriority="48"/>
+    <w:lsdException w:name="Grid Table 4 Accent 4" w:uiPriority="49"/>
+    <w:lsdException w:name="Grid Table 5 Dark Accent 4" w:uiPriority="50"/>
+    <w:lsdException w:name="Grid Table 6 Colorful Accent 4" w:uiPriority="51"/>
+    <w:lsdException w:name="Grid Table 7 Colorful Accent 4" w:uiPriority="52"/>
+    <w:lsdException w:name="Grid Table 1 Light Accent 5" w:uiPriority="46"/>
+    <w:lsdException w:name="Grid Table 2 Accent 5" w:uiPriority="47"/>
+    <w:lsdException w:name="Grid Table 3 Accent 5" w:uiPriority="48"/>
+    <w:lsdException w:name="Grid Table 4 Accent 5" w:uiPriority="49"/>
+    <w:lsdException w:name="Grid Table 5 Dark Accent 5" w:uiPriority="50"/>
+    <w:lsdException w:name="Grid Table 6 Colorful Accent 5" w:uiPriority="51"/>
+    <w:lsdException w:name="Grid Table 7 Colorful Accent 5" w:uiPriority="52"/>
+    <w:lsdException w:name="Grid Table 1 Light Accent 6" w:uiPriority="46"/>
+    <w:lsdException w:name="Grid Table 2 Accent 6" w:uiPriority="47"/>
+    <w:lsdException w:name="Grid Table 3 Accent 6" w:uiPriority="48"/>
+    <w:lsdException w:name="Grid Table 4 Accent 6" w:uiPriority="49"/>
+    <w:lsdException w:name="Grid Table 5 Dark Accent 6" w:uiPriority="50"/>
+    <w:lsdException w:name="Grid Table 6 Colorful Accent 6" w:uiPriority="51"/>
+    <w:lsdException w:name="Grid Table 7 Colorful Accent 6" w:uiPriority="52"/>
+    <w:lsdException w:name="List Table 1 Light" w:uiPriority="46"/>
+    <w:lsdException w:name="List Table 2" w:uiPriority="47"/>
+    <w:lsdException w:name="List Table 3" w:uiPriority="48"/>
+    <w:lsdException w:name="List Table 4" w:uiPriority="49"/>
+    <w:lsdException w:name="List Table 5 Dark" w:uiPriority="50"/>
+    <w:lsdException w:name="List Table 6 Colorful" w:uiPriority="51"/>
+    <w:lsdException w:name="List Table 7 Colorful" w:uiPriority="52"/>
+    <w:lsdException w:name="List Table 1 Light Accent 1" w:uiPriority="46"/>
+    <w:lsdException w:name="List Table 2 Accent 1" w:uiPriority="47"/>
+    <w:lsdException w:name="List Table 3 Accent 1" w:uiPriority="48"/>
+    <w:lsdException w:name="List Table 4 Accent 1" w:uiPriority="49"/>
+    <w:lsdException w:name="List Table 5 Dark Accent 1" w:uiPriority="50"/>
+    <w:lsdException w:name="List Table 6 Colorful Accent 1" w:uiPriority="51"/>
+    <w:lsdException w:name="List Table 7 Colorful Accent 1" w:uiPriority="52"/>
+    <w:lsdException w:name="List Table 1 Light Accent 2" w:uiPriority="46"/>
+    <w:lsdException w:name="List Table 2 Accent 2" w:uiPriority="47"/>
+    <w:lsdException w:name="List Table 3 Accent 2" w:uiPriority="48"/>
+    <w:lsdException w:name="List Table 4 Accent 2" w:uiPriority="49"/>
+    <w:lsdException w:name="List Table 5 Dark Accent 2" w:uiPriority="50"/>
+    <w:lsdException w:name="List Table 6 Colorful Accent 2" w:uiPriority="51"/>
+    <w:lsdException w:name="List Table 7 Colorful Accent 2" w:uiPriority="52"/>
+    <w:lsdException w:name="List Table 1 Light Accent 3" w:uiPriority="46"/>
+    <w:lsdException w:name="List Table 2 Accent 3" w:uiPriority="47"/>
+    <w:lsdException w:name="List Table 3 Accent 3" w:uiPriority="48"/>
+    <w:lsdException w:name="List Table 4 Accent 3" w:uiPriority="49"/>
+    <w:lsdException w:name="List Table 5 Dark Accent 3" w:uiPriority="50"/>
+    <w:lsdException w:name="List Table 6 Colorful Accent 3" w:uiPriority="51"/>
+    <w:lsdException w:name="List Table 7 Colorful Accent 3" w:uiPriority="52"/>
+    <w:lsdException w:name="List Table 1 Light Accent 4" w:uiPriority="46"/>
+    <w:lsdException w:name="List Table 2 Accent 4" w:uiPriority="47"/>
+    <w:lsdException w:name="List Table 3 Accent 4" w:uiPriority="48"/>
+    <w:lsdException w:name="List Table 4 Accent 4" w:uiPriority="49"/>
+    <w:lsdException w:name="List Table 5 Dark Accent 4" w:uiPriority="50"/>
+    <w:lsdException w:name="List Table 6 Colorful Accent 4" w:uiPriority="51"/>
+    <w:lsdException w:name="List Table 7 Colorful Accent 4" w:uiPriority="52"/>
+    <w:lsdException w:name="List Table 1 Light Accent 5" w:uiPriority="46"/>
+    <w:lsdException w:name="List Table 2 Accent 5" w:uiPriority="47"/>
+    <w:lsdException w:name="List Table 3 Accent 5" w:uiPriority="48"/>
+    <w:lsdException w:name="List Table 4 Accent 5" w:uiPriority="49"/>
+    <w:lsdException w:name="List Table 5 Dark Accent 5" w:uiPriority="50"/>
+    <w:lsdException w:name="List Table 6 Colorful Accent 5" w:uiPriority="51"/>
+    <w:lsdException w:name="List Table 7 Colorful Accent 5" w:uiPriority="52"/>
+    <w:lsdException w:name="List Table 1 Light Accent 6" w:uiPriority="46"/>
+    <w:lsdException w:name="List Table 2 Accent 6" w:uiPriority="47"/>
+    <w:lsdException w:name="List Table 3 Accent 6" w:uiPriority="48"/>
+    <w:lsdException w:name="List Table 4 Accent 6" w:uiPriority="49"/>
+    <w:lsdException w:name="List Table 5 Dark Accent 6" w:uiPriority="50"/>
+    <w:lsdException w:name="List Table 6 Colorful Accent 6" w:uiPriority="51"/>
+    <w:lsdException w:name="List Table 7 Colorful Accent 6" w:uiPriority="52"/>
+    <w:lsdException w:name="Mention" w:semiHidden="1" w:unhideWhenUsed="1"/>
+    <w:lsdException w:name="Smart Hyperlink" w:semiHidden="1" w:unhideWhenUsed="1"/>
+    <w:lsdException w:name="Hashtag" w:semiHidden="1" w:unhideWhenUsed="1"/>
+    <w:lsdException w:name="Unresolved Mention" w:semiHidden="1" w:unhideWhenUsed="1"/>
+    <w:lsdException w:name="Smart Link" w:semiHidden="1" w:unhideWhenUsed="1"/>
   </w:latentStyles>
   <w:style w:default="1" w:styleId="Normal" w:type="paragraph">
     <w:name w:val="Normal"/>
